--- a/TESI.docx
+++ b/TESI.docx
@@ -2,1162 +2,5451 @@
 <file path=word/document.xml><?xml version="1.0" encoding="utf-8"?>
 <w:document xmlns:wpc="http://schemas.microsoft.com/office/word/2010/wordprocessingCanvas" xmlns:cx="http://schemas.microsoft.com/office/drawing/2014/chartex" xmlns:cx1="http://schemas.microsoft.com/office/drawing/2015/9/8/chartex" xmlns:cx2="http://schemas.microsoft.com/office/drawing/2015/10/21/chartex" xmlns:cx3="http://schemas.microsoft.com/office/drawing/2016/5/9/chartex" xmlns:cx4="http://schemas.microsoft.com/office/drawing/2016/5/10/chartex" xmlns:cx5="http://schemas.microsoft.com/office/drawing/2016/5/11/chartex" xmlns:cx6="http://schemas.microsoft.com/office/drawing/2016/5/12/chartex" xmlns:cx7="http://schemas.microsoft.com/office/drawing/2016/5/13/chartex" xmlns:cx8="http://schemas.microsoft.com/office/drawing/2016/5/14/chartex" xmlns:mc="http://schemas.openxmlformats.org/markup-compatibility/2006" xmlns:aink="http://schemas.microsoft.com/office/drawing/2016/ink" xmlns:am3d="http://schemas.microsoft.com/office/drawing/2017/model3d" xmlns:o="urn:schemas-microsoft-com:office:office" xmlns:oel="http://schemas.microsoft.com/office/2019/extlst" xmlns:r="http://schemas.openxmlformats.org/officeDocument/2006/relationships" xmlns:m="http://schemas.openxmlformats.org/officeDocument/2006/math" xmlns:v="urn:schemas-microsoft-com:vml" xmlns:wp14="http://schemas.microsoft.com/office/word/2010/wordprocessingDrawing" xmlns:wp="http://schemas.openxmlformats.org/drawingml/2006/wordprocessingDrawing" xmlns:w10="urn:schemas-microsoft-com:office:word" xmlns:w="http://schemas.openxmlformats.org/wordprocessingml/2006/main" xmlns:w14="http://schemas.microsoft.com/office/word/2010/wordml" xmlns:w15="http://schemas.microsoft.com/office/word/2012/wordml" xmlns:w16cex="http://schemas.microsoft.com/office/word/2018/wordml/cex" xmlns:w16cid="http://schemas.microsoft.com/office/word/2016/wordml/cid" xmlns:w16="http://schemas.microsoft.com/office/word/2018/wordml" xmlns:w16du="http://schemas.microsoft.com/office/word/2023/wordml/word16du" xmlns:w16sdtdh="http://schemas.microsoft.com/office/word/2020/wordml/sdtdatahash" xmlns:w16sdtfl="http://schemas.microsoft.com/office/word/2024/wordml/sdtformatlock" xmlns:w16se="http://schemas.microsoft.com/office/word/2015/wordml/symex" xmlns:wpg="http://schemas.microsoft.com/office/word/2010/wordprocessingGroup" xmlns:wpi="http://schemas.microsoft.com/office/word/2010/wordprocessingInk" xmlns:wne="http://schemas.microsoft.com/office/word/2006/wordml" xmlns:wps="http://schemas.microsoft.com/office/word/2010/wordprocessingShape" mc:Ignorable="w14 w15 w16se w16cid w16 w16cex w16sdtdh w16sdtfl w16du wp14">
   <w:body>
-    <w:sdt>
-      <w:sdtPr>
-        <w:rPr>
-          <w:rFonts w:ascii="Times New Roman" w:hAnsi="Times New Roman" w:cs="Times New Roman"/>
-          <w:color w:val="auto"/>
+    <w:p>
+      <w:pPr>
+        <w:pStyle w:val="Sommario1"/>
+      </w:pPr>
+    </w:p>
+    <w:p>
+      <w:pPr>
+        <w:pStyle w:val="Sommario1"/>
+      </w:pPr>
+    </w:p>
+    <w:p>
+      <w:pPr>
+        <w:jc w:val="center"/>
+        <w:rPr>
+          <w:rFonts w:cs="Times New Roman"/>
+          <w:b/>
+          <w:bCs/>
+          <w:sz w:val="36"/>
+          <w:szCs w:val="36"/>
+        </w:rPr>
+      </w:pPr>
+      <w:r>
+        <w:rPr>
+          <w:rFonts w:cs="Times New Roman"/>
+          <w:b/>
+          <w:bCs/>
+          <w:sz w:val="36"/>
+          <w:szCs w:val="36"/>
+        </w:rPr>
+        <w:t>Progettazione e realizzazione del Controllo Automatico per la Gestione Climatica di una Serra</w:t>
+      </w:r>
+    </w:p>
+    <w:p>
+      <w:pPr>
+        <w:pStyle w:val="Sommario1"/>
+      </w:pPr>
+    </w:p>
+    <w:p>
+      <w:pPr>
+        <w:pStyle w:val="Sommario1"/>
+      </w:pPr>
+    </w:p>
+    <w:p>
+      <w:pPr>
+        <w:pStyle w:val="Sommario1"/>
+      </w:pPr>
+    </w:p>
+    <w:p>
+      <w:pPr>
+        <w:pStyle w:val="Sommario1"/>
+      </w:pPr>
+    </w:p>
+    <w:p>
+      <w:pPr>
+        <w:pStyle w:val="Sommario1"/>
+      </w:pPr>
+    </w:p>
+    <w:p>
+      <w:pPr>
+        <w:pStyle w:val="Sommario1"/>
+      </w:pPr>
+    </w:p>
+    <w:p>
+      <w:pPr>
+        <w:pStyle w:val="Sommario1"/>
+      </w:pPr>
+    </w:p>
+    <w:p>
+      <w:pPr>
+        <w:pStyle w:val="Sommario1"/>
+      </w:pPr>
+    </w:p>
+    <w:p>
+      <w:pPr>
+        <w:pStyle w:val="Sommario1"/>
+      </w:pPr>
+    </w:p>
+    <w:p>
+      <w:pPr>
+        <w:pStyle w:val="Sommario1"/>
+      </w:pPr>
+    </w:p>
+    <w:p>
+      <w:pPr>
+        <w:pStyle w:val="Sommario1"/>
+      </w:pPr>
+    </w:p>
+    <w:p>
+      <w:pPr>
+        <w:pStyle w:val="Sommario1"/>
+      </w:pPr>
+    </w:p>
+    <w:p>
+      <w:pPr>
+        <w:pStyle w:val="Sommario1"/>
+      </w:pPr>
+    </w:p>
+    <w:p>
+      <w:pPr>
+        <w:pStyle w:val="Sommario1"/>
+      </w:pPr>
+    </w:p>
+    <w:p/>
+    <w:p/>
+    <w:p>
+      <w:pPr>
+        <w:pStyle w:val="Sommario1"/>
+      </w:pPr>
+    </w:p>
+    <w:p>
+      <w:pPr>
+        <w:pStyle w:val="Sommario1"/>
+      </w:pPr>
+    </w:p>
+    <w:p>
+      <w:pPr>
+        <w:pStyle w:val="Sommario1"/>
+      </w:pPr>
+    </w:p>
+    <w:p>
+      <w:pPr>
+        <w:pStyle w:val="Capitolo"/>
+        <w:rPr>
+          <w:sz w:val="48"/>
+          <w:szCs w:val="52"/>
+        </w:rPr>
+      </w:pPr>
+      <w:r>
+        <w:rPr>
+          <w:sz w:val="48"/>
+          <w:szCs w:val="52"/>
+        </w:rPr>
+        <w:lastRenderedPageBreak/>
+        <w:t>Abstract</w:t>
+      </w:r>
+    </w:p>
+    <w:p>
+      <w:pPr>
+        <w:pStyle w:val="Titolo1"/>
+      </w:pPr>
+    </w:p>
+    <w:p>
+      <w:r>
+        <w:t>Negli ultimi anni, l'automazione e l'agricoltura di precisione hanno assunto un ruolo sempre più centrale per l'ottimizzazione delle risorse e il controllo degli ambienti di coltivazione. In questo contesto si inserisce il presente lavoro di tesi, che si pone come obiettivo la progettazione e la realizzazione di un sistema hardware e software custom per il controllo climatico automatizzato di una serra.</w:t>
+      </w:r>
+    </w:p>
+    <w:p>
+      <w:r>
+        <w:t xml:space="preserve">Il dispositivo sviluppato è in grado di monitorare costantemente parametri ambientali fondamentali, quali temperatura e umidità, attraverso un'apposita rete di sensori. I dati acquisiti vengono elaborati dalla logica di controllo integrata nella scheda (PCB) che, in base a soglie climatiche prestabilite, comanda fisicamente gli attuatori responsabili dell'apertura e chiusura delle finestre, garantendo così una termoregolazione autonoma e ottimale dell'ambiente. Il sistema è inoltre dotato di un'Interfaccia Uomo-Macchina (HMI) implementata tramite un display </w:t>
+      </w:r>
+      <w:proofErr w:type="spellStart"/>
+      <w:r>
+        <w:t>Nextion</w:t>
+      </w:r>
+      <w:proofErr w:type="spellEnd"/>
+      <w:r>
+        <w:t>, che consente all'utente di monitorare visivamente lo stato della serra e interagire con il sistema in tempo reale.</w:t>
+      </w:r>
+    </w:p>
+    <w:p>
+      <w:r>
+        <w:t>L'elaborato seguirà una struttura progressiva. Si partirà con una panoramica del contesto applicativo e un'attenta analisi per la scelta dei componenti hardware ottimali per il progetto. Successivamente, verrà illustrata nel dettaglio la fase di progettazione elettronica, passando dalla stesura degli schemi circuitali allo sbroglio per la realizzazione fisica della Printed Circuit Board (PCB). Un capitolo sarà dedicato allo sviluppo del firmware, analizzando la logica di acquisizione dati, il pilotaggio degli attuatori e la gestione della comunicazione seriale con il display grafico.</w:t>
+      </w:r>
+    </w:p>
+    <w:p>
+      <w:r>
+        <w:t>Nella fase conclusiva, oltre all'assemblaggio fisico del prototipo, verranno esposti i test di collaudo effettuati per validare l'affidabilità, la prontezza di risposta e le performance generali del sistema realizzato, offrendo infine spunti per possibili sviluppi futuri.</w:t>
+      </w:r>
+    </w:p>
+    <w:p/>
+    <w:p>
+      <w:pPr>
+        <w:rPr>
+          <w:rFonts w:cs="Times New Roman"/>
+          <w:b/>
+          <w:bCs/>
+          <w:sz w:val="32"/>
+          <w:szCs w:val="32"/>
+        </w:rPr>
+      </w:pPr>
+    </w:p>
+    <w:p>
+      <w:pPr>
+        <w:rPr>
+          <w:rFonts w:cs="Times New Roman"/>
+          <w:b/>
+          <w:bCs/>
           <w:sz w:val="48"/>
           <w:szCs w:val="48"/>
         </w:rPr>
-        <w:id w:val="-1691674734"/>
-        <w:docPartObj>
-          <w:docPartGallery w:val="Table of Contents"/>
-          <w:docPartUnique/>
-        </w:docPartObj>
-      </w:sdtPr>
-      <w:sdtEndPr>
-        <w:rPr>
-          <w:rFonts w:asciiTheme="minorHAnsi" w:eastAsiaTheme="minorHAnsi" w:hAnsiTheme="minorHAnsi" w:cstheme="minorBidi"/>
-          <w:b/>
-          <w:bCs/>
-          <w:kern w:val="2"/>
-          <w:sz w:val="22"/>
+      </w:pPr>
+      <w:r>
+        <w:rPr>
+          <w:rFonts w:cs="Times New Roman"/>
+          <w:b/>
+          <w:bCs/>
+          <w:sz w:val="48"/>
+          <w:szCs w:val="48"/>
+        </w:rPr>
+        <w:lastRenderedPageBreak/>
+        <w:t>Indice</w:t>
+      </w:r>
+    </w:p>
+    <w:p>
+      <w:pPr>
+        <w:rPr>
+          <w:sz w:val="12"/>
+          <w:szCs w:val="12"/>
+        </w:rPr>
+      </w:pPr>
+    </w:p>
+    <w:p>
+      <w:pPr>
+        <w:pStyle w:val="Sommario1"/>
+        <w:rPr>
+          <w:rStyle w:val="Collegamentoipertestuale"/>
+          <w:noProof/>
+        </w:rPr>
+      </w:pPr>
+      <w:r>
+        <w:fldChar w:fldCharType="begin"/>
+      </w:r>
+      <w:r>
+        <w:instrText xml:space="preserve"> TOC \o "1-3" \h \z \u </w:instrText>
+      </w:r>
+      <w:r>
+        <w:fldChar w:fldCharType="separate"/>
+      </w:r>
+      <w:hyperlink w:anchor="_Toc224037351" w:history="1">
+        <w:r>
+          <w:rPr>
+            <w:rStyle w:val="Collegamentoipertestuale"/>
+            <w:noProof/>
+          </w:rPr>
+          <w:t>1   Introduzione</w:t>
+        </w:r>
+        <w:r>
+          <w:rPr>
+            <w:rStyle w:val="Collegamentoipertestuale"/>
+            <w:noProof/>
+          </w:rPr>
+          <w:t xml:space="preserve">              </w:t>
+        </w:r>
+        <w:r>
+          <w:rPr>
+            <w:rStyle w:val="Collegamentoipertestuale"/>
+            <w:noProof/>
+          </w:rPr>
+          <w:t xml:space="preserve">         </w:t>
+        </w:r>
+        <w:r>
+          <w:rPr>
+            <w:rStyle w:val="Collegamentoipertestuale"/>
+            <w:noProof/>
+          </w:rPr>
+          <w:t xml:space="preserve">                                    </w:t>
+        </w:r>
+        <w:r>
+          <w:rPr>
+            <w:rStyle w:val="Collegamentoipertestuale"/>
+            <w:noProof/>
+            <w:sz w:val="32"/>
+            <w:szCs w:val="32"/>
+          </w:rPr>
+          <w:t xml:space="preserve"> </w:t>
+        </w:r>
+        <w:r>
+          <w:rPr>
+            <w:rStyle w:val="Collegamentoipertestuale"/>
+            <w:noProof/>
+          </w:rPr>
+          <w:t xml:space="preserve">                 </w:t>
+        </w:r>
+        <w:r>
+          <w:rPr>
+            <w:rStyle w:val="Collegamentoipertestuale"/>
+            <w:noProof/>
+          </w:rPr>
+          <w:t xml:space="preserve"> </w:t>
+        </w:r>
+        <w:r>
+          <w:rPr>
+            <w:rStyle w:val="Collegamentoipertestuale"/>
+            <w:noProof/>
+          </w:rPr>
+          <w:t xml:space="preserve">                                               </w:t>
+        </w:r>
+        <w:r>
+          <w:rPr>
+            <w:noProof/>
+            <w:webHidden/>
+          </w:rPr>
+          <w:fldChar w:fldCharType="begin"/>
+        </w:r>
+        <w:r>
+          <w:rPr>
+            <w:noProof/>
+            <w:webHidden/>
+          </w:rPr>
+          <w:instrText xml:space="preserve"> PAGEREF _Toc224037351 \h </w:instrText>
+        </w:r>
+        <w:r>
+          <w:rPr>
+            <w:noProof/>
+            <w:webHidden/>
+          </w:rPr>
+        </w:r>
+        <w:r>
+          <w:rPr>
+            <w:noProof/>
+            <w:webHidden/>
+          </w:rPr>
+          <w:fldChar w:fldCharType="separate"/>
+        </w:r>
+        <w:r>
+          <w:rPr>
+            <w:noProof/>
+            <w:webHidden/>
+          </w:rPr>
+          <w:t>2</w:t>
+        </w:r>
+        <w:r>
+          <w:rPr>
+            <w:noProof/>
+            <w:webHidden/>
+          </w:rPr>
+          <w:fldChar w:fldCharType="end"/>
+        </w:r>
+      </w:hyperlink>
+    </w:p>
+    <w:p>
+      <w:pPr>
+        <w:rPr>
+          <w:sz w:val="12"/>
+          <w:szCs w:val="12"/>
+        </w:rPr>
+      </w:pPr>
+    </w:p>
+    <w:p>
+      <w:pPr>
+        <w:pStyle w:val="Sommario1"/>
+        <w:rPr>
+          <w:rFonts w:asciiTheme="minorHAnsi" w:eastAsiaTheme="minorEastAsia" w:hAnsiTheme="minorHAnsi"/>
+          <w:noProof/>
+          <w:szCs w:val="24"/>
+          <w:lang w:eastAsia="it-IT"/>
+        </w:rPr>
+      </w:pPr>
+      <w:hyperlink w:anchor="_Toc224037352" w:history="1">
+        <w:r>
+          <w:rPr>
+            <w:rStyle w:val="Collegamentoipertestuale"/>
+            <w:noProof/>
+          </w:rPr>
+          <w:t>2   Obiettivi di progetto</w:t>
+        </w:r>
+        <w:r>
+          <w:rPr>
+            <w:rStyle w:val="Collegamentoipertestuale"/>
+            <w:noProof/>
+          </w:rPr>
+          <w:t xml:space="preserve">                 </w:t>
+        </w:r>
+        <w:r>
+          <w:rPr>
+            <w:rStyle w:val="Collegamentoipertestuale"/>
+            <w:noProof/>
+          </w:rPr>
+          <w:t xml:space="preserve">  </w:t>
+        </w:r>
+        <w:r>
+          <w:rPr>
+            <w:rStyle w:val="Collegamentoipertestuale"/>
+            <w:noProof/>
+          </w:rPr>
+          <w:t xml:space="preserve">                           </w:t>
+        </w:r>
+        <w:r>
+          <w:rPr>
+            <w:rStyle w:val="Collegamentoipertestuale"/>
+            <w:noProof/>
+            <w:sz w:val="28"/>
+            <w:szCs w:val="28"/>
+          </w:rPr>
+          <w:t xml:space="preserve"> </w:t>
+        </w:r>
+        <w:r>
+          <w:rPr>
+            <w:rStyle w:val="Collegamentoipertestuale"/>
+            <w:noProof/>
+          </w:rPr>
+          <w:t xml:space="preserve">          </w:t>
+        </w:r>
+        <w:r>
+          <w:rPr>
+            <w:rStyle w:val="Collegamentoipertestuale"/>
+            <w:noProof/>
+            <w:sz w:val="32"/>
+            <w:szCs w:val="32"/>
+          </w:rPr>
+          <w:t xml:space="preserve"> </w:t>
+        </w:r>
+        <w:r>
+          <w:rPr>
+            <w:rStyle w:val="Collegamentoipertestuale"/>
+            <w:noProof/>
+          </w:rPr>
+          <w:t xml:space="preserve">                                                      </w:t>
+        </w:r>
+        <w:r>
+          <w:rPr>
+            <w:noProof/>
+            <w:webHidden/>
+          </w:rPr>
+          <w:fldChar w:fldCharType="begin"/>
+        </w:r>
+        <w:r>
+          <w:rPr>
+            <w:noProof/>
+            <w:webHidden/>
+          </w:rPr>
+          <w:instrText xml:space="preserve"> PAGEREF _Toc224037352 \h </w:instrText>
+        </w:r>
+        <w:r>
+          <w:rPr>
+            <w:noProof/>
+            <w:webHidden/>
+          </w:rPr>
+        </w:r>
+        <w:r>
+          <w:rPr>
+            <w:noProof/>
+            <w:webHidden/>
+          </w:rPr>
+          <w:fldChar w:fldCharType="separate"/>
+        </w:r>
+        <w:r>
+          <w:rPr>
+            <w:noProof/>
+            <w:webHidden/>
+          </w:rPr>
+          <w:t>2</w:t>
+        </w:r>
+        <w:r>
+          <w:rPr>
+            <w:noProof/>
+            <w:webHidden/>
+          </w:rPr>
+          <w:fldChar w:fldCharType="end"/>
+        </w:r>
+      </w:hyperlink>
+    </w:p>
+    <w:p>
+      <w:pPr>
+        <w:pStyle w:val="Sommario2"/>
+        <w:tabs>
+          <w:tab w:val="right" w:leader="dot" w:pos="9628"/>
+        </w:tabs>
+        <w:rPr>
+          <w:rFonts w:asciiTheme="minorHAnsi" w:eastAsiaTheme="minorEastAsia" w:hAnsiTheme="minorHAnsi"/>
+          <w:noProof/>
+          <w:szCs w:val="24"/>
+          <w:lang w:eastAsia="it-IT"/>
+        </w:rPr>
+      </w:pPr>
+      <w:hyperlink w:anchor="_Toc224037353" w:history="1">
+        <w:r>
+          <w:rPr>
+            <w:rStyle w:val="Collegamentoipertestuale"/>
+            <w:noProof/>
+          </w:rPr>
+          <w:t>2.1 Contesto applicativo</w:t>
+        </w:r>
+        <w:r>
+          <w:rPr>
+            <w:noProof/>
+            <w:webHidden/>
+          </w:rPr>
+          <w:tab/>
+        </w:r>
+        <w:r>
+          <w:rPr>
+            <w:noProof/>
+            <w:webHidden/>
+          </w:rPr>
+          <w:fldChar w:fldCharType="begin"/>
+        </w:r>
+        <w:r>
+          <w:rPr>
+            <w:noProof/>
+            <w:webHidden/>
+          </w:rPr>
+          <w:instrText xml:space="preserve"> PAGEREF _Toc224037353 \h </w:instrText>
+        </w:r>
+        <w:r>
+          <w:rPr>
+            <w:noProof/>
+            <w:webHidden/>
+          </w:rPr>
+        </w:r>
+        <w:r>
+          <w:rPr>
+            <w:noProof/>
+            <w:webHidden/>
+          </w:rPr>
+          <w:fldChar w:fldCharType="separate"/>
+        </w:r>
+        <w:r>
+          <w:rPr>
+            <w:noProof/>
+            <w:webHidden/>
+          </w:rPr>
+          <w:t>2</w:t>
+        </w:r>
+        <w:r>
+          <w:rPr>
+            <w:noProof/>
+            <w:webHidden/>
+          </w:rPr>
+          <w:fldChar w:fldCharType="end"/>
+        </w:r>
+      </w:hyperlink>
+    </w:p>
+    <w:p>
+      <w:pPr>
+        <w:pStyle w:val="Sommario2"/>
+        <w:tabs>
+          <w:tab w:val="right" w:leader="dot" w:pos="9628"/>
+        </w:tabs>
+        <w:rPr>
+          <w:rFonts w:asciiTheme="minorHAnsi" w:eastAsiaTheme="minorEastAsia" w:hAnsiTheme="minorHAnsi"/>
+          <w:noProof/>
+          <w:szCs w:val="24"/>
+          <w:lang w:eastAsia="it-IT"/>
+        </w:rPr>
+      </w:pPr>
+      <w:hyperlink w:anchor="_Toc224037354" w:history="1">
+        <w:r>
+          <w:rPr>
+            <w:rStyle w:val="Collegamentoipertestuale"/>
+            <w:noProof/>
+          </w:rPr>
+          <w:t>2.2 Scopo del progetto</w:t>
+        </w:r>
+        <w:r>
+          <w:rPr>
+            <w:noProof/>
+            <w:webHidden/>
+          </w:rPr>
+          <w:tab/>
+        </w:r>
+        <w:r>
+          <w:rPr>
+            <w:noProof/>
+            <w:webHidden/>
+          </w:rPr>
+          <w:fldChar w:fldCharType="begin"/>
+        </w:r>
+        <w:r>
+          <w:rPr>
+            <w:noProof/>
+            <w:webHidden/>
+          </w:rPr>
+          <w:instrText xml:space="preserve"> PAGEREF _Toc224037354 \h </w:instrText>
+        </w:r>
+        <w:r>
+          <w:rPr>
+            <w:noProof/>
+            <w:webHidden/>
+          </w:rPr>
+        </w:r>
+        <w:r>
+          <w:rPr>
+            <w:noProof/>
+            <w:webHidden/>
+          </w:rPr>
+          <w:fldChar w:fldCharType="separate"/>
+        </w:r>
+        <w:r>
+          <w:rPr>
+            <w:noProof/>
+            <w:webHidden/>
+          </w:rPr>
+          <w:t>2</w:t>
+        </w:r>
+        <w:r>
+          <w:rPr>
+            <w:noProof/>
+            <w:webHidden/>
+          </w:rPr>
+          <w:fldChar w:fldCharType="end"/>
+        </w:r>
+      </w:hyperlink>
+    </w:p>
+    <w:p>
+      <w:pPr>
+        <w:pStyle w:val="Sommario2"/>
+        <w:tabs>
+          <w:tab w:val="right" w:leader="dot" w:pos="9628"/>
+        </w:tabs>
+        <w:rPr>
+          <w:rStyle w:val="Collegamentoipertestuale"/>
+          <w:noProof/>
+        </w:rPr>
+      </w:pPr>
+      <w:hyperlink w:anchor="_Toc224037355" w:history="1">
+        <w:r>
+          <w:rPr>
+            <w:rStyle w:val="Collegamentoipertestuale"/>
+            <w:noProof/>
+          </w:rPr>
+          <w:t>2.3 Schema a blocchi del sistema</w:t>
+        </w:r>
+        <w:r>
+          <w:rPr>
+            <w:noProof/>
+            <w:webHidden/>
+          </w:rPr>
+          <w:tab/>
+        </w:r>
+        <w:r>
+          <w:rPr>
+            <w:noProof/>
+            <w:webHidden/>
+          </w:rPr>
+          <w:fldChar w:fldCharType="begin"/>
+        </w:r>
+        <w:r>
+          <w:rPr>
+            <w:noProof/>
+            <w:webHidden/>
+          </w:rPr>
+          <w:instrText xml:space="preserve"> PAGEREF _Toc224037355 \h </w:instrText>
+        </w:r>
+        <w:r>
+          <w:rPr>
+            <w:noProof/>
+            <w:webHidden/>
+          </w:rPr>
+        </w:r>
+        <w:r>
+          <w:rPr>
+            <w:noProof/>
+            <w:webHidden/>
+          </w:rPr>
+          <w:fldChar w:fldCharType="separate"/>
+        </w:r>
+        <w:r>
+          <w:rPr>
+            <w:noProof/>
+            <w:webHidden/>
+          </w:rPr>
+          <w:t>2</w:t>
+        </w:r>
+        <w:r>
+          <w:rPr>
+            <w:noProof/>
+            <w:webHidden/>
+          </w:rPr>
+          <w:fldChar w:fldCharType="end"/>
+        </w:r>
+      </w:hyperlink>
+    </w:p>
+    <w:p>
+      <w:pPr>
+        <w:rPr>
+          <w:sz w:val="12"/>
+          <w:szCs w:val="12"/>
+        </w:rPr>
+      </w:pPr>
+    </w:p>
+    <w:p>
+      <w:pPr>
+        <w:pStyle w:val="Sommario1"/>
+        <w:rPr>
+          <w:rFonts w:asciiTheme="minorHAnsi" w:eastAsiaTheme="minorEastAsia" w:hAnsiTheme="minorHAnsi"/>
+          <w:noProof/>
+          <w:szCs w:val="24"/>
+          <w:lang w:eastAsia="it-IT"/>
+        </w:rPr>
+      </w:pPr>
+      <w:hyperlink w:anchor="_Toc224037356" w:history="1">
+        <w:r>
+          <w:rPr>
+            <w:rStyle w:val="Collegamentoipertestuale"/>
+            <w:bCs/>
+            <w:noProof/>
+          </w:rPr>
+          <w:t xml:space="preserve">3   </w:t>
+        </w:r>
+        <w:r>
+          <w:rPr>
+            <w:rStyle w:val="Collegamentoipertestuale"/>
+            <w:noProof/>
+          </w:rPr>
+          <w:t>Scelta dell’hardware e dei componenti</w:t>
+        </w:r>
+        <w:r>
+          <w:rPr>
+            <w:noProof/>
+            <w:webHidden/>
+          </w:rPr>
+          <w:t xml:space="preserve">                      </w:t>
+        </w:r>
+        <w:r>
+          <w:rPr>
+            <w:noProof/>
+            <w:webHidden/>
+          </w:rPr>
+          <w:t xml:space="preserve"> </w:t>
+        </w:r>
+        <w:r>
+          <w:rPr>
+            <w:noProof/>
+            <w:webHidden/>
+          </w:rPr>
+          <w:t xml:space="preserve">               </w:t>
+        </w:r>
+        <w:r>
+          <w:rPr>
+            <w:noProof/>
+            <w:webHidden/>
+            <w:sz w:val="32"/>
+            <w:szCs w:val="32"/>
+          </w:rPr>
+          <w:t xml:space="preserve"> </w:t>
+        </w:r>
+        <w:r>
+          <w:rPr>
+            <w:noProof/>
+            <w:webHidden/>
+          </w:rPr>
+          <w:t xml:space="preserve">                                         </w:t>
+        </w:r>
+        <w:r>
+          <w:rPr>
+            <w:noProof/>
+            <w:webHidden/>
+            <w:sz w:val="40"/>
+            <w:szCs w:val="40"/>
+          </w:rPr>
+          <w:t xml:space="preserve"> </w:t>
+        </w:r>
+        <w:r>
+          <w:rPr>
+            <w:noProof/>
+            <w:webHidden/>
+          </w:rPr>
+          <w:fldChar w:fldCharType="begin"/>
+        </w:r>
+        <w:r>
+          <w:rPr>
+            <w:noProof/>
+            <w:webHidden/>
+          </w:rPr>
+          <w:instrText xml:space="preserve"> PAGEREF _Toc224037356 \h </w:instrText>
+        </w:r>
+        <w:r>
+          <w:rPr>
+            <w:noProof/>
+            <w:webHidden/>
+          </w:rPr>
+        </w:r>
+        <w:r>
+          <w:rPr>
+            <w:noProof/>
+            <w:webHidden/>
+          </w:rPr>
+          <w:fldChar w:fldCharType="separate"/>
+        </w:r>
+        <w:r>
+          <w:rPr>
+            <w:noProof/>
+            <w:webHidden/>
+          </w:rPr>
+          <w:t>2</w:t>
+        </w:r>
+        <w:r>
+          <w:rPr>
+            <w:noProof/>
+            <w:webHidden/>
+          </w:rPr>
+          <w:fldChar w:fldCharType="end"/>
+        </w:r>
+      </w:hyperlink>
+    </w:p>
+    <w:p>
+      <w:pPr>
+        <w:pStyle w:val="Sommario2"/>
+        <w:tabs>
+          <w:tab w:val="right" w:leader="dot" w:pos="9628"/>
+        </w:tabs>
+        <w:rPr>
+          <w:rFonts w:asciiTheme="minorHAnsi" w:eastAsiaTheme="minorEastAsia" w:hAnsiTheme="minorHAnsi"/>
+          <w:noProof/>
+          <w:szCs w:val="24"/>
+          <w:lang w:eastAsia="it-IT"/>
+        </w:rPr>
+      </w:pPr>
+      <w:hyperlink w:anchor="_Toc224037357" w:history="1">
+        <w:r>
+          <w:rPr>
+            <w:rStyle w:val="Collegamentoipertestuale"/>
+            <w:noProof/>
+          </w:rPr>
+          <w:t>3.1 Microcontrollore</w:t>
+        </w:r>
+        <w:r>
+          <w:rPr>
+            <w:noProof/>
+            <w:webHidden/>
+          </w:rPr>
+          <w:tab/>
+        </w:r>
+        <w:r>
+          <w:rPr>
+            <w:noProof/>
+            <w:webHidden/>
+          </w:rPr>
+          <w:fldChar w:fldCharType="begin"/>
+        </w:r>
+        <w:r>
+          <w:rPr>
+            <w:noProof/>
+            <w:webHidden/>
+          </w:rPr>
+          <w:instrText xml:space="preserve"> PAGEREF _Toc224037357 \h </w:instrText>
+        </w:r>
+        <w:r>
+          <w:rPr>
+            <w:noProof/>
+            <w:webHidden/>
+          </w:rPr>
+        </w:r>
+        <w:r>
+          <w:rPr>
+            <w:noProof/>
+            <w:webHidden/>
+          </w:rPr>
+          <w:fldChar w:fldCharType="separate"/>
+        </w:r>
+        <w:r>
+          <w:rPr>
+            <w:noProof/>
+            <w:webHidden/>
+          </w:rPr>
+          <w:t>2</w:t>
+        </w:r>
+        <w:r>
+          <w:rPr>
+            <w:noProof/>
+            <w:webHidden/>
+          </w:rPr>
+          <w:fldChar w:fldCharType="end"/>
+        </w:r>
+      </w:hyperlink>
+    </w:p>
+    <w:p>
+      <w:pPr>
+        <w:pStyle w:val="Sommario2"/>
+        <w:tabs>
+          <w:tab w:val="right" w:leader="dot" w:pos="9628"/>
+        </w:tabs>
+        <w:rPr>
+          <w:rFonts w:asciiTheme="minorHAnsi" w:eastAsiaTheme="minorEastAsia" w:hAnsiTheme="minorHAnsi"/>
+          <w:noProof/>
+          <w:szCs w:val="24"/>
+          <w:lang w:eastAsia="it-IT"/>
+        </w:rPr>
+      </w:pPr>
+      <w:hyperlink w:anchor="_Toc224037358" w:history="1">
+        <w:r>
+          <w:rPr>
+            <w:rStyle w:val="Collegamentoipertestuale"/>
+            <w:noProof/>
+          </w:rPr>
+          <w:t>3.2 Sensori</w:t>
+        </w:r>
+        <w:r>
+          <w:rPr>
+            <w:noProof/>
+            <w:webHidden/>
+          </w:rPr>
+          <w:tab/>
+        </w:r>
+        <w:r>
+          <w:rPr>
+            <w:noProof/>
+            <w:webHidden/>
+          </w:rPr>
+          <w:fldChar w:fldCharType="begin"/>
+        </w:r>
+        <w:r>
+          <w:rPr>
+            <w:noProof/>
+            <w:webHidden/>
+          </w:rPr>
+          <w:instrText xml:space="preserve"> PAGEREF _Toc224037358 \h </w:instrText>
+        </w:r>
+        <w:r>
+          <w:rPr>
+            <w:noProof/>
+            <w:webHidden/>
+          </w:rPr>
+        </w:r>
+        <w:r>
+          <w:rPr>
+            <w:noProof/>
+            <w:webHidden/>
+          </w:rPr>
+          <w:fldChar w:fldCharType="separate"/>
+        </w:r>
+        <w:r>
+          <w:rPr>
+            <w:noProof/>
+            <w:webHidden/>
+          </w:rPr>
+          <w:t>2</w:t>
+        </w:r>
+        <w:r>
+          <w:rPr>
+            <w:noProof/>
+            <w:webHidden/>
+          </w:rPr>
+          <w:fldChar w:fldCharType="end"/>
+        </w:r>
+      </w:hyperlink>
+    </w:p>
+    <w:p>
+      <w:pPr>
+        <w:pStyle w:val="Sommario2"/>
+        <w:tabs>
+          <w:tab w:val="right" w:leader="dot" w:pos="9628"/>
+        </w:tabs>
+        <w:rPr>
+          <w:rFonts w:asciiTheme="minorHAnsi" w:eastAsiaTheme="minorEastAsia" w:hAnsiTheme="minorHAnsi"/>
+          <w:noProof/>
+          <w:szCs w:val="24"/>
+          <w:lang w:eastAsia="it-IT"/>
+        </w:rPr>
+      </w:pPr>
+      <w:hyperlink w:anchor="_Toc224037359" w:history="1">
+        <w:r>
+          <w:rPr>
+            <w:rStyle w:val="Collegamentoipertestuale"/>
+            <w:noProof/>
+          </w:rPr>
+          <w:t>3.3 Display Nextion</w:t>
+        </w:r>
+        <w:r>
+          <w:rPr>
+            <w:noProof/>
+            <w:webHidden/>
+          </w:rPr>
+          <w:tab/>
+        </w:r>
+        <w:r>
+          <w:rPr>
+            <w:noProof/>
+            <w:webHidden/>
+          </w:rPr>
+          <w:fldChar w:fldCharType="begin"/>
+        </w:r>
+        <w:r>
+          <w:rPr>
+            <w:noProof/>
+            <w:webHidden/>
+          </w:rPr>
+          <w:instrText xml:space="preserve"> PAGEREF _Toc224037359 \h </w:instrText>
+        </w:r>
+        <w:r>
+          <w:rPr>
+            <w:noProof/>
+            <w:webHidden/>
+          </w:rPr>
+        </w:r>
+        <w:r>
+          <w:rPr>
+            <w:noProof/>
+            <w:webHidden/>
+          </w:rPr>
+          <w:fldChar w:fldCharType="separate"/>
+        </w:r>
+        <w:r>
+          <w:rPr>
+            <w:noProof/>
+            <w:webHidden/>
+          </w:rPr>
+          <w:t>2</w:t>
+        </w:r>
+        <w:r>
+          <w:rPr>
+            <w:noProof/>
+            <w:webHidden/>
+          </w:rPr>
+          <w:fldChar w:fldCharType="end"/>
+        </w:r>
+      </w:hyperlink>
+    </w:p>
+    <w:p>
+      <w:pPr>
+        <w:pStyle w:val="Sommario2"/>
+        <w:tabs>
+          <w:tab w:val="right" w:leader="dot" w:pos="9628"/>
+        </w:tabs>
+        <w:rPr>
+          <w:rFonts w:asciiTheme="minorHAnsi" w:eastAsiaTheme="minorEastAsia" w:hAnsiTheme="minorHAnsi"/>
+          <w:noProof/>
+          <w:szCs w:val="24"/>
+          <w:lang w:eastAsia="it-IT"/>
+        </w:rPr>
+      </w:pPr>
+      <w:hyperlink w:anchor="_Toc224037360" w:history="1">
+        <w:r>
+          <w:rPr>
+            <w:rStyle w:val="Collegamentoipertestuale"/>
+            <w:noProof/>
+          </w:rPr>
+          <w:t>3.4 Sezione di potenza e attuatori</w:t>
+        </w:r>
+        <w:r>
+          <w:rPr>
+            <w:noProof/>
+            <w:webHidden/>
+          </w:rPr>
+          <w:tab/>
+        </w:r>
+        <w:r>
+          <w:rPr>
+            <w:noProof/>
+            <w:webHidden/>
+          </w:rPr>
+          <w:fldChar w:fldCharType="begin"/>
+        </w:r>
+        <w:r>
+          <w:rPr>
+            <w:noProof/>
+            <w:webHidden/>
+          </w:rPr>
+          <w:instrText xml:space="preserve"> PAGEREF _Toc224037360 \h </w:instrText>
+        </w:r>
+        <w:r>
+          <w:rPr>
+            <w:noProof/>
+            <w:webHidden/>
+          </w:rPr>
+        </w:r>
+        <w:r>
+          <w:rPr>
+            <w:noProof/>
+            <w:webHidden/>
+          </w:rPr>
+          <w:fldChar w:fldCharType="separate"/>
+        </w:r>
+        <w:r>
+          <w:rPr>
+            <w:noProof/>
+            <w:webHidden/>
+          </w:rPr>
+          <w:t>2</w:t>
+        </w:r>
+        <w:r>
+          <w:rPr>
+            <w:noProof/>
+            <w:webHidden/>
+          </w:rPr>
+          <w:fldChar w:fldCharType="end"/>
+        </w:r>
+      </w:hyperlink>
+    </w:p>
+    <w:p>
+      <w:pPr>
+        <w:pStyle w:val="Sommario2"/>
+        <w:tabs>
+          <w:tab w:val="right" w:leader="dot" w:pos="9628"/>
+        </w:tabs>
+        <w:rPr>
+          <w:rStyle w:val="Collegamentoipertestuale"/>
+          <w:noProof/>
+        </w:rPr>
+      </w:pPr>
+      <w:hyperlink w:anchor="_Toc224037361" w:history="1">
+        <w:r>
+          <w:rPr>
+            <w:rStyle w:val="Collegamentoipertestuale"/>
+            <w:noProof/>
+          </w:rPr>
+          <w:t>3.5 Alimentazione</w:t>
+        </w:r>
+        <w:r>
+          <w:rPr>
+            <w:noProof/>
+            <w:webHidden/>
+          </w:rPr>
+          <w:tab/>
+        </w:r>
+        <w:r>
+          <w:rPr>
+            <w:noProof/>
+            <w:webHidden/>
+          </w:rPr>
+          <w:fldChar w:fldCharType="begin"/>
+        </w:r>
+        <w:r>
+          <w:rPr>
+            <w:noProof/>
+            <w:webHidden/>
+          </w:rPr>
+          <w:instrText xml:space="preserve"> PAGEREF _Toc224037361 \h </w:instrText>
+        </w:r>
+        <w:r>
+          <w:rPr>
+            <w:noProof/>
+            <w:webHidden/>
+          </w:rPr>
+        </w:r>
+        <w:r>
+          <w:rPr>
+            <w:noProof/>
+            <w:webHidden/>
+          </w:rPr>
+          <w:fldChar w:fldCharType="separate"/>
+        </w:r>
+        <w:r>
+          <w:rPr>
+            <w:noProof/>
+            <w:webHidden/>
+          </w:rPr>
+          <w:t>2</w:t>
+        </w:r>
+        <w:r>
+          <w:rPr>
+            <w:noProof/>
+            <w:webHidden/>
+          </w:rPr>
+          <w:fldChar w:fldCharType="end"/>
+        </w:r>
+      </w:hyperlink>
+    </w:p>
+    <w:p>
+      <w:pPr>
+        <w:rPr>
+          <w:sz w:val="12"/>
+          <w:szCs w:val="12"/>
+        </w:rPr>
+      </w:pPr>
+    </w:p>
+    <w:p>
+      <w:pPr>
+        <w:pStyle w:val="Sommario1"/>
+        <w:rPr>
+          <w:rFonts w:asciiTheme="minorHAnsi" w:eastAsiaTheme="minorEastAsia" w:hAnsiTheme="minorHAnsi"/>
+          <w:noProof/>
+          <w:szCs w:val="24"/>
+          <w:lang w:eastAsia="it-IT"/>
+        </w:rPr>
+      </w:pPr>
+      <w:hyperlink w:anchor="_Toc224037362" w:history="1">
+        <w:r>
+          <w:rPr>
+            <w:rStyle w:val="Collegamentoipertestuale"/>
+            <w:noProof/>
+          </w:rPr>
+          <w:t>4   Progettazione Hardware e Realizzazione PCB</w:t>
+        </w:r>
+        <w:r>
+          <w:rPr>
+            <w:noProof/>
+            <w:webHidden/>
+          </w:rPr>
+          <w:t xml:space="preserve">           </w:t>
+        </w:r>
+        <w:r>
+          <w:rPr>
+            <w:noProof/>
+            <w:webHidden/>
+          </w:rPr>
+          <w:t xml:space="preserve"> </w:t>
+        </w:r>
+        <w:r>
+          <w:rPr>
+            <w:noProof/>
+            <w:webHidden/>
+            <w:sz w:val="32"/>
+            <w:szCs w:val="32"/>
+          </w:rPr>
+          <w:t xml:space="preserve"> </w:t>
+        </w:r>
+        <w:r>
+          <w:rPr>
+            <w:noProof/>
+            <w:webHidden/>
+          </w:rPr>
+          <w:t xml:space="preserve">            </w:t>
+        </w:r>
+        <w:r>
+          <w:rPr>
+            <w:noProof/>
+            <w:webHidden/>
+            <w:szCs w:val="24"/>
+          </w:rPr>
+          <w:t xml:space="preserve"> </w:t>
+        </w:r>
+        <w:r>
+          <w:rPr>
+            <w:noProof/>
+            <w:webHidden/>
+          </w:rPr>
+          <w:t xml:space="preserve">                                           </w:t>
+        </w:r>
+        <w:r>
+          <w:rPr>
+            <w:noProof/>
+            <w:webHidden/>
+          </w:rPr>
+          <w:fldChar w:fldCharType="begin"/>
+        </w:r>
+        <w:r>
+          <w:rPr>
+            <w:noProof/>
+            <w:webHidden/>
+          </w:rPr>
+          <w:instrText xml:space="preserve"> PAGEREF _Toc224037362 \h </w:instrText>
+        </w:r>
+        <w:r>
+          <w:rPr>
+            <w:noProof/>
+            <w:webHidden/>
+          </w:rPr>
+        </w:r>
+        <w:r>
+          <w:rPr>
+            <w:noProof/>
+            <w:webHidden/>
+          </w:rPr>
+          <w:fldChar w:fldCharType="separate"/>
+        </w:r>
+        <w:r>
+          <w:rPr>
+            <w:noProof/>
+            <w:webHidden/>
+          </w:rPr>
+          <w:t>3</w:t>
+        </w:r>
+        <w:r>
+          <w:rPr>
+            <w:noProof/>
+            <w:webHidden/>
+          </w:rPr>
+          <w:fldChar w:fldCharType="end"/>
+        </w:r>
+      </w:hyperlink>
+    </w:p>
+    <w:p>
+      <w:pPr>
+        <w:pStyle w:val="Sommario2"/>
+        <w:tabs>
+          <w:tab w:val="right" w:leader="dot" w:pos="9628"/>
+        </w:tabs>
+        <w:rPr>
+          <w:rFonts w:asciiTheme="minorHAnsi" w:eastAsiaTheme="minorEastAsia" w:hAnsiTheme="minorHAnsi"/>
+          <w:noProof/>
+          <w:szCs w:val="24"/>
+          <w:lang w:eastAsia="it-IT"/>
+        </w:rPr>
+      </w:pPr>
+      <w:hyperlink w:anchor="_Toc224037363" w:history="1">
+        <w:r>
+          <w:rPr>
+            <w:rStyle w:val="Collegamentoipertestuale"/>
+            <w:noProof/>
+          </w:rPr>
+          <w:t>4.1 Schema elettrico</w:t>
+        </w:r>
+        <w:r>
+          <w:rPr>
+            <w:noProof/>
+            <w:webHidden/>
+          </w:rPr>
+          <w:tab/>
+        </w:r>
+        <w:r>
+          <w:rPr>
+            <w:noProof/>
+            <w:webHidden/>
+          </w:rPr>
+          <w:fldChar w:fldCharType="begin"/>
+        </w:r>
+        <w:r>
+          <w:rPr>
+            <w:noProof/>
+            <w:webHidden/>
+          </w:rPr>
+          <w:instrText xml:space="preserve"> PAGEREF _Toc224037363 \h </w:instrText>
+        </w:r>
+        <w:r>
+          <w:rPr>
+            <w:noProof/>
+            <w:webHidden/>
+          </w:rPr>
+        </w:r>
+        <w:r>
+          <w:rPr>
+            <w:noProof/>
+            <w:webHidden/>
+          </w:rPr>
+          <w:fldChar w:fldCharType="separate"/>
+        </w:r>
+        <w:r>
+          <w:rPr>
+            <w:noProof/>
+            <w:webHidden/>
+          </w:rPr>
+          <w:t>3</w:t>
+        </w:r>
+        <w:r>
+          <w:rPr>
+            <w:noProof/>
+            <w:webHidden/>
+          </w:rPr>
+          <w:fldChar w:fldCharType="end"/>
+        </w:r>
+      </w:hyperlink>
+    </w:p>
+    <w:p>
+      <w:pPr>
+        <w:pStyle w:val="Sommario3"/>
+        <w:tabs>
+          <w:tab w:val="right" w:leader="dot" w:pos="9628"/>
+        </w:tabs>
+        <w:rPr>
+          <w:rFonts w:asciiTheme="minorHAnsi" w:eastAsiaTheme="minorEastAsia" w:hAnsiTheme="minorHAnsi"/>
+          <w:noProof/>
+          <w:szCs w:val="24"/>
+          <w:lang w:eastAsia="it-IT"/>
+        </w:rPr>
+      </w:pPr>
+      <w:hyperlink w:anchor="_Toc224037364" w:history="1">
+        <w:r>
+          <w:rPr>
+            <w:rStyle w:val="Collegamentoipertestuale"/>
+            <w:noProof/>
+          </w:rPr>
+          <w:t>4.1.1 Switching UART</w:t>
+        </w:r>
+        <w:r>
+          <w:rPr>
+            <w:noProof/>
+            <w:webHidden/>
+          </w:rPr>
+          <w:tab/>
+        </w:r>
+        <w:r>
+          <w:rPr>
+            <w:noProof/>
+            <w:webHidden/>
+          </w:rPr>
+          <w:fldChar w:fldCharType="begin"/>
+        </w:r>
+        <w:r>
+          <w:rPr>
+            <w:noProof/>
+            <w:webHidden/>
+          </w:rPr>
+          <w:instrText xml:space="preserve"> PAGEREF _Toc224037364 \h </w:instrText>
+        </w:r>
+        <w:r>
+          <w:rPr>
+            <w:noProof/>
+            <w:webHidden/>
+          </w:rPr>
+        </w:r>
+        <w:r>
+          <w:rPr>
+            <w:noProof/>
+            <w:webHidden/>
+          </w:rPr>
+          <w:fldChar w:fldCharType="separate"/>
+        </w:r>
+        <w:r>
+          <w:rPr>
+            <w:noProof/>
+            <w:webHidden/>
+          </w:rPr>
+          <w:t>3</w:t>
+        </w:r>
+        <w:r>
+          <w:rPr>
+            <w:noProof/>
+            <w:webHidden/>
+          </w:rPr>
+          <w:fldChar w:fldCharType="end"/>
+        </w:r>
+      </w:hyperlink>
+    </w:p>
+    <w:p>
+      <w:pPr>
+        <w:pStyle w:val="Sommario3"/>
+        <w:tabs>
+          <w:tab w:val="right" w:leader="dot" w:pos="9628"/>
+        </w:tabs>
+        <w:rPr>
+          <w:rFonts w:asciiTheme="minorHAnsi" w:eastAsiaTheme="minorEastAsia" w:hAnsiTheme="minorHAnsi"/>
+          <w:noProof/>
+          <w:szCs w:val="24"/>
+          <w:lang w:eastAsia="it-IT"/>
+        </w:rPr>
+      </w:pPr>
+      <w:hyperlink w:anchor="_Toc224037365" w:history="1">
+        <w:r>
+          <w:rPr>
+            <w:rStyle w:val="Collegamentoipertestuale"/>
+            <w:noProof/>
+          </w:rPr>
+          <w:t>4.1.2 Alimentazione</w:t>
+        </w:r>
+        <w:r>
+          <w:rPr>
+            <w:noProof/>
+            <w:webHidden/>
+          </w:rPr>
+          <w:tab/>
+        </w:r>
+        <w:r>
+          <w:rPr>
+            <w:noProof/>
+            <w:webHidden/>
+          </w:rPr>
+          <w:fldChar w:fldCharType="begin"/>
+        </w:r>
+        <w:r>
+          <w:rPr>
+            <w:noProof/>
+            <w:webHidden/>
+          </w:rPr>
+          <w:instrText xml:space="preserve"> PAGEREF _Toc224037365 \h </w:instrText>
+        </w:r>
+        <w:r>
+          <w:rPr>
+            <w:noProof/>
+            <w:webHidden/>
+          </w:rPr>
+        </w:r>
+        <w:r>
+          <w:rPr>
+            <w:noProof/>
+            <w:webHidden/>
+          </w:rPr>
+          <w:fldChar w:fldCharType="separate"/>
+        </w:r>
+        <w:r>
+          <w:rPr>
+            <w:noProof/>
+            <w:webHidden/>
+          </w:rPr>
+          <w:t>3</w:t>
+        </w:r>
+        <w:r>
+          <w:rPr>
+            <w:noProof/>
+            <w:webHidden/>
+          </w:rPr>
+          <w:fldChar w:fldCharType="end"/>
+        </w:r>
+      </w:hyperlink>
+    </w:p>
+    <w:p>
+      <w:pPr>
+        <w:pStyle w:val="Sommario3"/>
+        <w:tabs>
+          <w:tab w:val="right" w:leader="dot" w:pos="9628"/>
+        </w:tabs>
+        <w:rPr>
+          <w:rFonts w:asciiTheme="minorHAnsi" w:eastAsiaTheme="minorEastAsia" w:hAnsiTheme="minorHAnsi"/>
+          <w:noProof/>
+          <w:szCs w:val="24"/>
+          <w:lang w:eastAsia="it-IT"/>
+        </w:rPr>
+      </w:pPr>
+      <w:hyperlink w:anchor="_Toc224037366" w:history="1">
+        <w:r>
+          <w:rPr>
+            <w:rStyle w:val="Collegamentoipertestuale"/>
+            <w:noProof/>
+          </w:rPr>
+          <w:t>4.1.3 USB to UART e ATMEGA</w:t>
+        </w:r>
+        <w:r>
+          <w:rPr>
+            <w:noProof/>
+            <w:webHidden/>
+          </w:rPr>
+          <w:tab/>
+        </w:r>
+        <w:r>
+          <w:rPr>
+            <w:noProof/>
+            <w:webHidden/>
+          </w:rPr>
+          <w:fldChar w:fldCharType="begin"/>
+        </w:r>
+        <w:r>
+          <w:rPr>
+            <w:noProof/>
+            <w:webHidden/>
+          </w:rPr>
+          <w:instrText xml:space="preserve"> PAGEREF _Toc224037366 \h </w:instrText>
+        </w:r>
+        <w:r>
+          <w:rPr>
+            <w:noProof/>
+            <w:webHidden/>
+          </w:rPr>
+        </w:r>
+        <w:r>
+          <w:rPr>
+            <w:noProof/>
+            <w:webHidden/>
+          </w:rPr>
+          <w:fldChar w:fldCharType="separate"/>
+        </w:r>
+        <w:r>
+          <w:rPr>
+            <w:noProof/>
+            <w:webHidden/>
+          </w:rPr>
+          <w:t>3</w:t>
+        </w:r>
+        <w:r>
+          <w:rPr>
+            <w:noProof/>
+            <w:webHidden/>
+          </w:rPr>
+          <w:fldChar w:fldCharType="end"/>
+        </w:r>
+      </w:hyperlink>
+    </w:p>
+    <w:p>
+      <w:pPr>
+        <w:pStyle w:val="Sommario3"/>
+        <w:tabs>
+          <w:tab w:val="right" w:leader="dot" w:pos="9628"/>
+        </w:tabs>
+        <w:rPr>
+          <w:rFonts w:asciiTheme="minorHAnsi" w:eastAsiaTheme="minorEastAsia" w:hAnsiTheme="minorHAnsi"/>
+          <w:noProof/>
+          <w:szCs w:val="24"/>
+          <w:lang w:eastAsia="it-IT"/>
+        </w:rPr>
+      </w:pPr>
+      <w:hyperlink w:anchor="_Toc224037367" w:history="1">
+        <w:r>
+          <w:rPr>
+            <w:rStyle w:val="Collegamentoipertestuale"/>
+            <w:noProof/>
+          </w:rPr>
+          <w:t>4.1.4 I/O</w:t>
+        </w:r>
+        <w:r>
+          <w:rPr>
+            <w:noProof/>
+            <w:webHidden/>
+          </w:rPr>
+          <w:tab/>
+        </w:r>
+        <w:r>
+          <w:rPr>
+            <w:noProof/>
+            <w:webHidden/>
+          </w:rPr>
+          <w:fldChar w:fldCharType="begin"/>
+        </w:r>
+        <w:r>
+          <w:rPr>
+            <w:noProof/>
+            <w:webHidden/>
+          </w:rPr>
+          <w:instrText xml:space="preserve"> PAGEREF _Toc224037367 \h </w:instrText>
+        </w:r>
+        <w:r>
+          <w:rPr>
+            <w:noProof/>
+            <w:webHidden/>
+          </w:rPr>
+        </w:r>
+        <w:r>
+          <w:rPr>
+            <w:noProof/>
+            <w:webHidden/>
+          </w:rPr>
+          <w:fldChar w:fldCharType="separate"/>
+        </w:r>
+        <w:r>
+          <w:rPr>
+            <w:noProof/>
+            <w:webHidden/>
+          </w:rPr>
+          <w:t>3</w:t>
+        </w:r>
+        <w:r>
+          <w:rPr>
+            <w:noProof/>
+            <w:webHidden/>
+          </w:rPr>
+          <w:fldChar w:fldCharType="end"/>
+        </w:r>
+      </w:hyperlink>
+    </w:p>
+    <w:p>
+      <w:pPr>
+        <w:pStyle w:val="Sommario3"/>
+        <w:tabs>
+          <w:tab w:val="right" w:leader="dot" w:pos="9628"/>
+        </w:tabs>
+        <w:rPr>
+          <w:rFonts w:asciiTheme="minorHAnsi" w:eastAsiaTheme="minorEastAsia" w:hAnsiTheme="minorHAnsi"/>
+          <w:noProof/>
+          <w:szCs w:val="24"/>
+          <w:lang w:eastAsia="it-IT"/>
+        </w:rPr>
+      </w:pPr>
+      <w:hyperlink w:anchor="_Toc224037368" w:history="1">
+        <w:r>
+          <w:rPr>
+            <w:rStyle w:val="Collegamentoipertestuale"/>
+            <w:noProof/>
+          </w:rPr>
+          <w:t>4.1.5 Uscite di Potenza</w:t>
+        </w:r>
+        <w:r>
+          <w:rPr>
+            <w:noProof/>
+            <w:webHidden/>
+          </w:rPr>
+          <w:tab/>
+        </w:r>
+        <w:r>
+          <w:rPr>
+            <w:noProof/>
+            <w:webHidden/>
+          </w:rPr>
+          <w:fldChar w:fldCharType="begin"/>
+        </w:r>
+        <w:r>
+          <w:rPr>
+            <w:noProof/>
+            <w:webHidden/>
+          </w:rPr>
+          <w:instrText xml:space="preserve"> PAGEREF _Toc224037368 \h </w:instrText>
+        </w:r>
+        <w:r>
+          <w:rPr>
+            <w:noProof/>
+            <w:webHidden/>
+          </w:rPr>
+        </w:r>
+        <w:r>
+          <w:rPr>
+            <w:noProof/>
+            <w:webHidden/>
+          </w:rPr>
+          <w:fldChar w:fldCharType="separate"/>
+        </w:r>
+        <w:r>
+          <w:rPr>
+            <w:noProof/>
+            <w:webHidden/>
+          </w:rPr>
+          <w:t>3</w:t>
+        </w:r>
+        <w:r>
+          <w:rPr>
+            <w:noProof/>
+            <w:webHidden/>
+          </w:rPr>
+          <w:fldChar w:fldCharType="end"/>
+        </w:r>
+      </w:hyperlink>
+    </w:p>
+    <w:p>
+      <w:pPr>
+        <w:pStyle w:val="Sommario2"/>
+        <w:tabs>
+          <w:tab w:val="right" w:leader="dot" w:pos="9628"/>
+        </w:tabs>
+        <w:rPr>
+          <w:rFonts w:asciiTheme="minorHAnsi" w:eastAsiaTheme="minorEastAsia" w:hAnsiTheme="minorHAnsi"/>
+          <w:noProof/>
+          <w:szCs w:val="24"/>
+          <w:lang w:eastAsia="it-IT"/>
+        </w:rPr>
+      </w:pPr>
+      <w:hyperlink w:anchor="_Toc224037369" w:history="1">
+        <w:r>
+          <w:rPr>
+            <w:rStyle w:val="Collegamentoipertestuale"/>
+            <w:noProof/>
+          </w:rPr>
+          <w:t>4.2 Progettazione PCB</w:t>
+        </w:r>
+        <w:r>
+          <w:rPr>
+            <w:noProof/>
+            <w:webHidden/>
+          </w:rPr>
+          <w:tab/>
+        </w:r>
+        <w:r>
+          <w:rPr>
+            <w:noProof/>
+            <w:webHidden/>
+          </w:rPr>
+          <w:fldChar w:fldCharType="begin"/>
+        </w:r>
+        <w:r>
+          <w:rPr>
+            <w:noProof/>
+            <w:webHidden/>
+          </w:rPr>
+          <w:instrText xml:space="preserve"> PAGEREF _Toc224037369 \h </w:instrText>
+        </w:r>
+        <w:r>
+          <w:rPr>
+            <w:noProof/>
+            <w:webHidden/>
+          </w:rPr>
+        </w:r>
+        <w:r>
+          <w:rPr>
+            <w:noProof/>
+            <w:webHidden/>
+          </w:rPr>
+          <w:fldChar w:fldCharType="separate"/>
+        </w:r>
+        <w:r>
+          <w:rPr>
+            <w:noProof/>
+            <w:webHidden/>
+          </w:rPr>
+          <w:t>3</w:t>
+        </w:r>
+        <w:r>
+          <w:rPr>
+            <w:noProof/>
+            <w:webHidden/>
+          </w:rPr>
+          <w:fldChar w:fldCharType="end"/>
+        </w:r>
+      </w:hyperlink>
+    </w:p>
+    <w:p>
+      <w:pPr>
+        <w:pStyle w:val="Sommario2"/>
+        <w:tabs>
+          <w:tab w:val="right" w:leader="dot" w:pos="9628"/>
+        </w:tabs>
+        <w:rPr>
+          <w:rStyle w:val="Collegamentoipertestuale"/>
+          <w:noProof/>
+        </w:rPr>
+      </w:pPr>
+      <w:hyperlink w:anchor="_Toc224037370" w:history="1">
+        <w:r>
+          <w:rPr>
+            <w:rStyle w:val="Collegamentoipertestuale"/>
+            <w:noProof/>
+          </w:rPr>
+          <w:t>4.3 Realizzazione finale</w:t>
+        </w:r>
+        <w:r>
+          <w:rPr>
+            <w:noProof/>
+            <w:webHidden/>
+          </w:rPr>
+          <w:tab/>
+        </w:r>
+        <w:r>
+          <w:rPr>
+            <w:noProof/>
+            <w:webHidden/>
+          </w:rPr>
+          <w:fldChar w:fldCharType="begin"/>
+        </w:r>
+        <w:r>
+          <w:rPr>
+            <w:noProof/>
+            <w:webHidden/>
+          </w:rPr>
+          <w:instrText xml:space="preserve"> PAGEREF _Toc224037370 \h </w:instrText>
+        </w:r>
+        <w:r>
+          <w:rPr>
+            <w:noProof/>
+            <w:webHidden/>
+          </w:rPr>
+        </w:r>
+        <w:r>
+          <w:rPr>
+            <w:noProof/>
+            <w:webHidden/>
+          </w:rPr>
+          <w:fldChar w:fldCharType="separate"/>
+        </w:r>
+        <w:r>
+          <w:rPr>
+            <w:noProof/>
+            <w:webHidden/>
+          </w:rPr>
+          <w:t>3</w:t>
+        </w:r>
+        <w:r>
+          <w:rPr>
+            <w:noProof/>
+            <w:webHidden/>
+          </w:rPr>
+          <w:fldChar w:fldCharType="end"/>
+        </w:r>
+      </w:hyperlink>
+    </w:p>
+    <w:p>
+      <w:pPr>
+        <w:rPr>
+          <w:sz w:val="12"/>
+          <w:szCs w:val="12"/>
+        </w:rPr>
+      </w:pPr>
+    </w:p>
+    <w:p>
+      <w:pPr>
+        <w:pStyle w:val="Sommario1"/>
+        <w:rPr>
+          <w:rFonts w:asciiTheme="minorHAnsi" w:eastAsiaTheme="minorEastAsia" w:hAnsiTheme="minorHAnsi"/>
+          <w:noProof/>
+          <w:szCs w:val="24"/>
+          <w:lang w:eastAsia="it-IT"/>
+        </w:rPr>
+      </w:pPr>
+      <w:hyperlink w:anchor="_Toc224037371" w:history="1">
+        <w:r>
+          <w:rPr>
+            <w:rStyle w:val="Collegamentoipertestuale"/>
+            <w:noProof/>
+          </w:rPr>
+          <w:t>5   Sviluppo Software e Logica di Controllo</w:t>
+        </w:r>
+        <w:r>
+          <w:rPr>
+            <w:noProof/>
+            <w:webHidden/>
+          </w:rPr>
+          <w:t xml:space="preserve">         </w:t>
+        </w:r>
+        <w:r>
+          <w:rPr>
+            <w:noProof/>
+            <w:webHidden/>
+            <w:sz w:val="28"/>
+            <w:szCs w:val="28"/>
+          </w:rPr>
+          <w:t xml:space="preserve">     </w:t>
+        </w:r>
+        <w:r>
+          <w:rPr>
+            <w:noProof/>
+            <w:webHidden/>
+          </w:rPr>
+          <w:t xml:space="preserve"> </w:t>
+        </w:r>
+        <w:r>
+          <w:rPr>
+            <w:noProof/>
+            <w:webHidden/>
+          </w:rPr>
+          <w:t xml:space="preserve">                                                             </w:t>
+        </w:r>
+        <w:r>
+          <w:rPr>
+            <w:noProof/>
+            <w:webHidden/>
+            <w:sz w:val="40"/>
+            <w:szCs w:val="40"/>
+          </w:rPr>
+          <w:t xml:space="preserve"> </w:t>
+        </w:r>
+        <w:r>
+          <w:rPr>
+            <w:noProof/>
+            <w:webHidden/>
+          </w:rPr>
+          <w:fldChar w:fldCharType="begin"/>
+        </w:r>
+        <w:r>
+          <w:rPr>
+            <w:noProof/>
+            <w:webHidden/>
+          </w:rPr>
+          <w:instrText xml:space="preserve"> PAGEREF _Toc224037371 \h </w:instrText>
+        </w:r>
+        <w:r>
+          <w:rPr>
+            <w:noProof/>
+            <w:webHidden/>
+          </w:rPr>
+        </w:r>
+        <w:r>
+          <w:rPr>
+            <w:noProof/>
+            <w:webHidden/>
+          </w:rPr>
+          <w:fldChar w:fldCharType="separate"/>
+        </w:r>
+        <w:r>
+          <w:rPr>
+            <w:noProof/>
+            <w:webHidden/>
+          </w:rPr>
+          <w:t>3</w:t>
+        </w:r>
+        <w:r>
+          <w:rPr>
+            <w:noProof/>
+            <w:webHidden/>
+          </w:rPr>
+          <w:fldChar w:fldCharType="end"/>
+        </w:r>
+      </w:hyperlink>
+    </w:p>
+    <w:p>
+      <w:pPr>
+        <w:pStyle w:val="Sommario2"/>
+        <w:tabs>
+          <w:tab w:val="right" w:leader="dot" w:pos="9628"/>
+        </w:tabs>
+        <w:rPr>
+          <w:rFonts w:asciiTheme="minorHAnsi" w:eastAsiaTheme="minorEastAsia" w:hAnsiTheme="minorHAnsi"/>
+          <w:noProof/>
+          <w:szCs w:val="24"/>
+          <w:lang w:eastAsia="it-IT"/>
+        </w:rPr>
+      </w:pPr>
+      <w:hyperlink w:anchor="_Toc224037372" w:history="1">
+        <w:r>
+          <w:rPr>
+            <w:rStyle w:val="Collegamentoipertestuale"/>
+            <w:noProof/>
+          </w:rPr>
+          <w:t>5.1 Comunicazione tra sensori, Atmega e HMI e logiche di regolazione</w:t>
+        </w:r>
+        <w:r>
+          <w:rPr>
+            <w:noProof/>
+            <w:webHidden/>
+          </w:rPr>
+          <w:tab/>
+        </w:r>
+        <w:r>
+          <w:rPr>
+            <w:noProof/>
+            <w:webHidden/>
+          </w:rPr>
+          <w:fldChar w:fldCharType="begin"/>
+        </w:r>
+        <w:r>
+          <w:rPr>
+            <w:noProof/>
+            <w:webHidden/>
+          </w:rPr>
+          <w:instrText xml:space="preserve"> PAGEREF _Toc224037372 \h </w:instrText>
+        </w:r>
+        <w:r>
+          <w:rPr>
+            <w:noProof/>
+            <w:webHidden/>
+          </w:rPr>
+        </w:r>
+        <w:r>
+          <w:rPr>
+            <w:noProof/>
+            <w:webHidden/>
+          </w:rPr>
+          <w:fldChar w:fldCharType="separate"/>
+        </w:r>
+        <w:r>
+          <w:rPr>
+            <w:noProof/>
+            <w:webHidden/>
+          </w:rPr>
+          <w:t>3</w:t>
+        </w:r>
+        <w:r>
+          <w:rPr>
+            <w:noProof/>
+            <w:webHidden/>
+          </w:rPr>
+          <w:fldChar w:fldCharType="end"/>
+        </w:r>
+      </w:hyperlink>
+    </w:p>
+    <w:p>
+      <w:pPr>
+        <w:pStyle w:val="Sommario2"/>
+        <w:tabs>
+          <w:tab w:val="right" w:leader="dot" w:pos="9628"/>
+        </w:tabs>
+        <w:rPr>
+          <w:rFonts w:asciiTheme="minorHAnsi" w:eastAsiaTheme="minorEastAsia" w:hAnsiTheme="minorHAnsi"/>
+          <w:noProof/>
+          <w:szCs w:val="24"/>
+          <w:lang w:eastAsia="it-IT"/>
+        </w:rPr>
+      </w:pPr>
+      <w:hyperlink w:anchor="_Toc224037373" w:history="1">
+        <w:r>
+          <w:rPr>
+            <w:rStyle w:val="Collegamentoipertestuale"/>
+            <w:noProof/>
+          </w:rPr>
+          <w:t>5.2 Interfaccia grafica Nextion</w:t>
+        </w:r>
+        <w:r>
+          <w:rPr>
+            <w:noProof/>
+            <w:webHidden/>
+          </w:rPr>
+          <w:tab/>
+        </w:r>
+        <w:r>
+          <w:rPr>
+            <w:noProof/>
+            <w:webHidden/>
+          </w:rPr>
+          <w:fldChar w:fldCharType="begin"/>
+        </w:r>
+        <w:r>
+          <w:rPr>
+            <w:noProof/>
+            <w:webHidden/>
+          </w:rPr>
+          <w:instrText xml:space="preserve"> PAGEREF _Toc224037373 \h </w:instrText>
+        </w:r>
+        <w:r>
+          <w:rPr>
+            <w:noProof/>
+            <w:webHidden/>
+          </w:rPr>
+        </w:r>
+        <w:r>
+          <w:rPr>
+            <w:noProof/>
+            <w:webHidden/>
+          </w:rPr>
+          <w:fldChar w:fldCharType="separate"/>
+        </w:r>
+        <w:r>
+          <w:rPr>
+            <w:noProof/>
+            <w:webHidden/>
+          </w:rPr>
+          <w:t>3</w:t>
+        </w:r>
+        <w:r>
+          <w:rPr>
+            <w:noProof/>
+            <w:webHidden/>
+          </w:rPr>
+          <w:fldChar w:fldCharType="end"/>
+        </w:r>
+      </w:hyperlink>
+    </w:p>
+    <w:p>
+      <w:pPr>
+        <w:pStyle w:val="Sommario2"/>
+        <w:tabs>
+          <w:tab w:val="right" w:leader="dot" w:pos="9628"/>
+        </w:tabs>
+        <w:rPr>
+          <w:rStyle w:val="Collegamentoipertestuale"/>
+          <w:noProof/>
+        </w:rPr>
+      </w:pPr>
+      <w:hyperlink w:anchor="_Toc224037374" w:history="1">
+        <w:r>
+          <w:rPr>
+            <w:rStyle w:val="Collegamentoipertestuale"/>
+            <w:noProof/>
+          </w:rPr>
+          <w:t>5.3 Software Atmega</w:t>
+        </w:r>
+        <w:r>
+          <w:rPr>
+            <w:noProof/>
+            <w:webHidden/>
+          </w:rPr>
+          <w:tab/>
+        </w:r>
+        <w:r>
+          <w:rPr>
+            <w:noProof/>
+            <w:webHidden/>
+          </w:rPr>
+          <w:fldChar w:fldCharType="begin"/>
+        </w:r>
+        <w:r>
+          <w:rPr>
+            <w:noProof/>
+            <w:webHidden/>
+          </w:rPr>
+          <w:instrText xml:space="preserve"> PAGEREF _Toc224037374 \h </w:instrText>
+        </w:r>
+        <w:r>
+          <w:rPr>
+            <w:noProof/>
+            <w:webHidden/>
+          </w:rPr>
+        </w:r>
+        <w:r>
+          <w:rPr>
+            <w:noProof/>
+            <w:webHidden/>
+          </w:rPr>
+          <w:fldChar w:fldCharType="separate"/>
+        </w:r>
+        <w:r>
+          <w:rPr>
+            <w:noProof/>
+            <w:webHidden/>
+          </w:rPr>
+          <w:t>3</w:t>
+        </w:r>
+        <w:r>
+          <w:rPr>
+            <w:noProof/>
+            <w:webHidden/>
+          </w:rPr>
+          <w:fldChar w:fldCharType="end"/>
+        </w:r>
+      </w:hyperlink>
+    </w:p>
+    <w:p>
+      <w:pPr>
+        <w:rPr>
+          <w:sz w:val="12"/>
+          <w:szCs w:val="12"/>
+        </w:rPr>
+      </w:pPr>
+    </w:p>
+    <w:p>
+      <w:pPr>
+        <w:pStyle w:val="Sommario1"/>
+        <w:rPr>
+          <w:rFonts w:asciiTheme="minorHAnsi" w:eastAsiaTheme="minorEastAsia" w:hAnsiTheme="minorHAnsi"/>
+          <w:noProof/>
+          <w:szCs w:val="24"/>
+          <w:lang w:eastAsia="it-IT"/>
+        </w:rPr>
+      </w:pPr>
+      <w:hyperlink w:anchor="_Toc224037375" w:history="1">
+        <w:r>
+          <w:rPr>
+            <w:rStyle w:val="Collegamentoipertestuale"/>
+            <w:noProof/>
+          </w:rPr>
+          <w:t>6   Collaudo, test e Risultati</w:t>
+        </w:r>
+        <w:r>
+          <w:rPr>
+            <w:noProof/>
+            <w:webHidden/>
+          </w:rPr>
+          <w:t xml:space="preserve">                                         </w:t>
+        </w:r>
+        <w:r>
+          <w:rPr>
+            <w:noProof/>
+            <w:webHidden/>
+            <w:sz w:val="32"/>
+            <w:szCs w:val="32"/>
+          </w:rPr>
+          <w:t xml:space="preserve"> </w:t>
+        </w:r>
+        <w:r>
+          <w:rPr>
+            <w:noProof/>
+            <w:webHidden/>
+          </w:rPr>
+          <w:t xml:space="preserve"> </w:t>
+        </w:r>
+        <w:r>
+          <w:rPr>
+            <w:noProof/>
+            <w:webHidden/>
+          </w:rPr>
+          <w:t xml:space="preserve">  </w:t>
+        </w:r>
+        <w:r>
+          <w:rPr>
+            <w:noProof/>
+            <w:webHidden/>
+          </w:rPr>
+          <w:t xml:space="preserve">                                                           </w:t>
+        </w:r>
+        <w:r>
+          <w:rPr>
+            <w:noProof/>
+            <w:webHidden/>
+            <w:szCs w:val="24"/>
+          </w:rPr>
+          <w:t xml:space="preserve"> </w:t>
+        </w:r>
+        <w:r>
+          <w:rPr>
+            <w:noProof/>
+            <w:webHidden/>
+          </w:rPr>
+          <w:fldChar w:fldCharType="begin"/>
+        </w:r>
+        <w:r>
+          <w:rPr>
+            <w:noProof/>
+            <w:webHidden/>
+          </w:rPr>
+          <w:instrText xml:space="preserve"> PAGEREF _Toc224037375 \h </w:instrText>
+        </w:r>
+        <w:r>
+          <w:rPr>
+            <w:noProof/>
+            <w:webHidden/>
+          </w:rPr>
+        </w:r>
+        <w:r>
+          <w:rPr>
+            <w:noProof/>
+            <w:webHidden/>
+          </w:rPr>
+          <w:fldChar w:fldCharType="separate"/>
+        </w:r>
+        <w:r>
+          <w:rPr>
+            <w:noProof/>
+            <w:webHidden/>
+          </w:rPr>
+          <w:t>3</w:t>
+        </w:r>
+        <w:r>
+          <w:rPr>
+            <w:noProof/>
+            <w:webHidden/>
+          </w:rPr>
+          <w:fldChar w:fldCharType="end"/>
+        </w:r>
+      </w:hyperlink>
+    </w:p>
+    <w:p>
+      <w:pPr>
+        <w:pStyle w:val="Sommario2"/>
+        <w:tabs>
+          <w:tab w:val="right" w:leader="dot" w:pos="9628"/>
+        </w:tabs>
+        <w:rPr>
+          <w:rFonts w:asciiTheme="minorHAnsi" w:eastAsiaTheme="minorEastAsia" w:hAnsiTheme="minorHAnsi"/>
+          <w:noProof/>
+          <w:szCs w:val="24"/>
+          <w:lang w:eastAsia="it-IT"/>
+        </w:rPr>
+      </w:pPr>
+      <w:hyperlink w:anchor="_Toc224037376" w:history="1">
+        <w:r>
+          <w:rPr>
+            <w:rStyle w:val="Collegamentoipertestuale"/>
+            <w:noProof/>
+          </w:rPr>
+          <w:t>6.1 Setup di Test</w:t>
+        </w:r>
+        <w:r>
+          <w:rPr>
+            <w:noProof/>
+            <w:webHidden/>
+          </w:rPr>
+          <w:tab/>
+        </w:r>
+        <w:r>
+          <w:rPr>
+            <w:noProof/>
+            <w:webHidden/>
+          </w:rPr>
+          <w:fldChar w:fldCharType="begin"/>
+        </w:r>
+        <w:r>
+          <w:rPr>
+            <w:noProof/>
+            <w:webHidden/>
+          </w:rPr>
+          <w:instrText xml:space="preserve"> PAGEREF _Toc224037376 \h </w:instrText>
+        </w:r>
+        <w:r>
+          <w:rPr>
+            <w:noProof/>
+            <w:webHidden/>
+          </w:rPr>
+        </w:r>
+        <w:r>
+          <w:rPr>
+            <w:noProof/>
+            <w:webHidden/>
+          </w:rPr>
+          <w:fldChar w:fldCharType="separate"/>
+        </w:r>
+        <w:r>
+          <w:rPr>
+            <w:noProof/>
+            <w:webHidden/>
+          </w:rPr>
+          <w:t>3</w:t>
+        </w:r>
+        <w:r>
+          <w:rPr>
+            <w:noProof/>
+            <w:webHidden/>
+          </w:rPr>
+          <w:fldChar w:fldCharType="end"/>
+        </w:r>
+      </w:hyperlink>
+    </w:p>
+    <w:p>
+      <w:pPr>
+        <w:pStyle w:val="Sommario2"/>
+        <w:tabs>
+          <w:tab w:val="right" w:leader="dot" w:pos="9628"/>
+        </w:tabs>
+        <w:rPr>
+          <w:rStyle w:val="Collegamentoipertestuale"/>
+          <w:noProof/>
+        </w:rPr>
+      </w:pPr>
+      <w:hyperlink w:anchor="_Toc224037377" w:history="1">
+        <w:r>
+          <w:rPr>
+            <w:rStyle w:val="Collegamentoipertestuale"/>
+            <w:noProof/>
+          </w:rPr>
+          <w:t>6.2 Applicazione Finale</w:t>
+        </w:r>
+        <w:r>
+          <w:rPr>
+            <w:noProof/>
+            <w:webHidden/>
+          </w:rPr>
+          <w:tab/>
+        </w:r>
+        <w:r>
+          <w:rPr>
+            <w:noProof/>
+            <w:webHidden/>
+          </w:rPr>
+          <w:fldChar w:fldCharType="begin"/>
+        </w:r>
+        <w:r>
+          <w:rPr>
+            <w:noProof/>
+            <w:webHidden/>
+          </w:rPr>
+          <w:instrText xml:space="preserve"> PAGEREF _Toc224037377 \h </w:instrText>
+        </w:r>
+        <w:r>
+          <w:rPr>
+            <w:noProof/>
+            <w:webHidden/>
+          </w:rPr>
+        </w:r>
+        <w:r>
+          <w:rPr>
+            <w:noProof/>
+            <w:webHidden/>
+          </w:rPr>
+          <w:fldChar w:fldCharType="separate"/>
+        </w:r>
+        <w:r>
+          <w:rPr>
+            <w:noProof/>
+            <w:webHidden/>
+          </w:rPr>
+          <w:t>3</w:t>
+        </w:r>
+        <w:r>
+          <w:rPr>
+            <w:noProof/>
+            <w:webHidden/>
+          </w:rPr>
+          <w:fldChar w:fldCharType="end"/>
+        </w:r>
+      </w:hyperlink>
+    </w:p>
+    <w:p>
+      <w:pPr>
+        <w:rPr>
+          <w:sz w:val="12"/>
+          <w:szCs w:val="12"/>
+        </w:rPr>
+      </w:pPr>
+    </w:p>
+    <w:p>
+      <w:pPr>
+        <w:pStyle w:val="Sommario1"/>
+        <w:rPr>
+          <w:rFonts w:asciiTheme="minorHAnsi" w:eastAsiaTheme="minorEastAsia" w:hAnsiTheme="minorHAnsi"/>
+          <w:noProof/>
+          <w:szCs w:val="24"/>
+          <w:lang w:eastAsia="it-IT"/>
+        </w:rPr>
+      </w:pPr>
+      <w:hyperlink w:anchor="_Toc224037378" w:history="1">
+        <w:r>
+          <w:rPr>
+            <w:rStyle w:val="Collegamentoipertestuale"/>
+            <w:noProof/>
+          </w:rPr>
+          <w:t>7   Conclusione e sviluppi futuri</w:t>
+        </w:r>
+        <w:r>
+          <w:rPr>
+            <w:noProof/>
+            <w:webHidden/>
+          </w:rPr>
+          <w:t xml:space="preserve">                              </w:t>
+        </w:r>
+        <w:r>
+          <w:rPr>
+            <w:noProof/>
+            <w:webHidden/>
+            <w:sz w:val="28"/>
+            <w:szCs w:val="28"/>
+          </w:rPr>
+          <w:t xml:space="preserve"> </w:t>
+        </w:r>
+        <w:r>
+          <w:rPr>
+            <w:noProof/>
+            <w:webHidden/>
+          </w:rPr>
+          <w:t xml:space="preserve">                                                                   </w:t>
+        </w:r>
+        <w:r>
+          <w:rPr>
+            <w:noProof/>
+            <w:webHidden/>
+          </w:rPr>
+          <w:fldChar w:fldCharType="begin"/>
+        </w:r>
+        <w:r>
+          <w:rPr>
+            <w:noProof/>
+            <w:webHidden/>
+          </w:rPr>
+          <w:instrText xml:space="preserve"> PAGEREF _Toc224037378 \h </w:instrText>
+        </w:r>
+        <w:r>
+          <w:rPr>
+            <w:noProof/>
+            <w:webHidden/>
+          </w:rPr>
+        </w:r>
+        <w:r>
+          <w:rPr>
+            <w:noProof/>
+            <w:webHidden/>
+          </w:rPr>
+          <w:fldChar w:fldCharType="separate"/>
+        </w:r>
+        <w:r>
+          <w:rPr>
+            <w:noProof/>
+            <w:webHidden/>
+          </w:rPr>
+          <w:t>4</w:t>
+        </w:r>
+        <w:r>
+          <w:rPr>
+            <w:noProof/>
+            <w:webHidden/>
+          </w:rPr>
+          <w:fldChar w:fldCharType="end"/>
+        </w:r>
+      </w:hyperlink>
+    </w:p>
+    <w:p>
+      <w:pPr>
+        <w:pStyle w:val="Sommario2"/>
+        <w:tabs>
+          <w:tab w:val="right" w:leader="dot" w:pos="9628"/>
+        </w:tabs>
+        <w:rPr>
+          <w:rFonts w:asciiTheme="minorHAnsi" w:eastAsiaTheme="minorEastAsia" w:hAnsiTheme="minorHAnsi"/>
+          <w:noProof/>
+          <w:szCs w:val="24"/>
+          <w:lang w:eastAsia="it-IT"/>
+        </w:rPr>
+      </w:pPr>
+      <w:hyperlink w:anchor="_Toc224037379" w:history="1">
+        <w:r>
+          <w:rPr>
+            <w:rStyle w:val="Collegamentoipertestuale"/>
+            <w:noProof/>
+          </w:rPr>
+          <w:t>7.1 Conclusione</w:t>
+        </w:r>
+        <w:r>
+          <w:rPr>
+            <w:noProof/>
+            <w:webHidden/>
+          </w:rPr>
+          <w:tab/>
+        </w:r>
+        <w:r>
+          <w:rPr>
+            <w:noProof/>
+            <w:webHidden/>
+          </w:rPr>
+          <w:fldChar w:fldCharType="begin"/>
+        </w:r>
+        <w:r>
+          <w:rPr>
+            <w:noProof/>
+            <w:webHidden/>
+          </w:rPr>
+          <w:instrText xml:space="preserve"> PAGEREF _Toc224037379 \h </w:instrText>
+        </w:r>
+        <w:r>
+          <w:rPr>
+            <w:noProof/>
+            <w:webHidden/>
+          </w:rPr>
+        </w:r>
+        <w:r>
+          <w:rPr>
+            <w:noProof/>
+            <w:webHidden/>
+          </w:rPr>
+          <w:fldChar w:fldCharType="separate"/>
+        </w:r>
+        <w:r>
+          <w:rPr>
+            <w:noProof/>
+            <w:webHidden/>
+          </w:rPr>
+          <w:t>4</w:t>
+        </w:r>
+        <w:r>
+          <w:rPr>
+            <w:noProof/>
+            <w:webHidden/>
+          </w:rPr>
+          <w:fldChar w:fldCharType="end"/>
+        </w:r>
+      </w:hyperlink>
+    </w:p>
+    <w:p>
+      <w:pPr>
+        <w:pStyle w:val="Sommario2"/>
+        <w:tabs>
+          <w:tab w:val="right" w:leader="dot" w:pos="9628"/>
+        </w:tabs>
+        <w:rPr>
+          <w:rFonts w:asciiTheme="minorHAnsi" w:eastAsiaTheme="minorEastAsia" w:hAnsiTheme="minorHAnsi"/>
+          <w:noProof/>
+          <w:szCs w:val="24"/>
+          <w:lang w:eastAsia="it-IT"/>
+        </w:rPr>
+      </w:pPr>
+      <w:hyperlink w:anchor="_Toc224037380" w:history="1">
+        <w:r>
+          <w:rPr>
+            <w:rStyle w:val="Collegamentoipertestuale"/>
+            <w:noProof/>
+          </w:rPr>
+          <w:t>7.2 Sviluppi futuri</w:t>
+        </w:r>
+        <w:r>
+          <w:rPr>
+            <w:noProof/>
+            <w:webHidden/>
+          </w:rPr>
+          <w:tab/>
+        </w:r>
+        <w:r>
+          <w:rPr>
+            <w:noProof/>
+            <w:webHidden/>
+          </w:rPr>
+          <w:fldChar w:fldCharType="begin"/>
+        </w:r>
+        <w:r>
+          <w:rPr>
+            <w:noProof/>
+            <w:webHidden/>
+          </w:rPr>
+          <w:instrText xml:space="preserve"> PAGEREF _Toc224037380 \h </w:instrText>
+        </w:r>
+        <w:r>
+          <w:rPr>
+            <w:noProof/>
+            <w:webHidden/>
+          </w:rPr>
+        </w:r>
+        <w:r>
+          <w:rPr>
+            <w:noProof/>
+            <w:webHidden/>
+          </w:rPr>
+          <w:fldChar w:fldCharType="separate"/>
+        </w:r>
+        <w:r>
+          <w:rPr>
+            <w:noProof/>
+            <w:webHidden/>
+          </w:rPr>
+          <w:t>4</w:t>
+        </w:r>
+        <w:r>
+          <w:rPr>
+            <w:noProof/>
+            <w:webHidden/>
+          </w:rPr>
+          <w:fldChar w:fldCharType="end"/>
+        </w:r>
+      </w:hyperlink>
+    </w:p>
+    <w:p>
+      <w:r>
+        <w:fldChar w:fldCharType="end"/>
+      </w:r>
+    </w:p>
+    <w:p/>
+    <w:p>
+      <w:pPr>
+        <w:tabs>
+          <w:tab w:val="left" w:pos="2076"/>
+          <w:tab w:val="left" w:pos="2869"/>
+        </w:tabs>
+        <w:rPr>
+          <w:rFonts w:cs="Times New Roman"/>
+          <w:b/>
+          <w:bCs/>
+          <w:sz w:val="40"/>
+          <w:szCs w:val="40"/>
+        </w:rPr>
+      </w:pPr>
+      <w:bookmarkStart w:id="0" w:name="_Toc224030651"/>
+    </w:p>
+    <w:p>
+      <w:pPr>
+        <w:tabs>
+          <w:tab w:val="left" w:pos="2076"/>
+          <w:tab w:val="left" w:pos="2869"/>
+        </w:tabs>
+        <w:rPr>
+          <w:rFonts w:cs="Times New Roman"/>
+          <w:b/>
+          <w:bCs/>
+          <w:sz w:val="40"/>
+          <w:szCs w:val="40"/>
+        </w:rPr>
+      </w:pPr>
+    </w:p>
+    <w:p>
+      <w:pPr>
+        <w:tabs>
+          <w:tab w:val="left" w:pos="2076"/>
+          <w:tab w:val="left" w:pos="2869"/>
+        </w:tabs>
+        <w:rPr>
+          <w:rFonts w:cs="Times New Roman"/>
+          <w:b/>
+          <w:bCs/>
+          <w:sz w:val="40"/>
+          <w:szCs w:val="40"/>
+        </w:rPr>
+      </w:pPr>
+    </w:p>
+    <w:p>
+      <w:pPr>
+        <w:tabs>
+          <w:tab w:val="left" w:pos="2076"/>
+          <w:tab w:val="left" w:pos="2869"/>
+        </w:tabs>
+        <w:rPr>
+          <w:rFonts w:cs="Times New Roman"/>
+          <w:b/>
+          <w:bCs/>
+          <w:sz w:val="40"/>
+          <w:szCs w:val="40"/>
+        </w:rPr>
+      </w:pPr>
+    </w:p>
+    <w:p>
+      <w:pPr>
+        <w:tabs>
+          <w:tab w:val="left" w:pos="2076"/>
+          <w:tab w:val="left" w:pos="2869"/>
+        </w:tabs>
+        <w:rPr>
+          <w:rFonts w:cs="Times New Roman"/>
+          <w:b/>
+          <w:bCs/>
+          <w:sz w:val="40"/>
+          <w:szCs w:val="40"/>
+        </w:rPr>
+      </w:pPr>
+    </w:p>
+    <w:p>
+      <w:pPr>
+        <w:tabs>
+          <w:tab w:val="left" w:pos="2076"/>
+          <w:tab w:val="left" w:pos="2869"/>
+        </w:tabs>
+        <w:rPr>
+          <w:rFonts w:cs="Times New Roman"/>
+          <w:b/>
+          <w:bCs/>
+          <w:sz w:val="40"/>
+          <w:szCs w:val="40"/>
+        </w:rPr>
+      </w:pPr>
+    </w:p>
+    <w:p>
+      <w:pPr>
+        <w:tabs>
+          <w:tab w:val="left" w:pos="2076"/>
+          <w:tab w:val="left" w:pos="2869"/>
+        </w:tabs>
+        <w:rPr>
+          <w:rFonts w:cs="Times New Roman"/>
+          <w:b/>
+          <w:bCs/>
+          <w:sz w:val="40"/>
+          <w:szCs w:val="40"/>
+        </w:rPr>
+      </w:pPr>
+    </w:p>
+    <w:p>
+      <w:pPr>
+        <w:tabs>
+          <w:tab w:val="left" w:pos="2076"/>
+          <w:tab w:val="left" w:pos="2869"/>
+        </w:tabs>
+        <w:rPr>
+          <w:rFonts w:cs="Times New Roman"/>
+          <w:b/>
+          <w:bCs/>
+          <w:sz w:val="40"/>
+          <w:szCs w:val="40"/>
+        </w:rPr>
+      </w:pPr>
+      <w:r>
+        <w:rPr>
+          <w:rFonts w:cs="Times New Roman"/>
+          <w:b/>
+          <w:bCs/>
+          <w:sz w:val="40"/>
+          <w:szCs w:val="40"/>
+        </w:rPr>
+        <w:tab/>
+      </w:r>
+      <w:r>
+        <w:rPr>
+          <w:rFonts w:cs="Times New Roman"/>
+          <w:b/>
+          <w:bCs/>
+          <w:sz w:val="40"/>
+          <w:szCs w:val="40"/>
+        </w:rPr>
+        <w:tab/>
+      </w:r>
+    </w:p>
+    <w:p>
+      <w:pPr>
+        <w:rPr>
+          <w:rFonts w:cs="Times New Roman"/>
+          <w:b/>
+          <w:bCs/>
+          <w:sz w:val="40"/>
+          <w:szCs w:val="40"/>
+        </w:rPr>
+      </w:pPr>
+      <w:r>
+        <w:rPr>
+          <w:rFonts w:cs="Times New Roman"/>
+          <w:b/>
+          <w:bCs/>
+          <w:sz w:val="40"/>
+          <w:szCs w:val="40"/>
+        </w:rPr>
+        <w:lastRenderedPageBreak/>
+        <w:t>Capitolo 1</w:t>
+      </w:r>
+      <w:bookmarkEnd w:id="0"/>
+    </w:p>
+    <w:p>
+      <w:pPr>
+        <w:pStyle w:val="Titolo1"/>
+        <w:tabs>
+          <w:tab w:val="center" w:pos="4819"/>
+        </w:tabs>
+      </w:pPr>
+      <w:bookmarkStart w:id="1" w:name="_Toc224030652"/>
+      <w:bookmarkStart w:id="2" w:name="_Toc224031304"/>
+      <w:bookmarkStart w:id="3" w:name="_Toc224036991"/>
+      <w:bookmarkStart w:id="4" w:name="_Toc224037351"/>
+      <w:r>
+        <w:rPr>
+          <w:color w:val="FFFFFF" w:themeColor="background1"/>
+          <w:sz w:val="2"/>
+          <w:szCs w:val="2"/>
+        </w:rPr>
+        <w:t xml:space="preserve">1   </w:t>
+      </w:r>
+      <w:r>
+        <w:t>Introduzione</w:t>
+      </w:r>
+      <w:bookmarkEnd w:id="1"/>
+      <w:bookmarkEnd w:id="2"/>
+      <w:bookmarkEnd w:id="3"/>
+      <w:bookmarkEnd w:id="4"/>
+      <w:r>
+        <w:tab/>
+      </w:r>
+    </w:p>
+    <w:p>
+      <w:r>
+        <w:t>Un sistema di controllo climatico per serre è un apparato che, date delle grandezze fisiche ambientali all'ingresso, elabora queste informazioni per produrre un'azione in uscita che rispecchi la necessità di mantenere il microclima entro parametri biologici ben precisi. L'azione meccanica necessaria al raggiungimento di tale equilibrio viene eseguita in autonomia prelevando energia da una sorgente esterna, l'alimentazione. Generalmente esistono vari tipi di grandezze fisiche da dover mantenere sotto controllo all'interno di un ambiente di coltivazione:</w:t>
+      </w:r>
+    </w:p>
+    <w:p>
+      <w:pPr>
+        <w:numPr>
+          <w:ilvl w:val="0"/>
+          <w:numId w:val="2"/>
+        </w:numPr>
+      </w:pPr>
+      <w:r>
+        <w:t>Temperatura dell'aria</w:t>
+      </w:r>
+    </w:p>
+    <w:p>
+      <w:pPr>
+        <w:numPr>
+          <w:ilvl w:val="0"/>
+          <w:numId w:val="2"/>
+        </w:numPr>
+      </w:pPr>
+      <w:r>
+        <w:t>Umidità relativa</w:t>
+      </w:r>
+    </w:p>
+    <w:p>
+      <w:pPr>
+        <w:numPr>
+          <w:ilvl w:val="0"/>
+          <w:numId w:val="2"/>
+        </w:numPr>
+      </w:pPr>
+      <w:r>
+        <w:t>Irraggiamento solare</w:t>
+      </w:r>
+    </w:p>
+    <w:p>
+      <w:pPr>
+        <w:numPr>
+          <w:ilvl w:val="0"/>
+          <w:numId w:val="2"/>
+        </w:numPr>
+      </w:pPr>
+      <w:r>
+        <w:t>Umidità del terreno</w:t>
+      </w:r>
+    </w:p>
+    <w:p>
+      <w:r>
+        <w:t>In questa tesi si andrà a valutare il monitoraggio e il controllo delle prime due.</w:t>
+      </w:r>
+    </w:p>
+    <w:p>
+      <w:r>
+        <w:t>All'interno di una serra, l'effetto termico generato dalla copertura e la naturale traspirazione dei vegetali portano a repentine variazioni dei parametri atmosferici. Se temperatura e umidità oltrepassano le soglie tollerate, si rischia di danneggiare o compromettere irreparabilmente la salute delle colture. All'interno del sistema di automazione vi è un'unità logica di elaborazione, nel nostro caso un microcontrollore, che, analizzando costantemente i dati forniti da un'apposita rete di sensori, decide quando è necessario intervenire sull'ambiente.</w:t>
+      </w:r>
+    </w:p>
+    <w:p>
+      <w:r>
+        <w:t>Per ristabilire i parametri ideali (ad esempio aprendo o chiudendo le finestre di aerazione del tetto), i dispositivi attuatori vanno opportunamente messi nelle condizioni di lavorare a particolari tensioni e correnti: questo viene fatto interfacciando il microcontrollore con una rete di componenti passivi e di potenza, come relè e driver.</w:t>
+      </w:r>
+    </w:p>
+    <w:p>
+      <w:r>
+        <w:t>Una caratteristica fondamentale che distingue i moderni sistemi di automazione agricola è inoltre la presenza di una HMI (</w:t>
+      </w:r>
+      <w:r>
+        <w:rPr>
+          <w:i/>
+          <w:iCs/>
+        </w:rPr>
+        <w:t>Human-Machine Interface</w:t>
+      </w:r>
+      <w:r>
+        <w:t xml:space="preserve">). Si tratta di un'interfaccia </w:t>
+      </w:r>
+      <w:r>
+        <w:lastRenderedPageBreak/>
+        <w:t>grafica a display che quantifica in modo visivo lo stato del sistema e permette all'operatore di interagire con esso. In questo modo l'utente può monitorare i grafici ambientali e modificare le soglie di intervento termico direttamente dallo schermo, adattando facilmente il sistema al variare delle stagioni senza dover riprogrammare la logica di controllo.</w:t>
+      </w:r>
+    </w:p>
+    <w:p/>
+    <w:p>
+      <w:pPr>
+        <w:rPr>
+          <w:rFonts w:cs="Times New Roman"/>
+          <w:b/>
+          <w:bCs/>
+          <w:sz w:val="40"/>
+          <w:szCs w:val="40"/>
+        </w:rPr>
+      </w:pPr>
+      <w:bookmarkStart w:id="5" w:name="_Toc224031305"/>
+      <w:bookmarkStart w:id="6" w:name="_Toc224036992"/>
+      <w:r>
+        <w:rPr>
+          <w:rFonts w:cs="Times New Roman"/>
+          <w:b/>
+          <w:bCs/>
+          <w:sz w:val="40"/>
+          <w:szCs w:val="40"/>
+        </w:rPr>
+        <w:t>Capitolo 2</w:t>
+      </w:r>
+      <w:bookmarkEnd w:id="5"/>
+      <w:bookmarkEnd w:id="6"/>
+    </w:p>
+    <w:p>
+      <w:pPr>
+        <w:pStyle w:val="Titolo1"/>
+      </w:pPr>
+      <w:bookmarkStart w:id="7" w:name="_Toc224037352"/>
+      <w:r>
+        <w:rPr>
+          <w:color w:val="FFFFFF" w:themeColor="background1"/>
+          <w:sz w:val="2"/>
+          <w:szCs w:val="2"/>
+        </w:rPr>
+        <w:t xml:space="preserve">2   </w:t>
+      </w:r>
+      <w:r>
+        <w:t>Obiettivi di progetto</w:t>
+      </w:r>
+      <w:bookmarkEnd w:id="7"/>
+    </w:p>
+    <w:p>
+      <w:r>
+        <w:t>In questo capitolo verranno delineati i requisiti e le finalità che hanno guidato lo sviluppo del dispositivo, partendo dall'analisi dell'ambiente in cui andrà ad operare fino ad arrivare alla scomposizione della sua architettura funzionale.</w:t>
+      </w:r>
+    </w:p>
+    <w:p/>
+    <w:p>
+      <w:pPr>
+        <w:pStyle w:val="Titolo2"/>
+      </w:pPr>
+      <w:bookmarkStart w:id="8" w:name="_Toc224037353"/>
+      <w:r>
+        <w:t>2.1 Contesto applicativo</w:t>
+      </w:r>
+      <w:bookmarkEnd w:id="8"/>
+    </w:p>
+    <w:p>
+      <w:r>
+        <w:t>Negli ultimi anni, i sistemi di automazione e monitoraggio ambientale hanno visto una rapida diffusione, uscendo dai confini delle grandi installazioni industriali per approdare in ambienti residenziali e su scala ridotta. Come avviene nel settore della domotica, la miniaturizzazione dei componenti permette oggi di portare soluzioni tecnologiche avanzate anche in contesti privati.</w:t>
+      </w:r>
+    </w:p>
+    <w:p>
+      <w:r>
+        <w:t>Il progetto descritto in questo elaborato si cala esattamente in questa realtà, trovando la sua applicazione pratica all'interno di una serra domestica situata in un orto privato. In un ambiente di questo tipo, le variazioni climatiche (causate principalmente dall'irraggiamento solare durante il giorno e dall'abbassamento termico notturno) sono repentine. Il calore e l'umidità intrappolati sotto la copertura, se non regolati attraverso una tempestiva ventilazione, rischiano di superare facilmente le soglie di tolleranza biologica delle colture, danneggiandole. Risulta tuttavia complesso e dispendioso, in termini di tempo, per un singolo utente monitorare costantemente e manualmente tali sbalzi termici. Emerge quindi la necessità di un sistema autonomo in grado di percepire lo stato dell'ambiente e intervenire fisicamente per regolarlo.</w:t>
+      </w:r>
+    </w:p>
+    <w:p>
+      <w:pPr>
+        <w:pStyle w:val="Titolo2"/>
+      </w:pPr>
+      <w:bookmarkStart w:id="9" w:name="_Toc224037354"/>
+      <w:r>
+        <w:lastRenderedPageBreak/>
+        <w:t>2.2 Scopo del progetto</w:t>
+      </w:r>
+      <w:bookmarkEnd w:id="9"/>
+    </w:p>
+    <w:p>
+      <w:r>
+        <w:t xml:space="preserve">Lo scopo principale di questo elaborato è la progettazione e la realizzazione di un circuito elettronico completo, sviluppato sotto forma di </w:t>
+      </w:r>
+      <w:r>
+        <w:t>circuito stampato</w:t>
+      </w:r>
+      <w:r>
+        <w:t xml:space="preserve"> (PCB) custom, in grado di gestire in totale autonomia la termoregolazione dell'ambiente descritto in precedenza.</w:t>
+      </w:r>
+    </w:p>
+    <w:p>
+      <w:r>
+        <w:t xml:space="preserve">A differenza delle generiche soluzioni commerciali </w:t>
+      </w:r>
+      <w:proofErr w:type="spellStart"/>
+      <w:r>
+        <w:t>pre</w:t>
+      </w:r>
+      <w:proofErr w:type="spellEnd"/>
+      <w:r>
+        <w:t>-assemblate, il progetto mira a creare un dispositivo ottimizzato, compatto e su misura. Nello specifico, gli obiettivi funzionali che il sistema dovrà soddisfare sono i seguenti:</w:t>
+      </w:r>
+    </w:p>
+    <w:p>
+      <w:pPr>
+        <w:numPr>
+          <w:ilvl w:val="0"/>
+          <w:numId w:val="4"/>
+        </w:numPr>
+      </w:pPr>
+      <w:r>
+        <w:rPr>
+          <w:b/>
+          <w:bCs/>
+        </w:rPr>
+        <w:t>Sviluppo di un'unità centrale custom:</w:t>
+      </w:r>
+      <w:r>
+        <w:t xml:space="preserve"> Progettazione della logica di controllo attorno a un microcontrollore dedicato, scelto e dimensionato per garantire stabilità, compattezza e affidabilità nell'elaborazione continua dei dati.</w:t>
+      </w:r>
+    </w:p>
+    <w:p>
+      <w:pPr>
+        <w:numPr>
+          <w:ilvl w:val="0"/>
+          <w:numId w:val="4"/>
+        </w:numPr>
+      </w:pPr>
+      <w:r>
+        <w:rPr>
+          <w:b/>
+          <w:bCs/>
+        </w:rPr>
+        <w:t>Acquisizione dati ambientali:</w:t>
+      </w:r>
+      <w:r>
+        <w:t xml:space="preserve"> Interfacciamento del sistema con un'apposita rete di sensori per il campionamento in tempo reale delle grandezze fisiche fondamentali, in particolare temperatura e umidità.</w:t>
+      </w:r>
+    </w:p>
+    <w:p>
+      <w:pPr>
+        <w:numPr>
+          <w:ilvl w:val="0"/>
+          <w:numId w:val="4"/>
+        </w:numPr>
+      </w:pPr>
+      <w:r>
+        <w:rPr>
+          <w:b/>
+          <w:bCs/>
+        </w:rPr>
+        <w:t>Attuazione fisica:</w:t>
+      </w:r>
+      <w:r>
+        <w:t xml:space="preserve"> Creazione di uno stadio di potenza integrato, in grado di pilotare in sicurezza l'azionamento dei motori e dei relè responsabili dell'apertura e della chiusura delle finestre di aerazione, agendo sulla base di logiche di intervento prestabilite.</w:t>
+      </w:r>
+    </w:p>
+    <w:p>
+      <w:pPr>
+        <w:numPr>
+          <w:ilvl w:val="0"/>
+          <w:numId w:val="4"/>
+        </w:numPr>
+      </w:pPr>
+      <w:r>
+        <w:rPr>
+          <w:b/>
+          <w:bCs/>
+        </w:rPr>
+        <w:t>Interfaccia Utente (HMI):</w:t>
+      </w:r>
+      <w:r>
+        <w:t xml:space="preserve"> Implementazione di un display grafico interattivo che funga da interfaccia uomo-macchina. Tale modulo dovrà permettere all'utente di monitorare visivamente i parametri climatici dall'interno della serra e, soprattutto, di poter impostare o modificare le soglie di temperatura desiderate tramite pannello </w:t>
+      </w:r>
+      <w:r>
+        <w:rPr>
+          <w:i/>
+          <w:iCs/>
+        </w:rPr>
+        <w:t>touch</w:t>
+      </w:r>
+      <w:r>
+        <w:t>, eliminando del tutto la necessità di collegare un computer esterno per la riprogrammazione del sistema.</w:t>
+      </w:r>
+    </w:p>
+    <w:p/>
+    <w:p/>
+    <w:p>
+      <w:pPr>
+        <w:pStyle w:val="Titolo2"/>
+      </w:pPr>
+      <w:bookmarkStart w:id="10" w:name="_Toc224037355"/>
+      <w:r>
+        <w:lastRenderedPageBreak/>
+        <w:t>2.3 Schema a blocchi del sistema</w:t>
+      </w:r>
+      <w:bookmarkEnd w:id="10"/>
+    </w:p>
+    <w:p>
+      <w:r>
+        <w:t>Per definire chiaramente le interazioni tra i macro-componenti e facilitare le successive fasi di progettazione, l'architettura logica del dispositivo è stata riassunta nello schema a blocchi riportato in Figura 2.1.</w:t>
+      </w:r>
+    </w:p>
+    <w:p>
+      <w:pPr>
+        <w:jc w:val="center"/>
+      </w:pPr>
+      <w:r>
+        <w:rPr>
+          <w:noProof/>
+        </w:rPr>
+        <w:drawing>
+          <wp:inline distT="0" distB="0" distL="0" distR="0" wp14:anchorId="1462EBA5" wp14:editId="5BB4EC7E">
+            <wp:extent cx="2736273" cy="1200319"/>
+            <wp:effectExtent l="0" t="0" r="6985" b="0"/>
+            <wp:docPr id="1500421415" name="Immagine 1"/>
+            <wp:cNvGraphicFramePr>
+              <a:graphicFrameLocks xmlns:a="http://schemas.openxmlformats.org/drawingml/2006/main" noChangeAspect="1"/>
+            </wp:cNvGraphicFramePr>
+            <a:graphic xmlns:a="http://schemas.openxmlformats.org/drawingml/2006/main">
+              <a:graphicData uri="http://schemas.openxmlformats.org/drawingml/2006/picture">
+                <pic:pic xmlns:pic="http://schemas.openxmlformats.org/drawingml/2006/picture">
+                  <pic:nvPicPr>
+                    <pic:cNvPr id="1500421415" name="Immagine 1500421415"/>
+                    <pic:cNvPicPr/>
+                  </pic:nvPicPr>
+                  <pic:blipFill>
+                    <a:blip r:embed="rId8">
+                      <a:extLst>
+                        <a:ext uri="{28A0092B-C50C-407E-A947-70E740481C1C}">
+                          <a14:useLocalDpi xmlns:a14="http://schemas.microsoft.com/office/drawing/2010/main" val="0"/>
+                        </a:ext>
+                      </a:extLst>
+                    </a:blip>
+                    <a:stretch>
+                      <a:fillRect/>
+                    </a:stretch>
+                  </pic:blipFill>
+                  <pic:spPr>
+                    <a:xfrm>
+                      <a:off x="0" y="0"/>
+                      <a:ext cx="2740352" cy="1202108"/>
+                    </a:xfrm>
+                    <a:prstGeom prst="rect">
+                      <a:avLst/>
+                    </a:prstGeom>
+                  </pic:spPr>
+                </pic:pic>
+              </a:graphicData>
+            </a:graphic>
+          </wp:inline>
+        </w:drawing>
+      </w:r>
+    </w:p>
+    <w:p>
+      <w:pPr>
+        <w:jc w:val="center"/>
+      </w:pPr>
+      <w:r>
+        <w:t>Figura 2.1</w:t>
+      </w:r>
+      <w:r>
+        <w:t>: Schema a blocchi del sistema</w:t>
+      </w:r>
+    </w:p>
+    <w:p>
+      <w:bookmarkStart w:id="11" w:name="_Toc224036997"/>
+      <w:r>
+        <w:t xml:space="preserve">Il flusso delle informazioni risulta quindi così semplificato: tramite il blocco dei sensori viene effettuata la lettura continua dei valori termo-climatici dell'ambiente. Il microcontrollore riceve questi dati e li processa, interfacciandosi in modo bidirezionale con l'Interfaccia Uomo-Macchina (HMI). In questo modo, l'unità centrale è in grado di valutare lo stato climatico della serra confrontandolo con le specifiche esigenze dell'utilizzatore, impostate e comunicate proprio tramite </w:t>
+      </w:r>
+      <w:r>
+        <w:t>l’HMI</w:t>
+      </w:r>
+      <w:r>
+        <w:t>. Infine, a seconda della necessità di termoregolazione, il microcontrollore aziona l'apertura o la chiusura meccanica delle finestre tramite degli attuatori lineari.</w:t>
+      </w:r>
+    </w:p>
+    <w:p>
+      <w:pPr>
+        <w:rPr>
+          <w:rFonts w:cs="Times New Roman"/>
+          <w:b/>
+          <w:bCs/>
+          <w:sz w:val="40"/>
+          <w:szCs w:val="40"/>
+        </w:rPr>
+      </w:pPr>
+    </w:p>
+    <w:p>
+      <w:pPr>
+        <w:rPr>
+          <w:rFonts w:cs="Times New Roman"/>
+          <w:b/>
+          <w:bCs/>
+          <w:sz w:val="40"/>
+          <w:szCs w:val="40"/>
+        </w:rPr>
+      </w:pPr>
+    </w:p>
+    <w:p>
+      <w:pPr>
+        <w:rPr>
+          <w:rFonts w:cs="Times New Roman"/>
+          <w:b/>
+          <w:bCs/>
+          <w:sz w:val="40"/>
+          <w:szCs w:val="40"/>
+        </w:rPr>
+      </w:pPr>
+    </w:p>
+    <w:p>
+      <w:pPr>
+        <w:rPr>
+          <w:rFonts w:cs="Times New Roman"/>
+          <w:b/>
+          <w:bCs/>
+          <w:sz w:val="40"/>
+          <w:szCs w:val="40"/>
+        </w:rPr>
+      </w:pPr>
+    </w:p>
+    <w:p>
+      <w:pPr>
+        <w:rPr>
+          <w:rFonts w:cs="Times New Roman"/>
+          <w:b/>
+          <w:bCs/>
+          <w:sz w:val="40"/>
+          <w:szCs w:val="40"/>
+        </w:rPr>
+      </w:pPr>
+    </w:p>
+    <w:p>
+      <w:pPr>
+        <w:rPr>
+          <w:rFonts w:cs="Times New Roman"/>
+          <w:b/>
+          <w:bCs/>
+          <w:sz w:val="40"/>
+          <w:szCs w:val="40"/>
+        </w:rPr>
+      </w:pPr>
+    </w:p>
+    <w:p>
+      <w:pPr>
+        <w:rPr>
+          <w:rFonts w:cs="Times New Roman"/>
+          <w:b/>
+          <w:bCs/>
+          <w:sz w:val="40"/>
+          <w:szCs w:val="40"/>
+        </w:rPr>
+      </w:pPr>
+      <w:r>
+        <w:rPr>
+          <w:rFonts w:cs="Times New Roman"/>
+          <w:b/>
+          <w:bCs/>
+          <w:sz w:val="40"/>
+          <w:szCs w:val="40"/>
+        </w:rPr>
+        <w:lastRenderedPageBreak/>
+        <w:t>Capitolo 3</w:t>
+      </w:r>
+      <w:bookmarkEnd w:id="11"/>
+    </w:p>
+    <w:p>
+      <w:pPr>
+        <w:pStyle w:val="Titolo1"/>
+      </w:pPr>
+      <w:bookmarkStart w:id="12" w:name="_Toc224037356"/>
+      <w:r>
+        <w:rPr>
+          <w:b w:val="0"/>
+          <w:bCs/>
+          <w:color w:val="FFFFFF" w:themeColor="background1"/>
+          <w:sz w:val="2"/>
+          <w:szCs w:val="2"/>
+        </w:rPr>
+        <w:t xml:space="preserve">3   </w:t>
+      </w:r>
+      <w:r>
+        <w:t>Scelta dell’hardware e dei componenti</w:t>
+      </w:r>
+      <w:bookmarkEnd w:id="12"/>
+    </w:p>
+    <w:p>
+      <w:r>
+        <w:t>In questo capitolo verranno analizzate nel dettaglio le scelte progettuali relative ai singoli componenti elettronici ed elettromeccanici impiegati per la realizzazione del sistema. Come schematizzato nel capitolo precedente, l'architettura richiede l'integrazione di moduli per l'acquisizione dati, l'elaborazione, l'attuazione di potenza e l'interfaccia utente. La scelta di ogni singolo componente è stata guidata dalla necessità di massimizzare l'affidabilità, minimizzare gli ingombri sulla scheda e garantire un'interoperabilità ottimale tra i vari stadi del circuito.</w:t>
+      </w:r>
+    </w:p>
+    <w:p>
+      <w:pPr>
+        <w:pStyle w:val="Titolo2"/>
+      </w:pPr>
+      <w:bookmarkStart w:id="13" w:name="_Toc224037357"/>
+      <w:r>
+        <w:t>3.1 Microcontrollore</w:t>
+      </w:r>
+      <w:bookmarkEnd w:id="13"/>
+    </w:p>
+    <w:p>
+      <w:r>
+        <w:t xml:space="preserve">Il cuore logico ed elaborativo dell'intero sistema è basato sul microcontrollore </w:t>
+      </w:r>
+      <w:r>
+        <w:rPr>
+          <w:b/>
+          <w:bCs/>
+        </w:rPr>
+        <w:t>ATmega328P-MU</w:t>
+      </w:r>
+      <w:r>
+        <w:t>, prodotto da Microchip Technology (ex Atmel). Si tratta di un microcontrollore con architettura AVR a 8-bit, operante a frequenze fino a 20 MHz, dotato di 32 KB di memoria Flash programmabile, 2 KB di SRAM e 1 KB di EEPROM.</w:t>
+      </w:r>
+    </w:p>
+    <w:p>
+      <w:r>
+        <w:t xml:space="preserve">La scelta è ricaduta su questo specifico integrato in quanto risulta sufficientemente performante per l'applicazione di controllo climatico, ampiamente documentato ed estremamente affidabile. In fase di progettazione si è deciso di non ripiegare sull'utilizzo di schede di sviluppo </w:t>
+      </w:r>
+      <w:proofErr w:type="spellStart"/>
+      <w:r>
+        <w:t>pre</w:t>
+      </w:r>
+      <w:proofErr w:type="spellEnd"/>
+      <w:r>
+        <w:t>-assemblate commerciali (</w:t>
+      </w:r>
+      <w:proofErr w:type="gramStart"/>
+      <w:r>
+        <w:t>come ad esempio</w:t>
+      </w:r>
+      <w:proofErr w:type="gramEnd"/>
+      <w:r>
+        <w:t xml:space="preserve"> </w:t>
+      </w:r>
+      <w:proofErr w:type="gramStart"/>
+      <w:r>
+        <w:t>le board</w:t>
+      </w:r>
+      <w:proofErr w:type="gramEnd"/>
+      <w:r>
+        <w:t xml:space="preserve"> della famiglia Arduino), ma di integrare direttamente il chip "nudo" sulla PCB custom. Per questo motivo è stata selezionata la variante costruttiva con package </w:t>
+      </w:r>
+      <w:r>
+        <w:rPr>
+          <w:b/>
+          <w:bCs/>
+        </w:rPr>
+        <w:t>QFN/MLF a montaggio superficiale (-MU)</w:t>
+      </w:r>
+      <w:r>
+        <w:t xml:space="preserve">: questa soluzione permette di ridurre drasticamente gli ingombri sulla scheda madre rispetto alla classica versione DIP (Dual In-line Package), ottimizzando al contempo il </w:t>
+      </w:r>
+      <w:proofErr w:type="spellStart"/>
+      <w:r>
+        <w:rPr>
+          <w:i/>
+          <w:iCs/>
+        </w:rPr>
+        <w:t>routing</w:t>
+      </w:r>
+      <w:proofErr w:type="spellEnd"/>
+      <w:r>
+        <w:t xml:space="preserve"> delle piste. Una caratteristica fondamentale di questo microcontrollore, indispensabile per l'architettura del progetto, è la presenza di un'interfaccia </w:t>
+      </w:r>
+      <w:r>
+        <w:rPr>
+          <w:b/>
+          <w:bCs/>
+        </w:rPr>
+        <w:t>UART hardware</w:t>
+      </w:r>
+      <w:r>
+        <w:t>, necessaria per instaurare il canale di comunicazione seriale con l'interfaccia grafica.</w:t>
+      </w:r>
+    </w:p>
+    <w:p/>
+    <w:p>
+      <w:pPr>
+        <w:pStyle w:val="Titolo2"/>
+      </w:pPr>
+      <w:bookmarkStart w:id="14" w:name="_Toc224037358"/>
+      <w:r>
+        <w:lastRenderedPageBreak/>
+        <w:t>3.2 Sensori</w:t>
+      </w:r>
+      <w:bookmarkEnd w:id="14"/>
+      <w:r>
+        <w:t xml:space="preserve"> </w:t>
+      </w:r>
+    </w:p>
+    <w:p>
+      <w:r>
+        <w:t xml:space="preserve">Per garantire il corretto funzionamento dell'anello di controllo climatico, il microcontrollore deve conoscere in tempo reale lo stato dell'ambiente interno alla serra. A tale scopo, il sistema è stato interfacciato con il sensore </w:t>
+      </w:r>
+      <w:r>
+        <w:rPr>
+          <w:b/>
+          <w:bCs/>
+        </w:rPr>
+        <w:t>DHT22</w:t>
+      </w:r>
+      <w:r>
+        <w:t xml:space="preserve"> (noto anche come AM2302), un trasduttore digitale adibito al campionamento di temperatura e umidità relativa dell'aria.</w:t>
+      </w:r>
+    </w:p>
+    <w:p>
+      <w:r>
+        <w:t xml:space="preserve">Rispetto a varianti più economiche, il DHT22 offre un range di misurazione della temperatura da -40°C a +80°C (con un'accuratezza di °C) e un range di umidità dallo 0% al 100% (con accuratezza del %). La scelta di questo componente è stata dettata dalla sua capacità di fornire letture stabili e </w:t>
+      </w:r>
+      <w:proofErr w:type="spellStart"/>
+      <w:r>
+        <w:t>pre</w:t>
+      </w:r>
+      <w:proofErr w:type="spellEnd"/>
+      <w:r>
+        <w:t>-calibrate, comunicando con l'ATmega328P tramite un protocollo digitale proprietario a singolo filo (</w:t>
+      </w:r>
+      <w:r>
+        <w:rPr>
+          <w:i/>
+          <w:iCs/>
+        </w:rPr>
+        <w:t>single-bus</w:t>
+      </w:r>
+      <w:r>
+        <w:t>). Questo garantisce un'elevata immunità ai disturbi elettrici rispetto all'utilizzo di classici sensori analogici, un fattore cruciale in un ambiente in cui operano attuatori elettromeccanici.</w:t>
+      </w:r>
+    </w:p>
+    <w:p/>
+    <w:p>
+      <w:pPr>
+        <w:pStyle w:val="Titolo2"/>
+      </w:pPr>
+      <w:bookmarkStart w:id="15" w:name="_Toc224037359"/>
+      <w:r>
+        <w:t xml:space="preserve">3.3 Display </w:t>
+      </w:r>
+      <w:proofErr w:type="spellStart"/>
+      <w:r>
+        <w:t>Nextion</w:t>
+      </w:r>
+      <w:bookmarkEnd w:id="15"/>
+      <w:proofErr w:type="spellEnd"/>
+    </w:p>
+    <w:p>
+      <w:r>
+        <w:t xml:space="preserve">L'interazione visiva tra l'operatore e il sistema (HMI) è stata affidata a un display intelligente </w:t>
+      </w:r>
+      <w:proofErr w:type="spellStart"/>
+      <w:r>
+        <w:rPr>
+          <w:b/>
+          <w:bCs/>
+        </w:rPr>
+        <w:t>Nextion</w:t>
+      </w:r>
+      <w:proofErr w:type="spellEnd"/>
+      <w:r>
+        <w:rPr>
+          <w:b/>
+          <w:bCs/>
+        </w:rPr>
+        <w:t xml:space="preserve"> </w:t>
+      </w:r>
+      <w:proofErr w:type="spellStart"/>
+      <w:r>
+        <w:rPr>
+          <w:b/>
+          <w:bCs/>
+        </w:rPr>
+        <w:t>Enhanced</w:t>
+      </w:r>
+      <w:proofErr w:type="spellEnd"/>
+      <w:r>
+        <w:rPr>
+          <w:b/>
+          <w:bCs/>
+        </w:rPr>
+        <w:t xml:space="preserve"> NX4832K035</w:t>
+      </w:r>
+      <w:r>
+        <w:t xml:space="preserve">, un pannello </w:t>
+      </w:r>
+      <w:r>
+        <w:rPr>
+          <w:i/>
+          <w:iCs/>
+        </w:rPr>
+        <w:t>touch</w:t>
+      </w:r>
+      <w:r>
+        <w:t xml:space="preserve"> resistivo da 3.5 pollici. In un progetto basato su un microcontrollore a 8-bit, la renderizzazione grafica su schermi LCD tradizionali rappresenta un limite critico: il calcolo costante dei singoli pixel saturerebbe rapidamente la memoria e i cicli di clock dell'ATmega328P. I display </w:t>
+      </w:r>
+      <w:proofErr w:type="spellStart"/>
+      <w:r>
+        <w:t>Nextion</w:t>
+      </w:r>
+      <w:proofErr w:type="spellEnd"/>
+      <w:r>
+        <w:t xml:space="preserve"> risolvono questo problema essendo dotati di un processore grafico indipendente e di una memoria Flash integrata a bordo.</w:t>
+      </w:r>
+    </w:p>
+    <w:p>
+      <w:r>
+        <w:t xml:space="preserve">In particolare, la versione </w:t>
+      </w:r>
+      <w:proofErr w:type="spellStart"/>
+      <w:r>
+        <w:rPr>
+          <w:i/>
+          <w:iCs/>
+        </w:rPr>
+        <w:t>Enhanced</w:t>
+      </w:r>
+      <w:proofErr w:type="spellEnd"/>
+      <w:r>
+        <w:t xml:space="preserve"> scelta per questo progetto integra funzionalità avanzate quali un RTC (</w:t>
+      </w:r>
+      <w:r>
+        <w:rPr>
+          <w:i/>
+          <w:iCs/>
+        </w:rPr>
+        <w:t>Real-Time Clock</w:t>
+      </w:r>
+      <w:r>
+        <w:t>) hardware, il supporto per il salvataggio dei dati su EEPROM interna e un processore più rapido rispetto alla serie base. Tutta la grafica, le interfacce e le logiche dei pulsanti vengono elaborate localmente dal display. Il microcontrollore centrale è tenuto unicamente a scambiare brevi stringhe di testo o comandi esadecimali tramite il protocollo di comunicazione seriale asincrona (UART). Questa scelta architetturale ha permesso di sollevare l'unità logica dal pesante onere della gestione grafica.</w:t>
+      </w:r>
+    </w:p>
+    <w:p/>
+    <w:p>
+      <w:pPr>
+        <w:pStyle w:val="Titolo2"/>
+      </w:pPr>
+      <w:bookmarkStart w:id="16" w:name="_Toc224037360"/>
+      <w:r>
+        <w:t>3.4 Sezione di potenza e attuatori</w:t>
+      </w:r>
+      <w:bookmarkEnd w:id="16"/>
+    </w:p>
+    <w:p>
+      <w:r>
+        <w:t xml:space="preserve">L'azione correttiva sul microclima della serra avviene fisicamente tramite la movimentazione di due finestre di aerazione indipendenti. Per eseguire tale compito, la scheda comanda </w:t>
+      </w:r>
+      <w:r>
+        <w:rPr>
+          <w:b/>
+          <w:bCs/>
+        </w:rPr>
+        <w:t>due attuatori lineari da 12V DC</w:t>
+      </w:r>
+      <w:r>
+        <w:t xml:space="preserve"> (uno per ciascun infisso), dispositivi elettromeccanici con una corsa di 300 mm (12 pollici) e una notevole forza di spinta/trazione pari a 1000 N (circa 100 kg).</w:t>
+      </w:r>
+    </w:p>
+    <w:p>
+      <w:r>
+        <w:t xml:space="preserve">In fase di test preliminare, è stato misurato sperimentalmente il consumo reale dei dispositivi: si è registrato un assorbimento medio di </w:t>
+      </w:r>
+      <w:proofErr w:type="gramStart"/>
+      <w:r>
+        <w:rPr>
+          <w:b/>
+          <w:bCs/>
+        </w:rPr>
+        <w:t>3</w:t>
+      </w:r>
+      <w:proofErr w:type="gramEnd"/>
+      <w:r>
+        <w:rPr>
+          <w:b/>
+          <w:bCs/>
+        </w:rPr>
+        <w:t xml:space="preserve"> A per ciascun attuatore</w:t>
+      </w:r>
+      <w:r>
+        <w:t xml:space="preserve"> durante la movimentazione sotto carico. Questo dato, che porta l'assorbimento totale del sistema a circa </w:t>
+      </w:r>
+      <w:proofErr w:type="gramStart"/>
+      <w:r>
+        <w:t>6</w:t>
+      </w:r>
+      <w:proofErr w:type="gramEnd"/>
+      <w:r>
+        <w:t xml:space="preserve"> A in fase di apertura/chiusura simultanea, ha imposto vincoli stringenti sulla progettazione dello stadio di potenza.</w:t>
+      </w:r>
+    </w:p>
+    <w:p>
+      <w:r>
+        <w:t xml:space="preserve">Poiché i pin di I/O dell'ATmega328P operano a 5V e possono erogare correnti nell'ordine di poche decine di milliampere, risulta fisicamente impossibile pilotare in modo diretto tali carichi induttivi. Invece di ricorrere a circuiti integrati commerciali </w:t>
+      </w:r>
+      <w:proofErr w:type="spellStart"/>
+      <w:r>
+        <w:t>pre</w:t>
+      </w:r>
+      <w:proofErr w:type="spellEnd"/>
+      <w:r>
+        <w:t xml:space="preserve">-assemblati, i quali presentano spesso colli di bottiglia termici ad alte correnti, si è scelto di progettare un </w:t>
+      </w:r>
+      <w:r>
+        <w:rPr>
+          <w:b/>
+          <w:bCs/>
+        </w:rPr>
+        <w:t>Ponte ad H (H-Bridge) a componenti discreti</w:t>
+      </w:r>
+      <w:r>
+        <w:t xml:space="preserve"> direttamente integrato nella PCB custom.</w:t>
+      </w:r>
+    </w:p>
+    <w:p>
+      <w:r>
+        <w:t xml:space="preserve">Il circuito è stato realizzato utilizzando coppie di MOSFET di potenza. Dall'analisi dei datasheet dei componenti scelti, si evince una tensione massima di lavoro di 30 V e una corrente continua di drain () tollerata fino a </w:t>
+      </w:r>
+      <w:r>
+        <w:rPr>
+          <w:b/>
+          <w:bCs/>
+        </w:rPr>
+        <w:t>20 A</w:t>
+      </w:r>
+      <w:r>
+        <w:t>, con una temperatura di giunzione massima di 175 °C. Essendo l'assorbimento nominale del carico pari a 6 A, la scelta di transistor da 20 A garantisce un elevato margine di sicurezza (sovradimensionamento). Questa architettura, unita alla bassissima resistenza di conduzione () tipica dei MOSFET, riduce drasticamente le perdite per effetto Joule rispetto alle classiche architetture a transistor bipolari, annullando la necessità di dissipatori termici ingombranti.</w:t>
+      </w:r>
+    </w:p>
+    <w:p>
+      <w:r>
+        <w:t xml:space="preserve">Inoltre, per proteggere la delicata logica di controllo da eventuali ritorni di tensione (forze controelettromotrici) generati dall'induttanza dei due motori, il segnale di pilotaggio proveniente dal microcontrollore è stato isolato galvanicamente dallo stadio di potenza tramite l'utilizzo di </w:t>
+      </w:r>
+      <w:proofErr w:type="spellStart"/>
+      <w:r>
+        <w:t>fotoaccoppiatori</w:t>
+      </w:r>
+      <w:proofErr w:type="spellEnd"/>
+      <w:r>
+        <w:t xml:space="preserve"> (PC817C).</w:t>
+      </w:r>
+    </w:p>
+    <w:p/>
+    <w:p>
+      <w:pPr>
+        <w:pStyle w:val="Titolo2"/>
+      </w:pPr>
+      <w:bookmarkStart w:id="17" w:name="_Toc224037361"/>
+      <w:r>
+        <w:t>3.5 Alimentazione</w:t>
+      </w:r>
+      <w:bookmarkEnd w:id="17"/>
+    </w:p>
+    <w:p>
+      <w:r>
+        <w:t xml:space="preserve">Affinché il sistema possa funzionare in modo stabile, è essenziale garantire a ciascun blocco le corrette tensioni operative partendo da un'unica fonte di alimentazione a </w:t>
+      </w:r>
+      <w:r>
+        <w:rPr>
+          <w:b/>
+          <w:bCs/>
+        </w:rPr>
+        <w:t>12V DC</w:t>
+      </w:r>
+      <w:r>
+        <w:t>, opportunamente dimensionata per sopportare i 6 A di picco richiesti dagli attuatori.</w:t>
+      </w:r>
+    </w:p>
+    <w:p>
+      <w:r>
+        <w:t xml:space="preserve">Il circuito necessita di due domini di tensione distinti: 12V per lo stadio di potenza (ponte ad H) e 5V fortemente stabilizzati per la circuiteria logica (ATmega328P, sensori e display </w:t>
+      </w:r>
+      <w:proofErr w:type="spellStart"/>
+      <w:r>
+        <w:t>Nextion</w:t>
+      </w:r>
+      <w:proofErr w:type="spellEnd"/>
+      <w:r>
+        <w:t>).</w:t>
+      </w:r>
+    </w:p>
+    <w:p>
+      <w:r>
+        <w:t xml:space="preserve">Per abbassare la tensione da 12V a 5V si è scartato a priori l'uso di un classico regolatore lineare che, a causa della caduta di 7V, avrebbe dissipato un'eccessiva quantità di calore. La scelta progettuale è quindi ricaduta su un convertitore DC-DC di tipo Buck (Step-down) switching sincrono, basato sull'integrato </w:t>
+      </w:r>
+      <w:r>
+        <w:rPr>
+          <w:b/>
+          <w:bCs/>
+        </w:rPr>
+        <w:t>LMR33640ADDAR</w:t>
+      </w:r>
+      <w:r>
+        <w:t xml:space="preserve"> di Texas Instruments.</w:t>
+      </w:r>
+    </w:p>
+    <w:p>
+      <w:r>
+        <w:t>Questo componente di fascia industriale supporta ingressi fino a 36 V ed è in grado di erogare correnti fino a 4 A, garantendo un eccellente margine di sicurezza per le temperature della scheda. Operando a una frequenza fissa di 400 kHz e integrando al suo interno i MOSFET di commutazione, assicura un'efficienza molto elevata. Questa topologia, unita a un adeguato filtro LC d'uscita, fornisce alla logica di controllo una tensione a 5V pulita e del tutto immune ai cali di tensione (</w:t>
+      </w:r>
+      <w:proofErr w:type="spellStart"/>
+      <w:r>
+        <w:rPr>
+          <w:i/>
+          <w:iCs/>
+        </w:rPr>
+        <w:t>brownout</w:t>
+      </w:r>
+      <w:proofErr w:type="spellEnd"/>
+      <w:r>
+        <w:t>) causati dal violento spunto induttivo dei motori.</w:t>
+      </w:r>
+    </w:p>
+    <w:p/>
+    <w:p/>
+    <w:p/>
+    <w:p/>
+    <w:p/>
+    <w:p/>
+    <w:p/>
+    <w:p>
+      <w:pPr>
+        <w:rPr>
+          <w:rFonts w:cs="Times New Roman"/>
+          <w:b/>
+          <w:bCs/>
+          <w:sz w:val="40"/>
+          <w:szCs w:val="40"/>
+        </w:rPr>
+      </w:pPr>
+      <w:bookmarkStart w:id="18" w:name="_Toc224037004"/>
+      <w:r>
+        <w:rPr>
+          <w:rFonts w:cs="Times New Roman"/>
+          <w:b/>
+          <w:bCs/>
+          <w:sz w:val="40"/>
+          <w:szCs w:val="40"/>
+        </w:rPr>
+        <w:lastRenderedPageBreak/>
+        <w:t>Capitolo 4</w:t>
+      </w:r>
+      <w:bookmarkEnd w:id="18"/>
+    </w:p>
+    <w:p>
+      <w:pPr>
+        <w:pStyle w:val="Titolo1"/>
+      </w:pPr>
+      <w:bookmarkStart w:id="19" w:name="_Toc224037362"/>
+      <w:r>
+        <w:rPr>
+          <w:color w:val="FFFFFF" w:themeColor="background1"/>
+          <w:sz w:val="2"/>
+          <w:szCs w:val="2"/>
+        </w:rPr>
+        <w:t xml:space="preserve">4   </w:t>
+      </w:r>
+      <w:r>
+        <w:t>Progettazione Hardware e Realizzazione PCB</w:t>
+      </w:r>
+      <w:bookmarkEnd w:id="19"/>
+    </w:p>
+    <w:p>
+      <w:r>
+        <w:t xml:space="preserve">Terminata la scelta teorica e funzionale dei componenti, in questo capitolo verrà affrontata la stesura dello schema elettrico e la successiva progettazione della scheda a circuito stampato (PCB). Per lo sviluppo degli schematici e lo sbroglio del </w:t>
+      </w:r>
+      <w:r>
+        <w:rPr>
+          <w:i/>
+          <w:iCs/>
+        </w:rPr>
+        <w:t>layout</w:t>
+      </w:r>
+      <w:r>
+        <w:t xml:space="preserve"> è stato impiegato </w:t>
+      </w:r>
+      <w:proofErr w:type="spellStart"/>
+      <w:r>
+        <w:rPr>
+          <w:b/>
+          <w:bCs/>
+        </w:rPr>
+        <w:t>EasyEDA</w:t>
+      </w:r>
+      <w:proofErr w:type="spellEnd"/>
+      <w:r>
+        <w:t xml:space="preserve">, un software CAD elettronico che si è rivelato ottimale per l'ampia disponibilità di librerie e per la transizione fluida dallo schema logico al </w:t>
+      </w:r>
+      <w:proofErr w:type="spellStart"/>
+      <w:r>
+        <w:rPr>
+          <w:i/>
+          <w:iCs/>
+        </w:rPr>
+        <w:t>routing</w:t>
+      </w:r>
+      <w:proofErr w:type="spellEnd"/>
+      <w:r>
+        <w:t xml:space="preserve"> tridimensionale.</w:t>
+      </w:r>
+    </w:p>
+    <w:p>
+      <w:pPr>
+        <w:pStyle w:val="Titolo2"/>
+      </w:pPr>
+      <w:bookmarkStart w:id="20" w:name="_Toc224037363"/>
+      <w:r>
+        <w:t>4.1 Schema elettrico</w:t>
+      </w:r>
+      <w:bookmarkEnd w:id="20"/>
+    </w:p>
+    <w:p>
+      <w:pPr>
+        <w:pStyle w:val="Titolo3"/>
+        <w:rPr>
+          <w:rFonts w:eastAsiaTheme="minorHAnsi" w:cstheme="minorBidi"/>
+          <w:sz w:val="24"/>
           <w:szCs w:val="22"/>
-          <w:lang w:eastAsia="en-US"/>
-          <w14:ligatures w14:val="standardContextual"/>
-        </w:rPr>
-      </w:sdtEndPr>
-      <w:sdtContent>
-        <w:p>
-          <w:pPr>
-            <w:pStyle w:val="Titolosommario"/>
-            <w:rPr>
-              <w:rFonts w:ascii="Times New Roman" w:hAnsi="Times New Roman" w:cs="Times New Roman"/>
-              <w:color w:val="auto"/>
-              <w:sz w:val="48"/>
-              <w:szCs w:val="48"/>
-            </w:rPr>
-          </w:pPr>
-          <w:r>
-            <w:rPr>
-              <w:rFonts w:ascii="Times New Roman" w:hAnsi="Times New Roman" w:cs="Times New Roman"/>
-              <w:color w:val="auto"/>
-              <w:sz w:val="48"/>
-              <w:szCs w:val="48"/>
-            </w:rPr>
-            <w:t>Indice</w:t>
-          </w:r>
-        </w:p>
-        <w:p>
-          <w:pPr>
-            <w:pStyle w:val="Sommario1"/>
-            <w:tabs>
-              <w:tab w:val="right" w:leader="dot" w:pos="9628"/>
-            </w:tabs>
-            <w:rPr>
-              <w:rFonts w:eastAsiaTheme="minorEastAsia"/>
-              <w:noProof/>
-              <w:sz w:val="24"/>
-              <w:szCs w:val="24"/>
-              <w:lang w:eastAsia="it-IT"/>
-            </w:rPr>
-          </w:pPr>
-          <w:r>
-            <w:fldChar w:fldCharType="begin"/>
-          </w:r>
-          <w:r>
-            <w:instrText xml:space="preserve"> TOC \o "1-3" \h \z \u </w:instrText>
-          </w:r>
-          <w:r>
-            <w:fldChar w:fldCharType="separate"/>
-          </w:r>
-          <w:hyperlink w:anchor="_Toc212554592" w:history="1">
-            <w:r>
-              <w:rPr>
-                <w:rStyle w:val="Collegamentoipertestuale"/>
-                <w:rFonts w:ascii="Times New Roman" w:hAnsi="Times New Roman" w:cs="Times New Roman"/>
-                <w:noProof/>
-              </w:rPr>
-              <w:t>Abstract</w:t>
-            </w:r>
-            <w:r>
-              <w:rPr>
-                <w:noProof/>
-                <w:webHidden/>
-              </w:rPr>
-              <w:tab/>
-            </w:r>
-            <w:r>
-              <w:rPr>
-                <w:noProof/>
-                <w:webHidden/>
-              </w:rPr>
-              <w:fldChar w:fldCharType="begin"/>
-            </w:r>
-            <w:r>
-              <w:rPr>
-                <w:noProof/>
-                <w:webHidden/>
-              </w:rPr>
-              <w:instrText xml:space="preserve"> PAGEREF _Toc212554592 \h </w:instrText>
-            </w:r>
-            <w:r>
-              <w:rPr>
-                <w:noProof/>
-                <w:webHidden/>
-              </w:rPr>
-            </w:r>
-            <w:r>
-              <w:rPr>
-                <w:noProof/>
-                <w:webHidden/>
-              </w:rPr>
-              <w:fldChar w:fldCharType="separate"/>
-            </w:r>
-            <w:r>
-              <w:rPr>
-                <w:noProof/>
-                <w:webHidden/>
-              </w:rPr>
-              <w:t>1</w:t>
-            </w:r>
-            <w:r>
-              <w:rPr>
-                <w:noProof/>
-                <w:webHidden/>
-              </w:rPr>
-              <w:fldChar w:fldCharType="end"/>
-            </w:r>
-          </w:hyperlink>
-        </w:p>
-        <w:p>
-          <w:pPr>
-            <w:pStyle w:val="Sommario1"/>
-            <w:tabs>
-              <w:tab w:val="right" w:leader="dot" w:pos="9628"/>
-            </w:tabs>
-            <w:rPr>
-              <w:rFonts w:eastAsiaTheme="minorEastAsia"/>
-              <w:noProof/>
-              <w:sz w:val="24"/>
-              <w:szCs w:val="24"/>
-              <w:lang w:eastAsia="it-IT"/>
-            </w:rPr>
-          </w:pPr>
-          <w:hyperlink w:anchor="_Toc212554593" w:history="1">
-            <w:r>
-              <w:rPr>
-                <w:rStyle w:val="Collegamentoipertestuale"/>
-                <w:rFonts w:ascii="Times New Roman" w:hAnsi="Times New Roman" w:cs="Times New Roman"/>
-                <w:noProof/>
-              </w:rPr>
-              <w:t>Introduzione</w:t>
-            </w:r>
-            <w:r>
-              <w:rPr>
-                <w:noProof/>
-                <w:webHidden/>
-              </w:rPr>
-              <w:tab/>
-            </w:r>
-            <w:r>
-              <w:rPr>
-                <w:noProof/>
-                <w:webHidden/>
-              </w:rPr>
-              <w:fldChar w:fldCharType="begin"/>
-            </w:r>
-            <w:r>
-              <w:rPr>
-                <w:noProof/>
-                <w:webHidden/>
-              </w:rPr>
-              <w:instrText xml:space="preserve"> PAGEREF _Toc212554593 \h </w:instrText>
-            </w:r>
-            <w:r>
-              <w:rPr>
-                <w:noProof/>
-                <w:webHidden/>
-              </w:rPr>
-            </w:r>
-            <w:r>
-              <w:rPr>
-                <w:noProof/>
-                <w:webHidden/>
-              </w:rPr>
-              <w:fldChar w:fldCharType="separate"/>
-            </w:r>
-            <w:r>
-              <w:rPr>
-                <w:noProof/>
-                <w:webHidden/>
-              </w:rPr>
-              <w:t>1</w:t>
-            </w:r>
-            <w:r>
-              <w:rPr>
-                <w:noProof/>
-                <w:webHidden/>
-              </w:rPr>
-              <w:fldChar w:fldCharType="end"/>
-            </w:r>
-          </w:hyperlink>
-        </w:p>
-        <w:p>
-          <w:pPr>
-            <w:pStyle w:val="Sommario1"/>
-            <w:tabs>
-              <w:tab w:val="right" w:leader="dot" w:pos="9628"/>
-            </w:tabs>
-            <w:rPr>
-              <w:rFonts w:eastAsiaTheme="minorEastAsia"/>
-              <w:noProof/>
-              <w:sz w:val="24"/>
-              <w:szCs w:val="24"/>
-              <w:lang w:eastAsia="it-IT"/>
-            </w:rPr>
-          </w:pPr>
-          <w:hyperlink w:anchor="_Toc212554594" w:history="1">
-            <w:r>
-              <w:rPr>
-                <w:rStyle w:val="Collegamentoipertestuale"/>
-                <w:rFonts w:ascii="Times New Roman" w:hAnsi="Times New Roman" w:cs="Times New Roman"/>
-                <w:noProof/>
-              </w:rPr>
-              <w:t>Capitolo 1</w:t>
-            </w:r>
-            <w:r>
-              <w:rPr>
-                <w:noProof/>
-                <w:webHidden/>
-              </w:rPr>
-              <w:tab/>
-            </w:r>
-            <w:r>
-              <w:rPr>
-                <w:noProof/>
-                <w:webHidden/>
-              </w:rPr>
-              <w:fldChar w:fldCharType="begin"/>
-            </w:r>
-            <w:r>
-              <w:rPr>
-                <w:noProof/>
-                <w:webHidden/>
-              </w:rPr>
-              <w:instrText xml:space="preserve"> PAGEREF _Toc212554594 \h </w:instrText>
-            </w:r>
-            <w:r>
-              <w:rPr>
-                <w:noProof/>
-                <w:webHidden/>
-              </w:rPr>
-            </w:r>
-            <w:r>
-              <w:rPr>
-                <w:noProof/>
-                <w:webHidden/>
-              </w:rPr>
-              <w:fldChar w:fldCharType="separate"/>
-            </w:r>
-            <w:r>
-              <w:rPr>
-                <w:noProof/>
-                <w:webHidden/>
-              </w:rPr>
-              <w:t>1</w:t>
-            </w:r>
-            <w:r>
-              <w:rPr>
-                <w:noProof/>
-                <w:webHidden/>
-              </w:rPr>
-              <w:fldChar w:fldCharType="end"/>
-            </w:r>
-          </w:hyperlink>
-        </w:p>
-        <w:p>
-          <w:pPr>
-            <w:pStyle w:val="Sommario2"/>
-            <w:tabs>
-              <w:tab w:val="right" w:leader="dot" w:pos="9628"/>
-            </w:tabs>
-            <w:rPr>
-              <w:rFonts w:eastAsiaTheme="minorEastAsia"/>
-              <w:noProof/>
-              <w:sz w:val="24"/>
-              <w:szCs w:val="24"/>
-              <w:lang w:eastAsia="it-IT"/>
-            </w:rPr>
-          </w:pPr>
-          <w:hyperlink w:anchor="_Toc212554595" w:history="1">
-            <w:r>
-              <w:rPr>
-                <w:rStyle w:val="Collegamentoipertestuale"/>
-                <w:rFonts w:ascii="Times New Roman" w:hAnsi="Times New Roman" w:cs="Times New Roman"/>
-                <w:noProof/>
-              </w:rPr>
-              <w:t>Descrizione dei componenti</w:t>
-            </w:r>
-            <w:r>
-              <w:rPr>
-                <w:noProof/>
-                <w:webHidden/>
-              </w:rPr>
-              <w:tab/>
-            </w:r>
-            <w:r>
-              <w:rPr>
-                <w:noProof/>
-                <w:webHidden/>
-              </w:rPr>
-              <w:fldChar w:fldCharType="begin"/>
-            </w:r>
-            <w:r>
-              <w:rPr>
-                <w:noProof/>
-                <w:webHidden/>
-              </w:rPr>
-              <w:instrText xml:space="preserve"> PAGEREF _Toc212554595 \h </w:instrText>
-            </w:r>
-            <w:r>
-              <w:rPr>
-                <w:noProof/>
-                <w:webHidden/>
-              </w:rPr>
-            </w:r>
-            <w:r>
-              <w:rPr>
-                <w:noProof/>
-                <w:webHidden/>
-              </w:rPr>
-              <w:fldChar w:fldCharType="separate"/>
-            </w:r>
-            <w:r>
-              <w:rPr>
-                <w:noProof/>
-                <w:webHidden/>
-              </w:rPr>
-              <w:t>1</w:t>
-            </w:r>
-            <w:r>
-              <w:rPr>
-                <w:noProof/>
-                <w:webHidden/>
-              </w:rPr>
-              <w:fldChar w:fldCharType="end"/>
-            </w:r>
-          </w:hyperlink>
-        </w:p>
-        <w:p>
-          <w:pPr>
-            <w:pStyle w:val="Sommario3"/>
-            <w:tabs>
-              <w:tab w:val="left" w:pos="960"/>
-              <w:tab w:val="right" w:leader="dot" w:pos="9628"/>
-            </w:tabs>
-            <w:rPr>
-              <w:rFonts w:eastAsiaTheme="minorEastAsia"/>
-              <w:noProof/>
-              <w:sz w:val="24"/>
-              <w:szCs w:val="24"/>
-              <w:lang w:eastAsia="it-IT"/>
-            </w:rPr>
-          </w:pPr>
-          <w:hyperlink w:anchor="_Toc212554596" w:history="1">
-            <w:r>
-              <w:rPr>
-                <w:rStyle w:val="Collegamentoipertestuale"/>
-                <w:rFonts w:ascii="Times New Roman" w:hAnsi="Times New Roman" w:cs="Times New Roman"/>
-                <w:noProof/>
-              </w:rPr>
-              <w:t>1.1</w:t>
-            </w:r>
-            <w:r>
-              <w:rPr>
-                <w:rFonts w:eastAsiaTheme="minorEastAsia"/>
-                <w:noProof/>
-                <w:sz w:val="24"/>
-                <w:szCs w:val="24"/>
-                <w:lang w:eastAsia="it-IT"/>
-              </w:rPr>
-              <w:tab/>
-            </w:r>
-            <w:r>
-              <w:rPr>
-                <w:rStyle w:val="Collegamentoipertestuale"/>
-                <w:rFonts w:ascii="Times New Roman" w:hAnsi="Times New Roman" w:cs="Times New Roman"/>
-                <w:noProof/>
-              </w:rPr>
-              <w:t>Atmega 328p-mu</w:t>
-            </w:r>
-            <w:r>
-              <w:rPr>
-                <w:noProof/>
-                <w:webHidden/>
-              </w:rPr>
-              <w:tab/>
-            </w:r>
-            <w:r>
-              <w:rPr>
-                <w:noProof/>
-                <w:webHidden/>
-              </w:rPr>
-              <w:fldChar w:fldCharType="begin"/>
-            </w:r>
-            <w:r>
-              <w:rPr>
-                <w:noProof/>
-                <w:webHidden/>
-              </w:rPr>
-              <w:instrText xml:space="preserve"> PAGEREF _Toc212554596 \h </w:instrText>
-            </w:r>
-            <w:r>
-              <w:rPr>
-                <w:noProof/>
-                <w:webHidden/>
-              </w:rPr>
-            </w:r>
-            <w:r>
-              <w:rPr>
-                <w:noProof/>
-                <w:webHidden/>
-              </w:rPr>
-              <w:fldChar w:fldCharType="separate"/>
-            </w:r>
-            <w:r>
-              <w:rPr>
-                <w:noProof/>
-                <w:webHidden/>
-              </w:rPr>
-              <w:t>1</w:t>
-            </w:r>
-            <w:r>
-              <w:rPr>
-                <w:noProof/>
-                <w:webHidden/>
-              </w:rPr>
-              <w:fldChar w:fldCharType="end"/>
-            </w:r>
-          </w:hyperlink>
-        </w:p>
-        <w:p>
-          <w:pPr>
-            <w:pStyle w:val="Sommario3"/>
-            <w:tabs>
-              <w:tab w:val="left" w:pos="960"/>
-              <w:tab w:val="right" w:leader="dot" w:pos="9628"/>
-            </w:tabs>
-            <w:rPr>
-              <w:rFonts w:eastAsiaTheme="minorEastAsia"/>
-              <w:noProof/>
-              <w:sz w:val="24"/>
-              <w:szCs w:val="24"/>
-              <w:lang w:eastAsia="it-IT"/>
-            </w:rPr>
-          </w:pPr>
-          <w:hyperlink w:anchor="_Toc212554597" w:history="1">
-            <w:r>
-              <w:rPr>
-                <w:rStyle w:val="Collegamentoipertestuale"/>
-                <w:rFonts w:ascii="Times New Roman" w:hAnsi="Times New Roman" w:cs="Times New Roman"/>
-                <w:noProof/>
-              </w:rPr>
-              <w:t>1.2</w:t>
-            </w:r>
-            <w:r>
-              <w:rPr>
-                <w:rFonts w:eastAsiaTheme="minorEastAsia"/>
-                <w:noProof/>
-                <w:sz w:val="24"/>
-                <w:szCs w:val="24"/>
-                <w:lang w:eastAsia="it-IT"/>
-              </w:rPr>
-              <w:tab/>
-            </w:r>
-            <w:r>
-              <w:rPr>
-                <w:rStyle w:val="Collegamentoipertestuale"/>
-                <w:rFonts w:ascii="Times New Roman" w:hAnsi="Times New Roman" w:cs="Times New Roman"/>
-                <w:noProof/>
-              </w:rPr>
-              <w:t>power supply unit</w:t>
-            </w:r>
-            <w:r>
-              <w:rPr>
-                <w:noProof/>
-                <w:webHidden/>
-              </w:rPr>
-              <w:tab/>
-            </w:r>
-            <w:r>
-              <w:rPr>
-                <w:noProof/>
-                <w:webHidden/>
-              </w:rPr>
-              <w:fldChar w:fldCharType="begin"/>
-            </w:r>
-            <w:r>
-              <w:rPr>
-                <w:noProof/>
-                <w:webHidden/>
-              </w:rPr>
-              <w:instrText xml:space="preserve"> PAGEREF _Toc212554597 \h </w:instrText>
-            </w:r>
-            <w:r>
-              <w:rPr>
-                <w:noProof/>
-                <w:webHidden/>
-              </w:rPr>
-            </w:r>
-            <w:r>
-              <w:rPr>
-                <w:noProof/>
-                <w:webHidden/>
-              </w:rPr>
-              <w:fldChar w:fldCharType="separate"/>
-            </w:r>
-            <w:r>
-              <w:rPr>
-                <w:noProof/>
-                <w:webHidden/>
-              </w:rPr>
-              <w:t>1</w:t>
-            </w:r>
-            <w:r>
-              <w:rPr>
-                <w:noProof/>
-                <w:webHidden/>
-              </w:rPr>
-              <w:fldChar w:fldCharType="end"/>
-            </w:r>
-          </w:hyperlink>
-        </w:p>
-        <w:p>
-          <w:pPr>
-            <w:pStyle w:val="Sommario3"/>
-            <w:tabs>
-              <w:tab w:val="left" w:pos="960"/>
-              <w:tab w:val="right" w:leader="dot" w:pos="9628"/>
-            </w:tabs>
-            <w:rPr>
-              <w:rFonts w:eastAsiaTheme="minorEastAsia"/>
-              <w:noProof/>
-              <w:sz w:val="24"/>
-              <w:szCs w:val="24"/>
-              <w:lang w:eastAsia="it-IT"/>
-            </w:rPr>
-          </w:pPr>
-          <w:hyperlink w:anchor="_Toc212554598" w:history="1">
-            <w:r>
-              <w:rPr>
-                <w:rStyle w:val="Collegamentoipertestuale"/>
-                <w:rFonts w:ascii="Times New Roman" w:hAnsi="Times New Roman" w:cs="Times New Roman"/>
-                <w:noProof/>
-              </w:rPr>
-              <w:t>1.3</w:t>
-            </w:r>
-            <w:r>
-              <w:rPr>
-                <w:rFonts w:eastAsiaTheme="minorEastAsia"/>
-                <w:noProof/>
-                <w:sz w:val="24"/>
-                <w:szCs w:val="24"/>
-                <w:lang w:eastAsia="it-IT"/>
-              </w:rPr>
-              <w:tab/>
-            </w:r>
-            <w:r>
-              <w:rPr>
-                <w:rStyle w:val="Collegamentoipertestuale"/>
-                <w:rFonts w:ascii="Times New Roman" w:hAnsi="Times New Roman" w:cs="Times New Roman"/>
-                <w:noProof/>
-              </w:rPr>
-              <w:t>uart switching</w:t>
-            </w:r>
-            <w:r>
-              <w:rPr>
-                <w:noProof/>
-                <w:webHidden/>
-              </w:rPr>
-              <w:tab/>
-            </w:r>
-            <w:r>
-              <w:rPr>
-                <w:noProof/>
-                <w:webHidden/>
-              </w:rPr>
-              <w:fldChar w:fldCharType="begin"/>
-            </w:r>
-            <w:r>
-              <w:rPr>
-                <w:noProof/>
-                <w:webHidden/>
-              </w:rPr>
-              <w:instrText xml:space="preserve"> PAGEREF _Toc212554598 \h </w:instrText>
-            </w:r>
-            <w:r>
-              <w:rPr>
-                <w:noProof/>
-                <w:webHidden/>
-              </w:rPr>
-            </w:r>
-            <w:r>
-              <w:rPr>
-                <w:noProof/>
-                <w:webHidden/>
-              </w:rPr>
-              <w:fldChar w:fldCharType="separate"/>
-            </w:r>
-            <w:r>
-              <w:rPr>
-                <w:noProof/>
-                <w:webHidden/>
-              </w:rPr>
-              <w:t>1</w:t>
-            </w:r>
-            <w:r>
-              <w:rPr>
-                <w:noProof/>
-                <w:webHidden/>
-              </w:rPr>
-              <w:fldChar w:fldCharType="end"/>
-            </w:r>
-          </w:hyperlink>
-        </w:p>
-        <w:p>
-          <w:pPr>
-            <w:pStyle w:val="Sommario3"/>
-            <w:tabs>
-              <w:tab w:val="left" w:pos="960"/>
-              <w:tab w:val="right" w:leader="dot" w:pos="9628"/>
-            </w:tabs>
-            <w:rPr>
-              <w:rFonts w:eastAsiaTheme="minorEastAsia"/>
-              <w:noProof/>
-              <w:sz w:val="24"/>
-              <w:szCs w:val="24"/>
-              <w:lang w:eastAsia="it-IT"/>
-            </w:rPr>
-          </w:pPr>
-          <w:hyperlink w:anchor="_Toc212554599" w:history="1">
-            <w:r>
-              <w:rPr>
-                <w:rStyle w:val="Collegamentoipertestuale"/>
-                <w:rFonts w:ascii="Times New Roman" w:hAnsi="Times New Roman" w:cs="Times New Roman"/>
-                <w:noProof/>
-              </w:rPr>
-              <w:t>1.4</w:t>
-            </w:r>
-            <w:r>
-              <w:rPr>
-                <w:rFonts w:eastAsiaTheme="minorEastAsia"/>
-                <w:noProof/>
-                <w:sz w:val="24"/>
-                <w:szCs w:val="24"/>
-                <w:lang w:eastAsia="it-IT"/>
-              </w:rPr>
-              <w:tab/>
-            </w:r>
-            <w:r>
-              <w:rPr>
-                <w:rStyle w:val="Collegamentoipertestuale"/>
-                <w:rFonts w:ascii="Times New Roman" w:hAnsi="Times New Roman" w:cs="Times New Roman"/>
-                <w:noProof/>
-              </w:rPr>
-              <w:t>H-bridge</w:t>
-            </w:r>
-            <w:r>
-              <w:rPr>
-                <w:noProof/>
-                <w:webHidden/>
-              </w:rPr>
-              <w:tab/>
-            </w:r>
-            <w:r>
-              <w:rPr>
-                <w:noProof/>
-                <w:webHidden/>
-              </w:rPr>
-              <w:fldChar w:fldCharType="begin"/>
-            </w:r>
-            <w:r>
-              <w:rPr>
-                <w:noProof/>
-                <w:webHidden/>
-              </w:rPr>
-              <w:instrText xml:space="preserve"> PAGEREF _Toc212554599 \h </w:instrText>
-            </w:r>
-            <w:r>
-              <w:rPr>
-                <w:noProof/>
-                <w:webHidden/>
-              </w:rPr>
-            </w:r>
-            <w:r>
-              <w:rPr>
-                <w:noProof/>
-                <w:webHidden/>
-              </w:rPr>
-              <w:fldChar w:fldCharType="separate"/>
-            </w:r>
-            <w:r>
-              <w:rPr>
-                <w:noProof/>
-                <w:webHidden/>
-              </w:rPr>
-              <w:t>1</w:t>
-            </w:r>
-            <w:r>
-              <w:rPr>
-                <w:noProof/>
-                <w:webHidden/>
-              </w:rPr>
-              <w:fldChar w:fldCharType="end"/>
-            </w:r>
-          </w:hyperlink>
-        </w:p>
-        <w:p>
-          <w:pPr>
-            <w:pStyle w:val="Sommario3"/>
-            <w:tabs>
-              <w:tab w:val="left" w:pos="960"/>
-              <w:tab w:val="right" w:leader="dot" w:pos="9628"/>
-            </w:tabs>
-            <w:rPr>
-              <w:rFonts w:eastAsiaTheme="minorEastAsia"/>
-              <w:noProof/>
-              <w:sz w:val="24"/>
-              <w:szCs w:val="24"/>
-              <w:lang w:eastAsia="it-IT"/>
-            </w:rPr>
-          </w:pPr>
-          <w:hyperlink w:anchor="_Toc212554600" w:history="1">
-            <w:r>
-              <w:rPr>
-                <w:rStyle w:val="Collegamentoipertestuale"/>
-                <w:rFonts w:ascii="Times New Roman" w:hAnsi="Times New Roman" w:cs="Times New Roman"/>
-                <w:noProof/>
-              </w:rPr>
-              <w:t>1.5</w:t>
-            </w:r>
-            <w:r>
-              <w:rPr>
-                <w:rFonts w:eastAsiaTheme="minorEastAsia"/>
-                <w:noProof/>
-                <w:sz w:val="24"/>
-                <w:szCs w:val="24"/>
-                <w:lang w:eastAsia="it-IT"/>
-              </w:rPr>
-              <w:tab/>
-            </w:r>
-            <w:r>
-              <w:rPr>
-                <w:rStyle w:val="Collegamentoipertestuale"/>
-                <w:rFonts w:ascii="Times New Roman" w:hAnsi="Times New Roman" w:cs="Times New Roman"/>
-                <w:noProof/>
-              </w:rPr>
-              <w:t>Usb to uart</w:t>
-            </w:r>
-            <w:r>
-              <w:rPr>
-                <w:noProof/>
-                <w:webHidden/>
-              </w:rPr>
-              <w:tab/>
-            </w:r>
-            <w:r>
-              <w:rPr>
-                <w:noProof/>
-                <w:webHidden/>
-              </w:rPr>
-              <w:fldChar w:fldCharType="begin"/>
-            </w:r>
-            <w:r>
-              <w:rPr>
-                <w:noProof/>
-                <w:webHidden/>
-              </w:rPr>
-              <w:instrText xml:space="preserve"> PAGEREF _Toc212554600 \h </w:instrText>
-            </w:r>
-            <w:r>
-              <w:rPr>
-                <w:noProof/>
-                <w:webHidden/>
-              </w:rPr>
-            </w:r>
-            <w:r>
-              <w:rPr>
-                <w:noProof/>
-                <w:webHidden/>
-              </w:rPr>
-              <w:fldChar w:fldCharType="separate"/>
-            </w:r>
-            <w:r>
-              <w:rPr>
-                <w:noProof/>
-                <w:webHidden/>
-              </w:rPr>
-              <w:t>1</w:t>
-            </w:r>
-            <w:r>
-              <w:rPr>
-                <w:noProof/>
-                <w:webHidden/>
-              </w:rPr>
-              <w:fldChar w:fldCharType="end"/>
-            </w:r>
-          </w:hyperlink>
-        </w:p>
-        <w:p>
-          <w:pPr>
-            <w:pStyle w:val="Sommario3"/>
-            <w:tabs>
-              <w:tab w:val="left" w:pos="960"/>
-              <w:tab w:val="right" w:leader="dot" w:pos="9628"/>
-            </w:tabs>
-            <w:rPr>
-              <w:rFonts w:eastAsiaTheme="minorEastAsia"/>
-              <w:noProof/>
-              <w:sz w:val="24"/>
-              <w:szCs w:val="24"/>
-              <w:lang w:eastAsia="it-IT"/>
-            </w:rPr>
-          </w:pPr>
-          <w:hyperlink w:anchor="_Toc212554601" w:history="1">
-            <w:r>
-              <w:rPr>
-                <w:rStyle w:val="Collegamentoipertestuale"/>
-                <w:rFonts w:ascii="Times New Roman" w:hAnsi="Times New Roman" w:cs="Times New Roman"/>
-                <w:noProof/>
-              </w:rPr>
-              <w:t>1.6</w:t>
-            </w:r>
-            <w:r>
-              <w:rPr>
-                <w:rFonts w:eastAsiaTheme="minorEastAsia"/>
-                <w:noProof/>
-                <w:sz w:val="24"/>
-                <w:szCs w:val="24"/>
-                <w:lang w:eastAsia="it-IT"/>
-              </w:rPr>
-              <w:tab/>
-            </w:r>
-            <w:r>
-              <w:rPr>
-                <w:rStyle w:val="Collegamentoipertestuale"/>
-                <w:rFonts w:ascii="Times New Roman" w:hAnsi="Times New Roman" w:cs="Times New Roman"/>
-                <w:noProof/>
-              </w:rPr>
-              <w:t>I/O</w:t>
-            </w:r>
-            <w:r>
-              <w:rPr>
-                <w:noProof/>
-                <w:webHidden/>
-              </w:rPr>
-              <w:tab/>
-            </w:r>
-            <w:r>
-              <w:rPr>
-                <w:noProof/>
-                <w:webHidden/>
-              </w:rPr>
-              <w:fldChar w:fldCharType="begin"/>
-            </w:r>
-            <w:r>
-              <w:rPr>
-                <w:noProof/>
-                <w:webHidden/>
-              </w:rPr>
-              <w:instrText xml:space="preserve"> PAGEREF _Toc212554601 \h </w:instrText>
-            </w:r>
-            <w:r>
-              <w:rPr>
-                <w:noProof/>
-                <w:webHidden/>
-              </w:rPr>
-            </w:r>
-            <w:r>
-              <w:rPr>
-                <w:noProof/>
-                <w:webHidden/>
-              </w:rPr>
-              <w:fldChar w:fldCharType="separate"/>
-            </w:r>
-            <w:r>
-              <w:rPr>
-                <w:noProof/>
-                <w:webHidden/>
-              </w:rPr>
-              <w:t>1</w:t>
-            </w:r>
-            <w:r>
-              <w:rPr>
-                <w:noProof/>
-                <w:webHidden/>
-              </w:rPr>
-              <w:fldChar w:fldCharType="end"/>
-            </w:r>
-          </w:hyperlink>
-        </w:p>
-        <w:p>
-          <w:r>
-            <w:rPr>
-              <w:b/>
-              <w:bCs/>
-            </w:rPr>
-            <w:fldChar w:fldCharType="end"/>
-          </w:r>
-        </w:p>
-      </w:sdtContent>
-    </w:sdt>
+        </w:rPr>
+      </w:pPr>
+      <w:bookmarkStart w:id="21" w:name="_Toc224037364"/>
+      <w:r>
+        <w:rPr>
+          <w:rFonts w:eastAsiaTheme="minorHAnsi" w:cstheme="minorBidi"/>
+          <w:sz w:val="24"/>
+          <w:szCs w:val="22"/>
+        </w:rPr>
+        <w:t>L'architettura hardware è stata suddivisa in blocchi funzionali che gestiscono separatamente l'alimentazione, l'elaborazione, la comunicazione e la sezione di potenza.</w:t>
+      </w:r>
+    </w:p>
+    <w:p>
+      <w:pPr>
+        <w:pStyle w:val="Titolo3"/>
+      </w:pPr>
+      <w:r>
+        <w:t xml:space="preserve">4.1.1 </w:t>
+      </w:r>
+      <w:bookmarkEnd w:id="21"/>
+      <w:r>
+        <w:t>Alimentazione</w:t>
+      </w:r>
+    </w:p>
+    <w:p>
+      <w:r>
+        <w:t>Lo stadio di alimentazione è stato progettato per garantire estrema stabilità alla logica di controllo, isolandola dai forti assorbimenti di corrente degli attuatori. Il collegamento con la fonte di alimentazione esterna a 12V DC avviene fisicamente tramite un'apposita morsettiera a vite. A tutela dell'intero impianto, immediatamente a monte di tutta la linea di potenza a 12V, è stato predisposto un portafusibili di protezione: questo accorgimento hardware risulta fondamentale per salvaguardare la scheda e la sorgente da eventuali cortocircuiti o sovracorrenti anomale, causate ad esempio da un blocco meccanico improvviso dei motori delle finestre.</w:t>
+      </w:r>
+    </w:p>
+    <w:p>
+      <w:r>
+        <w:t xml:space="preserve">Per ricavare i 5V, lo schema implementa il regolatore step-down sincrono </w:t>
+      </w:r>
+      <w:r>
+        <w:rPr>
+          <w:b/>
+          <w:bCs/>
+        </w:rPr>
+        <w:t>LMR33640ADDAR</w:t>
+      </w:r>
+      <w:r>
+        <w:t xml:space="preserve">. Il partitore resistivo di </w:t>
+      </w:r>
+      <w:r>
+        <w:rPr>
+          <w:i/>
+          <w:iCs/>
+        </w:rPr>
+        <w:t>feedback</w:t>
+      </w:r>
+      <w:r>
+        <w:t xml:space="preserve"> fissa con precisione la tensione di uscita a 5V. Il filtro LC d'uscita è stato dimensionato inserendo un induttore da e un massiccio banco di condensatori ceramici posti in parallelo: questa topologia minimizza l'</w:t>
+      </w:r>
+      <w:proofErr w:type="spellStart"/>
+      <w:r>
+        <w:rPr>
+          <w:i/>
+          <w:iCs/>
+        </w:rPr>
+        <w:t>Equivalent</w:t>
+      </w:r>
+      <w:proofErr w:type="spellEnd"/>
+      <w:r>
+        <w:rPr>
+          <w:i/>
+          <w:iCs/>
+        </w:rPr>
+        <w:t xml:space="preserve"> Series </w:t>
+      </w:r>
+      <w:proofErr w:type="spellStart"/>
+      <w:r>
+        <w:rPr>
+          <w:i/>
+          <w:iCs/>
+        </w:rPr>
+        <w:t>Resistance</w:t>
+      </w:r>
+      <w:proofErr w:type="spellEnd"/>
+      <w:r>
+        <w:t xml:space="preserve"> (ESR) complessiva, abbattendo drasticamente il </w:t>
+      </w:r>
+      <w:proofErr w:type="spellStart"/>
+      <w:r>
+        <w:rPr>
+          <w:i/>
+          <w:iCs/>
+        </w:rPr>
+        <w:t>ripple</w:t>
+      </w:r>
+      <w:proofErr w:type="spellEnd"/>
+      <w:r>
+        <w:t xml:space="preserve"> (l'ondulazione residua) sulla linea a 5V.</w:t>
+      </w:r>
+    </w:p>
+    <w:p>
+      <w:r>
+        <w:t xml:space="preserve">È stato inoltre previsto un eccellente meccanismo di doppia alimentazione protetta: la scheda logica può essere alimentata anche solo tramite USB per le operazioni di </w:t>
+      </w:r>
+      <w:r>
+        <w:lastRenderedPageBreak/>
+        <w:t>programmazione a banco. In questo caso, il circuito è protetto da inversioni di polarità o cortocircuiti grazie a un fusibile ripristinabile PTC in serie e a un diodo Schottky.</w:t>
+      </w:r>
+    </w:p>
+    <w:p>
+      <w:r>
+        <w:rPr>
+          <w:noProof/>
+        </w:rPr>
+        <w:drawing>
+          <wp:inline distT="0" distB="0" distL="0" distR="0" wp14:anchorId="730017E7" wp14:editId="7F2DC760">
+            <wp:extent cx="5400040" cy="1844040"/>
+            <wp:effectExtent l="0" t="0" r="0" b="3810"/>
+            <wp:docPr id="1494819099" name="Immagine 3"/>
+            <wp:cNvGraphicFramePr>
+              <a:graphicFrameLocks xmlns:a="http://schemas.openxmlformats.org/drawingml/2006/main" noChangeAspect="1"/>
+            </wp:cNvGraphicFramePr>
+            <a:graphic xmlns:a="http://schemas.openxmlformats.org/drawingml/2006/main">
+              <a:graphicData uri="http://schemas.openxmlformats.org/drawingml/2006/picture">
+                <pic:pic xmlns:pic="http://schemas.openxmlformats.org/drawingml/2006/picture">
+                  <pic:nvPicPr>
+                    <pic:cNvPr id="1494819099" name="Immagine 1494819099"/>
+                    <pic:cNvPicPr/>
+                  </pic:nvPicPr>
+                  <pic:blipFill>
+                    <a:blip r:embed="rId9" cstate="print">
+                      <a:extLst>
+                        <a:ext uri="{28A0092B-C50C-407E-A947-70E740481C1C}">
+                          <a14:useLocalDpi xmlns:a14="http://schemas.microsoft.com/office/drawing/2010/main" val="0"/>
+                        </a:ext>
+                      </a:extLst>
+                    </a:blip>
+                    <a:stretch>
+                      <a:fillRect/>
+                    </a:stretch>
+                  </pic:blipFill>
+                  <pic:spPr>
+                    <a:xfrm>
+                      <a:off x="0" y="0"/>
+                      <a:ext cx="5400040" cy="1844040"/>
+                    </a:xfrm>
+                    <a:prstGeom prst="rect">
+                      <a:avLst/>
+                    </a:prstGeom>
+                  </pic:spPr>
+                </pic:pic>
+              </a:graphicData>
+            </a:graphic>
+          </wp:inline>
+        </w:drawing>
+      </w:r>
+    </w:p>
+    <w:p>
+      <w:pPr>
+        <w:jc w:val="center"/>
+      </w:pPr>
+      <w:r>
+        <w:t>Figura…</w:t>
+      </w:r>
+    </w:p>
+    <w:p>
+      <w:pPr>
+        <w:pStyle w:val="Titolo3"/>
+      </w:pPr>
+      <w:bookmarkStart w:id="22" w:name="_Toc224037365"/>
+      <w:r>
+        <w:t xml:space="preserve">4.1.2 </w:t>
+      </w:r>
+      <w:bookmarkEnd w:id="22"/>
+      <w:r>
+        <w:t>USB to UART e ATMEGA</w:t>
+      </w:r>
+    </w:p>
+    <w:p>
+      <w:r>
+        <w:t xml:space="preserve">Il cuore elaborativo della scheda è costituito dal microcontrollore </w:t>
+      </w:r>
+      <w:r>
+        <w:rPr>
+          <w:b/>
+          <w:bCs/>
+        </w:rPr>
+        <w:t>ATmega328P-MU</w:t>
+      </w:r>
+      <w:r>
+        <w:t>. Attorno ad esso è stato progettato il circuito vitale minimo per garantirne la stabilità operativa. La temporizzazione delle istruzioni è affidata a un oscillatore al quarzo esterno da 16 MHz (X2), il quale è stato affiancato da due condensatori di carico ceramici da 22 pF (C14 e C15) collegati a massa per stabilizzarne l'oscillazione.</w:t>
+      </w:r>
+    </w:p>
+    <w:p>
+      <w:r>
+        <w:t xml:space="preserve">La linea di RESET del microcontrollore è mantenuta a uno stato logico alto di default tramite una resistenza di </w:t>
+      </w:r>
+      <w:r>
+        <w:rPr>
+          <w:i/>
+          <w:iCs/>
+        </w:rPr>
+        <w:t>pull-up</w:t>
+      </w:r>
+      <w:r>
+        <w:t xml:space="preserve"> da (R12). Per consentire il riavvio manuale del sistema da parte dell'utente, la linea può essere forzata a massa tramite appositi pulsanti tattili (come SW1). Sulla scheda è stato inoltre implementato un connettore </w:t>
+      </w:r>
+      <w:proofErr w:type="spellStart"/>
+      <w:r>
+        <w:rPr>
+          <w:i/>
+          <w:iCs/>
+        </w:rPr>
+        <w:t>header</w:t>
+      </w:r>
+      <w:proofErr w:type="spellEnd"/>
+      <w:r>
+        <w:t xml:space="preserve"> a 6 pin (H1) che espone le linee SPI (MISO, MOSI, SCK) e il RESET: questo accorgimento hardware è fondamentale per consentire la programmazione In-System Programming (ISP), necessaria per scrivere il </w:t>
+      </w:r>
+      <w:proofErr w:type="spellStart"/>
+      <w:r>
+        <w:rPr>
+          <w:i/>
+          <w:iCs/>
+        </w:rPr>
+        <w:t>bootloader</w:t>
+      </w:r>
+      <w:proofErr w:type="spellEnd"/>
+      <w:r>
+        <w:t xml:space="preserve"> iniziale sul chip vergine.</w:t>
+      </w:r>
+    </w:p>
+    <w:p>
+      <w:r>
+        <w:t xml:space="preserve">Per quanto concerne la connessione al PC e il caricamento del firmware (quando non si utilizza la programmazione ISP), l'interfaccia è gestita dal noto chip convertitore USB-Seriale </w:t>
+      </w:r>
+      <w:r>
+        <w:rPr>
+          <w:b/>
+          <w:bCs/>
+        </w:rPr>
+        <w:t>FT232RL</w:t>
+      </w:r>
+      <w:r>
+        <w:t xml:space="preserve">. L'ingresso fisico sulla scheda è stato modernizzato utilizzando un connettore </w:t>
+      </w:r>
+      <w:r>
+        <w:rPr>
+          <w:b/>
+          <w:bCs/>
+        </w:rPr>
+        <w:t xml:space="preserve">USB </w:t>
+      </w:r>
+      <w:proofErr w:type="spellStart"/>
+      <w:r>
+        <w:rPr>
+          <w:b/>
+          <w:bCs/>
+        </w:rPr>
+        <w:t>Type</w:t>
+      </w:r>
+      <w:proofErr w:type="spellEnd"/>
+      <w:r>
+        <w:rPr>
+          <w:b/>
+          <w:bCs/>
+        </w:rPr>
+        <w:t>-C</w:t>
+      </w:r>
+      <w:r>
+        <w:t xml:space="preserve"> a 16 pin a montaggio superficiale (SMD). Affinché la scheda venga riconosciuta correttamente dai dispositivi </w:t>
+      </w:r>
+      <w:proofErr w:type="spellStart"/>
+      <w:r>
+        <w:rPr>
+          <w:i/>
+          <w:iCs/>
+        </w:rPr>
+        <w:t>host</w:t>
+      </w:r>
+      <w:proofErr w:type="spellEnd"/>
+      <w:r>
+        <w:t xml:space="preserve"> (soprattutto i moderni computer dotati unicamente di porte </w:t>
+      </w:r>
+      <w:proofErr w:type="spellStart"/>
+      <w:r>
+        <w:t>Type</w:t>
+      </w:r>
+      <w:proofErr w:type="spellEnd"/>
+      <w:r>
+        <w:t xml:space="preserve">-C) e possa negoziare l'erogazione dei 5V, i pin CC1 e CC2 del </w:t>
+      </w:r>
+      <w:r>
+        <w:lastRenderedPageBreak/>
+        <w:t xml:space="preserve">connettore sono stati provvisti di due resistenze di </w:t>
+      </w:r>
+      <w:r>
+        <w:rPr>
+          <w:i/>
+          <w:iCs/>
+        </w:rPr>
+        <w:t>pull-down</w:t>
+      </w:r>
+      <w:r>
+        <w:t xml:space="preserve"> da (R3 e R11) collegate a massa, rispettando gli standard del protocollo USB-C per i dispositivi </w:t>
+      </w:r>
+      <w:proofErr w:type="spellStart"/>
+      <w:r>
+        <w:rPr>
+          <w:i/>
+          <w:iCs/>
+        </w:rPr>
+        <w:t>sink</w:t>
+      </w:r>
+      <w:proofErr w:type="spellEnd"/>
+      <w:r>
+        <w:t>.</w:t>
+      </w:r>
+    </w:p>
+    <w:p>
+      <w:r>
+        <w:t>Un dettaglio progettuale di cruciale importanza riguarda la linea DTR (</w:t>
+      </w:r>
+      <w:r>
+        <w:rPr>
+          <w:i/>
+          <w:iCs/>
+        </w:rPr>
+        <w:t>Data Terminal Ready</w:t>
+      </w:r>
+      <w:r>
+        <w:t>) dell'FT232RL: essa è stata interfacciata al pin di RESET dell'</w:t>
+      </w:r>
+      <w:proofErr w:type="spellStart"/>
+      <w:r>
+        <w:t>ATmega</w:t>
+      </w:r>
+      <w:proofErr w:type="spellEnd"/>
+      <w:r>
+        <w:t xml:space="preserve"> tramite un condensatore in serie da 100 </w:t>
+      </w:r>
+      <w:proofErr w:type="spellStart"/>
+      <w:r>
+        <w:t>nF</w:t>
+      </w:r>
+      <w:proofErr w:type="spellEnd"/>
+      <w:r>
+        <w:t xml:space="preserve"> (C13). Questa particolare topologia capacitiva realizza il circuito di "auto-reset", il quale genera un breve impulso basso sul pin di reset del microcontrollore ogni qualvolta la porta seriale viene aperta dal PC. Ciò permette all'</w:t>
+      </w:r>
+      <w:proofErr w:type="spellStart"/>
+      <w:r>
+        <w:t>ATmega</w:t>
+      </w:r>
+      <w:proofErr w:type="spellEnd"/>
+      <w:r>
+        <w:t xml:space="preserve"> di riavviarsi ed entrare in modalità </w:t>
+      </w:r>
+      <w:proofErr w:type="spellStart"/>
+      <w:r>
+        <w:rPr>
+          <w:i/>
+          <w:iCs/>
+        </w:rPr>
+        <w:t>bootloader</w:t>
+      </w:r>
+      <w:proofErr w:type="spellEnd"/>
+      <w:r>
+        <w:t xml:space="preserve"> in totale autonomia all'inizio di ogni </w:t>
+      </w:r>
+      <w:r>
+        <w:rPr>
+          <w:i/>
+          <w:iCs/>
+        </w:rPr>
+        <w:t>flash</w:t>
+      </w:r>
+      <w:r>
+        <w:t xml:space="preserve"> del codice.</w:t>
+      </w:r>
+    </w:p>
+    <w:p>
+      <w:r>
+        <w:t xml:space="preserve">Infine, l'FT232RL è alimentato prelevando direttamente la tensione dalla linea VUSB. Per fornire un </w:t>
+      </w:r>
+      <w:proofErr w:type="gramStart"/>
+      <w:r>
+        <w:t>feedback</w:t>
+      </w:r>
+      <w:proofErr w:type="gramEnd"/>
+      <w:r>
+        <w:t xml:space="preserve"> visivo immediato all'utente durante lo scambio di pacchetti dati, i pin dedicati alla segnalazione seriale sono stati collegati a due LED SMD, opportunamente protetti da resistenze di limitazione in serie da (R13 e R14).</w:t>
+      </w:r>
+    </w:p>
+    <w:p>
+      <w:r>
+        <w:rPr>
+          <w:noProof/>
+        </w:rPr>
+        <w:drawing>
+          <wp:inline distT="0" distB="0" distL="0" distR="0" wp14:anchorId="37FCA048" wp14:editId="570A6F94">
+            <wp:extent cx="5400040" cy="2623820"/>
+            <wp:effectExtent l="0" t="0" r="0" b="5080"/>
+            <wp:docPr id="1592327515" name="Immagine 4"/>
+            <wp:cNvGraphicFramePr>
+              <a:graphicFrameLocks xmlns:a="http://schemas.openxmlformats.org/drawingml/2006/main" noChangeAspect="1"/>
+            </wp:cNvGraphicFramePr>
+            <a:graphic xmlns:a="http://schemas.openxmlformats.org/drawingml/2006/main">
+              <a:graphicData uri="http://schemas.openxmlformats.org/drawingml/2006/picture">
+                <pic:pic xmlns:pic="http://schemas.openxmlformats.org/drawingml/2006/picture">
+                  <pic:nvPicPr>
+                    <pic:cNvPr id="1592327515" name="Immagine 1592327515"/>
+                    <pic:cNvPicPr/>
+                  </pic:nvPicPr>
+                  <pic:blipFill>
+                    <a:blip r:embed="rId10">
+                      <a:extLst>
+                        <a:ext uri="{28A0092B-C50C-407E-A947-70E740481C1C}">
+                          <a14:useLocalDpi xmlns:a14="http://schemas.microsoft.com/office/drawing/2010/main" val="0"/>
+                        </a:ext>
+                      </a:extLst>
+                    </a:blip>
+                    <a:stretch>
+                      <a:fillRect/>
+                    </a:stretch>
+                  </pic:blipFill>
+                  <pic:spPr>
+                    <a:xfrm>
+                      <a:off x="0" y="0"/>
+                      <a:ext cx="5400040" cy="2623820"/>
+                    </a:xfrm>
+                    <a:prstGeom prst="rect">
+                      <a:avLst/>
+                    </a:prstGeom>
+                  </pic:spPr>
+                </pic:pic>
+              </a:graphicData>
+            </a:graphic>
+          </wp:inline>
+        </w:drawing>
+      </w:r>
+    </w:p>
+    <w:p>
+      <w:pPr>
+        <w:jc w:val="center"/>
+      </w:pPr>
+      <w:r>
+        <w:t>Figura….</w:t>
+      </w:r>
+    </w:p>
+    <w:p>
+      <w:pPr>
+        <w:jc w:val="center"/>
+      </w:pPr>
+      <w:r>
+        <w:rPr>
+          <w:noProof/>
+        </w:rPr>
+        <w:lastRenderedPageBreak/>
+        <w:drawing>
+          <wp:inline distT="0" distB="0" distL="0" distR="0" wp14:anchorId="5F2134E2" wp14:editId="2662AC95">
+            <wp:extent cx="5400040" cy="3020695"/>
+            <wp:effectExtent l="0" t="0" r="0" b="8255"/>
+            <wp:docPr id="1627934966" name="Immagine 5"/>
+            <wp:cNvGraphicFramePr>
+              <a:graphicFrameLocks xmlns:a="http://schemas.openxmlformats.org/drawingml/2006/main" noChangeAspect="1"/>
+            </wp:cNvGraphicFramePr>
+            <a:graphic xmlns:a="http://schemas.openxmlformats.org/drawingml/2006/main">
+              <a:graphicData uri="http://schemas.openxmlformats.org/drawingml/2006/picture">
+                <pic:pic xmlns:pic="http://schemas.openxmlformats.org/drawingml/2006/picture">
+                  <pic:nvPicPr>
+                    <pic:cNvPr id="1627934966" name="Immagine 1627934966"/>
+                    <pic:cNvPicPr/>
+                  </pic:nvPicPr>
+                  <pic:blipFill>
+                    <a:blip r:embed="rId11">
+                      <a:extLst>
+                        <a:ext uri="{28A0092B-C50C-407E-A947-70E740481C1C}">
+                          <a14:useLocalDpi xmlns:a14="http://schemas.microsoft.com/office/drawing/2010/main" val="0"/>
+                        </a:ext>
+                      </a:extLst>
+                    </a:blip>
+                    <a:stretch>
+                      <a:fillRect/>
+                    </a:stretch>
+                  </pic:blipFill>
+                  <pic:spPr>
+                    <a:xfrm>
+                      <a:off x="0" y="0"/>
+                      <a:ext cx="5400040" cy="3020695"/>
+                    </a:xfrm>
+                    <a:prstGeom prst="rect">
+                      <a:avLst/>
+                    </a:prstGeom>
+                  </pic:spPr>
+                </pic:pic>
+              </a:graphicData>
+            </a:graphic>
+          </wp:inline>
+        </w:drawing>
+      </w:r>
+    </w:p>
+    <w:p>
+      <w:pPr>
+        <w:jc w:val="center"/>
+      </w:pPr>
+      <w:r>
+        <w:t>Figura…</w:t>
+      </w:r>
+    </w:p>
+    <w:p>
+      <w:pPr>
+        <w:pStyle w:val="Titolo3"/>
+      </w:pPr>
+      <w:bookmarkStart w:id="23" w:name="_Toc224037366"/>
+      <w:r>
+        <w:t xml:space="preserve">4.1.3 </w:t>
+      </w:r>
+      <w:bookmarkEnd w:id="23"/>
+      <w:r>
+        <w:t>I/O</w:t>
+      </w:r>
+    </w:p>
+    <w:p>
+      <w:r>
+        <w:t>La gestione dei segnali di Input/Output verso le periferiche esterne è stata concepita con un approccio ingegneristico fortemente orientato alla modularità e alla facilità di manutenzione dell'impianto all'interno della serra.</w:t>
+      </w:r>
+    </w:p>
+    <w:p>
+      <w:r>
+        <w:t xml:space="preserve">Come illustrato </w:t>
+      </w:r>
+      <w:proofErr w:type="spellStart"/>
+      <w:r>
+        <w:t>nello</w:t>
+      </w:r>
+      <w:proofErr w:type="spellEnd"/>
+      <w:r>
+        <w:t xml:space="preserve"> schematico dedicato, invece di saldare i cavi direttamente sulla scheda, sono stati previsti molteplici connettori standard in formato </w:t>
+      </w:r>
+      <w:r>
+        <w:rPr>
+          <w:b/>
+          <w:bCs/>
+        </w:rPr>
+        <w:t>XH-4P</w:t>
+      </w:r>
+      <w:r>
+        <w:t xml:space="preserve"> (denominati EXT, EXT1 ed EXT2). Questa topologia "plug-and-play" permette di raggruppare in un unico connettore i riferimenti di alimentazione (+5V e GND) e una coppia di pin di segnale provenienti dall'ATmega328P (rispettivamente D3/D9, D2/A0 e D6/D5). Tali </w:t>
+      </w:r>
+      <w:proofErr w:type="spellStart"/>
+      <w:r>
+        <w:rPr>
+          <w:i/>
+          <w:iCs/>
+        </w:rPr>
+        <w:t>header</w:t>
+      </w:r>
+      <w:proofErr w:type="spellEnd"/>
+      <w:r>
+        <w:t xml:space="preserve"> sono destinati all'interfacciamento della rete di sensori (in primis il trasduttore termo-igrometrico DHT22) e predispongono il sistema per l'aggiunta di eventuali finecorsa meccanici, pulsanti manuali o sensori ausiliari.</w:t>
+      </w:r>
+    </w:p>
+    <w:p>
+      <w:r>
+        <w:t xml:space="preserve">Un connettore analogo, denominato DISP, è stato dedicato esclusivamente all'Interfaccia Uomo-Macchina. Esso instrada l'alimentazione verso il display </w:t>
+      </w:r>
+      <w:proofErr w:type="spellStart"/>
+      <w:r>
+        <w:t>Nextion</w:t>
+      </w:r>
+      <w:proofErr w:type="spellEnd"/>
+      <w:r>
+        <w:t xml:space="preserve"> e, soprattutto, espone le linee seriali TXDISP e RXDISP, le quali derivano direttamente dall'uscita del circuito di </w:t>
+      </w:r>
+      <w:r>
+        <w:rPr>
+          <w:i/>
+          <w:iCs/>
+        </w:rPr>
+        <w:t>multiplexing</w:t>
+      </w:r>
+      <w:r>
+        <w:t xml:space="preserve"> (descritto nel paragrafo successivo).</w:t>
+      </w:r>
+    </w:p>
+    <w:p>
+      <w:r>
+        <w:lastRenderedPageBreak/>
+        <w:t xml:space="preserve">Infine, per garantire la massima scalabilità del progetto e supportare implementazioni hardware future senza la necessità di re-ingegnerizzare la </w:t>
+      </w:r>
+      <w:r>
+        <w:rPr>
+          <w:i/>
+          <w:iCs/>
+        </w:rPr>
+        <w:t>Printed Circuit Board</w:t>
+      </w:r>
+      <w:r>
+        <w:t xml:space="preserve"> principale, è stata predisposta un'interfaccia di espansione tramite </w:t>
+      </w:r>
+      <w:r>
+        <w:t xml:space="preserve">gli </w:t>
+      </w:r>
+      <w:proofErr w:type="spellStart"/>
+      <w:r>
+        <w:t>header</w:t>
+      </w:r>
+      <w:proofErr w:type="spellEnd"/>
+      <w:r>
+        <w:t xml:space="preserve"> H3</w:t>
+      </w:r>
+      <w:r>
+        <w:t xml:space="preserve"> e U16</w:t>
+      </w:r>
+      <w:r>
+        <w:t xml:space="preserve">. Per valorizzare appieno questa modularità, è stata progettata e realizzata fisicamente una scheda ausiliaria dedicata, denominata </w:t>
+      </w:r>
+      <w:r>
+        <w:rPr>
+          <w:b/>
+          <w:bCs/>
+        </w:rPr>
+        <w:t>Expansion I/O Board</w:t>
+      </w:r>
+      <w:r>
+        <w:t xml:space="preserve">. Questa </w:t>
+      </w:r>
+      <w:proofErr w:type="spellStart"/>
+      <w:r>
+        <w:rPr>
+          <w:i/>
+          <w:iCs/>
+        </w:rPr>
+        <w:t>shield</w:t>
+      </w:r>
+      <w:proofErr w:type="spellEnd"/>
+      <w:r>
+        <w:t xml:space="preserve"> custom si innesta direttamente sui pin della scheda madre e si occupa di smistare ordinatamente verso ulteriori connettori tutti i pin analogici inutilizzati del microcontrollore (da A1 ad A7) e i pin digitali D10, D11, D12 e D13, i quali corrispondono alle linee del bus hardware SPI (MISO, MOSI, SCK). La realizzazione di questo modulo aggiuntivo rende il sistema estremamente versatile, lasciando aperta la possibilità di interfacciare in futuro lettori di schede Micro SD per il </w:t>
+      </w:r>
+      <w:proofErr w:type="spellStart"/>
+      <w:r>
+        <w:rPr>
+          <w:i/>
+          <w:iCs/>
+        </w:rPr>
+        <w:t>datalogging</w:t>
+      </w:r>
+      <w:proofErr w:type="spellEnd"/>
+      <w:r>
+        <w:t>, banchi relè addizionali o moduli di comunicazione wireless.</w:t>
+      </w:r>
+    </w:p>
+    <w:p>
+      <w:r>
+        <w:rPr>
+          <w:noProof/>
+        </w:rPr>
+        <w:drawing>
+          <wp:inline distT="0" distB="0" distL="0" distR="0" wp14:anchorId="6E154BED" wp14:editId="49DCEC7B">
+            <wp:extent cx="5400040" cy="1176020"/>
+            <wp:effectExtent l="0" t="0" r="0" b="5080"/>
+            <wp:docPr id="1182115301" name="Immagine 7"/>
+            <wp:cNvGraphicFramePr>
+              <a:graphicFrameLocks xmlns:a="http://schemas.openxmlformats.org/drawingml/2006/main" noChangeAspect="1"/>
+            </wp:cNvGraphicFramePr>
+            <a:graphic xmlns:a="http://schemas.openxmlformats.org/drawingml/2006/main">
+              <a:graphicData uri="http://schemas.openxmlformats.org/drawingml/2006/picture">
+                <pic:pic xmlns:pic="http://schemas.openxmlformats.org/drawingml/2006/picture">
+                  <pic:nvPicPr>
+                    <pic:cNvPr id="1182115301" name="Immagine 1182115301"/>
+                    <pic:cNvPicPr/>
+                  </pic:nvPicPr>
+                  <pic:blipFill>
+                    <a:blip r:embed="rId12" cstate="print">
+                      <a:extLst>
+                        <a:ext uri="{28A0092B-C50C-407E-A947-70E740481C1C}">
+                          <a14:useLocalDpi xmlns:a14="http://schemas.microsoft.com/office/drawing/2010/main" val="0"/>
+                        </a:ext>
+                      </a:extLst>
+                    </a:blip>
+                    <a:stretch>
+                      <a:fillRect/>
+                    </a:stretch>
+                  </pic:blipFill>
+                  <pic:spPr>
+                    <a:xfrm>
+                      <a:off x="0" y="0"/>
+                      <a:ext cx="5400040" cy="1176020"/>
+                    </a:xfrm>
+                    <a:prstGeom prst="rect">
+                      <a:avLst/>
+                    </a:prstGeom>
+                  </pic:spPr>
+                </pic:pic>
+              </a:graphicData>
+            </a:graphic>
+          </wp:inline>
+        </w:drawing>
+      </w:r>
+    </w:p>
+    <w:p/>
+    <w:p>
+      <w:pPr>
+        <w:pStyle w:val="Titolo3"/>
+      </w:pPr>
+      <w:bookmarkStart w:id="24" w:name="_Toc224037367"/>
+      <w:r>
+        <w:t xml:space="preserve">4.1.4 </w:t>
+      </w:r>
+      <w:bookmarkEnd w:id="24"/>
+      <w:r>
+        <w:t>Switching UART</w:t>
+      </w:r>
+    </w:p>
+    <w:p>
+      <w:r>
+        <w:t xml:space="preserve">Una delle sfide ingegneristiche più interessanti a livello di architettura è derivata dal limite hardware dell'ATmega328P, il quale dispone di una singola interfaccia UART hardware. Poiché il sistema prevede tre nodi distinti che necessitano di comunicare tramite linea seriale — il microcontrollore, il display </w:t>
+      </w:r>
+      <w:proofErr w:type="spellStart"/>
+      <w:r>
+        <w:t>Nextion</w:t>
+      </w:r>
+      <w:proofErr w:type="spellEnd"/>
+      <w:r>
+        <w:t xml:space="preserve"> e il convertitore USB-UART (FT232RL) interfacciato al PC — si è reso necessario progettare un circuito dedicato alla "triangolazione" e al reindirizzamento dinamico dei segnali TX e RX.</w:t>
+      </w:r>
+    </w:p>
+    <w:p>
+      <w:r>
+        <w:t xml:space="preserve">Per evitare la scomoda pratica di dover scollegare fisicamente i cavi del display ad ogni aggiornamento (situazione problematica in un dispositivo </w:t>
+      </w:r>
+      <w:r>
+        <w:rPr>
+          <w:i/>
+          <w:iCs/>
+        </w:rPr>
+        <w:t>embedded</w:t>
+      </w:r>
+      <w:r>
+        <w:t xml:space="preserve">), è stata implementata una vera e propria matrice di commutazione hardware. Il cuore di questo stadio è costituito da una coppia di multiplexer analogici quad-bilaterali </w:t>
+      </w:r>
+      <w:r>
+        <w:rPr>
+          <w:b/>
+          <w:bCs/>
+        </w:rPr>
+        <w:t>SN74HC4066DR</w:t>
+      </w:r>
+      <w:r>
+        <w:t>. I percorsi di segnale di questi integrati sono governati meccanicamente tramite un selettore a scorrimento a 3 posizioni (MSK-23D18G3).</w:t>
+      </w:r>
+    </w:p>
+    <w:p>
+      <w:r>
+        <w:lastRenderedPageBreak/>
+        <w:t xml:space="preserve">Tramite un'opportuna rete di resistenze di </w:t>
+      </w:r>
+      <w:r>
+        <w:rPr>
+          <w:i/>
+          <w:iCs/>
+        </w:rPr>
+        <w:t>pull-down</w:t>
+      </w:r>
+      <w:r>
+        <w:t xml:space="preserve"> (necessarie per imporre uno stato logico basso quando il pin è flottante), lo switch instrada le tensioni di abilitazione (</w:t>
+      </w:r>
+      <w:proofErr w:type="spellStart"/>
+      <w:r>
+        <w:rPr>
+          <w:i/>
+          <w:iCs/>
+        </w:rPr>
+        <w:t>Enable</w:t>
+      </w:r>
+      <w:proofErr w:type="spellEnd"/>
+      <w:r>
+        <w:t>) verso i relativi pin di controllo dei multiplexer. Questo permette all'operatore di selezionare fisicamente tre stati di funzionamento mutuamente esclusivi dell'intera scheda:</w:t>
+      </w:r>
+    </w:p>
+    <w:p>
+      <w:pPr>
+        <w:numPr>
+          <w:ilvl w:val="0"/>
+          <w:numId w:val="5"/>
+        </w:numPr>
+      </w:pPr>
+      <w:r>
+        <w:rPr>
+          <w:b/>
+          <w:bCs/>
+        </w:rPr>
+        <w:t xml:space="preserve">Stato 1 - Programmazione </w:t>
+      </w:r>
+      <w:proofErr w:type="spellStart"/>
+      <w:r>
+        <w:rPr>
+          <w:b/>
+          <w:bCs/>
+        </w:rPr>
+        <w:t>ATmega</w:t>
+      </w:r>
+      <w:proofErr w:type="spellEnd"/>
+      <w:r>
+        <w:rPr>
+          <w:b/>
+          <w:bCs/>
+        </w:rPr>
+        <w:t>:</w:t>
+      </w:r>
+      <w:r>
+        <w:t xml:space="preserve"> Il selettore instrada le linee del convertitore USB direttamente ai pin RX e TX del microcontrollore, isolando il display. Questa modalità è utilizzata per il </w:t>
+      </w:r>
+      <w:r>
+        <w:rPr>
+          <w:i/>
+          <w:iCs/>
+        </w:rPr>
+        <w:t>flash</w:t>
+      </w:r>
+      <w:r>
+        <w:t xml:space="preserve"> del firmware e il </w:t>
+      </w:r>
+      <w:r>
+        <w:rPr>
+          <w:i/>
+          <w:iCs/>
+        </w:rPr>
+        <w:t>debug</w:t>
+      </w:r>
+      <w:r>
+        <w:t xml:space="preserve"> del codice.</w:t>
+      </w:r>
+    </w:p>
+    <w:p>
+      <w:pPr>
+        <w:numPr>
+          <w:ilvl w:val="0"/>
+          <w:numId w:val="5"/>
+        </w:numPr>
+      </w:pPr>
+      <w:r>
+        <w:rPr>
+          <w:b/>
+          <w:bCs/>
+        </w:rPr>
+        <w:t xml:space="preserve">Stato 2 - Programmazione </w:t>
+      </w:r>
+      <w:proofErr w:type="spellStart"/>
+      <w:r>
+        <w:rPr>
+          <w:b/>
+          <w:bCs/>
+        </w:rPr>
+        <w:t>Nextion</w:t>
+      </w:r>
+      <w:proofErr w:type="spellEnd"/>
+      <w:r>
+        <w:rPr>
+          <w:b/>
+          <w:bCs/>
+        </w:rPr>
+        <w:t>:</w:t>
+      </w:r>
+      <w:r>
+        <w:t xml:space="preserve"> Il selettore bypassa l'</w:t>
+      </w:r>
+      <w:proofErr w:type="spellStart"/>
+      <w:r>
+        <w:t>ATmega</w:t>
+      </w:r>
+      <w:proofErr w:type="spellEnd"/>
+      <w:r>
+        <w:t xml:space="preserve"> e connette il convertitore USB direttamente al display intelligente. Questa intuizione progettuale permette di aggiornare l'interfaccia grafica (HMI) dal PC, inviando il file </w:t>
+      </w:r>
+      <w:r>
+        <w:rPr>
+          <w:i/>
+          <w:iCs/>
+        </w:rPr>
+        <w:t>TFT</w:t>
+      </w:r>
+      <w:r>
+        <w:t xml:space="preserve"> direttamente al monitor senza doverlo smontare dalla struttura della serra.</w:t>
+      </w:r>
+    </w:p>
+    <w:p>
+      <w:pPr>
+        <w:numPr>
+          <w:ilvl w:val="0"/>
+          <w:numId w:val="5"/>
+        </w:numPr>
+      </w:pPr>
+      <w:r>
+        <w:rPr>
+          <w:b/>
+          <w:bCs/>
+        </w:rPr>
+        <w:t>Stato 3 - Comunicazione Seriale (Run Mode):</w:t>
+      </w:r>
+      <w:r>
+        <w:t xml:space="preserve"> Rappresenta lo stato di normale operatività dell'impianto. Il circuito isola il chip USB e chiude la linea seriale ad anello tra l'ATmega328P e il display </w:t>
+      </w:r>
+      <w:proofErr w:type="spellStart"/>
+      <w:r>
+        <w:t>Nextion</w:t>
+      </w:r>
+      <w:proofErr w:type="spellEnd"/>
+      <w:r>
+        <w:t xml:space="preserve">. In questo modo avviene il continuo scambio bidirezionale dei pacchetti dati relativi ai parametri climatici e ai comandi </w:t>
+      </w:r>
+      <w:r>
+        <w:rPr>
+          <w:i/>
+          <w:iCs/>
+        </w:rPr>
+        <w:t>touch</w:t>
+      </w:r>
+      <w:r>
+        <w:t>.</w:t>
+      </w:r>
+    </w:p>
+    <w:p>
+      <w:r>
+        <w:t>Questa topologia garantisce un'eccellente versatilità, assicurando al contempo un isolamento galvanico tra le linee non utilizzate per prevenire collisioni logiche sul bus dati.</w:t>
+      </w:r>
+    </w:p>
+    <w:p>
+      <w:pPr>
+        <w:jc w:val="center"/>
+      </w:pPr>
+      <w:r>
+        <w:rPr>
+          <w:noProof/>
+        </w:rPr>
+        <w:drawing>
+          <wp:inline distT="0" distB="0" distL="0" distR="0" wp14:anchorId="757F961A" wp14:editId="3AAE57A9">
+            <wp:extent cx="4772025" cy="2152650"/>
+            <wp:effectExtent l="0" t="0" r="9525" b="0"/>
+            <wp:docPr id="766295121" name="Immagine 2"/>
+            <wp:cNvGraphicFramePr>
+              <a:graphicFrameLocks xmlns:a="http://schemas.openxmlformats.org/drawingml/2006/main" noChangeAspect="1"/>
+            </wp:cNvGraphicFramePr>
+            <a:graphic xmlns:a="http://schemas.openxmlformats.org/drawingml/2006/main">
+              <a:graphicData uri="http://schemas.openxmlformats.org/drawingml/2006/picture">
+                <pic:pic xmlns:pic="http://schemas.openxmlformats.org/drawingml/2006/picture">
+                  <pic:nvPicPr>
+                    <pic:cNvPr id="766295121" name="Immagine 766295121"/>
+                    <pic:cNvPicPr/>
+                  </pic:nvPicPr>
+                  <pic:blipFill>
+                    <a:blip r:embed="rId13">
+                      <a:extLst>
+                        <a:ext uri="{28A0092B-C50C-407E-A947-70E740481C1C}">
+                          <a14:useLocalDpi xmlns:a14="http://schemas.microsoft.com/office/drawing/2010/main" val="0"/>
+                        </a:ext>
+                      </a:extLst>
+                    </a:blip>
+                    <a:stretch>
+                      <a:fillRect/>
+                    </a:stretch>
+                  </pic:blipFill>
+                  <pic:spPr>
+                    <a:xfrm>
+                      <a:off x="0" y="0"/>
+                      <a:ext cx="4772025" cy="2152650"/>
+                    </a:xfrm>
+                    <a:prstGeom prst="rect">
+                      <a:avLst/>
+                    </a:prstGeom>
+                  </pic:spPr>
+                </pic:pic>
+              </a:graphicData>
+            </a:graphic>
+          </wp:inline>
+        </w:drawing>
+      </w:r>
+    </w:p>
+    <w:p>
+      <w:pPr>
+        <w:jc w:val="center"/>
+      </w:pPr>
+      <w:r>
+        <w:t>Figura 4.1: Diagramma di flusso dello Switching UART</w:t>
+      </w:r>
+    </w:p>
+    <w:p>
+      <w:pPr>
+        <w:jc w:val="center"/>
+      </w:pPr>
+      <w:r>
+        <w:rPr>
+          <w:noProof/>
+        </w:rPr>
+        <w:lastRenderedPageBreak/>
+        <w:drawing>
+          <wp:inline distT="0" distB="0" distL="0" distR="0" wp14:anchorId="47BE37BB" wp14:editId="6D434C8F">
+            <wp:extent cx="5400040" cy="1730375"/>
+            <wp:effectExtent l="0" t="0" r="0" b="3175"/>
+            <wp:docPr id="745384932" name="Immagine 8"/>
+            <wp:cNvGraphicFramePr>
+              <a:graphicFrameLocks xmlns:a="http://schemas.openxmlformats.org/drawingml/2006/main" noChangeAspect="1"/>
+            </wp:cNvGraphicFramePr>
+            <a:graphic xmlns:a="http://schemas.openxmlformats.org/drawingml/2006/main">
+              <a:graphicData uri="http://schemas.openxmlformats.org/drawingml/2006/picture">
+                <pic:pic xmlns:pic="http://schemas.openxmlformats.org/drawingml/2006/picture">
+                  <pic:nvPicPr>
+                    <pic:cNvPr id="745384932" name="Immagine 745384932"/>
+                    <pic:cNvPicPr/>
+                  </pic:nvPicPr>
+                  <pic:blipFill>
+                    <a:blip r:embed="rId14" cstate="print">
+                      <a:extLst>
+                        <a:ext uri="{28A0092B-C50C-407E-A947-70E740481C1C}">
+                          <a14:useLocalDpi xmlns:a14="http://schemas.microsoft.com/office/drawing/2010/main" val="0"/>
+                        </a:ext>
+                      </a:extLst>
+                    </a:blip>
+                    <a:stretch>
+                      <a:fillRect/>
+                    </a:stretch>
+                  </pic:blipFill>
+                  <pic:spPr>
+                    <a:xfrm>
+                      <a:off x="0" y="0"/>
+                      <a:ext cx="5400040" cy="1730375"/>
+                    </a:xfrm>
+                    <a:prstGeom prst="rect">
+                      <a:avLst/>
+                    </a:prstGeom>
+                  </pic:spPr>
+                </pic:pic>
+              </a:graphicData>
+            </a:graphic>
+          </wp:inline>
+        </w:drawing>
+      </w:r>
+    </w:p>
+    <w:p/>
+    <w:p>
+      <w:pPr>
+        <w:pStyle w:val="Titolo3"/>
+      </w:pPr>
+      <w:bookmarkStart w:id="25" w:name="_Toc224037368"/>
+      <w:r>
+        <w:t>4.1.5 Uscite di Potenza</w:t>
+      </w:r>
+      <w:bookmarkEnd w:id="25"/>
+      <w:r>
+        <w:t xml:space="preserve"> </w:t>
+      </w:r>
+    </w:p>
+    <w:p>
+      <w:r>
+        <w:t>Lo stadio di potenza è delegato al gravoso compito di fornire l'energia necessaria al controllo bidirezionale degli attuatori lineari preposti alla movimentazione delle finestre. Data la natura fortemente induttiva dei motori in corrente continua e le elevate correnti di spunto in gioco, questo stadio è stato progettato ponendo la massima attenzione alla sicurezza della logica di controllo e all'efficienza termica.</w:t>
+      </w:r>
+    </w:p>
+    <w:p>
+      <w:r>
+        <w:t xml:space="preserve">L'interfacciamento tra il dominio a 5V (ATmega328P) e il dominio di potenza a 12V avviene tramite un </w:t>
+      </w:r>
+      <w:r>
+        <w:rPr>
+          <w:b/>
+          <w:bCs/>
+        </w:rPr>
+        <w:t>isolamento galvanico</w:t>
+      </w:r>
+      <w:r>
+        <w:t xml:space="preserve"> rigoroso. I segnali logici di rotazione (ROT+, ROT-) e di abilitazione (ENMOT) pilotano i diodi emettitori di tre </w:t>
+      </w:r>
+      <w:proofErr w:type="spellStart"/>
+      <w:r>
+        <w:t>fotoaccoppiatori</w:t>
+      </w:r>
+      <w:proofErr w:type="spellEnd"/>
+      <w:r>
+        <w:t xml:space="preserve"> </w:t>
+      </w:r>
+      <w:r>
+        <w:rPr>
+          <w:b/>
+          <w:bCs/>
+        </w:rPr>
+        <w:t>PC817C</w:t>
+      </w:r>
+      <w:r>
+        <w:t xml:space="preserve">, limitati da resistenze in serie da </w:t>
+      </w:r>
+      <w:r>
+        <w:t>470</w:t>
+      </w:r>
+      <w:r>
+        <w:rPr>
+          <w:rFonts w:cs="Times New Roman"/>
+        </w:rPr>
+        <w:t>Ω</w:t>
+      </w:r>
+      <w:r>
+        <w:t>. Questa barriera ottica impedisce fisicamente che le violente fluttuazioni di tensione e le forze controelettromotrici (Back-EMF) generate dai motori possano propagarsi a ritroso e danneggiare il microcontrollore.</w:t>
+      </w:r>
+    </w:p>
+    <w:p>
+      <w:r>
+        <w:t xml:space="preserve">A valle dell'isolamento, il circuito si divide in due sezioni funzionali: la rete di abilitazione generale e il Ponte ad H vero e proprio. Per garantire la massima sicurezza ed evitare azionamenti accidentali, l'intera tensione a 12V diretta ai rami del ponte è interrotta da un relè elettromeccanico (SRA-12VDC-AL). La bobina del relè è comandata dal segnale COMENMOT che polarizza la base di un transistor NPN </w:t>
+      </w:r>
+      <w:r>
+        <w:rPr>
+          <w:b/>
+          <w:bCs/>
+        </w:rPr>
+        <w:t>S8050</w:t>
+      </w:r>
+      <w:r>
+        <w:t xml:space="preserve"> (tramite una resistenza da </w:t>
+      </w:r>
+      <w:r>
+        <w:t>1.8k</w:t>
+      </w:r>
+      <w:r>
+        <w:rPr>
+          <w:rFonts w:cs="Times New Roman"/>
+        </w:rPr>
+        <w:t>Ω</w:t>
+      </w:r>
+      <w:r>
+        <w:t xml:space="preserve">). Un diodo Schottky (SS1P3L) è stato posto in antiparallelo alla bobina del relè con funzione di </w:t>
+      </w:r>
+      <w:r>
+        <w:rPr>
+          <w:i/>
+          <w:iCs/>
+        </w:rPr>
+        <w:t>flyback</w:t>
+      </w:r>
+      <w:r>
+        <w:t>, per sopprimere i picchi di tensione transitori al momento della diseccitazione del solenoide. Questa scelta architetturale fa sì che il ponte ad H sia energizzato esclusivamente quando è richiesto un reale movimento meccanico, annullando i consumi a riposo e aumentando la sicurezza dell'impianto.</w:t>
+      </w:r>
+    </w:p>
+    <w:p>
+      <w:r>
+        <w:lastRenderedPageBreak/>
+        <w:t xml:space="preserve">Il cuore dell'inversione di marcia è un </w:t>
+      </w:r>
+      <w:r>
+        <w:rPr>
+          <w:b/>
+          <w:bCs/>
+        </w:rPr>
+        <w:t xml:space="preserve">Ponte ad </w:t>
+      </w:r>
+      <w:proofErr w:type="gramStart"/>
+      <w:r>
+        <w:rPr>
+          <w:b/>
+          <w:bCs/>
+        </w:rPr>
+        <w:t>H a</w:t>
+      </w:r>
+      <w:proofErr w:type="gramEnd"/>
+      <w:r>
+        <w:rPr>
+          <w:b/>
+          <w:bCs/>
+        </w:rPr>
+        <w:t xml:space="preserve"> componenti discreti in configurazione complementare</w:t>
+      </w:r>
+      <w:r>
+        <w:t>. Per i rami superiori (</w:t>
+      </w:r>
+      <w:r>
+        <w:rPr>
+          <w:i/>
+          <w:iCs/>
+        </w:rPr>
+        <w:t>High-Side</w:t>
+      </w:r>
+      <w:r>
+        <w:t xml:space="preserve">) sono stati impiegati due MOSFET a canale P modello </w:t>
+      </w:r>
+      <w:r>
+        <w:rPr>
+          <w:b/>
+          <w:bCs/>
+        </w:rPr>
+        <w:t>20P03</w:t>
+      </w:r>
+      <w:r>
+        <w:t>, mentre per i rami inferiori (</w:t>
+      </w:r>
+      <w:r>
+        <w:rPr>
+          <w:i/>
+          <w:iCs/>
+        </w:rPr>
+        <w:t>Low-Side</w:t>
+      </w:r>
+      <w:r>
+        <w:t xml:space="preserve">) si è optato per due MOSFET a canale N modello </w:t>
+      </w:r>
+      <w:r>
+        <w:rPr>
+          <w:b/>
+          <w:bCs/>
+        </w:rPr>
+        <w:t>20N03</w:t>
+      </w:r>
+      <w:r>
+        <w:t>. Entrambi i modelli, in package TO-252 a montaggio superficiale, presentano caratteristiche eccellenti per la commutazione di potenza, tollerando tensioni fino a e correnti continue di drain</w:t>
+      </w:r>
+      <w:r>
+        <w:t xml:space="preserve"> (I</w:t>
+      </w:r>
+      <w:r>
+        <w:rPr>
+          <w:vertAlign w:val="subscript"/>
+        </w:rPr>
+        <w:t>D</w:t>
+      </w:r>
+      <w:r>
+        <w:t>)</w:t>
+      </w:r>
+      <w:r>
+        <w:t xml:space="preserve"> fino a</w:t>
+      </w:r>
+      <w:r>
+        <w:t xml:space="preserve"> 20</w:t>
+      </w:r>
+      <w:proofErr w:type="gramStart"/>
+      <w:r>
+        <w:t>A</w:t>
+      </w:r>
+      <w:r>
+        <w:t xml:space="preserve"> .</w:t>
+      </w:r>
+      <w:proofErr w:type="gramEnd"/>
+      <w:r>
+        <w:t xml:space="preserve"> Avendo rilevato un assorbimento di carico nominale di 3A per singolo motore, l'impiego di transistor da 20A garantisce un eccezionale margine di sovradimensionamento termico. Inoltre, la tecnologia costruttiva ad alta densità garantisce una bassissima resistenza di conduzione (</w:t>
+      </w:r>
+      <w:r>
+        <w:t>R</w:t>
+      </w:r>
+      <w:r>
+        <w:rPr>
+          <w:vertAlign w:val="subscript"/>
+        </w:rPr>
+        <w:t>DS(ON)</w:t>
+      </w:r>
+      <w:r>
+        <w:t xml:space="preserve">), quantificabile in circa </w:t>
+      </w:r>
+      <w:r>
+        <w:t>15m</w:t>
+      </w:r>
+      <w:r>
+        <w:rPr>
+          <w:rFonts w:cs="Times New Roman"/>
+        </w:rPr>
+        <w:t>Ω</w:t>
+      </w:r>
+      <w:r>
+        <w:t xml:space="preserve"> </w:t>
+      </w:r>
+      <w:r>
+        <w:t xml:space="preserve">per il modello a canale N e circa </w:t>
+      </w:r>
+      <w:r>
+        <w:t>40m</w:t>
+      </w:r>
+      <w:r>
+        <w:rPr>
+          <w:rFonts w:cs="Times New Roman"/>
+        </w:rPr>
+        <w:t>Ω</w:t>
+      </w:r>
+      <w:r>
+        <w:rPr>
+          <w:rFonts w:cs="Times New Roman"/>
+        </w:rPr>
+        <w:t xml:space="preserve"> </w:t>
+      </w:r>
+      <w:r>
+        <w:t>per il canale P. Questo minimizza drasticamente la potenza dissipata per effetto Joule, rendendo superfluo l'utilizzo di dissipatori in alluminio aggiuntivi sulla PCB.</w:t>
+      </w:r>
+    </w:p>
+    <w:p>
+      <w:r>
+        <w:t xml:space="preserve">Infine, per agevolare le operazioni di </w:t>
+      </w:r>
+      <w:r>
+        <w:rPr>
+          <w:i/>
+          <w:iCs/>
+        </w:rPr>
+        <w:t>debug</w:t>
+      </w:r>
+      <w:r>
+        <w:t xml:space="preserve"> e manutenzione all'interno della serra, sulle linee di comando del ponte ad H sono stati inseriti in parallelo due LED indicatori di stato (OPEN e CLOSE), provvisti di resistenze di limitazione da </w:t>
+      </w:r>
+      <w:r>
+        <w:t>1k</w:t>
+      </w:r>
+      <w:r>
+        <w:rPr>
+          <w:rFonts w:cs="Times New Roman"/>
+        </w:rPr>
+        <w:t>Ω</w:t>
+      </w:r>
+      <w:r>
+        <w:t xml:space="preserve">, che forniscono un immediato </w:t>
+      </w:r>
+      <w:proofErr w:type="gramStart"/>
+      <w:r>
+        <w:t>feedback</w:t>
+      </w:r>
+      <w:proofErr w:type="gramEnd"/>
+      <w:r>
+        <w:t xml:space="preserve"> visivo all'utente sul senso di marcia attualmente comandato dalla scheda.</w:t>
+      </w:r>
+    </w:p>
+    <w:p>
+      <w:r>
+        <w:rPr>
+          <w:noProof/>
+        </w:rPr>
+        <w:drawing>
+          <wp:inline distT="0" distB="0" distL="0" distR="0" wp14:anchorId="6DD0956B" wp14:editId="6F8F7333">
+            <wp:extent cx="5400040" cy="2259330"/>
+            <wp:effectExtent l="0" t="0" r="0" b="7620"/>
+            <wp:docPr id="208256769" name="Immagine 6"/>
+            <wp:cNvGraphicFramePr>
+              <a:graphicFrameLocks xmlns:a="http://schemas.openxmlformats.org/drawingml/2006/main" noChangeAspect="1"/>
+            </wp:cNvGraphicFramePr>
+            <a:graphic xmlns:a="http://schemas.openxmlformats.org/drawingml/2006/main">
+              <a:graphicData uri="http://schemas.openxmlformats.org/drawingml/2006/picture">
+                <pic:pic xmlns:pic="http://schemas.openxmlformats.org/drawingml/2006/picture">
+                  <pic:nvPicPr>
+                    <pic:cNvPr id="208256769" name="Immagine 208256769"/>
+                    <pic:cNvPicPr/>
+                  </pic:nvPicPr>
+                  <pic:blipFill>
+                    <a:blip r:embed="rId15" cstate="print">
+                      <a:extLst>
+                        <a:ext uri="{28A0092B-C50C-407E-A947-70E740481C1C}">
+                          <a14:useLocalDpi xmlns:a14="http://schemas.microsoft.com/office/drawing/2010/main" val="0"/>
+                        </a:ext>
+                      </a:extLst>
+                    </a:blip>
+                    <a:stretch>
+                      <a:fillRect/>
+                    </a:stretch>
+                  </pic:blipFill>
+                  <pic:spPr>
+                    <a:xfrm>
+                      <a:off x="0" y="0"/>
+                      <a:ext cx="5400040" cy="2259330"/>
+                    </a:xfrm>
+                    <a:prstGeom prst="rect">
+                      <a:avLst/>
+                    </a:prstGeom>
+                  </pic:spPr>
+                </pic:pic>
+              </a:graphicData>
+            </a:graphic>
+          </wp:inline>
+        </w:drawing>
+      </w:r>
+    </w:p>
+    <w:p>
+      <w:pPr>
+        <w:pStyle w:val="Titolo2"/>
+      </w:pPr>
+      <w:bookmarkStart w:id="26" w:name="_Toc224037369"/>
+      <w:r>
+        <w:t>4.2 Progettazione PCB</w:t>
+      </w:r>
+      <w:bookmarkEnd w:id="26"/>
+    </w:p>
+    <w:p>
+      <w:pPr>
+        <w:pStyle w:val="Titolo2"/>
+      </w:pPr>
+      <w:bookmarkStart w:id="27" w:name="_Toc224037370"/>
+      <w:r>
+        <w:t>4.3 Realizzazione finale</w:t>
+      </w:r>
+      <w:bookmarkEnd w:id="27"/>
+    </w:p>
+    <w:p/>
+    <w:p>
+      <w:pPr>
+        <w:rPr>
+          <w:rFonts w:cs="Times New Roman"/>
+          <w:b/>
+          <w:bCs/>
+          <w:sz w:val="40"/>
+          <w:szCs w:val="40"/>
+        </w:rPr>
+      </w:pPr>
+      <w:bookmarkStart w:id="28" w:name="_Toc224037014"/>
+      <w:r>
+        <w:rPr>
+          <w:rFonts w:cs="Times New Roman"/>
+          <w:b/>
+          <w:bCs/>
+          <w:sz w:val="40"/>
+          <w:szCs w:val="40"/>
+        </w:rPr>
+        <w:lastRenderedPageBreak/>
+        <w:t>Capitolo 5</w:t>
+      </w:r>
+      <w:bookmarkEnd w:id="28"/>
+    </w:p>
     <w:p>
       <w:pPr>
         <w:pStyle w:val="Titolo1"/>
-        <w:rPr>
-          <w:rFonts w:ascii="Times New Roman" w:hAnsi="Times New Roman" w:cs="Times New Roman"/>
-          <w:color w:val="auto"/>
-        </w:rPr>
-      </w:pPr>
-      <w:bookmarkStart w:id="0" w:name="_Toc212554592"/>
-      <w:r>
-        <w:rPr>
-          <w:rFonts w:ascii="Times New Roman" w:hAnsi="Times New Roman" w:cs="Times New Roman"/>
-          <w:color w:val="auto"/>
-        </w:rPr>
-        <w:t>Abstract</w:t>
-      </w:r>
-      <w:bookmarkEnd w:id="0"/>
+      </w:pPr>
+      <w:bookmarkStart w:id="29" w:name="_Toc224037371"/>
+      <w:r>
+        <w:rPr>
+          <w:color w:val="FFFFFF" w:themeColor="background1"/>
+          <w:sz w:val="2"/>
+          <w:szCs w:val="2"/>
+        </w:rPr>
+        <w:t xml:space="preserve">5   </w:t>
+      </w:r>
+      <w:r>
+        <w:t>Sviluppo Software e Logica di Controllo</w:t>
+      </w:r>
+      <w:bookmarkEnd w:id="29"/>
+    </w:p>
+    <w:p>
+      <w:pPr>
+        <w:pStyle w:val="Titolo2"/>
+      </w:pPr>
+      <w:bookmarkStart w:id="30" w:name="_Toc224037372"/>
+      <w:r>
+        <w:t xml:space="preserve">5.1 </w:t>
+      </w:r>
+      <w:r>
+        <w:t xml:space="preserve">Comunicazione tra sensori, </w:t>
+      </w:r>
+      <w:proofErr w:type="spellStart"/>
+      <w:r>
+        <w:t>Atmega</w:t>
+      </w:r>
+      <w:proofErr w:type="spellEnd"/>
+      <w:r>
+        <w:t xml:space="preserve"> e HMI e logiche di regolazione</w:t>
+      </w:r>
+      <w:bookmarkEnd w:id="30"/>
+    </w:p>
+    <w:p>
+      <w:pPr>
+        <w:pStyle w:val="Titolo2"/>
+      </w:pPr>
+      <w:bookmarkStart w:id="31" w:name="_Toc224037373"/>
+      <w:r>
+        <w:t xml:space="preserve">5.2 </w:t>
+      </w:r>
+      <w:r>
+        <w:t>Interfaccia grafica</w:t>
+      </w:r>
+      <w:r>
+        <w:t xml:space="preserve"> </w:t>
+      </w:r>
+      <w:proofErr w:type="spellStart"/>
+      <w:r>
+        <w:t>Nextion</w:t>
+      </w:r>
+      <w:bookmarkEnd w:id="31"/>
+      <w:proofErr w:type="spellEnd"/>
+    </w:p>
+    <w:p>
+      <w:pPr>
+        <w:pStyle w:val="Titolo2"/>
+      </w:pPr>
+      <w:bookmarkStart w:id="32" w:name="_Toc224037374"/>
+      <w:r>
+        <w:t xml:space="preserve">5.3 Software </w:t>
+      </w:r>
+      <w:proofErr w:type="spellStart"/>
+      <w:r>
+        <w:t>Atmega</w:t>
+      </w:r>
+      <w:bookmarkEnd w:id="32"/>
+      <w:proofErr w:type="spellEnd"/>
+    </w:p>
+    <w:p/>
+    <w:p>
+      <w:pPr>
+        <w:rPr>
+          <w:rFonts w:cs="Times New Roman"/>
+          <w:b/>
+          <w:bCs/>
+          <w:sz w:val="40"/>
+          <w:szCs w:val="40"/>
+        </w:rPr>
+      </w:pPr>
+      <w:bookmarkStart w:id="33" w:name="_Toc224037019"/>
+      <w:r>
+        <w:rPr>
+          <w:rFonts w:cs="Times New Roman"/>
+          <w:b/>
+          <w:bCs/>
+          <w:sz w:val="40"/>
+          <w:szCs w:val="40"/>
+        </w:rPr>
+        <w:t>Capitolo 6</w:t>
+      </w:r>
+      <w:bookmarkEnd w:id="33"/>
     </w:p>
     <w:p>
       <w:pPr>
         <w:pStyle w:val="Titolo1"/>
-        <w:rPr>
-          <w:rFonts w:ascii="Times New Roman" w:hAnsi="Times New Roman" w:cs="Times New Roman"/>
-          <w:color w:val="auto"/>
-        </w:rPr>
-      </w:pPr>
-      <w:bookmarkStart w:id="1" w:name="_Toc212554593"/>
-      <w:r>
-        <w:rPr>
-          <w:rFonts w:ascii="Times New Roman" w:hAnsi="Times New Roman" w:cs="Times New Roman"/>
-          <w:color w:val="auto"/>
-        </w:rPr>
-        <w:t>Introduzione</w:t>
-      </w:r>
-      <w:bookmarkEnd w:id="1"/>
+      </w:pPr>
+      <w:bookmarkStart w:id="34" w:name="_Toc224037375"/>
+      <w:r>
+        <w:rPr>
+          <w:color w:val="FFFFFF" w:themeColor="background1"/>
+          <w:sz w:val="2"/>
+          <w:szCs w:val="2"/>
+        </w:rPr>
+        <w:t xml:space="preserve">6   </w:t>
+      </w:r>
+      <w:r>
+        <w:t>Collaudo, test e Risultati</w:t>
+      </w:r>
+      <w:bookmarkEnd w:id="34"/>
+    </w:p>
+    <w:p>
+      <w:pPr>
+        <w:pStyle w:val="Titolo2"/>
+      </w:pPr>
+      <w:bookmarkStart w:id="35" w:name="_Toc224037376"/>
+      <w:r>
+        <w:t>6.1 Setup di Test</w:t>
+      </w:r>
+      <w:bookmarkEnd w:id="35"/>
+    </w:p>
+    <w:p>
+      <w:pPr>
+        <w:pStyle w:val="Titolo2"/>
+      </w:pPr>
+      <w:bookmarkStart w:id="36" w:name="_Toc224037377"/>
+      <w:r>
+        <w:t>6.2 Applicazione Finale</w:t>
+      </w:r>
+      <w:bookmarkEnd w:id="36"/>
+    </w:p>
+    <w:p/>
+    <w:p>
+      <w:pPr>
+        <w:rPr>
+          <w:rFonts w:cs="Times New Roman"/>
+          <w:b/>
+          <w:bCs/>
+          <w:sz w:val="40"/>
+          <w:szCs w:val="40"/>
+        </w:rPr>
+      </w:pPr>
+      <w:bookmarkStart w:id="37" w:name="_Toc224037023"/>
+      <w:r>
+        <w:rPr>
+          <w:rFonts w:cs="Times New Roman"/>
+          <w:b/>
+          <w:bCs/>
+          <w:sz w:val="40"/>
+          <w:szCs w:val="40"/>
+        </w:rPr>
+        <w:t>Capitolo 7</w:t>
+      </w:r>
+      <w:bookmarkEnd w:id="37"/>
     </w:p>
     <w:p>
       <w:pPr>
         <w:pStyle w:val="Titolo1"/>
-        <w:rPr>
-          <w:rFonts w:ascii="Times New Roman" w:hAnsi="Times New Roman" w:cs="Times New Roman"/>
-          <w:color w:val="auto"/>
-        </w:rPr>
-      </w:pPr>
-      <w:bookmarkStart w:id="2" w:name="_Toc212554594"/>
-      <w:r>
-        <w:rPr>
-          <w:rFonts w:ascii="Times New Roman" w:hAnsi="Times New Roman" w:cs="Times New Roman"/>
-          <w:color w:val="auto"/>
-        </w:rPr>
-        <w:t>Capitolo 1</w:t>
-      </w:r>
-      <w:bookmarkEnd w:id="2"/>
+      </w:pPr>
+      <w:bookmarkStart w:id="38" w:name="_Toc224037378"/>
+      <w:r>
+        <w:rPr>
+          <w:color w:val="FFFFFF" w:themeColor="background1"/>
+          <w:sz w:val="2"/>
+          <w:szCs w:val="2"/>
+        </w:rPr>
+        <w:t xml:space="preserve">7 </w:t>
+      </w:r>
+      <w:r>
+        <w:rPr>
+          <w:color w:val="FFFFFF" w:themeColor="background1"/>
+          <w:sz w:val="2"/>
+          <w:szCs w:val="2"/>
+        </w:rPr>
+        <w:t xml:space="preserve">  </w:t>
+      </w:r>
+      <w:r>
+        <w:t>Conclusione e sviluppi futuri</w:t>
+      </w:r>
+      <w:bookmarkEnd w:id="38"/>
     </w:p>
     <w:p>
       <w:pPr>
         <w:pStyle w:val="Titolo2"/>
-        <w:rPr>
-          <w:rFonts w:ascii="Times New Roman" w:hAnsi="Times New Roman" w:cs="Times New Roman"/>
-          <w:color w:val="auto"/>
-        </w:rPr>
-      </w:pPr>
-      <w:bookmarkStart w:id="3" w:name="_Toc212554595"/>
-      <w:r>
-        <w:rPr>
-          <w:rFonts w:ascii="Times New Roman" w:hAnsi="Times New Roman" w:cs="Times New Roman"/>
-          <w:color w:val="auto"/>
-        </w:rPr>
-        <w:t>Descrizione dei componenti</w:t>
-      </w:r>
-      <w:bookmarkEnd w:id="3"/>
-    </w:p>
-    <w:p>
-      <w:pPr>
-        <w:pStyle w:val="Titolo3"/>
-        <w:numPr>
-          <w:ilvl w:val="1"/>
-          <w:numId w:val="1"/>
-        </w:numPr>
-        <w:rPr>
-          <w:rFonts w:ascii="Times New Roman" w:hAnsi="Times New Roman" w:cs="Times New Roman"/>
-          <w:color w:val="auto"/>
-        </w:rPr>
-      </w:pPr>
-      <w:bookmarkStart w:id="4" w:name="_Toc212554596"/>
-      <w:proofErr w:type="spellStart"/>
-      <w:r>
-        <w:rPr>
-          <w:rFonts w:ascii="Times New Roman" w:hAnsi="Times New Roman" w:cs="Times New Roman"/>
-          <w:color w:val="auto"/>
-        </w:rPr>
-        <w:t>Atmega</w:t>
-      </w:r>
-      <w:proofErr w:type="spellEnd"/>
-      <w:r>
-        <w:rPr>
-          <w:rFonts w:ascii="Times New Roman" w:hAnsi="Times New Roman" w:cs="Times New Roman"/>
-          <w:color w:val="auto"/>
-        </w:rPr>
-        <w:t xml:space="preserve"> 328p-mu</w:t>
-      </w:r>
-      <w:bookmarkEnd w:id="4"/>
-    </w:p>
-    <w:p>
-      <w:pPr>
-        <w:pStyle w:val="Titolo3"/>
-        <w:numPr>
-          <w:ilvl w:val="1"/>
-          <w:numId w:val="1"/>
-        </w:numPr>
-        <w:rPr>
-          <w:rFonts w:ascii="Times New Roman" w:hAnsi="Times New Roman" w:cs="Times New Roman"/>
-          <w:color w:val="auto"/>
-        </w:rPr>
-      </w:pPr>
-      <w:bookmarkStart w:id="5" w:name="_Toc212554597"/>
-      <w:r>
-        <w:rPr>
-          <w:rFonts w:ascii="Times New Roman" w:hAnsi="Times New Roman" w:cs="Times New Roman"/>
-          <w:color w:val="auto"/>
-        </w:rPr>
-        <w:t xml:space="preserve">power supply </w:t>
-      </w:r>
-      <w:proofErr w:type="spellStart"/>
-      <w:r>
-        <w:rPr>
-          <w:rFonts w:ascii="Times New Roman" w:hAnsi="Times New Roman" w:cs="Times New Roman"/>
-          <w:color w:val="auto"/>
-        </w:rPr>
-        <w:t>unit</w:t>
-      </w:r>
-      <w:bookmarkEnd w:id="5"/>
-      <w:proofErr w:type="spellEnd"/>
-    </w:p>
-    <w:p>
-      <w:pPr>
-        <w:pStyle w:val="Titolo3"/>
-        <w:numPr>
-          <w:ilvl w:val="1"/>
-          <w:numId w:val="1"/>
-        </w:numPr>
-        <w:rPr>
-          <w:rFonts w:ascii="Times New Roman" w:hAnsi="Times New Roman" w:cs="Times New Roman"/>
-          <w:color w:val="auto"/>
-        </w:rPr>
-      </w:pPr>
-      <w:bookmarkStart w:id="6" w:name="_Toc212554598"/>
-      <w:proofErr w:type="spellStart"/>
-      <w:r>
-        <w:rPr>
-          <w:rFonts w:ascii="Times New Roman" w:hAnsi="Times New Roman" w:cs="Times New Roman"/>
-          <w:color w:val="auto"/>
-        </w:rPr>
-        <w:t>uart</w:t>
-      </w:r>
-      <w:proofErr w:type="spellEnd"/>
-      <w:r>
-        <w:rPr>
-          <w:rFonts w:ascii="Times New Roman" w:hAnsi="Times New Roman" w:cs="Times New Roman"/>
-          <w:color w:val="auto"/>
-        </w:rPr>
-        <w:t xml:space="preserve"> switching</w:t>
-      </w:r>
-      <w:bookmarkEnd w:id="6"/>
-    </w:p>
-    <w:p>
-      <w:pPr>
-        <w:pStyle w:val="Titolo3"/>
-        <w:numPr>
-          <w:ilvl w:val="1"/>
-          <w:numId w:val="1"/>
-        </w:numPr>
-        <w:rPr>
-          <w:rFonts w:ascii="Times New Roman" w:hAnsi="Times New Roman" w:cs="Times New Roman"/>
-          <w:color w:val="auto"/>
-        </w:rPr>
-      </w:pPr>
-      <w:bookmarkStart w:id="7" w:name="_Toc212554599"/>
-      <w:r>
-        <w:rPr>
-          <w:rFonts w:ascii="Times New Roman" w:hAnsi="Times New Roman" w:cs="Times New Roman"/>
-          <w:color w:val="auto"/>
-        </w:rPr>
-        <w:t>H-bridge</w:t>
-      </w:r>
-      <w:bookmarkEnd w:id="7"/>
-    </w:p>
-    <w:p>
-      <w:pPr>
-        <w:pStyle w:val="Titolo3"/>
-        <w:numPr>
-          <w:ilvl w:val="1"/>
-          <w:numId w:val="1"/>
-        </w:numPr>
-        <w:rPr>
-          <w:rFonts w:ascii="Times New Roman" w:hAnsi="Times New Roman" w:cs="Times New Roman"/>
-          <w:color w:val="auto"/>
-        </w:rPr>
-      </w:pPr>
-      <w:bookmarkStart w:id="8" w:name="_Toc212554600"/>
-      <w:r>
-        <w:rPr>
-          <w:rFonts w:ascii="Times New Roman" w:hAnsi="Times New Roman" w:cs="Times New Roman"/>
-          <w:color w:val="auto"/>
-        </w:rPr>
-        <w:t xml:space="preserve">Usb to </w:t>
-      </w:r>
-      <w:proofErr w:type="spellStart"/>
-      <w:r>
-        <w:rPr>
-          <w:rFonts w:ascii="Times New Roman" w:hAnsi="Times New Roman" w:cs="Times New Roman"/>
-          <w:color w:val="auto"/>
-        </w:rPr>
-        <w:t>uart</w:t>
-      </w:r>
-      <w:bookmarkEnd w:id="8"/>
-      <w:proofErr w:type="spellEnd"/>
-    </w:p>
-    <w:p>
-      <w:pPr>
-        <w:pStyle w:val="Titolo3"/>
-        <w:numPr>
-          <w:ilvl w:val="1"/>
-          <w:numId w:val="1"/>
-        </w:numPr>
-        <w:rPr>
-          <w:rFonts w:ascii="Times New Roman" w:hAnsi="Times New Roman" w:cs="Times New Roman"/>
-          <w:color w:val="auto"/>
-        </w:rPr>
-      </w:pPr>
-      <w:bookmarkStart w:id="9" w:name="_Toc212554601"/>
-      <w:r>
-        <w:rPr>
-          <w:rFonts w:ascii="Times New Roman" w:hAnsi="Times New Roman" w:cs="Times New Roman"/>
-          <w:color w:val="auto"/>
-        </w:rPr>
-        <w:t>I/O</w:t>
-      </w:r>
-      <w:bookmarkEnd w:id="9"/>
-    </w:p>
-    <w:p/>
+      </w:pPr>
+      <w:bookmarkStart w:id="39" w:name="_Toc224037379"/>
+      <w:r>
+        <w:t>7.1 Conclusione</w:t>
+      </w:r>
+      <w:bookmarkEnd w:id="39"/>
+    </w:p>
+    <w:p>
+      <w:pPr>
+        <w:pStyle w:val="Titolo2"/>
+      </w:pPr>
+      <w:bookmarkStart w:id="40" w:name="_Toc224037380"/>
+      <w:r>
+        <w:t>7.2 Sviluppi futuri</w:t>
+      </w:r>
+      <w:bookmarkEnd w:id="40"/>
+    </w:p>
     <w:sectPr>
-      <w:footerReference w:type="default" r:id="rId8"/>
+      <w:footerReference w:type="default" r:id="rId16"/>
       <w:pgSz w:w="11906" w:h="16838"/>
-      <w:pgMar w:top="1417" w:right="1134" w:bottom="1134" w:left="1134" w:header="708" w:footer="708" w:gutter="0"/>
+      <w:pgMar w:top="1701" w:right="1701" w:bottom="1701" w:left="1701" w:header="709" w:footer="709" w:gutter="0"/>
       <w:cols w:space="708"/>
       <w:docGrid w:linePitch="360"/>
     </w:sectPr>
@@ -1194,7 +5483,7 @@
 <w:ftr xmlns:wpc="http://schemas.microsoft.com/office/word/2010/wordprocessingCanvas" xmlns:cx="http://schemas.microsoft.com/office/drawing/2014/chartex" xmlns:cx1="http://schemas.microsoft.com/office/drawing/2015/9/8/chartex" xmlns:cx2="http://schemas.microsoft.com/office/drawing/2015/10/21/chartex" xmlns:cx3="http://schemas.microsoft.com/office/drawing/2016/5/9/chartex" xmlns:cx4="http://schemas.microsoft.com/office/drawing/2016/5/10/chartex" xmlns:cx5="http://schemas.microsoft.com/office/drawing/2016/5/11/chartex" xmlns:cx6="http://schemas.microsoft.com/office/drawing/2016/5/12/chartex" xmlns:cx7="http://schemas.microsoft.com/office/drawing/2016/5/13/chartex" xmlns:cx8="http://schemas.microsoft.com/office/drawing/2016/5/14/chartex" xmlns:mc="http://schemas.openxmlformats.org/markup-compatibility/2006" xmlns:aink="http://schemas.microsoft.com/office/drawing/2016/ink" xmlns:am3d="http://schemas.microsoft.com/office/drawing/2017/model3d" xmlns:o="urn:schemas-microsoft-com:office:office" xmlns:oel="http://schemas.microsoft.com/office/2019/extlst" xmlns:r="http://schemas.openxmlformats.org/officeDocument/2006/relationships" xmlns:m="http://schemas.openxmlformats.org/officeDocument/2006/math" xmlns:v="urn:schemas-microsoft-com:vml" xmlns:wp14="http://schemas.microsoft.com/office/word/2010/wordprocessingDrawing" xmlns:wp="http://schemas.openxmlformats.org/drawingml/2006/wordprocessingDrawing" xmlns:w10="urn:schemas-microsoft-com:office:word" xmlns:w="http://schemas.openxmlformats.org/wordprocessingml/2006/main" xmlns:w14="http://schemas.microsoft.com/office/word/2010/wordml" xmlns:w15="http://schemas.microsoft.com/office/word/2012/wordml" xmlns:w16cex="http://schemas.microsoft.com/office/word/2018/wordml/cex" xmlns:w16cid="http://schemas.microsoft.com/office/word/2016/wordml/cid" xmlns:w16="http://schemas.microsoft.com/office/word/2018/wordml" xmlns:w16du="http://schemas.microsoft.com/office/word/2023/wordml/word16du" xmlns:w16sdtdh="http://schemas.microsoft.com/office/word/2020/wordml/sdtdatahash" xmlns:w16sdtfl="http://schemas.microsoft.com/office/word/2024/wordml/sdtformatlock" xmlns:w16se="http://schemas.microsoft.com/office/word/2015/wordml/symex" xmlns:wpg="http://schemas.microsoft.com/office/word/2010/wordprocessingGroup" xmlns:wpi="http://schemas.microsoft.com/office/word/2010/wordprocessingInk" xmlns:wne="http://schemas.microsoft.com/office/word/2006/wordml" xmlns:wps="http://schemas.microsoft.com/office/word/2010/wordprocessingShape" mc:Ignorable="w14 w15 w16se w16cid w16 w16cex w16sdtdh w16sdtfl w16du wp14">
   <w:sdt>
     <w:sdtPr>
-      <w:id w:val="-1833362922"/>
+      <w:id w:val="886072930"/>
       <w:docPartObj>
         <w:docPartGallery w:val="Page Numbers (Bottom of Page)"/>
         <w:docPartUnique/>
@@ -1207,18 +5496,38 @@
           <w:jc w:val="center"/>
         </w:pPr>
         <w:r>
+          <w:rPr>
+            <w:rFonts w:cs="Times New Roman"/>
+            <w:szCs w:val="24"/>
+          </w:rPr>
           <w:fldChar w:fldCharType="begin"/>
         </w:r>
         <w:r>
+          <w:rPr>
+            <w:rFonts w:cs="Times New Roman"/>
+            <w:szCs w:val="24"/>
+          </w:rPr>
           <w:instrText>PAGE   \* MERGEFORMAT</w:instrText>
         </w:r>
         <w:r>
+          <w:rPr>
+            <w:rFonts w:cs="Times New Roman"/>
+            <w:szCs w:val="24"/>
+          </w:rPr>
           <w:fldChar w:fldCharType="separate"/>
         </w:r>
         <w:r>
+          <w:rPr>
+            <w:rFonts w:cs="Times New Roman"/>
+            <w:szCs w:val="24"/>
+          </w:rPr>
           <w:t>2</w:t>
         </w:r>
         <w:r>
+          <w:rPr>
+            <w:rFonts w:cs="Times New Roman"/>
+            <w:szCs w:val="24"/>
+          </w:rPr>
           <w:fldChar w:fldCharType="end"/>
         </w:r>
       </w:p>
@@ -1260,6 +5569,453 @@
 <file path=word/numbering.xml><?xml version="1.0" encoding="utf-8"?>
 <w:numbering xmlns:wpc="http://schemas.microsoft.com/office/word/2010/wordprocessingCanvas" xmlns:cx="http://schemas.microsoft.com/office/drawing/2014/chartex" xmlns:cx1="http://schemas.microsoft.com/office/drawing/2015/9/8/chartex" xmlns:cx2="http://schemas.microsoft.com/office/drawing/2015/10/21/chartex" xmlns:cx3="http://schemas.microsoft.com/office/drawing/2016/5/9/chartex" xmlns:cx4="http://schemas.microsoft.com/office/drawing/2016/5/10/chartex" xmlns:cx5="http://schemas.microsoft.com/office/drawing/2016/5/11/chartex" xmlns:cx6="http://schemas.microsoft.com/office/drawing/2016/5/12/chartex" xmlns:cx7="http://schemas.microsoft.com/office/drawing/2016/5/13/chartex" xmlns:cx8="http://schemas.microsoft.com/office/drawing/2016/5/14/chartex" xmlns:mc="http://schemas.openxmlformats.org/markup-compatibility/2006" xmlns:aink="http://schemas.microsoft.com/office/drawing/2016/ink" xmlns:am3d="http://schemas.microsoft.com/office/drawing/2017/model3d" xmlns:o="urn:schemas-microsoft-com:office:office" xmlns:oel="http://schemas.microsoft.com/office/2019/extlst" xmlns:r="http://schemas.openxmlformats.org/officeDocument/2006/relationships" xmlns:m="http://schemas.openxmlformats.org/officeDocument/2006/math" xmlns:v="urn:schemas-microsoft-com:vml" xmlns:wp14="http://schemas.microsoft.com/office/word/2010/wordprocessingDrawing" xmlns:wp="http://schemas.openxmlformats.org/drawingml/2006/wordprocessingDrawing" xmlns:w10="urn:schemas-microsoft-com:office:word" xmlns:w="http://schemas.openxmlformats.org/wordprocessingml/2006/main" xmlns:w14="http://schemas.microsoft.com/office/word/2010/wordml" xmlns:w15="http://schemas.microsoft.com/office/word/2012/wordml" xmlns:w16cex="http://schemas.microsoft.com/office/word/2018/wordml/cex" xmlns:w16cid="http://schemas.microsoft.com/office/word/2016/wordml/cid" xmlns:w16="http://schemas.microsoft.com/office/word/2018/wordml" xmlns:w16du="http://schemas.microsoft.com/office/word/2023/wordml/word16du" xmlns:w16sdtdh="http://schemas.microsoft.com/office/word/2020/wordml/sdtdatahash" xmlns:w16sdtfl="http://schemas.microsoft.com/office/word/2024/wordml/sdtformatlock" xmlns:w16se="http://schemas.microsoft.com/office/word/2015/wordml/symex" xmlns:wpg="http://schemas.microsoft.com/office/word/2010/wordprocessingGroup" xmlns:wpi="http://schemas.microsoft.com/office/word/2010/wordprocessingInk" xmlns:wne="http://schemas.microsoft.com/office/word/2006/wordml" xmlns:wps="http://schemas.microsoft.com/office/word/2010/wordprocessingShape" mc:Ignorable="w14 w15 w16se w16cid w16 w16cex w16sdtdh w16sdtfl w16du wp14">
   <w:abstractNum w:abstractNumId="0" w15:restartNumberingAfterBreak="0">
+    <w:nsid w:val="0B062974"/>
+    <w:multiLevelType w:val="multilevel"/>
+    <w:tmpl w:val="EFA058F8"/>
+    <w:lvl w:ilvl="0">
+      <w:start w:val="1"/>
+      <w:numFmt w:val="bullet"/>
+      <w:lvlText w:val=""/>
+      <w:lvlJc w:val="left"/>
+      <w:pPr>
+        <w:tabs>
+          <w:tab w:val="num" w:pos="720"/>
+        </w:tabs>
+        <w:ind w:left="720" w:hanging="360"/>
+      </w:pPr>
+      <w:rPr>
+        <w:rFonts w:ascii="Symbol" w:hAnsi="Symbol" w:hint="default"/>
+        <w:sz w:val="20"/>
+      </w:rPr>
+    </w:lvl>
+    <w:lvl w:ilvl="1" w:tentative="1">
+      <w:start w:val="1"/>
+      <w:numFmt w:val="bullet"/>
+      <w:lvlText w:val="o"/>
+      <w:lvlJc w:val="left"/>
+      <w:pPr>
+        <w:tabs>
+          <w:tab w:val="num" w:pos="1440"/>
+        </w:tabs>
+        <w:ind w:left="1440" w:hanging="360"/>
+      </w:pPr>
+      <w:rPr>
+        <w:rFonts w:ascii="Courier New" w:hAnsi="Courier New" w:hint="default"/>
+        <w:sz w:val="20"/>
+      </w:rPr>
+    </w:lvl>
+    <w:lvl w:ilvl="2" w:tentative="1">
+      <w:start w:val="1"/>
+      <w:numFmt w:val="bullet"/>
+      <w:lvlText w:val=""/>
+      <w:lvlJc w:val="left"/>
+      <w:pPr>
+        <w:tabs>
+          <w:tab w:val="num" w:pos="2160"/>
+        </w:tabs>
+        <w:ind w:left="2160" w:hanging="360"/>
+      </w:pPr>
+      <w:rPr>
+        <w:rFonts w:ascii="Wingdings" w:hAnsi="Wingdings" w:hint="default"/>
+        <w:sz w:val="20"/>
+      </w:rPr>
+    </w:lvl>
+    <w:lvl w:ilvl="3" w:tentative="1">
+      <w:start w:val="1"/>
+      <w:numFmt w:val="bullet"/>
+      <w:lvlText w:val=""/>
+      <w:lvlJc w:val="left"/>
+      <w:pPr>
+        <w:tabs>
+          <w:tab w:val="num" w:pos="2880"/>
+        </w:tabs>
+        <w:ind w:left="2880" w:hanging="360"/>
+      </w:pPr>
+      <w:rPr>
+        <w:rFonts w:ascii="Wingdings" w:hAnsi="Wingdings" w:hint="default"/>
+        <w:sz w:val="20"/>
+      </w:rPr>
+    </w:lvl>
+    <w:lvl w:ilvl="4" w:tentative="1">
+      <w:start w:val="1"/>
+      <w:numFmt w:val="bullet"/>
+      <w:lvlText w:val=""/>
+      <w:lvlJc w:val="left"/>
+      <w:pPr>
+        <w:tabs>
+          <w:tab w:val="num" w:pos="3600"/>
+        </w:tabs>
+        <w:ind w:left="3600" w:hanging="360"/>
+      </w:pPr>
+      <w:rPr>
+        <w:rFonts w:ascii="Wingdings" w:hAnsi="Wingdings" w:hint="default"/>
+        <w:sz w:val="20"/>
+      </w:rPr>
+    </w:lvl>
+    <w:lvl w:ilvl="5" w:tentative="1">
+      <w:start w:val="1"/>
+      <w:numFmt w:val="bullet"/>
+      <w:lvlText w:val=""/>
+      <w:lvlJc w:val="left"/>
+      <w:pPr>
+        <w:tabs>
+          <w:tab w:val="num" w:pos="4320"/>
+        </w:tabs>
+        <w:ind w:left="4320" w:hanging="360"/>
+      </w:pPr>
+      <w:rPr>
+        <w:rFonts w:ascii="Wingdings" w:hAnsi="Wingdings" w:hint="default"/>
+        <w:sz w:val="20"/>
+      </w:rPr>
+    </w:lvl>
+    <w:lvl w:ilvl="6" w:tentative="1">
+      <w:start w:val="1"/>
+      <w:numFmt w:val="bullet"/>
+      <w:lvlText w:val=""/>
+      <w:lvlJc w:val="left"/>
+      <w:pPr>
+        <w:tabs>
+          <w:tab w:val="num" w:pos="5040"/>
+        </w:tabs>
+        <w:ind w:left="5040" w:hanging="360"/>
+      </w:pPr>
+      <w:rPr>
+        <w:rFonts w:ascii="Wingdings" w:hAnsi="Wingdings" w:hint="default"/>
+        <w:sz w:val="20"/>
+      </w:rPr>
+    </w:lvl>
+    <w:lvl w:ilvl="7" w:tentative="1">
+      <w:start w:val="1"/>
+      <w:numFmt w:val="bullet"/>
+      <w:lvlText w:val=""/>
+      <w:lvlJc w:val="left"/>
+      <w:pPr>
+        <w:tabs>
+          <w:tab w:val="num" w:pos="5760"/>
+        </w:tabs>
+        <w:ind w:left="5760" w:hanging="360"/>
+      </w:pPr>
+      <w:rPr>
+        <w:rFonts w:ascii="Wingdings" w:hAnsi="Wingdings" w:hint="default"/>
+        <w:sz w:val="20"/>
+      </w:rPr>
+    </w:lvl>
+    <w:lvl w:ilvl="8" w:tentative="1">
+      <w:start w:val="1"/>
+      <w:numFmt w:val="bullet"/>
+      <w:lvlText w:val=""/>
+      <w:lvlJc w:val="left"/>
+      <w:pPr>
+        <w:tabs>
+          <w:tab w:val="num" w:pos="6480"/>
+        </w:tabs>
+        <w:ind w:left="6480" w:hanging="360"/>
+      </w:pPr>
+      <w:rPr>
+        <w:rFonts w:ascii="Wingdings" w:hAnsi="Wingdings" w:hint="default"/>
+        <w:sz w:val="20"/>
+      </w:rPr>
+    </w:lvl>
+  </w:abstractNum>
+  <w:abstractNum w:abstractNumId="1" w15:restartNumberingAfterBreak="0">
+    <w:nsid w:val="37F210A1"/>
+    <w:multiLevelType w:val="multilevel"/>
+    <w:tmpl w:val="21AE8CF4"/>
+    <w:lvl w:ilvl="0">
+      <w:start w:val="1"/>
+      <w:numFmt w:val="bullet"/>
+      <w:lvlText w:val=""/>
+      <w:lvlJc w:val="left"/>
+      <w:pPr>
+        <w:tabs>
+          <w:tab w:val="num" w:pos="720"/>
+        </w:tabs>
+        <w:ind w:left="720" w:hanging="360"/>
+      </w:pPr>
+      <w:rPr>
+        <w:rFonts w:ascii="Symbol" w:hAnsi="Symbol" w:hint="default"/>
+        <w:sz w:val="20"/>
+      </w:rPr>
+    </w:lvl>
+    <w:lvl w:ilvl="1" w:tentative="1">
+      <w:start w:val="1"/>
+      <w:numFmt w:val="bullet"/>
+      <w:lvlText w:val="o"/>
+      <w:lvlJc w:val="left"/>
+      <w:pPr>
+        <w:tabs>
+          <w:tab w:val="num" w:pos="1440"/>
+        </w:tabs>
+        <w:ind w:left="1440" w:hanging="360"/>
+      </w:pPr>
+      <w:rPr>
+        <w:rFonts w:ascii="Courier New" w:hAnsi="Courier New" w:hint="default"/>
+        <w:sz w:val="20"/>
+      </w:rPr>
+    </w:lvl>
+    <w:lvl w:ilvl="2" w:tentative="1">
+      <w:start w:val="1"/>
+      <w:numFmt w:val="bullet"/>
+      <w:lvlText w:val=""/>
+      <w:lvlJc w:val="left"/>
+      <w:pPr>
+        <w:tabs>
+          <w:tab w:val="num" w:pos="2160"/>
+        </w:tabs>
+        <w:ind w:left="2160" w:hanging="360"/>
+      </w:pPr>
+      <w:rPr>
+        <w:rFonts w:ascii="Wingdings" w:hAnsi="Wingdings" w:hint="default"/>
+        <w:sz w:val="20"/>
+      </w:rPr>
+    </w:lvl>
+    <w:lvl w:ilvl="3" w:tentative="1">
+      <w:start w:val="1"/>
+      <w:numFmt w:val="bullet"/>
+      <w:lvlText w:val=""/>
+      <w:lvlJc w:val="left"/>
+      <w:pPr>
+        <w:tabs>
+          <w:tab w:val="num" w:pos="2880"/>
+        </w:tabs>
+        <w:ind w:left="2880" w:hanging="360"/>
+      </w:pPr>
+      <w:rPr>
+        <w:rFonts w:ascii="Wingdings" w:hAnsi="Wingdings" w:hint="default"/>
+        <w:sz w:val="20"/>
+      </w:rPr>
+    </w:lvl>
+    <w:lvl w:ilvl="4" w:tentative="1">
+      <w:start w:val="1"/>
+      <w:numFmt w:val="bullet"/>
+      <w:lvlText w:val=""/>
+      <w:lvlJc w:val="left"/>
+      <w:pPr>
+        <w:tabs>
+          <w:tab w:val="num" w:pos="3600"/>
+        </w:tabs>
+        <w:ind w:left="3600" w:hanging="360"/>
+      </w:pPr>
+      <w:rPr>
+        <w:rFonts w:ascii="Wingdings" w:hAnsi="Wingdings" w:hint="default"/>
+        <w:sz w:val="20"/>
+      </w:rPr>
+    </w:lvl>
+    <w:lvl w:ilvl="5" w:tentative="1">
+      <w:start w:val="1"/>
+      <w:numFmt w:val="bullet"/>
+      <w:lvlText w:val=""/>
+      <w:lvlJc w:val="left"/>
+      <w:pPr>
+        <w:tabs>
+          <w:tab w:val="num" w:pos="4320"/>
+        </w:tabs>
+        <w:ind w:left="4320" w:hanging="360"/>
+      </w:pPr>
+      <w:rPr>
+        <w:rFonts w:ascii="Wingdings" w:hAnsi="Wingdings" w:hint="default"/>
+        <w:sz w:val="20"/>
+      </w:rPr>
+    </w:lvl>
+    <w:lvl w:ilvl="6" w:tentative="1">
+      <w:start w:val="1"/>
+      <w:numFmt w:val="bullet"/>
+      <w:lvlText w:val=""/>
+      <w:lvlJc w:val="left"/>
+      <w:pPr>
+        <w:tabs>
+          <w:tab w:val="num" w:pos="5040"/>
+        </w:tabs>
+        <w:ind w:left="5040" w:hanging="360"/>
+      </w:pPr>
+      <w:rPr>
+        <w:rFonts w:ascii="Wingdings" w:hAnsi="Wingdings" w:hint="default"/>
+        <w:sz w:val="20"/>
+      </w:rPr>
+    </w:lvl>
+    <w:lvl w:ilvl="7" w:tentative="1">
+      <w:start w:val="1"/>
+      <w:numFmt w:val="bullet"/>
+      <w:lvlText w:val=""/>
+      <w:lvlJc w:val="left"/>
+      <w:pPr>
+        <w:tabs>
+          <w:tab w:val="num" w:pos="5760"/>
+        </w:tabs>
+        <w:ind w:left="5760" w:hanging="360"/>
+      </w:pPr>
+      <w:rPr>
+        <w:rFonts w:ascii="Wingdings" w:hAnsi="Wingdings" w:hint="default"/>
+        <w:sz w:val="20"/>
+      </w:rPr>
+    </w:lvl>
+    <w:lvl w:ilvl="8" w:tentative="1">
+      <w:start w:val="1"/>
+      <w:numFmt w:val="bullet"/>
+      <w:lvlText w:val=""/>
+      <w:lvlJc w:val="left"/>
+      <w:pPr>
+        <w:tabs>
+          <w:tab w:val="num" w:pos="6480"/>
+        </w:tabs>
+        <w:ind w:left="6480" w:hanging="360"/>
+      </w:pPr>
+      <w:rPr>
+        <w:rFonts w:ascii="Wingdings" w:hAnsi="Wingdings" w:hint="default"/>
+        <w:sz w:val="20"/>
+      </w:rPr>
+    </w:lvl>
+  </w:abstractNum>
+  <w:abstractNum w:abstractNumId="2" w15:restartNumberingAfterBreak="0">
+    <w:nsid w:val="3C6B1CDF"/>
+    <w:multiLevelType w:val="multilevel"/>
+    <w:tmpl w:val="7F02FA96"/>
+    <w:lvl w:ilvl="0">
+      <w:start w:val="1"/>
+      <w:numFmt w:val="bullet"/>
+      <w:lvlText w:val=""/>
+      <w:lvlJc w:val="left"/>
+      <w:pPr>
+        <w:tabs>
+          <w:tab w:val="num" w:pos="720"/>
+        </w:tabs>
+        <w:ind w:left="720" w:hanging="360"/>
+      </w:pPr>
+      <w:rPr>
+        <w:rFonts w:ascii="Symbol" w:hAnsi="Symbol" w:hint="default"/>
+        <w:sz w:val="20"/>
+      </w:rPr>
+    </w:lvl>
+    <w:lvl w:ilvl="1" w:tentative="1">
+      <w:start w:val="1"/>
+      <w:numFmt w:val="bullet"/>
+      <w:lvlText w:val="o"/>
+      <w:lvlJc w:val="left"/>
+      <w:pPr>
+        <w:tabs>
+          <w:tab w:val="num" w:pos="1440"/>
+        </w:tabs>
+        <w:ind w:left="1440" w:hanging="360"/>
+      </w:pPr>
+      <w:rPr>
+        <w:rFonts w:ascii="Courier New" w:hAnsi="Courier New" w:hint="default"/>
+        <w:sz w:val="20"/>
+      </w:rPr>
+    </w:lvl>
+    <w:lvl w:ilvl="2" w:tentative="1">
+      <w:start w:val="1"/>
+      <w:numFmt w:val="bullet"/>
+      <w:lvlText w:val=""/>
+      <w:lvlJc w:val="left"/>
+      <w:pPr>
+        <w:tabs>
+          <w:tab w:val="num" w:pos="2160"/>
+        </w:tabs>
+        <w:ind w:left="2160" w:hanging="360"/>
+      </w:pPr>
+      <w:rPr>
+        <w:rFonts w:ascii="Wingdings" w:hAnsi="Wingdings" w:hint="default"/>
+        <w:sz w:val="20"/>
+      </w:rPr>
+    </w:lvl>
+    <w:lvl w:ilvl="3" w:tentative="1">
+      <w:start w:val="1"/>
+      <w:numFmt w:val="bullet"/>
+      <w:lvlText w:val=""/>
+      <w:lvlJc w:val="left"/>
+      <w:pPr>
+        <w:tabs>
+          <w:tab w:val="num" w:pos="2880"/>
+        </w:tabs>
+        <w:ind w:left="2880" w:hanging="360"/>
+      </w:pPr>
+      <w:rPr>
+        <w:rFonts w:ascii="Wingdings" w:hAnsi="Wingdings" w:hint="default"/>
+        <w:sz w:val="20"/>
+      </w:rPr>
+    </w:lvl>
+    <w:lvl w:ilvl="4" w:tentative="1">
+      <w:start w:val="1"/>
+      <w:numFmt w:val="bullet"/>
+      <w:lvlText w:val=""/>
+      <w:lvlJc w:val="left"/>
+      <w:pPr>
+        <w:tabs>
+          <w:tab w:val="num" w:pos="3600"/>
+        </w:tabs>
+        <w:ind w:left="3600" w:hanging="360"/>
+      </w:pPr>
+      <w:rPr>
+        <w:rFonts w:ascii="Wingdings" w:hAnsi="Wingdings" w:hint="default"/>
+        <w:sz w:val="20"/>
+      </w:rPr>
+    </w:lvl>
+    <w:lvl w:ilvl="5" w:tentative="1">
+      <w:start w:val="1"/>
+      <w:numFmt w:val="bullet"/>
+      <w:lvlText w:val=""/>
+      <w:lvlJc w:val="left"/>
+      <w:pPr>
+        <w:tabs>
+          <w:tab w:val="num" w:pos="4320"/>
+        </w:tabs>
+        <w:ind w:left="4320" w:hanging="360"/>
+      </w:pPr>
+      <w:rPr>
+        <w:rFonts w:ascii="Wingdings" w:hAnsi="Wingdings" w:hint="default"/>
+        <w:sz w:val="20"/>
+      </w:rPr>
+    </w:lvl>
+    <w:lvl w:ilvl="6" w:tentative="1">
+      <w:start w:val="1"/>
+      <w:numFmt w:val="bullet"/>
+      <w:lvlText w:val=""/>
+      <w:lvlJc w:val="left"/>
+      <w:pPr>
+        <w:tabs>
+          <w:tab w:val="num" w:pos="5040"/>
+        </w:tabs>
+        <w:ind w:left="5040" w:hanging="360"/>
+      </w:pPr>
+      <w:rPr>
+        <w:rFonts w:ascii="Wingdings" w:hAnsi="Wingdings" w:hint="default"/>
+        <w:sz w:val="20"/>
+      </w:rPr>
+    </w:lvl>
+    <w:lvl w:ilvl="7" w:tentative="1">
+      <w:start w:val="1"/>
+      <w:numFmt w:val="bullet"/>
+      <w:lvlText w:val=""/>
+      <w:lvlJc w:val="left"/>
+      <w:pPr>
+        <w:tabs>
+          <w:tab w:val="num" w:pos="5760"/>
+        </w:tabs>
+        <w:ind w:left="5760" w:hanging="360"/>
+      </w:pPr>
+      <w:rPr>
+        <w:rFonts w:ascii="Wingdings" w:hAnsi="Wingdings" w:hint="default"/>
+        <w:sz w:val="20"/>
+      </w:rPr>
+    </w:lvl>
+    <w:lvl w:ilvl="8" w:tentative="1">
+      <w:start w:val="1"/>
+      <w:numFmt w:val="bullet"/>
+      <w:lvlText w:val=""/>
+      <w:lvlJc w:val="left"/>
+      <w:pPr>
+        <w:tabs>
+          <w:tab w:val="num" w:pos="6480"/>
+        </w:tabs>
+        <w:ind w:left="6480" w:hanging="360"/>
+      </w:pPr>
+      <w:rPr>
+        <w:rFonts w:ascii="Wingdings" w:hAnsi="Wingdings" w:hint="default"/>
+        <w:sz w:val="20"/>
+      </w:rPr>
+    </w:lvl>
+  </w:abstractNum>
+  <w:abstractNum w:abstractNumId="3" w15:restartNumberingAfterBreak="0">
     <w:nsid w:val="720C0518"/>
     <w:multiLevelType w:val="multilevel"/>
     <w:tmpl w:val="52B08C0A"/>
@@ -1372,8 +6128,133 @@
       </w:rPr>
     </w:lvl>
   </w:abstractNum>
+  <w:abstractNum w:abstractNumId="4" w15:restartNumberingAfterBreak="0">
+    <w:nsid w:val="72A60BB5"/>
+    <w:multiLevelType w:val="multilevel"/>
+    <w:tmpl w:val="7E3C40FE"/>
+    <w:lvl w:ilvl="0">
+      <w:start w:val="1"/>
+      <w:numFmt w:val="decimal"/>
+      <w:lvlText w:val="%1."/>
+      <w:lvlJc w:val="left"/>
+      <w:pPr>
+        <w:tabs>
+          <w:tab w:val="num" w:pos="720"/>
+        </w:tabs>
+        <w:ind w:left="720" w:hanging="360"/>
+      </w:pPr>
+    </w:lvl>
+    <w:lvl w:ilvl="1" w:tentative="1">
+      <w:start w:val="1"/>
+      <w:numFmt w:val="decimal"/>
+      <w:lvlText w:val="%2."/>
+      <w:lvlJc w:val="left"/>
+      <w:pPr>
+        <w:tabs>
+          <w:tab w:val="num" w:pos="1440"/>
+        </w:tabs>
+        <w:ind w:left="1440" w:hanging="360"/>
+      </w:pPr>
+    </w:lvl>
+    <w:lvl w:ilvl="2" w:tentative="1">
+      <w:start w:val="1"/>
+      <w:numFmt w:val="decimal"/>
+      <w:lvlText w:val="%3."/>
+      <w:lvlJc w:val="left"/>
+      <w:pPr>
+        <w:tabs>
+          <w:tab w:val="num" w:pos="2160"/>
+        </w:tabs>
+        <w:ind w:left="2160" w:hanging="360"/>
+      </w:pPr>
+    </w:lvl>
+    <w:lvl w:ilvl="3" w:tentative="1">
+      <w:start w:val="1"/>
+      <w:numFmt w:val="decimal"/>
+      <w:lvlText w:val="%4."/>
+      <w:lvlJc w:val="left"/>
+      <w:pPr>
+        <w:tabs>
+          <w:tab w:val="num" w:pos="2880"/>
+        </w:tabs>
+        <w:ind w:left="2880" w:hanging="360"/>
+      </w:pPr>
+    </w:lvl>
+    <w:lvl w:ilvl="4" w:tentative="1">
+      <w:start w:val="1"/>
+      <w:numFmt w:val="decimal"/>
+      <w:lvlText w:val="%5."/>
+      <w:lvlJc w:val="left"/>
+      <w:pPr>
+        <w:tabs>
+          <w:tab w:val="num" w:pos="3600"/>
+        </w:tabs>
+        <w:ind w:left="3600" w:hanging="360"/>
+      </w:pPr>
+    </w:lvl>
+    <w:lvl w:ilvl="5" w:tentative="1">
+      <w:start w:val="1"/>
+      <w:numFmt w:val="decimal"/>
+      <w:lvlText w:val="%6."/>
+      <w:lvlJc w:val="left"/>
+      <w:pPr>
+        <w:tabs>
+          <w:tab w:val="num" w:pos="4320"/>
+        </w:tabs>
+        <w:ind w:left="4320" w:hanging="360"/>
+      </w:pPr>
+    </w:lvl>
+    <w:lvl w:ilvl="6" w:tentative="1">
+      <w:start w:val="1"/>
+      <w:numFmt w:val="decimal"/>
+      <w:lvlText w:val="%7."/>
+      <w:lvlJc w:val="left"/>
+      <w:pPr>
+        <w:tabs>
+          <w:tab w:val="num" w:pos="5040"/>
+        </w:tabs>
+        <w:ind w:left="5040" w:hanging="360"/>
+      </w:pPr>
+    </w:lvl>
+    <w:lvl w:ilvl="7" w:tentative="1">
+      <w:start w:val="1"/>
+      <w:numFmt w:val="decimal"/>
+      <w:lvlText w:val="%8."/>
+      <w:lvlJc w:val="left"/>
+      <w:pPr>
+        <w:tabs>
+          <w:tab w:val="num" w:pos="5760"/>
+        </w:tabs>
+        <w:ind w:left="5760" w:hanging="360"/>
+      </w:pPr>
+    </w:lvl>
+    <w:lvl w:ilvl="8" w:tentative="1">
+      <w:start w:val="1"/>
+      <w:numFmt w:val="decimal"/>
+      <w:lvlText w:val="%9."/>
+      <w:lvlJc w:val="left"/>
+      <w:pPr>
+        <w:tabs>
+          <w:tab w:val="num" w:pos="6480"/>
+        </w:tabs>
+        <w:ind w:left="6480" w:hanging="360"/>
+      </w:pPr>
+    </w:lvl>
+  </w:abstractNum>
   <w:num w:numId="1" w16cid:durableId="1788044375">
+    <w:abstractNumId w:val="3"/>
+  </w:num>
+  <w:num w:numId="2" w16cid:durableId="2071802192">
+    <w:abstractNumId w:val="1"/>
+  </w:num>
+  <w:num w:numId="3" w16cid:durableId="110370560">
+    <w:abstractNumId w:val="2"/>
+  </w:num>
+  <w:num w:numId="4" w16cid:durableId="1516073199">
     <w:abstractNumId w:val="0"/>
+  </w:num>
+  <w:num w:numId="5" w16cid:durableId="1873610782">
+    <w:abstractNumId w:val="4"/>
   </w:num>
 </w:numbering>
 </file>
@@ -1778,6 +6659,15 @@
   <w:style w:type="paragraph" w:default="1" w:styleId="Normale">
     <w:name w:val="Normal"/>
     <w:qFormat/>
+    <w:rsid w:val="000E48D5"/>
+    <w:pPr>
+      <w:spacing w:line="360" w:lineRule="auto"/>
+      <w:jc w:val="both"/>
+    </w:pPr>
+    <w:rPr>
+      <w:rFonts w:ascii="Times New Roman" w:hAnsi="Times New Roman"/>
+      <w:sz w:val="24"/>
+    </w:rPr>
   </w:style>
   <w:style w:type="paragraph" w:styleId="Titolo1">
     <w:name w:val="heading 1"/>
@@ -1786,7 +6676,7 @@
     <w:link w:val="Titolo1Carattere"/>
     <w:uiPriority w:val="9"/>
     <w:qFormat/>
-    <w:rsid w:val="00E805D3"/>
+    <w:rsid w:val="00E725C4"/>
     <w:pPr>
       <w:keepNext/>
       <w:keepLines/>
@@ -1794,8 +6684,8 @@
       <w:outlineLvl w:val="0"/>
     </w:pPr>
     <w:rPr>
-      <w:rFonts w:asciiTheme="majorHAnsi" w:eastAsiaTheme="majorEastAsia" w:hAnsiTheme="majorHAnsi" w:cstheme="majorBidi"/>
-      <w:color w:val="0F4761" w:themeColor="accent1" w:themeShade="BF"/>
+      <w:rFonts w:eastAsiaTheme="majorEastAsia" w:cstheme="majorBidi"/>
+      <w:b/>
       <w:sz w:val="40"/>
       <w:szCs w:val="40"/>
     </w:rPr>
@@ -1808,7 +6698,7 @@
     <w:uiPriority w:val="9"/>
     <w:unhideWhenUsed/>
     <w:qFormat/>
-    <w:rsid w:val="00E805D3"/>
+    <w:rsid w:val="00E725C4"/>
     <w:pPr>
       <w:keepNext/>
       <w:keepLines/>
@@ -1816,8 +6706,8 @@
       <w:outlineLvl w:val="1"/>
     </w:pPr>
     <w:rPr>
-      <w:rFonts w:asciiTheme="majorHAnsi" w:eastAsiaTheme="majorEastAsia" w:hAnsiTheme="majorHAnsi" w:cstheme="majorBidi"/>
-      <w:color w:val="0F4761" w:themeColor="accent1" w:themeShade="BF"/>
+      <w:rFonts w:eastAsiaTheme="majorEastAsia" w:cstheme="majorBidi"/>
+      <w:b/>
       <w:sz w:val="32"/>
       <w:szCs w:val="32"/>
     </w:rPr>
@@ -1830,7 +6720,7 @@
     <w:uiPriority w:val="9"/>
     <w:unhideWhenUsed/>
     <w:qFormat/>
-    <w:rsid w:val="00E805D3"/>
+    <w:rsid w:val="00E725C4"/>
     <w:pPr>
       <w:keepNext/>
       <w:keepLines/>
@@ -1839,7 +6729,6 @@
     </w:pPr>
     <w:rPr>
       <w:rFonts w:eastAsiaTheme="majorEastAsia" w:cstheme="majorBidi"/>
-      <w:color w:val="0F4761" w:themeColor="accent1" w:themeShade="BF"/>
       <w:sz w:val="28"/>
       <w:szCs w:val="28"/>
     </w:rPr>
@@ -2007,10 +6896,10 @@
     <w:basedOn w:val="Carpredefinitoparagrafo"/>
     <w:link w:val="Titolo1"/>
     <w:uiPriority w:val="9"/>
-    <w:rsid w:val="00E805D3"/>
+    <w:rsid w:val="00E725C4"/>
     <w:rPr>
-      <w:rFonts w:asciiTheme="majorHAnsi" w:eastAsiaTheme="majorEastAsia" w:hAnsiTheme="majorHAnsi" w:cstheme="majorBidi"/>
-      <w:color w:val="0F4761" w:themeColor="accent1" w:themeShade="BF"/>
+      <w:rFonts w:ascii="Times New Roman" w:eastAsiaTheme="majorEastAsia" w:hAnsi="Times New Roman" w:cstheme="majorBidi"/>
+      <w:b/>
       <w:sz w:val="40"/>
       <w:szCs w:val="40"/>
     </w:rPr>
@@ -2020,10 +6909,10 @@
     <w:basedOn w:val="Carpredefinitoparagrafo"/>
     <w:link w:val="Titolo2"/>
     <w:uiPriority w:val="9"/>
-    <w:rsid w:val="00E805D3"/>
+    <w:rsid w:val="00E725C4"/>
     <w:rPr>
-      <w:rFonts w:asciiTheme="majorHAnsi" w:eastAsiaTheme="majorEastAsia" w:hAnsiTheme="majorHAnsi" w:cstheme="majorBidi"/>
-      <w:color w:val="0F4761" w:themeColor="accent1" w:themeShade="BF"/>
+      <w:rFonts w:ascii="Times New Roman" w:eastAsiaTheme="majorEastAsia" w:hAnsi="Times New Roman" w:cstheme="majorBidi"/>
+      <w:b/>
       <w:sz w:val="32"/>
       <w:szCs w:val="32"/>
     </w:rPr>
@@ -2033,10 +6922,9 @@
     <w:basedOn w:val="Carpredefinitoparagrafo"/>
     <w:link w:val="Titolo3"/>
     <w:uiPriority w:val="9"/>
-    <w:rsid w:val="00E805D3"/>
+    <w:rsid w:val="00E725C4"/>
     <w:rPr>
-      <w:rFonts w:eastAsiaTheme="majorEastAsia" w:cstheme="majorBidi"/>
-      <w:color w:val="0F4761" w:themeColor="accent1" w:themeShade="BF"/>
+      <w:rFonts w:ascii="Times New Roman" w:eastAsiaTheme="majorEastAsia" w:hAnsi="Times New Roman" w:cstheme="majorBidi"/>
       <w:sz w:val="28"/>
       <w:szCs w:val="28"/>
     </w:rPr>
@@ -2361,10 +7249,16 @@
     <w:autoRedefine/>
     <w:uiPriority w:val="39"/>
     <w:unhideWhenUsed/>
-    <w:rsid w:val="00E805D3"/>
+    <w:rsid w:val="003C4CB3"/>
     <w:pPr>
+      <w:tabs>
+        <w:tab w:val="right" w:leader="dot" w:pos="9628"/>
+      </w:tabs>
       <w:spacing w:after="100"/>
     </w:pPr>
+    <w:rPr>
+      <w:b/>
+    </w:rPr>
   </w:style>
   <w:style w:type="character" w:styleId="Collegamentoipertestuale">
     <w:name w:val="Hyperlink"/>
@@ -2384,10 +7278,10 @@
     <w:autoRedefine/>
     <w:uiPriority w:val="39"/>
     <w:unhideWhenUsed/>
-    <w:rsid w:val="009355F0"/>
+    <w:rsid w:val="00E725C4"/>
     <w:pPr>
       <w:spacing w:after="100"/>
-      <w:ind w:left="220"/>
+      <w:ind w:left="708"/>
     </w:pPr>
   </w:style>
   <w:style w:type="paragraph" w:styleId="Sommario3">
@@ -2397,11 +7291,34 @@
     <w:autoRedefine/>
     <w:uiPriority w:val="39"/>
     <w:unhideWhenUsed/>
-    <w:rsid w:val="009355F0"/>
+    <w:rsid w:val="00E725C4"/>
     <w:pPr>
       <w:spacing w:after="100"/>
-      <w:ind w:left="440"/>
+      <w:ind w:left="1416"/>
     </w:pPr>
+  </w:style>
+  <w:style w:type="paragraph" w:customStyle="1" w:styleId="Capitolo">
+    <w:name w:val="Capitolo"/>
+    <w:basedOn w:val="Titolo1"/>
+    <w:next w:val="Titolo1"/>
+    <w:link w:val="CapitoloCarattere"/>
+    <w:qFormat/>
+    <w:rsid w:val="00CF2C39"/>
+    <w:rPr>
+      <w:sz w:val="36"/>
+    </w:rPr>
+  </w:style>
+  <w:style w:type="character" w:customStyle="1" w:styleId="CapitoloCarattere">
+    <w:name w:val="Capitolo Carattere"/>
+    <w:basedOn w:val="Carpredefinitoparagrafo"/>
+    <w:link w:val="Capitolo"/>
+    <w:rsid w:val="00CF2C39"/>
+    <w:rPr>
+      <w:rFonts w:ascii="Times New Roman" w:eastAsiaTheme="majorEastAsia" w:hAnsi="Times New Roman" w:cstheme="majorBidi"/>
+      <w:color w:val="0F4761" w:themeColor="accent1" w:themeShade="BF"/>
+      <w:sz w:val="36"/>
+      <w:szCs w:val="40"/>
+    </w:rPr>
   </w:style>
 </w:styles>
 </file>

--- a/TESI.docx
+++ b/TESI.docx
@@ -277,15 +277,7 @@
           <w:color w:val="000000"/>
           <w:szCs w:val="24"/>
         </w:rPr>
-        <w:t>IO</w:t>
-      </w:r>
-      <w:r>
-        <w:rPr>
-          <w:rFonts w:eastAsia="Times New Roman" w:cs="Times New Roman"/>
-          <w:color w:val="000000"/>
-          <w:szCs w:val="24"/>
-        </w:rPr>
-        <w:t>NE</w:t>
+        <w:t>IONE</w:t>
       </w:r>
     </w:p>
     <w:p>
@@ -401,15 +393,7 @@
           <w:color w:val="000000"/>
           <w:szCs w:val="24"/>
         </w:rPr>
-        <w:t xml:space="preserve">RIA </w:t>
-      </w:r>
-      <w:r>
-        <w:rPr>
-          <w:rFonts w:eastAsia="Times New Roman" w:cs="Times New Roman"/>
-          <w:color w:val="000000"/>
-          <w:szCs w:val="24"/>
-        </w:rPr>
-        <w:t>ELETTRONICA</w:t>
+        <w:t>RIA ELETTRONICA</w:t>
       </w:r>
     </w:p>
     <w:p/>
@@ -502,18 +486,7 @@
           <w:w w:val="99"/>
           <w:szCs w:val="24"/>
         </w:rPr>
-        <w:t>re</w:t>
-      </w:r>
-      <w:r>
-        <w:rPr>
-          <w:rFonts w:eastAsia="Times New Roman" w:cs="Times New Roman"/>
-          <w:b/>
-          <w:bCs/>
-          <w:color w:val="000000"/>
-          <w:w w:val="99"/>
-          <w:szCs w:val="24"/>
-        </w:rPr>
-        <w:t xml:space="preserve">                                                                                                                                Laureando</w:t>
+        <w:t>re                                                                                                                                Laureando</w:t>
       </w:r>
     </w:p>
     <w:p>
@@ -549,23 +522,7 @@
           <w:color w:val="000000"/>
           <w:szCs w:val="24"/>
         </w:rPr>
-        <w:t>Meneghini</w:t>
-      </w:r>
-      <w:r>
-        <w:rPr>
-          <w:rFonts w:eastAsia="Times New Roman" w:cs="Times New Roman"/>
-          <w:color w:val="000000"/>
-          <w:szCs w:val="24"/>
-        </w:rPr>
-        <w:t xml:space="preserve"> </w:t>
-      </w:r>
-      <w:r>
-        <w:rPr>
-          <w:rFonts w:eastAsia="Times New Roman" w:cs="Times New Roman"/>
-          <w:color w:val="000000"/>
-          <w:szCs w:val="24"/>
-        </w:rPr>
-        <w:t>Matteo                                                                                 Baggio Edoardo</w:t>
+        <w:t>Meneghini Matteo                                                                                 Baggio Edoardo</w:t>
       </w:r>
     </w:p>
     <w:p>
@@ -653,31 +610,7 @@
           <w:color w:val="000000"/>
           <w:szCs w:val="24"/>
         </w:rPr>
-        <w:t>MICO 20</w:t>
-      </w:r>
-      <w:r>
-        <w:rPr>
-          <w:rFonts w:eastAsia="Times New Roman" w:cs="Times New Roman"/>
-          <w:color w:val="000000"/>
-          <w:szCs w:val="24"/>
-        </w:rPr>
-        <w:t>25</w:t>
-      </w:r>
-      <w:r>
-        <w:rPr>
-          <w:rFonts w:eastAsia="Times New Roman" w:cs="Times New Roman"/>
-          <w:color w:val="000000"/>
-          <w:szCs w:val="24"/>
-        </w:rPr>
-        <w:t>-20</w:t>
-      </w:r>
-      <w:r>
-        <w:rPr>
-          <w:rFonts w:eastAsia="Times New Roman" w:cs="Times New Roman"/>
-          <w:color w:val="000000"/>
-          <w:szCs w:val="24"/>
-        </w:rPr>
-        <w:t>26</w:t>
+        <w:t>MICO 2025-2026</w:t>
       </w:r>
     </w:p>
     <w:p>
@@ -842,125 +775,64 @@
         <w:pStyle w:val="Sommario1"/>
       </w:pPr>
     </w:p>
-    <w:p>
-      <w:pPr>
-        <w:pStyle w:val="Sommario1"/>
-      </w:pPr>
-    </w:p>
-    <w:p>
-      <w:pPr>
-        <w:pStyle w:val="Sommario1"/>
-      </w:pPr>
-    </w:p>
-    <w:p>
-      <w:pPr>
-        <w:pStyle w:val="Sommario1"/>
-      </w:pPr>
-    </w:p>
-    <w:p>
-      <w:pPr>
-        <w:pStyle w:val="Sommario1"/>
-      </w:pPr>
-    </w:p>
-    <w:p>
-      <w:pPr>
-        <w:pStyle w:val="Sommario1"/>
-      </w:pPr>
-    </w:p>
-    <w:p>
-      <w:pPr>
-        <w:pStyle w:val="Sommario1"/>
-      </w:pPr>
-    </w:p>
-    <w:p>
-      <w:pPr>
-        <w:pStyle w:val="Sommario1"/>
-      </w:pPr>
-    </w:p>
-    <w:p>
-      <w:pPr>
-        <w:pStyle w:val="Sommario1"/>
-      </w:pPr>
-    </w:p>
-    <w:p>
-      <w:pPr>
-        <w:pStyle w:val="Sommario1"/>
-      </w:pPr>
-    </w:p>
-    <w:p>
-      <w:pPr>
-        <w:pStyle w:val="Sommario1"/>
-      </w:pPr>
-    </w:p>
-    <w:p>
-      <w:pPr>
-        <w:pStyle w:val="Sommario1"/>
-      </w:pPr>
-    </w:p>
-    <w:p/>
-    <w:p>
-      <w:pPr>
-        <w:pStyle w:val="Sommario1"/>
-      </w:pPr>
-    </w:p>
-    <w:p/>
-    <w:p/>
-    <w:p/>
-    <w:p/>
-    <w:p/>
-    <w:p/>
-    <w:p/>
-    <w:p/>
-    <w:p/>
-    <w:p/>
-    <w:p/>
-    <w:p/>
-    <w:p/>
-    <w:p/>
-    <w:p/>
-    <w:p/>
-    <w:p/>
-    <w:p/>
-    <w:p/>
-    <w:p/>
-    <w:p/>
-    <w:p/>
-    <w:p/>
-    <w:p/>
-    <w:p/>
-    <w:p/>
-    <w:p/>
-    <w:p/>
-    <w:p/>
-    <w:p/>
-    <w:p/>
-    <w:p/>
-    <w:p/>
-    <w:p/>
-    <w:p/>
-    <w:p/>
-    <w:p/>
-    <w:p/>
-    <w:p/>
-    <w:p/>
-    <w:p/>
-    <w:p/>
-    <w:p/>
-    <w:p/>
-    <w:p/>
-    <w:p/>
-    <w:p/>
-    <w:p/>
-    <w:p>
-      <w:pPr>
-        <w:pStyle w:val="Sommario1"/>
-      </w:pPr>
-    </w:p>
-    <w:p>
-      <w:pPr>
-        <w:pStyle w:val="Sommario1"/>
-      </w:pPr>
-    </w:p>
+    <w:p/>
+    <w:p/>
+    <w:p/>
+    <w:p/>
+    <w:p/>
+    <w:p/>
+    <w:p/>
+    <w:p/>
+    <w:p/>
+    <w:p/>
+    <w:p/>
+    <w:p/>
+    <w:p/>
+    <w:p/>
+    <w:p/>
+    <w:p/>
+    <w:p/>
+    <w:p/>
+    <w:p/>
+    <w:p/>
+    <w:p/>
+    <w:p/>
+    <w:p/>
+    <w:p/>
+    <w:p/>
+    <w:p/>
+    <w:p/>
+    <w:p/>
+    <w:p/>
+    <w:p/>
+    <w:p/>
+    <w:p/>
+    <w:p/>
+    <w:p/>
+    <w:p/>
+    <w:p/>
+    <w:p/>
+    <w:p/>
+    <w:p/>
+    <w:p/>
+    <w:p/>
+    <w:p/>
+    <w:p/>
+    <w:p/>
+    <w:p/>
+    <w:p/>
+    <w:p/>
+    <w:p/>
+    <w:p/>
+    <w:p/>
+    <w:p/>
+    <w:p/>
+    <w:p/>
+    <w:p/>
+    <w:p/>
+    <w:p/>
+    <w:p/>
+    <w:p/>
     <w:p>
       <w:pPr>
         <w:pStyle w:val="Capitolo"/>
@@ -970,17 +842,27 @@
         </w:rPr>
       </w:pPr>
       <w:bookmarkStart w:id="0" w:name="_Toc224386664"/>
-      <w:bookmarkStart w:id="1" w:name="_Toc224386809"/>
-      <w:r>
+      <w:bookmarkStart w:id="1" w:name="_Toc224390111"/>
+    </w:p>
+    <w:p>
+      <w:pPr>
+        <w:pStyle w:val="Capitolo"/>
         <w:rPr>
           <w:sz w:val="48"/>
           <w:szCs w:val="52"/>
         </w:rPr>
-        <w:lastRenderedPageBreak/>
+      </w:pPr>
+      <w:bookmarkStart w:id="2" w:name="_Toc224393501"/>
+      <w:r>
+        <w:rPr>
+          <w:sz w:val="48"/>
+          <w:szCs w:val="52"/>
+        </w:rPr>
         <w:t>Abstract</w:t>
       </w:r>
       <w:bookmarkEnd w:id="0"/>
       <w:bookmarkEnd w:id="1"/>
+      <w:bookmarkEnd w:id="2"/>
     </w:p>
     <w:p>
       <w:pPr>
@@ -1239,23 +1121,33 @@
     <w:p>
       <w:pPr>
         <w:rPr>
+          <w:noProof/>
+        </w:rPr>
+      </w:pPr>
+      <w:r>
+        <w:rPr>
           <w:rFonts w:cs="Times New Roman"/>
           <w:b/>
           <w:bCs/>
           <w:sz w:val="48"/>
           <w:szCs w:val="48"/>
         </w:rPr>
-      </w:pPr>
-      <w:r>
-        <w:rPr>
-          <w:rFonts w:cs="Times New Roman"/>
-          <w:b/>
-          <w:bCs/>
-          <w:sz w:val="48"/>
-          <w:szCs w:val="48"/>
-        </w:rPr>
-        <w:lastRenderedPageBreak/>
         <w:t>Indice</w:t>
+      </w:r>
+      <w:r>
+        <w:rPr>
+          <w:b/>
+        </w:rPr>
+        <w:fldChar w:fldCharType="begin"/>
+      </w:r>
+      <w:r>
+        <w:instrText xml:space="preserve"> TOC \o "1-3" \h \z \u </w:instrText>
+      </w:r>
+      <w:r>
+        <w:rPr>
+          <w:b/>
+        </w:rPr>
+        <w:fldChar w:fldCharType="separate"/>
       </w:r>
     </w:p>
     <w:p>
@@ -1269,22 +1161,13 @@
           <w:lang w:eastAsia="it-IT"/>
         </w:rPr>
       </w:pPr>
-      <w:r>
-        <w:fldChar w:fldCharType="begin"/>
-      </w:r>
-      <w:r>
-        <w:instrText xml:space="preserve"> TOC \o "1-3" \h \z \u </w:instrText>
-      </w:r>
-      <w:r>
-        <w:fldChar w:fldCharType="separate"/>
-      </w:r>
-      <w:hyperlink w:anchor="_Toc224386809" w:history="1">
+      <w:hyperlink w:anchor="_Toc224393502" w:history="1">
         <w:r>
           <w:rPr>
             <w:rStyle w:val="Collegamentoipertestuale"/>
             <w:noProof/>
           </w:rPr>
-          <w:t>Abstract</w:t>
+          <w:t>1   Introduzione</w:t>
         </w:r>
         <w:r>
           <w:rPr>
@@ -1305,7 +1188,7 @@
             <w:noProof/>
             <w:webHidden/>
           </w:rPr>
-          <w:instrText xml:space="preserve"> PAGEREF _Toc224386809 \h </w:instrText>
+          <w:instrText xml:space="preserve"> PAGEREF _Toc224393502 \h </w:instrText>
         </w:r>
         <w:r>
           <w:rPr>
@@ -1325,7 +1208,7 @@
             <w:noProof/>
             <w:webHidden/>
           </w:rPr>
-          <w:t>iv</w:t>
+          <w:t>1</w:t>
         </w:r>
         <w:r>
           <w:rPr>
@@ -1347,13 +1230,13 @@
           <w:lang w:eastAsia="it-IT"/>
         </w:rPr>
       </w:pPr>
-      <w:hyperlink w:anchor="_Toc224386810" w:history="1">
+      <w:hyperlink w:anchor="_Toc224393503" w:history="1">
         <w:r>
           <w:rPr>
             <w:rStyle w:val="Collegamentoipertestuale"/>
             <w:noProof/>
           </w:rPr>
-          <w:t>1   Introduzione</w:t>
+          <w:t>2   Obiettivi di progetto</w:t>
         </w:r>
         <w:r>
           <w:rPr>
@@ -1374,7 +1257,7 @@
             <w:noProof/>
             <w:webHidden/>
           </w:rPr>
-          <w:instrText xml:space="preserve"> PAGEREF _Toc224386810 \h </w:instrText>
+          <w:instrText xml:space="preserve"> PAGEREF _Toc224393503 \h </w:instrText>
         </w:r>
         <w:r>
           <w:rPr>
@@ -1394,7 +1277,220 @@
             <w:noProof/>
             <w:webHidden/>
           </w:rPr>
-          <w:t>1</w:t>
+          <w:t>3</w:t>
+        </w:r>
+        <w:r>
+          <w:rPr>
+            <w:noProof/>
+            <w:webHidden/>
+          </w:rPr>
+          <w:fldChar w:fldCharType="end"/>
+        </w:r>
+      </w:hyperlink>
+    </w:p>
+    <w:p>
+      <w:pPr>
+        <w:pStyle w:val="Sommario2"/>
+        <w:tabs>
+          <w:tab w:val="right" w:leader="dot" w:pos="8494"/>
+        </w:tabs>
+        <w:rPr>
+          <w:rFonts w:asciiTheme="minorHAnsi" w:eastAsiaTheme="minorEastAsia" w:hAnsiTheme="minorHAnsi"/>
+          <w:noProof/>
+          <w:szCs w:val="24"/>
+          <w:lang w:eastAsia="it-IT"/>
+        </w:rPr>
+      </w:pPr>
+      <w:hyperlink w:anchor="_Toc224393504" w:history="1">
+        <w:r>
+          <w:rPr>
+            <w:rStyle w:val="Collegamentoipertestuale"/>
+            <w:noProof/>
+          </w:rPr>
+          <w:t>2.1 Contesto applicativo</w:t>
+        </w:r>
+        <w:r>
+          <w:rPr>
+            <w:noProof/>
+            <w:webHidden/>
+          </w:rPr>
+          <w:tab/>
+        </w:r>
+        <w:r>
+          <w:rPr>
+            <w:noProof/>
+            <w:webHidden/>
+          </w:rPr>
+          <w:fldChar w:fldCharType="begin"/>
+        </w:r>
+        <w:r>
+          <w:rPr>
+            <w:noProof/>
+            <w:webHidden/>
+          </w:rPr>
+          <w:instrText xml:space="preserve"> PAGEREF _Toc224393504 \h </w:instrText>
+        </w:r>
+        <w:r>
+          <w:rPr>
+            <w:noProof/>
+            <w:webHidden/>
+          </w:rPr>
+        </w:r>
+        <w:r>
+          <w:rPr>
+            <w:noProof/>
+            <w:webHidden/>
+          </w:rPr>
+          <w:fldChar w:fldCharType="separate"/>
+        </w:r>
+        <w:r>
+          <w:rPr>
+            <w:noProof/>
+            <w:webHidden/>
+          </w:rPr>
+          <w:t>3</w:t>
+        </w:r>
+        <w:r>
+          <w:rPr>
+            <w:noProof/>
+            <w:webHidden/>
+          </w:rPr>
+          <w:fldChar w:fldCharType="end"/>
+        </w:r>
+      </w:hyperlink>
+    </w:p>
+    <w:p>
+      <w:pPr>
+        <w:pStyle w:val="Sommario2"/>
+        <w:tabs>
+          <w:tab w:val="right" w:leader="dot" w:pos="8494"/>
+        </w:tabs>
+        <w:rPr>
+          <w:rFonts w:asciiTheme="minorHAnsi" w:eastAsiaTheme="minorEastAsia" w:hAnsiTheme="minorHAnsi"/>
+          <w:noProof/>
+          <w:szCs w:val="24"/>
+          <w:lang w:eastAsia="it-IT"/>
+        </w:rPr>
+      </w:pPr>
+      <w:hyperlink w:anchor="_Toc224393505" w:history="1">
+        <w:r>
+          <w:rPr>
+            <w:rStyle w:val="Collegamentoipertestuale"/>
+            <w:noProof/>
+          </w:rPr>
+          <w:t>2.2 Scopo del progetto</w:t>
+        </w:r>
+        <w:r>
+          <w:rPr>
+            <w:noProof/>
+            <w:webHidden/>
+          </w:rPr>
+          <w:tab/>
+        </w:r>
+        <w:r>
+          <w:rPr>
+            <w:noProof/>
+            <w:webHidden/>
+          </w:rPr>
+          <w:fldChar w:fldCharType="begin"/>
+        </w:r>
+        <w:r>
+          <w:rPr>
+            <w:noProof/>
+            <w:webHidden/>
+          </w:rPr>
+          <w:instrText xml:space="preserve"> PAGEREF _Toc224393505 \h </w:instrText>
+        </w:r>
+        <w:r>
+          <w:rPr>
+            <w:noProof/>
+            <w:webHidden/>
+          </w:rPr>
+        </w:r>
+        <w:r>
+          <w:rPr>
+            <w:noProof/>
+            <w:webHidden/>
+          </w:rPr>
+          <w:fldChar w:fldCharType="separate"/>
+        </w:r>
+        <w:r>
+          <w:rPr>
+            <w:noProof/>
+            <w:webHidden/>
+          </w:rPr>
+          <w:t>3</w:t>
+        </w:r>
+        <w:r>
+          <w:rPr>
+            <w:noProof/>
+            <w:webHidden/>
+          </w:rPr>
+          <w:fldChar w:fldCharType="end"/>
+        </w:r>
+      </w:hyperlink>
+    </w:p>
+    <w:p>
+      <w:pPr>
+        <w:pStyle w:val="Sommario2"/>
+        <w:tabs>
+          <w:tab w:val="right" w:leader="dot" w:pos="8494"/>
+        </w:tabs>
+        <w:rPr>
+          <w:rFonts w:asciiTheme="minorHAnsi" w:eastAsiaTheme="minorEastAsia" w:hAnsiTheme="minorHAnsi"/>
+          <w:noProof/>
+          <w:szCs w:val="24"/>
+          <w:lang w:eastAsia="it-IT"/>
+        </w:rPr>
+      </w:pPr>
+      <w:hyperlink w:anchor="_Toc224393506" w:history="1">
+        <w:r>
+          <w:rPr>
+            <w:rStyle w:val="Collegamentoipertestuale"/>
+            <w:noProof/>
+          </w:rPr>
+          <w:t>2.3 Schema a blocchi del sistema</w:t>
+        </w:r>
+        <w:r>
+          <w:rPr>
+            <w:noProof/>
+            <w:webHidden/>
+          </w:rPr>
+          <w:tab/>
+        </w:r>
+        <w:r>
+          <w:rPr>
+            <w:noProof/>
+            <w:webHidden/>
+          </w:rPr>
+          <w:fldChar w:fldCharType="begin"/>
+        </w:r>
+        <w:r>
+          <w:rPr>
+            <w:noProof/>
+            <w:webHidden/>
+          </w:rPr>
+          <w:instrText xml:space="preserve"> PAGEREF _Toc224393506 \h </w:instrText>
+        </w:r>
+        <w:r>
+          <w:rPr>
+            <w:noProof/>
+            <w:webHidden/>
+          </w:rPr>
+        </w:r>
+        <w:r>
+          <w:rPr>
+            <w:noProof/>
+            <w:webHidden/>
+          </w:rPr>
+          <w:fldChar w:fldCharType="separate"/>
+        </w:r>
+        <w:r>
+          <w:rPr>
+            <w:noProof/>
+            <w:webHidden/>
+          </w:rPr>
+          <w:t>5</w:t>
         </w:r>
         <w:r>
           <w:rPr>
@@ -1416,13 +1512,21 @@
           <w:lang w:eastAsia="it-IT"/>
         </w:rPr>
       </w:pPr>
-      <w:hyperlink w:anchor="_Toc224386811" w:history="1">
+      <w:hyperlink w:anchor="_Toc224393507" w:history="1">
         <w:r>
           <w:rPr>
             <w:rStyle w:val="Collegamentoipertestuale"/>
-            <w:noProof/>
-          </w:rPr>
-          <w:t>2   Obiettivi di progetto</w:t>
+            <w:bCs/>
+            <w:noProof/>
+          </w:rPr>
+          <w:t xml:space="preserve">3   </w:t>
+        </w:r>
+        <w:r>
+          <w:rPr>
+            <w:rStyle w:val="Collegamentoipertestuale"/>
+            <w:noProof/>
+          </w:rPr>
+          <w:t>Scelta dell’hardware e dei componenti</w:t>
         </w:r>
         <w:r>
           <w:rPr>
@@ -1443,7 +1547,7 @@
             <w:noProof/>
             <w:webHidden/>
           </w:rPr>
-          <w:instrText xml:space="preserve"> PAGEREF _Toc224386811 \h </w:instrText>
+          <w:instrText xml:space="preserve"> PAGEREF _Toc224393507 \h </w:instrText>
         </w:r>
         <w:r>
           <w:rPr>
@@ -1463,7 +1567,7 @@
             <w:noProof/>
             <w:webHidden/>
           </w:rPr>
-          <w:t>3</w:t>
+          <w:t>7</w:t>
         </w:r>
         <w:r>
           <w:rPr>
@@ -1487,13 +1591,13 @@
           <w:lang w:eastAsia="it-IT"/>
         </w:rPr>
       </w:pPr>
-      <w:hyperlink w:anchor="_Toc224386812" w:history="1">
+      <w:hyperlink w:anchor="_Toc224393508" w:history="1">
         <w:r>
           <w:rPr>
             <w:rStyle w:val="Collegamentoipertestuale"/>
             <w:noProof/>
           </w:rPr>
-          <w:t>2.1 Contesto applicativo</w:t>
+          <w:t>3.1 Microcontrollore</w:t>
         </w:r>
         <w:r>
           <w:rPr>
@@ -1514,7 +1618,7 @@
             <w:noProof/>
             <w:webHidden/>
           </w:rPr>
-          <w:instrText xml:space="preserve"> PAGEREF _Toc224386812 \h </w:instrText>
+          <w:instrText xml:space="preserve"> PAGEREF _Toc224393508 \h </w:instrText>
         </w:r>
         <w:r>
           <w:rPr>
@@ -1534,7 +1638,7 @@
             <w:noProof/>
             <w:webHidden/>
           </w:rPr>
-          <w:t>3</w:t>
+          <w:t>7</w:t>
         </w:r>
         <w:r>
           <w:rPr>
@@ -1558,13 +1662,13 @@
           <w:lang w:eastAsia="it-IT"/>
         </w:rPr>
       </w:pPr>
-      <w:hyperlink w:anchor="_Toc224386813" w:history="1">
+      <w:hyperlink w:anchor="_Toc224393509" w:history="1">
         <w:r>
           <w:rPr>
             <w:rStyle w:val="Collegamentoipertestuale"/>
             <w:noProof/>
           </w:rPr>
-          <w:t>2.2 Scopo del progetto</w:t>
+          <w:t>3.2 Sensori</w:t>
         </w:r>
         <w:r>
           <w:rPr>
@@ -1585,7 +1689,7 @@
             <w:noProof/>
             <w:webHidden/>
           </w:rPr>
-          <w:instrText xml:space="preserve"> PAGEREF _Toc224386813 \h </w:instrText>
+          <w:instrText xml:space="preserve"> PAGEREF _Toc224393509 \h </w:instrText>
         </w:r>
         <w:r>
           <w:rPr>
@@ -1605,7 +1709,7 @@
             <w:noProof/>
             <w:webHidden/>
           </w:rPr>
-          <w:t>3</w:t>
+          <w:t>8</w:t>
         </w:r>
         <w:r>
           <w:rPr>
@@ -1629,13 +1733,13 @@
           <w:lang w:eastAsia="it-IT"/>
         </w:rPr>
       </w:pPr>
-      <w:hyperlink w:anchor="_Toc224386814" w:history="1">
+      <w:hyperlink w:anchor="_Toc224393510" w:history="1">
         <w:r>
           <w:rPr>
             <w:rStyle w:val="Collegamentoipertestuale"/>
             <w:noProof/>
           </w:rPr>
-          <w:t>2.3 Schema a blocchi del sistema</w:t>
+          <w:t>3.3 Display Nextion</w:t>
         </w:r>
         <w:r>
           <w:rPr>
@@ -1656,7 +1760,7 @@
             <w:noProof/>
             <w:webHidden/>
           </w:rPr>
-          <w:instrText xml:space="preserve"> PAGEREF _Toc224386814 \h </w:instrText>
+          <w:instrText xml:space="preserve"> PAGEREF _Toc224393510 \h </w:instrText>
         </w:r>
         <w:r>
           <w:rPr>
@@ -1676,7 +1780,149 @@
             <w:noProof/>
             <w:webHidden/>
           </w:rPr>
-          <w:t>5</w:t>
+          <w:t>9</w:t>
+        </w:r>
+        <w:r>
+          <w:rPr>
+            <w:noProof/>
+            <w:webHidden/>
+          </w:rPr>
+          <w:fldChar w:fldCharType="end"/>
+        </w:r>
+      </w:hyperlink>
+    </w:p>
+    <w:p>
+      <w:pPr>
+        <w:pStyle w:val="Sommario2"/>
+        <w:tabs>
+          <w:tab w:val="right" w:leader="dot" w:pos="8494"/>
+        </w:tabs>
+        <w:rPr>
+          <w:rFonts w:asciiTheme="minorHAnsi" w:eastAsiaTheme="minorEastAsia" w:hAnsiTheme="minorHAnsi"/>
+          <w:noProof/>
+          <w:szCs w:val="24"/>
+          <w:lang w:eastAsia="it-IT"/>
+        </w:rPr>
+      </w:pPr>
+      <w:hyperlink w:anchor="_Toc224393511" w:history="1">
+        <w:r>
+          <w:rPr>
+            <w:rStyle w:val="Collegamentoipertestuale"/>
+            <w:noProof/>
+          </w:rPr>
+          <w:t>3.4 Sezione di potenza e attuatori</w:t>
+        </w:r>
+        <w:r>
+          <w:rPr>
+            <w:noProof/>
+            <w:webHidden/>
+          </w:rPr>
+          <w:tab/>
+        </w:r>
+        <w:r>
+          <w:rPr>
+            <w:noProof/>
+            <w:webHidden/>
+          </w:rPr>
+          <w:fldChar w:fldCharType="begin"/>
+        </w:r>
+        <w:r>
+          <w:rPr>
+            <w:noProof/>
+            <w:webHidden/>
+          </w:rPr>
+          <w:instrText xml:space="preserve"> PAGEREF _Toc224393511 \h </w:instrText>
+        </w:r>
+        <w:r>
+          <w:rPr>
+            <w:noProof/>
+            <w:webHidden/>
+          </w:rPr>
+        </w:r>
+        <w:r>
+          <w:rPr>
+            <w:noProof/>
+            <w:webHidden/>
+          </w:rPr>
+          <w:fldChar w:fldCharType="separate"/>
+        </w:r>
+        <w:r>
+          <w:rPr>
+            <w:noProof/>
+            <w:webHidden/>
+          </w:rPr>
+          <w:t>10</w:t>
+        </w:r>
+        <w:r>
+          <w:rPr>
+            <w:noProof/>
+            <w:webHidden/>
+          </w:rPr>
+          <w:fldChar w:fldCharType="end"/>
+        </w:r>
+      </w:hyperlink>
+    </w:p>
+    <w:p>
+      <w:pPr>
+        <w:pStyle w:val="Sommario2"/>
+        <w:tabs>
+          <w:tab w:val="right" w:leader="dot" w:pos="8494"/>
+        </w:tabs>
+        <w:rPr>
+          <w:rFonts w:asciiTheme="minorHAnsi" w:eastAsiaTheme="minorEastAsia" w:hAnsiTheme="minorHAnsi"/>
+          <w:noProof/>
+          <w:szCs w:val="24"/>
+          <w:lang w:eastAsia="it-IT"/>
+        </w:rPr>
+      </w:pPr>
+      <w:hyperlink w:anchor="_Toc224393512" w:history="1">
+        <w:r>
+          <w:rPr>
+            <w:rStyle w:val="Collegamentoipertestuale"/>
+            <w:noProof/>
+          </w:rPr>
+          <w:t>3.5 Alimentazione</w:t>
+        </w:r>
+        <w:r>
+          <w:rPr>
+            <w:noProof/>
+            <w:webHidden/>
+          </w:rPr>
+          <w:tab/>
+        </w:r>
+        <w:r>
+          <w:rPr>
+            <w:noProof/>
+            <w:webHidden/>
+          </w:rPr>
+          <w:fldChar w:fldCharType="begin"/>
+        </w:r>
+        <w:r>
+          <w:rPr>
+            <w:noProof/>
+            <w:webHidden/>
+          </w:rPr>
+          <w:instrText xml:space="preserve"> PAGEREF _Toc224393512 \h </w:instrText>
+        </w:r>
+        <w:r>
+          <w:rPr>
+            <w:noProof/>
+            <w:webHidden/>
+          </w:rPr>
+        </w:r>
+        <w:r>
+          <w:rPr>
+            <w:noProof/>
+            <w:webHidden/>
+          </w:rPr>
+          <w:fldChar w:fldCharType="separate"/>
+        </w:r>
+        <w:r>
+          <w:rPr>
+            <w:noProof/>
+            <w:webHidden/>
+          </w:rPr>
+          <w:t>11</w:t>
         </w:r>
         <w:r>
           <w:rPr>
@@ -1698,21 +1944,13 @@
           <w:lang w:eastAsia="it-IT"/>
         </w:rPr>
       </w:pPr>
-      <w:hyperlink w:anchor="_Toc224386815" w:history="1">
+      <w:hyperlink w:anchor="_Toc224393513" w:history="1">
         <w:r>
           <w:rPr>
             <w:rStyle w:val="Collegamentoipertestuale"/>
-            <w:bCs/>
-            <w:noProof/>
-          </w:rPr>
-          <w:t xml:space="preserve">3   </w:t>
-        </w:r>
-        <w:r>
-          <w:rPr>
-            <w:rStyle w:val="Collegamentoipertestuale"/>
-            <w:noProof/>
-          </w:rPr>
-          <w:t>Scelta dell’hardware e dei componenti</w:t>
+            <w:noProof/>
+          </w:rPr>
+          <w:t>4   Progettazione Hardware e Realizzazione PCB</w:t>
         </w:r>
         <w:r>
           <w:rPr>
@@ -1733,7 +1971,7 @@
             <w:noProof/>
             <w:webHidden/>
           </w:rPr>
-          <w:instrText xml:space="preserve"> PAGEREF _Toc224386815 \h </w:instrText>
+          <w:instrText xml:space="preserve"> PAGEREF _Toc224393513 \h </w:instrText>
         </w:r>
         <w:r>
           <w:rPr>
@@ -1753,7 +1991,7 @@
             <w:noProof/>
             <w:webHidden/>
           </w:rPr>
-          <w:t>7</w:t>
+          <w:t>13</w:t>
         </w:r>
         <w:r>
           <w:rPr>
@@ -1777,13 +2015,13 @@
           <w:lang w:eastAsia="it-IT"/>
         </w:rPr>
       </w:pPr>
-      <w:hyperlink w:anchor="_Toc224386816" w:history="1">
+      <w:hyperlink w:anchor="_Toc224393514" w:history="1">
         <w:r>
           <w:rPr>
             <w:rStyle w:val="Collegamentoipertestuale"/>
             <w:noProof/>
           </w:rPr>
-          <w:t>3.1 Microcontrollore</w:t>
+          <w:t>4.1 Schema elettrico</w:t>
         </w:r>
         <w:r>
           <w:rPr>
@@ -1804,7 +2042,7 @@
             <w:noProof/>
             <w:webHidden/>
           </w:rPr>
-          <w:instrText xml:space="preserve"> PAGEREF _Toc224386816 \h </w:instrText>
+          <w:instrText xml:space="preserve"> PAGEREF _Toc224393514 \h </w:instrText>
         </w:r>
         <w:r>
           <w:rPr>
@@ -1824,11 +2062,316 @@
             <w:noProof/>
             <w:webHidden/>
           </w:rPr>
-          <w:t>7</w:t>
-        </w:r>
-        <w:r>
-          <w:rPr>
-            <w:noProof/>
+          <w:t>13</w:t>
+        </w:r>
+        <w:r>
+          <w:rPr>
+            <w:noProof/>
+            <w:webHidden/>
+          </w:rPr>
+          <w:fldChar w:fldCharType="end"/>
+        </w:r>
+      </w:hyperlink>
+    </w:p>
+    <w:p>
+      <w:pPr>
+        <w:pStyle w:val="Sommario3"/>
+        <w:rPr>
+          <w:rFonts w:asciiTheme="minorHAnsi" w:eastAsiaTheme="minorEastAsia" w:hAnsiTheme="minorHAnsi"/>
+          <w:b w:val="0"/>
+          <w:bCs w:val="0"/>
+          <w:szCs w:val="24"/>
+          <w:lang w:eastAsia="it-IT"/>
+        </w:rPr>
+      </w:pPr>
+      <w:hyperlink w:anchor="_Toc224393515" w:history="1">
+        <w:r>
+          <w:rPr>
+            <w:rStyle w:val="Collegamentoipertestuale"/>
+          </w:rPr>
+          <w:t>4.1.1 Alimentazione</w:t>
+        </w:r>
+        <w:r>
+          <w:rPr>
+            <w:webHidden/>
+          </w:rPr>
+          <w:tab/>
+        </w:r>
+        <w:r>
+          <w:rPr>
+            <w:webHidden/>
+          </w:rPr>
+          <w:fldChar w:fldCharType="begin"/>
+        </w:r>
+        <w:r>
+          <w:rPr>
+            <w:webHidden/>
+          </w:rPr>
+          <w:instrText xml:space="preserve"> PAGEREF _Toc224393515 \h </w:instrText>
+        </w:r>
+        <w:r>
+          <w:rPr>
+            <w:webHidden/>
+          </w:rPr>
+        </w:r>
+        <w:r>
+          <w:rPr>
+            <w:webHidden/>
+          </w:rPr>
+          <w:fldChar w:fldCharType="separate"/>
+        </w:r>
+        <w:r>
+          <w:rPr>
+            <w:webHidden/>
+          </w:rPr>
+          <w:t>13</w:t>
+        </w:r>
+        <w:r>
+          <w:rPr>
+            <w:webHidden/>
+          </w:rPr>
+          <w:fldChar w:fldCharType="end"/>
+        </w:r>
+      </w:hyperlink>
+    </w:p>
+    <w:p>
+      <w:pPr>
+        <w:pStyle w:val="Sommario3"/>
+        <w:rPr>
+          <w:rFonts w:asciiTheme="minorHAnsi" w:eastAsiaTheme="minorEastAsia" w:hAnsiTheme="minorHAnsi"/>
+          <w:b w:val="0"/>
+          <w:bCs w:val="0"/>
+          <w:szCs w:val="24"/>
+          <w:lang w:eastAsia="it-IT"/>
+        </w:rPr>
+      </w:pPr>
+      <w:hyperlink w:anchor="_Toc224393516" w:history="1">
+        <w:r>
+          <w:rPr>
+            <w:rStyle w:val="Collegamentoipertestuale"/>
+          </w:rPr>
+          <w:t>4.1.2 USB to UART e ATMEGA</w:t>
+        </w:r>
+        <w:r>
+          <w:rPr>
+            <w:webHidden/>
+          </w:rPr>
+          <w:tab/>
+        </w:r>
+        <w:r>
+          <w:rPr>
+            <w:webHidden/>
+          </w:rPr>
+          <w:fldChar w:fldCharType="begin"/>
+        </w:r>
+        <w:r>
+          <w:rPr>
+            <w:webHidden/>
+          </w:rPr>
+          <w:instrText xml:space="preserve"> PAGEREF _Toc224393516 \h </w:instrText>
+        </w:r>
+        <w:r>
+          <w:rPr>
+            <w:webHidden/>
+          </w:rPr>
+        </w:r>
+        <w:r>
+          <w:rPr>
+            <w:webHidden/>
+          </w:rPr>
+          <w:fldChar w:fldCharType="separate"/>
+        </w:r>
+        <w:r>
+          <w:rPr>
+            <w:webHidden/>
+          </w:rPr>
+          <w:t>14</w:t>
+        </w:r>
+        <w:r>
+          <w:rPr>
+            <w:webHidden/>
+          </w:rPr>
+          <w:fldChar w:fldCharType="end"/>
+        </w:r>
+      </w:hyperlink>
+    </w:p>
+    <w:p>
+      <w:pPr>
+        <w:pStyle w:val="Sommario3"/>
+        <w:rPr>
+          <w:rFonts w:asciiTheme="minorHAnsi" w:eastAsiaTheme="minorEastAsia" w:hAnsiTheme="minorHAnsi"/>
+          <w:b w:val="0"/>
+          <w:bCs w:val="0"/>
+          <w:szCs w:val="24"/>
+          <w:lang w:eastAsia="it-IT"/>
+        </w:rPr>
+      </w:pPr>
+      <w:hyperlink w:anchor="_Toc224393517" w:history="1">
+        <w:r>
+          <w:rPr>
+            <w:rStyle w:val="Collegamentoipertestuale"/>
+          </w:rPr>
+          <w:t>4.1.3 I/O</w:t>
+        </w:r>
+        <w:r>
+          <w:rPr>
+            <w:webHidden/>
+          </w:rPr>
+          <w:tab/>
+        </w:r>
+        <w:r>
+          <w:rPr>
+            <w:webHidden/>
+          </w:rPr>
+          <w:fldChar w:fldCharType="begin"/>
+        </w:r>
+        <w:r>
+          <w:rPr>
+            <w:webHidden/>
+          </w:rPr>
+          <w:instrText xml:space="preserve"> PAGEREF _Toc224393517 \h </w:instrText>
+        </w:r>
+        <w:r>
+          <w:rPr>
+            <w:webHidden/>
+          </w:rPr>
+        </w:r>
+        <w:r>
+          <w:rPr>
+            <w:webHidden/>
+          </w:rPr>
+          <w:fldChar w:fldCharType="separate"/>
+        </w:r>
+        <w:r>
+          <w:rPr>
+            <w:webHidden/>
+          </w:rPr>
+          <w:t>16</w:t>
+        </w:r>
+        <w:r>
+          <w:rPr>
+            <w:webHidden/>
+          </w:rPr>
+          <w:fldChar w:fldCharType="end"/>
+        </w:r>
+      </w:hyperlink>
+    </w:p>
+    <w:p>
+      <w:pPr>
+        <w:pStyle w:val="Sommario3"/>
+        <w:rPr>
+          <w:rFonts w:asciiTheme="minorHAnsi" w:eastAsiaTheme="minorEastAsia" w:hAnsiTheme="minorHAnsi"/>
+          <w:b w:val="0"/>
+          <w:bCs w:val="0"/>
+          <w:szCs w:val="24"/>
+          <w:lang w:eastAsia="it-IT"/>
+        </w:rPr>
+      </w:pPr>
+      <w:hyperlink w:anchor="_Toc224393518" w:history="1">
+        <w:r>
+          <w:rPr>
+            <w:rStyle w:val="Collegamentoipertestuale"/>
+          </w:rPr>
+          <w:t>4.1.4 Switching UART</w:t>
+        </w:r>
+        <w:r>
+          <w:rPr>
+            <w:webHidden/>
+          </w:rPr>
+          <w:tab/>
+        </w:r>
+        <w:r>
+          <w:rPr>
+            <w:webHidden/>
+          </w:rPr>
+          <w:fldChar w:fldCharType="begin"/>
+        </w:r>
+        <w:r>
+          <w:rPr>
+            <w:webHidden/>
+          </w:rPr>
+          <w:instrText xml:space="preserve"> PAGEREF _Toc224393518 \h </w:instrText>
+        </w:r>
+        <w:r>
+          <w:rPr>
+            <w:webHidden/>
+          </w:rPr>
+        </w:r>
+        <w:r>
+          <w:rPr>
+            <w:webHidden/>
+          </w:rPr>
+          <w:fldChar w:fldCharType="separate"/>
+        </w:r>
+        <w:r>
+          <w:rPr>
+            <w:webHidden/>
+          </w:rPr>
+          <w:t>18</w:t>
+        </w:r>
+        <w:r>
+          <w:rPr>
+            <w:webHidden/>
+          </w:rPr>
+          <w:fldChar w:fldCharType="end"/>
+        </w:r>
+      </w:hyperlink>
+    </w:p>
+    <w:p>
+      <w:pPr>
+        <w:pStyle w:val="Sommario3"/>
+        <w:rPr>
+          <w:rFonts w:asciiTheme="minorHAnsi" w:eastAsiaTheme="minorEastAsia" w:hAnsiTheme="minorHAnsi"/>
+          <w:b w:val="0"/>
+          <w:bCs w:val="0"/>
+          <w:szCs w:val="24"/>
+          <w:lang w:eastAsia="it-IT"/>
+        </w:rPr>
+      </w:pPr>
+      <w:hyperlink w:anchor="_Toc224393519" w:history="1">
+        <w:r>
+          <w:rPr>
+            <w:rStyle w:val="Collegamentoipertestuale"/>
+          </w:rPr>
+          <w:t>4.1.5 Uscite di Potenza</w:t>
+        </w:r>
+        <w:r>
+          <w:rPr>
+            <w:webHidden/>
+          </w:rPr>
+          <w:tab/>
+        </w:r>
+        <w:r>
+          <w:rPr>
+            <w:webHidden/>
+          </w:rPr>
+          <w:fldChar w:fldCharType="begin"/>
+        </w:r>
+        <w:r>
+          <w:rPr>
+            <w:webHidden/>
+          </w:rPr>
+          <w:instrText xml:space="preserve"> PAGEREF _Toc224393519 \h </w:instrText>
+        </w:r>
+        <w:r>
+          <w:rPr>
+            <w:webHidden/>
+          </w:rPr>
+        </w:r>
+        <w:r>
+          <w:rPr>
+            <w:webHidden/>
+          </w:rPr>
+          <w:fldChar w:fldCharType="separate"/>
+        </w:r>
+        <w:r>
+          <w:rPr>
+            <w:webHidden/>
+          </w:rPr>
+          <w:t>20</w:t>
+        </w:r>
+        <w:r>
+          <w:rPr>
             <w:webHidden/>
           </w:rPr>
           <w:fldChar w:fldCharType="end"/>
@@ -1848,13 +2391,13 @@
           <w:lang w:eastAsia="it-IT"/>
         </w:rPr>
       </w:pPr>
-      <w:hyperlink w:anchor="_Toc224386817" w:history="1">
+      <w:hyperlink w:anchor="_Toc224393520" w:history="1">
         <w:r>
           <w:rPr>
             <w:rStyle w:val="Collegamentoipertestuale"/>
             <w:noProof/>
           </w:rPr>
-          <w:t>3.2 Sensori</w:t>
+          <w:t>4.2 Progettazione PCB</w:t>
         </w:r>
         <w:r>
           <w:rPr>
@@ -1875,7 +2418,7 @@
             <w:noProof/>
             <w:webHidden/>
           </w:rPr>
-          <w:instrText xml:space="preserve"> PAGEREF _Toc224386817 \h </w:instrText>
+          <w:instrText xml:space="preserve"> PAGEREF _Toc224393520 \h </w:instrText>
         </w:r>
         <w:r>
           <w:rPr>
@@ -1895,7 +2438,7 @@
             <w:noProof/>
             <w:webHidden/>
           </w:rPr>
-          <w:t>8</w:t>
+          <w:t>21</w:t>
         </w:r>
         <w:r>
           <w:rPr>
@@ -1919,13 +2462,13 @@
           <w:lang w:eastAsia="it-IT"/>
         </w:rPr>
       </w:pPr>
-      <w:hyperlink w:anchor="_Toc224386818" w:history="1">
+      <w:hyperlink w:anchor="_Toc224393521" w:history="1">
         <w:r>
           <w:rPr>
             <w:rStyle w:val="Collegamentoipertestuale"/>
             <w:noProof/>
           </w:rPr>
-          <w:t>3.3 Display Nextion</w:t>
+          <w:t>4.3 Realizzazione finale</w:t>
         </w:r>
         <w:r>
           <w:rPr>
@@ -1946,7 +2489,7 @@
             <w:noProof/>
             <w:webHidden/>
           </w:rPr>
-          <w:instrText xml:space="preserve"> PAGEREF _Toc224386818 \h </w:instrText>
+          <w:instrText xml:space="preserve"> PAGEREF _Toc224393521 \h </w:instrText>
         </w:r>
         <w:r>
           <w:rPr>
@@ -1966,7 +2509,7 @@
             <w:noProof/>
             <w:webHidden/>
           </w:rPr>
-          <w:t>9</w:t>
+          <w:t>24</w:t>
         </w:r>
         <w:r>
           <w:rPr>
@@ -1979,69 +2522,59 @@
     </w:p>
     <w:p>
       <w:pPr>
-        <w:pStyle w:val="Sommario2"/>
-        <w:tabs>
-          <w:tab w:val="right" w:leader="dot" w:pos="8494"/>
-        </w:tabs>
+        <w:pStyle w:val="Sommario3"/>
         <w:rPr>
           <w:rFonts w:asciiTheme="minorHAnsi" w:eastAsiaTheme="minorEastAsia" w:hAnsiTheme="minorHAnsi"/>
-          <w:noProof/>
+          <w:b w:val="0"/>
+          <w:bCs w:val="0"/>
           <w:szCs w:val="24"/>
           <w:lang w:eastAsia="it-IT"/>
         </w:rPr>
       </w:pPr>
-      <w:hyperlink w:anchor="_Toc224386819" w:history="1">
+      <w:hyperlink w:anchor="_Toc224393522" w:history="1">
         <w:r>
           <w:rPr>
             <w:rStyle w:val="Collegamentoipertestuale"/>
-            <w:noProof/>
-          </w:rPr>
-          <w:t>3.4 Sezione di potenza e attuatori</w:t>
-        </w:r>
-        <w:r>
-          <w:rPr>
-            <w:noProof/>
+          </w:rPr>
+          <w:t>4.3.1 Assemblaggio della scheda</w:t>
+        </w:r>
+        <w:r>
+          <w:rPr>
             <w:webHidden/>
           </w:rPr>
           <w:tab/>
         </w:r>
         <w:r>
           <w:rPr>
-            <w:noProof/>
             <w:webHidden/>
           </w:rPr>
           <w:fldChar w:fldCharType="begin"/>
         </w:r>
         <w:r>
           <w:rPr>
-            <w:noProof/>
-            <w:webHidden/>
-          </w:rPr>
-          <w:instrText xml:space="preserve"> PAGEREF _Toc224386819 \h </w:instrText>
-        </w:r>
-        <w:r>
-          <w:rPr>
-            <w:noProof/>
-            <w:webHidden/>
-          </w:rPr>
-        </w:r>
-        <w:r>
-          <w:rPr>
-            <w:noProof/>
+            <w:webHidden/>
+          </w:rPr>
+          <w:instrText xml:space="preserve"> PAGEREF _Toc224393522 \h </w:instrText>
+        </w:r>
+        <w:r>
+          <w:rPr>
+            <w:webHidden/>
+          </w:rPr>
+        </w:r>
+        <w:r>
+          <w:rPr>
             <w:webHidden/>
           </w:rPr>
           <w:fldChar w:fldCharType="separate"/>
         </w:r>
         <w:r>
           <w:rPr>
-            <w:noProof/>
-            <w:webHidden/>
-          </w:rPr>
-          <w:t>10</w:t>
-        </w:r>
-        <w:r>
-          <w:rPr>
-            <w:noProof/>
+            <w:webHidden/>
+          </w:rPr>
+          <w:t>24</w:t>
+        </w:r>
+        <w:r>
+          <w:rPr>
             <w:webHidden/>
           </w:rPr>
           <w:fldChar w:fldCharType="end"/>
@@ -2050,69 +2583,59 @@
     </w:p>
     <w:p>
       <w:pPr>
-        <w:pStyle w:val="Sommario2"/>
-        <w:tabs>
-          <w:tab w:val="right" w:leader="dot" w:pos="8494"/>
-        </w:tabs>
+        <w:pStyle w:val="Sommario3"/>
         <w:rPr>
           <w:rFonts w:asciiTheme="minorHAnsi" w:eastAsiaTheme="minorEastAsia" w:hAnsiTheme="minorHAnsi"/>
-          <w:noProof/>
+          <w:b w:val="0"/>
+          <w:bCs w:val="0"/>
           <w:szCs w:val="24"/>
           <w:lang w:eastAsia="it-IT"/>
         </w:rPr>
       </w:pPr>
-      <w:hyperlink w:anchor="_Toc224386820" w:history="1">
+      <w:hyperlink w:anchor="_Toc224393523" w:history="1">
         <w:r>
           <w:rPr>
             <w:rStyle w:val="Collegamentoipertestuale"/>
-            <w:noProof/>
-          </w:rPr>
-          <w:t>3.5 Alimentazione</w:t>
-        </w:r>
-        <w:r>
-          <w:rPr>
-            <w:noProof/>
+          </w:rPr>
+          <w:t>4.3.2 Collaudo e integrazione meccanica</w:t>
+        </w:r>
+        <w:r>
+          <w:rPr>
             <w:webHidden/>
           </w:rPr>
           <w:tab/>
         </w:r>
         <w:r>
           <w:rPr>
-            <w:noProof/>
             <w:webHidden/>
           </w:rPr>
           <w:fldChar w:fldCharType="begin"/>
         </w:r>
         <w:r>
           <w:rPr>
-            <w:noProof/>
-            <w:webHidden/>
-          </w:rPr>
-          <w:instrText xml:space="preserve"> PAGEREF _Toc224386820 \h </w:instrText>
-        </w:r>
-        <w:r>
-          <w:rPr>
-            <w:noProof/>
-            <w:webHidden/>
-          </w:rPr>
-        </w:r>
-        <w:r>
-          <w:rPr>
-            <w:noProof/>
+            <w:webHidden/>
+          </w:rPr>
+          <w:instrText xml:space="preserve"> PAGEREF _Toc224393523 \h </w:instrText>
+        </w:r>
+        <w:r>
+          <w:rPr>
+            <w:webHidden/>
+          </w:rPr>
+        </w:r>
+        <w:r>
+          <w:rPr>
             <w:webHidden/>
           </w:rPr>
           <w:fldChar w:fldCharType="separate"/>
         </w:r>
         <w:r>
           <w:rPr>
-            <w:noProof/>
-            <w:webHidden/>
-          </w:rPr>
-          <w:t>11</w:t>
-        </w:r>
-        <w:r>
-          <w:rPr>
-            <w:noProof/>
+            <w:webHidden/>
+          </w:rPr>
+          <w:t>25</w:t>
+        </w:r>
+        <w:r>
+          <w:rPr>
             <w:webHidden/>
           </w:rPr>
           <w:fldChar w:fldCharType="end"/>
@@ -2130,13 +2653,13 @@
           <w:lang w:eastAsia="it-IT"/>
         </w:rPr>
       </w:pPr>
-      <w:hyperlink w:anchor="_Toc224386821" w:history="1">
+      <w:hyperlink w:anchor="_Toc224393524" w:history="1">
         <w:r>
           <w:rPr>
             <w:rStyle w:val="Collegamentoipertestuale"/>
             <w:noProof/>
           </w:rPr>
-          <w:t>4   Progettazione Hardware e Realizzazione PCB</w:t>
+          <w:t>5   Sviluppo Software e Logica di Controllo</w:t>
         </w:r>
         <w:r>
           <w:rPr>
@@ -2157,7 +2680,7 @@
             <w:noProof/>
             <w:webHidden/>
           </w:rPr>
-          <w:instrText xml:space="preserve"> PAGEREF _Toc224386821 \h </w:instrText>
+          <w:instrText xml:space="preserve"> PAGEREF _Toc224393524 \h </w:instrText>
         </w:r>
         <w:r>
           <w:rPr>
@@ -2177,7 +2700,7 @@
             <w:noProof/>
             <w:webHidden/>
           </w:rPr>
-          <w:t>13</w:t>
+          <w:t>27</w:t>
         </w:r>
         <w:r>
           <w:rPr>
@@ -2201,13 +2724,13 @@
           <w:lang w:eastAsia="it-IT"/>
         </w:rPr>
       </w:pPr>
-      <w:hyperlink w:anchor="_Toc224386822" w:history="1">
+      <w:hyperlink w:anchor="_Toc224393525" w:history="1">
         <w:r>
           <w:rPr>
             <w:rStyle w:val="Collegamentoipertestuale"/>
             <w:noProof/>
           </w:rPr>
-          <w:t>4.1 Schema elettrico</w:t>
+          <w:t>5.1 Comunicazione tra sensori, Atmega e HMI e logiche di regolazione</w:t>
         </w:r>
         <w:r>
           <w:rPr>
@@ -2228,7 +2751,7 @@
             <w:noProof/>
             <w:webHidden/>
           </w:rPr>
-          <w:instrText xml:space="preserve"> PAGEREF _Toc224386822 \h </w:instrText>
+          <w:instrText xml:space="preserve"> PAGEREF _Toc224393525 \h </w:instrText>
         </w:r>
         <w:r>
           <w:rPr>
@@ -2248,379 +2771,11 @@
             <w:noProof/>
             <w:webHidden/>
           </w:rPr>
-          <w:t>13</w:t>
-        </w:r>
-        <w:r>
-          <w:rPr>
-            <w:noProof/>
-            <w:webHidden/>
-          </w:rPr>
-          <w:fldChar w:fldCharType="end"/>
-        </w:r>
-      </w:hyperlink>
-    </w:p>
-    <w:p>
-      <w:pPr>
-        <w:pStyle w:val="Sommario3"/>
-        <w:rPr>
-          <w:rFonts w:asciiTheme="minorHAnsi" w:eastAsiaTheme="minorEastAsia" w:hAnsiTheme="minorHAnsi"/>
-          <w:b w:val="0"/>
-          <w:bCs w:val="0"/>
-          <w:szCs w:val="24"/>
-          <w:lang w:eastAsia="it-IT"/>
-        </w:rPr>
-      </w:pPr>
-      <w:hyperlink w:anchor="_Toc224386823" w:history="1">
-        <w:r>
-          <w:rPr>
-            <w:rStyle w:val="Collegamentoipertestuale"/>
-            <w:b w:val="0"/>
-            <w:bCs w:val="0"/>
-          </w:rPr>
-          <w:t>4.1.1 Alimentazione</w:t>
-        </w:r>
-        <w:r>
-          <w:rPr>
-            <w:b w:val="0"/>
-            <w:bCs w:val="0"/>
-            <w:webHidden/>
-          </w:rPr>
-          <w:tab/>
-        </w:r>
-        <w:r>
-          <w:rPr>
-            <w:b w:val="0"/>
-            <w:bCs w:val="0"/>
-            <w:webHidden/>
-          </w:rPr>
-          <w:fldChar w:fldCharType="begin"/>
-        </w:r>
-        <w:r>
-          <w:rPr>
-            <w:b w:val="0"/>
-            <w:bCs w:val="0"/>
-            <w:webHidden/>
-          </w:rPr>
-          <w:instrText xml:space="preserve"> PAGEREF _Toc224386823 \h </w:instrText>
-        </w:r>
-        <w:r>
-          <w:rPr>
-            <w:b w:val="0"/>
-            <w:bCs w:val="0"/>
-            <w:webHidden/>
-          </w:rPr>
-        </w:r>
-        <w:r>
-          <w:rPr>
-            <w:b w:val="0"/>
-            <w:bCs w:val="0"/>
-            <w:webHidden/>
-          </w:rPr>
-          <w:fldChar w:fldCharType="separate"/>
-        </w:r>
-        <w:r>
-          <w:rPr>
-            <w:b w:val="0"/>
-            <w:bCs w:val="0"/>
-            <w:webHidden/>
-          </w:rPr>
-          <w:t>13</w:t>
-        </w:r>
-        <w:r>
-          <w:rPr>
-            <w:b w:val="0"/>
-            <w:bCs w:val="0"/>
-            <w:webHidden/>
-          </w:rPr>
-          <w:fldChar w:fldCharType="end"/>
-        </w:r>
-      </w:hyperlink>
-    </w:p>
-    <w:p>
-      <w:pPr>
-        <w:pStyle w:val="Sommario3"/>
-        <w:rPr>
-          <w:rFonts w:asciiTheme="minorHAnsi" w:eastAsiaTheme="minorEastAsia" w:hAnsiTheme="minorHAnsi"/>
-          <w:b w:val="0"/>
-          <w:bCs w:val="0"/>
-          <w:szCs w:val="24"/>
-          <w:lang w:eastAsia="it-IT"/>
-        </w:rPr>
-      </w:pPr>
-      <w:hyperlink w:anchor="_Toc224386824" w:history="1">
-        <w:r>
-          <w:rPr>
-            <w:rStyle w:val="Collegamentoipertestuale"/>
-            <w:b w:val="0"/>
-            <w:bCs w:val="0"/>
-            <w:lang w:val="en-US"/>
-          </w:rPr>
-          <w:t>4.1.2 USB to UART e ATMEGA</w:t>
-        </w:r>
-        <w:r>
-          <w:rPr>
-            <w:b w:val="0"/>
-            <w:bCs w:val="0"/>
-            <w:webHidden/>
-          </w:rPr>
-          <w:tab/>
-        </w:r>
-        <w:r>
-          <w:rPr>
-            <w:b w:val="0"/>
-            <w:bCs w:val="0"/>
-            <w:webHidden/>
-          </w:rPr>
-          <w:fldChar w:fldCharType="begin"/>
-        </w:r>
-        <w:r>
-          <w:rPr>
-            <w:b w:val="0"/>
-            <w:bCs w:val="0"/>
-            <w:webHidden/>
-          </w:rPr>
-          <w:instrText xml:space="preserve"> PAGEREF _Toc224386824 \h </w:instrText>
-        </w:r>
-        <w:r>
-          <w:rPr>
-            <w:b w:val="0"/>
-            <w:bCs w:val="0"/>
-            <w:webHidden/>
-          </w:rPr>
-        </w:r>
-        <w:r>
-          <w:rPr>
-            <w:b w:val="0"/>
-            <w:bCs w:val="0"/>
-            <w:webHidden/>
-          </w:rPr>
-          <w:fldChar w:fldCharType="separate"/>
-        </w:r>
-        <w:r>
-          <w:rPr>
-            <w:b w:val="0"/>
-            <w:bCs w:val="0"/>
-            <w:webHidden/>
-          </w:rPr>
-          <w:t>14</w:t>
-        </w:r>
-        <w:r>
-          <w:rPr>
-            <w:b w:val="0"/>
-            <w:bCs w:val="0"/>
-            <w:webHidden/>
-          </w:rPr>
-          <w:fldChar w:fldCharType="end"/>
-        </w:r>
-      </w:hyperlink>
-    </w:p>
-    <w:p>
-      <w:pPr>
-        <w:pStyle w:val="Sommario3"/>
-        <w:rPr>
-          <w:rFonts w:asciiTheme="minorHAnsi" w:eastAsiaTheme="minorEastAsia" w:hAnsiTheme="minorHAnsi"/>
-          <w:b w:val="0"/>
-          <w:bCs w:val="0"/>
-          <w:szCs w:val="24"/>
-          <w:lang w:eastAsia="it-IT"/>
-        </w:rPr>
-      </w:pPr>
-      <w:hyperlink w:anchor="_Toc224386825" w:history="1">
-        <w:r>
-          <w:rPr>
-            <w:rStyle w:val="Collegamentoipertestuale"/>
-            <w:b w:val="0"/>
-            <w:bCs w:val="0"/>
-          </w:rPr>
-          <w:t>4.1.3 I/O</w:t>
-        </w:r>
-        <w:r>
-          <w:rPr>
-            <w:b w:val="0"/>
-            <w:bCs w:val="0"/>
-            <w:webHidden/>
-          </w:rPr>
-          <w:tab/>
-        </w:r>
-        <w:r>
-          <w:rPr>
-            <w:b w:val="0"/>
-            <w:bCs w:val="0"/>
-            <w:webHidden/>
-          </w:rPr>
-          <w:fldChar w:fldCharType="begin"/>
-        </w:r>
-        <w:r>
-          <w:rPr>
-            <w:b w:val="0"/>
-            <w:bCs w:val="0"/>
-            <w:webHidden/>
-          </w:rPr>
-          <w:instrText xml:space="preserve"> PAGEREF _Toc224386825 \h </w:instrText>
-        </w:r>
-        <w:r>
-          <w:rPr>
-            <w:b w:val="0"/>
-            <w:bCs w:val="0"/>
-            <w:webHidden/>
-          </w:rPr>
-        </w:r>
-        <w:r>
-          <w:rPr>
-            <w:b w:val="0"/>
-            <w:bCs w:val="0"/>
-            <w:webHidden/>
-          </w:rPr>
-          <w:fldChar w:fldCharType="separate"/>
-        </w:r>
-        <w:r>
-          <w:rPr>
-            <w:b w:val="0"/>
-            <w:bCs w:val="0"/>
-            <w:webHidden/>
-          </w:rPr>
-          <w:t>16</w:t>
-        </w:r>
-        <w:r>
-          <w:rPr>
-            <w:b w:val="0"/>
-            <w:bCs w:val="0"/>
-            <w:webHidden/>
-          </w:rPr>
-          <w:fldChar w:fldCharType="end"/>
-        </w:r>
-      </w:hyperlink>
-    </w:p>
-    <w:p>
-      <w:pPr>
-        <w:pStyle w:val="Sommario3"/>
-        <w:rPr>
-          <w:rFonts w:asciiTheme="minorHAnsi" w:eastAsiaTheme="minorEastAsia" w:hAnsiTheme="minorHAnsi"/>
-          <w:szCs w:val="24"/>
-          <w:lang w:eastAsia="it-IT"/>
-        </w:rPr>
-      </w:pPr>
-      <w:hyperlink w:anchor="_Toc224386826" w:history="1">
-        <w:r>
-          <w:rPr>
-            <w:rStyle w:val="Collegamentoipertestuale"/>
-            <w:b w:val="0"/>
-            <w:bCs w:val="0"/>
-          </w:rPr>
-          <w:t>4.1.4 Switching UART</w:t>
-        </w:r>
-        <w:r>
-          <w:rPr>
-            <w:b w:val="0"/>
-            <w:bCs w:val="0"/>
-            <w:webHidden/>
-          </w:rPr>
-          <w:tab/>
-        </w:r>
-        <w:r>
-          <w:rPr>
-            <w:b w:val="0"/>
-            <w:bCs w:val="0"/>
-            <w:webHidden/>
-          </w:rPr>
-          <w:fldChar w:fldCharType="begin"/>
-        </w:r>
-        <w:r>
-          <w:rPr>
-            <w:b w:val="0"/>
-            <w:bCs w:val="0"/>
-            <w:webHidden/>
-          </w:rPr>
-          <w:instrText xml:space="preserve"> PAGEREF _Toc224386826 \h </w:instrText>
-        </w:r>
-        <w:r>
-          <w:rPr>
-            <w:b w:val="0"/>
-            <w:bCs w:val="0"/>
-            <w:webHidden/>
-          </w:rPr>
-        </w:r>
-        <w:r>
-          <w:rPr>
-            <w:b w:val="0"/>
-            <w:bCs w:val="0"/>
-            <w:webHidden/>
-          </w:rPr>
-          <w:fldChar w:fldCharType="separate"/>
-        </w:r>
-        <w:r>
-          <w:rPr>
-            <w:b w:val="0"/>
-            <w:bCs w:val="0"/>
-            <w:webHidden/>
-          </w:rPr>
-          <w:t>18</w:t>
-        </w:r>
-        <w:r>
-          <w:rPr>
-            <w:b w:val="0"/>
-            <w:bCs w:val="0"/>
-            <w:webHidden/>
-          </w:rPr>
-          <w:fldChar w:fldCharType="end"/>
-        </w:r>
-      </w:hyperlink>
-    </w:p>
-    <w:p>
-      <w:pPr>
-        <w:pStyle w:val="Sommario3"/>
-        <w:rPr>
-          <w:rFonts w:asciiTheme="minorHAnsi" w:eastAsiaTheme="minorEastAsia" w:hAnsiTheme="minorHAnsi"/>
-          <w:szCs w:val="24"/>
-          <w:lang w:eastAsia="it-IT"/>
-        </w:rPr>
-      </w:pPr>
-      <w:hyperlink w:anchor="_Toc224386827" w:history="1">
-        <w:r>
-          <w:rPr>
-            <w:rStyle w:val="Collegamentoipertestuale"/>
-            <w:b w:val="0"/>
-            <w:bCs w:val="0"/>
-          </w:rPr>
-          <w:t>4.1.5 Uscite di Potenza</w:t>
-        </w:r>
-        <w:r>
-          <w:rPr>
-            <w:webHidden/>
-          </w:rPr>
-          <w:tab/>
-        </w:r>
-        <w:r>
-          <w:rPr>
-            <w:webHidden/>
-          </w:rPr>
-          <w:fldChar w:fldCharType="begin"/>
-        </w:r>
-        <w:r>
-          <w:rPr>
-            <w:webHidden/>
-          </w:rPr>
-          <w:instrText xml:space="preserve"> PAGEREF _Toc224386827 \h </w:instrText>
-        </w:r>
-        <w:r>
-          <w:rPr>
-            <w:webHidden/>
-          </w:rPr>
-        </w:r>
-        <w:r>
-          <w:rPr>
-            <w:webHidden/>
-          </w:rPr>
-          <w:fldChar w:fldCharType="separate"/>
-        </w:r>
-        <w:r>
-          <w:rPr>
-            <w:webHidden/>
-          </w:rPr>
-          <w:t>20</w:t>
-        </w:r>
-        <w:r>
-          <w:rPr>
+          <w:t>27</w:t>
+        </w:r>
+        <w:r>
+          <w:rPr>
+            <w:noProof/>
             <w:webHidden/>
           </w:rPr>
           <w:fldChar w:fldCharType="end"/>
@@ -2640,13 +2795,13 @@
           <w:lang w:eastAsia="it-IT"/>
         </w:rPr>
       </w:pPr>
-      <w:hyperlink w:anchor="_Toc224386828" w:history="1">
+      <w:hyperlink w:anchor="_Toc224393526" w:history="1">
         <w:r>
           <w:rPr>
             <w:rStyle w:val="Collegamentoipertestuale"/>
             <w:noProof/>
           </w:rPr>
-          <w:t>4.2 Progettazione PCB</w:t>
+          <w:t>5.2 Interfaccia grafica Nextion</w:t>
         </w:r>
         <w:r>
           <w:rPr>
@@ -2667,7 +2822,7 @@
             <w:noProof/>
             <w:webHidden/>
           </w:rPr>
-          <w:instrText xml:space="preserve"> PAGEREF _Toc224386828 \h </w:instrText>
+          <w:instrText xml:space="preserve"> PAGEREF _Toc224393526 \h </w:instrText>
         </w:r>
         <w:r>
           <w:rPr>
@@ -2687,7 +2842,7 @@
             <w:noProof/>
             <w:webHidden/>
           </w:rPr>
-          <w:t>21</w:t>
+          <w:t>28</w:t>
         </w:r>
         <w:r>
           <w:rPr>
@@ -2711,13 +2866,13 @@
           <w:lang w:eastAsia="it-IT"/>
         </w:rPr>
       </w:pPr>
-      <w:hyperlink w:anchor="_Toc224386829" w:history="1">
+      <w:hyperlink w:anchor="_Toc224393527" w:history="1">
         <w:r>
           <w:rPr>
             <w:rStyle w:val="Collegamentoipertestuale"/>
             <w:noProof/>
           </w:rPr>
-          <w:t>4.3 Realizzazione finale</w:t>
+          <w:t>5.3 Software Atmega</w:t>
         </w:r>
         <w:r>
           <w:rPr>
@@ -2738,7 +2893,7 @@
             <w:noProof/>
             <w:webHidden/>
           </w:rPr>
-          <w:instrText xml:space="preserve"> PAGEREF _Toc224386829 \h </w:instrText>
+          <w:instrText xml:space="preserve"> PAGEREF _Toc224393527 \h </w:instrText>
         </w:r>
         <w:r>
           <w:rPr>
@@ -2758,165 +2913,11 @@
             <w:noProof/>
             <w:webHidden/>
           </w:rPr>
-          <w:t>24</w:t>
-        </w:r>
-        <w:r>
-          <w:rPr>
-            <w:noProof/>
-            <w:webHidden/>
-          </w:rPr>
-          <w:fldChar w:fldCharType="end"/>
-        </w:r>
-      </w:hyperlink>
-    </w:p>
-    <w:p>
-      <w:pPr>
-        <w:pStyle w:val="Sommario3"/>
-        <w:rPr>
-          <w:rFonts w:asciiTheme="minorHAnsi" w:eastAsiaTheme="minorEastAsia" w:hAnsiTheme="minorHAnsi"/>
-          <w:b w:val="0"/>
-          <w:bCs w:val="0"/>
-          <w:szCs w:val="24"/>
-          <w:lang w:eastAsia="it-IT"/>
-        </w:rPr>
-      </w:pPr>
-      <w:hyperlink w:anchor="_Toc224386830" w:history="1">
-        <w:r>
-          <w:rPr>
-            <w:rStyle w:val="Collegamentoipertestuale"/>
-            <w:b w:val="0"/>
-            <w:bCs w:val="0"/>
-          </w:rPr>
-          <w:t>4.3.1 Assemblaggio della scheda</w:t>
-        </w:r>
-        <w:r>
-          <w:rPr>
-            <w:b w:val="0"/>
-            <w:bCs w:val="0"/>
-            <w:webHidden/>
-          </w:rPr>
-          <w:tab/>
-        </w:r>
-        <w:r>
-          <w:rPr>
-            <w:b w:val="0"/>
-            <w:bCs w:val="0"/>
-            <w:webHidden/>
-          </w:rPr>
-          <w:fldChar w:fldCharType="begin"/>
-        </w:r>
-        <w:r>
-          <w:rPr>
-            <w:b w:val="0"/>
-            <w:bCs w:val="0"/>
-            <w:webHidden/>
-          </w:rPr>
-          <w:instrText xml:space="preserve"> PAGEREF _Toc224386830 \h </w:instrText>
-        </w:r>
-        <w:r>
-          <w:rPr>
-            <w:b w:val="0"/>
-            <w:bCs w:val="0"/>
-            <w:webHidden/>
-          </w:rPr>
-        </w:r>
-        <w:r>
-          <w:rPr>
-            <w:b w:val="0"/>
-            <w:bCs w:val="0"/>
-            <w:webHidden/>
-          </w:rPr>
-          <w:fldChar w:fldCharType="separate"/>
-        </w:r>
-        <w:r>
-          <w:rPr>
-            <w:b w:val="0"/>
-            <w:bCs w:val="0"/>
-            <w:webHidden/>
-          </w:rPr>
-          <w:t>24</w:t>
-        </w:r>
-        <w:r>
-          <w:rPr>
-            <w:b w:val="0"/>
-            <w:bCs w:val="0"/>
-            <w:webHidden/>
-          </w:rPr>
-          <w:fldChar w:fldCharType="end"/>
-        </w:r>
-      </w:hyperlink>
-    </w:p>
-    <w:p>
-      <w:pPr>
-        <w:pStyle w:val="Sommario3"/>
-        <w:rPr>
-          <w:rFonts w:asciiTheme="minorHAnsi" w:eastAsiaTheme="minorEastAsia" w:hAnsiTheme="minorHAnsi"/>
-          <w:b w:val="0"/>
-          <w:bCs w:val="0"/>
-          <w:szCs w:val="24"/>
-          <w:lang w:eastAsia="it-IT"/>
-        </w:rPr>
-      </w:pPr>
-      <w:hyperlink w:anchor="_Toc224386831" w:history="1">
-        <w:r>
-          <w:rPr>
-            <w:rStyle w:val="Collegamentoipertestuale"/>
-            <w:b w:val="0"/>
-            <w:bCs w:val="0"/>
-          </w:rPr>
-          <w:t>4.3.2 Collaudo e integrazione meccanica</w:t>
-        </w:r>
-        <w:r>
-          <w:rPr>
-            <w:b w:val="0"/>
-            <w:bCs w:val="0"/>
-            <w:webHidden/>
-          </w:rPr>
-          <w:tab/>
-        </w:r>
-        <w:r>
-          <w:rPr>
-            <w:b w:val="0"/>
-            <w:bCs w:val="0"/>
-            <w:webHidden/>
-          </w:rPr>
-          <w:fldChar w:fldCharType="begin"/>
-        </w:r>
-        <w:r>
-          <w:rPr>
-            <w:b w:val="0"/>
-            <w:bCs w:val="0"/>
-            <w:webHidden/>
-          </w:rPr>
-          <w:instrText xml:space="preserve"> PAGEREF _Toc224386831 \h </w:instrText>
-        </w:r>
-        <w:r>
-          <w:rPr>
-            <w:b w:val="0"/>
-            <w:bCs w:val="0"/>
-            <w:webHidden/>
-          </w:rPr>
-        </w:r>
-        <w:r>
-          <w:rPr>
-            <w:b w:val="0"/>
-            <w:bCs w:val="0"/>
-            <w:webHidden/>
-          </w:rPr>
-          <w:fldChar w:fldCharType="separate"/>
-        </w:r>
-        <w:r>
-          <w:rPr>
-            <w:b w:val="0"/>
-            <w:bCs w:val="0"/>
-            <w:webHidden/>
-          </w:rPr>
-          <w:t>25</w:t>
-        </w:r>
-        <w:r>
-          <w:rPr>
-            <w:b w:val="0"/>
-            <w:bCs w:val="0"/>
+          <w:t>30</w:t>
+        </w:r>
+        <w:r>
+          <w:rPr>
+            <w:noProof/>
             <w:webHidden/>
           </w:rPr>
           <w:fldChar w:fldCharType="end"/>
@@ -2934,13 +2935,13 @@
           <w:lang w:eastAsia="it-IT"/>
         </w:rPr>
       </w:pPr>
-      <w:hyperlink w:anchor="_Toc224386832" w:history="1">
+      <w:hyperlink w:anchor="_Toc224393528" w:history="1">
         <w:r>
           <w:rPr>
             <w:rStyle w:val="Collegamentoipertestuale"/>
             <w:noProof/>
           </w:rPr>
-          <w:t>5   Sviluppo Software e Logica di Controllo</w:t>
+          <w:t>6   Collaudo, test e Risultati</w:t>
         </w:r>
         <w:r>
           <w:rPr>
@@ -2961,7 +2962,7 @@
             <w:noProof/>
             <w:webHidden/>
           </w:rPr>
-          <w:instrText xml:space="preserve"> PAGEREF _Toc224386832 \h </w:instrText>
+          <w:instrText xml:space="preserve"> PAGEREF _Toc224393528 \h </w:instrText>
         </w:r>
         <w:r>
           <w:rPr>
@@ -2981,7 +2982,7 @@
             <w:noProof/>
             <w:webHidden/>
           </w:rPr>
-          <w:t>27</w:t>
+          <w:t>33</w:t>
         </w:r>
         <w:r>
           <w:rPr>
@@ -3005,13 +3006,13 @@
           <w:lang w:eastAsia="it-IT"/>
         </w:rPr>
       </w:pPr>
-      <w:hyperlink w:anchor="_Toc224386833" w:history="1">
+      <w:hyperlink w:anchor="_Toc224393529" w:history="1">
         <w:r>
           <w:rPr>
             <w:rStyle w:val="Collegamentoipertestuale"/>
             <w:noProof/>
           </w:rPr>
-          <w:t>5.1 Comunicazione tra sensori, Atmega e HMI e logiche di regolazione</w:t>
+          <w:t>6.1 Setup di Test</w:t>
         </w:r>
         <w:r>
           <w:rPr>
@@ -3032,7 +3033,7 @@
             <w:noProof/>
             <w:webHidden/>
           </w:rPr>
-          <w:instrText xml:space="preserve"> PAGEREF _Toc224386833 \h </w:instrText>
+          <w:instrText xml:space="preserve"> PAGEREF _Toc224393529 \h </w:instrText>
         </w:r>
         <w:r>
           <w:rPr>
@@ -3052,7 +3053,7 @@
             <w:noProof/>
             <w:webHidden/>
           </w:rPr>
-          <w:t>27</w:t>
+          <w:t>33</w:t>
         </w:r>
         <w:r>
           <w:rPr>
@@ -3076,13 +3077,13 @@
           <w:lang w:eastAsia="it-IT"/>
         </w:rPr>
       </w:pPr>
-      <w:hyperlink w:anchor="_Toc224386834" w:history="1">
+      <w:hyperlink w:anchor="_Toc224393530" w:history="1">
         <w:r>
           <w:rPr>
             <w:rStyle w:val="Collegamentoipertestuale"/>
             <w:noProof/>
           </w:rPr>
-          <w:t>5.2 Interfaccia grafica Nextion</w:t>
+          <w:t>6.2 Applicazione Finale</w:t>
         </w:r>
         <w:r>
           <w:rPr>
@@ -3103,7 +3104,7 @@
             <w:noProof/>
             <w:webHidden/>
           </w:rPr>
-          <w:instrText xml:space="preserve"> PAGEREF _Toc224386834 \h </w:instrText>
+          <w:instrText xml:space="preserve"> PAGEREF _Toc224393530 \h </w:instrText>
         </w:r>
         <w:r>
           <w:rPr>
@@ -3123,78 +3124,7 @@
             <w:noProof/>
             <w:webHidden/>
           </w:rPr>
-          <w:t>28</w:t>
-        </w:r>
-        <w:r>
-          <w:rPr>
-            <w:noProof/>
-            <w:webHidden/>
-          </w:rPr>
-          <w:fldChar w:fldCharType="end"/>
-        </w:r>
-      </w:hyperlink>
-    </w:p>
-    <w:p>
-      <w:pPr>
-        <w:pStyle w:val="Sommario2"/>
-        <w:tabs>
-          <w:tab w:val="right" w:leader="dot" w:pos="8494"/>
-        </w:tabs>
-        <w:rPr>
-          <w:rFonts w:asciiTheme="minorHAnsi" w:eastAsiaTheme="minorEastAsia" w:hAnsiTheme="minorHAnsi"/>
-          <w:noProof/>
-          <w:szCs w:val="24"/>
-          <w:lang w:eastAsia="it-IT"/>
-        </w:rPr>
-      </w:pPr>
-      <w:hyperlink w:anchor="_Toc224386835" w:history="1">
-        <w:r>
-          <w:rPr>
-            <w:rStyle w:val="Collegamentoipertestuale"/>
-            <w:noProof/>
-          </w:rPr>
-          <w:t>5.3 Software Atmega</w:t>
-        </w:r>
-        <w:r>
-          <w:rPr>
-            <w:noProof/>
-            <w:webHidden/>
-          </w:rPr>
-          <w:tab/>
-        </w:r>
-        <w:r>
-          <w:rPr>
-            <w:noProof/>
-            <w:webHidden/>
-          </w:rPr>
-          <w:fldChar w:fldCharType="begin"/>
-        </w:r>
-        <w:r>
-          <w:rPr>
-            <w:noProof/>
-            <w:webHidden/>
-          </w:rPr>
-          <w:instrText xml:space="preserve"> PAGEREF _Toc224386835 \h </w:instrText>
-        </w:r>
-        <w:r>
-          <w:rPr>
-            <w:noProof/>
-            <w:webHidden/>
-          </w:rPr>
-        </w:r>
-        <w:r>
-          <w:rPr>
-            <w:noProof/>
-            <w:webHidden/>
-          </w:rPr>
-          <w:fldChar w:fldCharType="separate"/>
-        </w:r>
-        <w:r>
-          <w:rPr>
-            <w:noProof/>
-            <w:webHidden/>
-          </w:rPr>
-          <w:t>30</w:t>
+          <w:t>34</w:t>
         </w:r>
         <w:r>
           <w:rPr>
@@ -3216,13 +3146,13 @@
           <w:lang w:eastAsia="it-IT"/>
         </w:rPr>
       </w:pPr>
-      <w:hyperlink w:anchor="_Toc224386836" w:history="1">
+      <w:hyperlink w:anchor="_Toc224393531" w:history="1">
         <w:r>
           <w:rPr>
             <w:rStyle w:val="Collegamentoipertestuale"/>
             <w:noProof/>
           </w:rPr>
-          <w:t>6   Collaudo, test e Risultati</w:t>
+          <w:t>7   Conclusione e sviluppi futuri</w:t>
         </w:r>
         <w:r>
           <w:rPr>
@@ -3243,7 +3173,7 @@
             <w:noProof/>
             <w:webHidden/>
           </w:rPr>
-          <w:instrText xml:space="preserve"> PAGEREF _Toc224386836 \h </w:instrText>
+          <w:instrText xml:space="preserve"> PAGEREF _Toc224393531 \h </w:instrText>
         </w:r>
         <w:r>
           <w:rPr>
@@ -3263,7 +3193,7 @@
             <w:noProof/>
             <w:webHidden/>
           </w:rPr>
-          <w:t>33</w:t>
+          <w:t>35</w:t>
         </w:r>
         <w:r>
           <w:rPr>
@@ -3287,13 +3217,13 @@
           <w:lang w:eastAsia="it-IT"/>
         </w:rPr>
       </w:pPr>
-      <w:hyperlink w:anchor="_Toc224386837" w:history="1">
+      <w:hyperlink w:anchor="_Toc224393532" w:history="1">
         <w:r>
           <w:rPr>
             <w:rStyle w:val="Collegamentoipertestuale"/>
             <w:noProof/>
           </w:rPr>
-          <w:t>6.1 Setup di Test</w:t>
+          <w:t>7.1 Conclusione</w:t>
         </w:r>
         <w:r>
           <w:rPr>
@@ -3314,7 +3244,7 @@
             <w:noProof/>
             <w:webHidden/>
           </w:rPr>
-          <w:instrText xml:space="preserve"> PAGEREF _Toc224386837 \h </w:instrText>
+          <w:instrText xml:space="preserve"> PAGEREF _Toc224393532 \h </w:instrText>
         </w:r>
         <w:r>
           <w:rPr>
@@ -3334,7 +3264,7 @@
             <w:noProof/>
             <w:webHidden/>
           </w:rPr>
-          <w:t>33</w:t>
+          <w:t>35</w:t>
         </w:r>
         <w:r>
           <w:rPr>
@@ -3358,13 +3288,13 @@
           <w:lang w:eastAsia="it-IT"/>
         </w:rPr>
       </w:pPr>
-      <w:hyperlink w:anchor="_Toc224386838" w:history="1">
+      <w:hyperlink w:anchor="_Toc224393533" w:history="1">
         <w:r>
           <w:rPr>
             <w:rStyle w:val="Collegamentoipertestuale"/>
             <w:noProof/>
           </w:rPr>
-          <w:t>6.2 Applicazione Finale</w:t>
+          <w:t>7.2 Sviluppi futuri</w:t>
         </w:r>
         <w:r>
           <w:rPr>
@@ -3385,7 +3315,7 @@
             <w:noProof/>
             <w:webHidden/>
           </w:rPr>
-          <w:instrText xml:space="preserve"> PAGEREF _Toc224386838 \h </w:instrText>
+          <w:instrText xml:space="preserve"> PAGEREF _Toc224393533 \h </w:instrText>
         </w:r>
         <w:r>
           <w:rPr>
@@ -3405,7 +3335,7 @@
             <w:noProof/>
             <w:webHidden/>
           </w:rPr>
-          <w:t>34</w:t>
+          <w:t>35</w:t>
         </w:r>
         <w:r>
           <w:rPr>
@@ -3427,13 +3357,13 @@
           <w:lang w:eastAsia="it-IT"/>
         </w:rPr>
       </w:pPr>
-      <w:hyperlink w:anchor="_Toc224386839" w:history="1">
+      <w:hyperlink w:anchor="_Toc224393534" w:history="1">
         <w:r>
           <w:rPr>
             <w:rStyle w:val="Collegamentoipertestuale"/>
             <w:noProof/>
           </w:rPr>
-          <w:t>7   Conclusione e sviluppi futuri</w:t>
+          <w:t>Bibliografia e Sitografia</w:t>
         </w:r>
         <w:r>
           <w:rPr>
@@ -3454,7 +3384,7 @@
             <w:noProof/>
             <w:webHidden/>
           </w:rPr>
-          <w:instrText xml:space="preserve"> PAGEREF _Toc224386839 \h </w:instrText>
+          <w:instrText xml:space="preserve"> PAGEREF _Toc224393534 \h </w:instrText>
         </w:r>
         <w:r>
           <w:rPr>
@@ -3474,7 +3404,7 @@
             <w:noProof/>
             <w:webHidden/>
           </w:rPr>
-          <w:t>35</w:t>
+          <w:t>37</w:t>
         </w:r>
         <w:r>
           <w:rPr>
@@ -3486,8 +3416,146 @@
       </w:hyperlink>
     </w:p>
     <w:p>
-      <w:pPr>
-        <w:pStyle w:val="Sommario2"/>
+      <w:r>
+        <w:fldChar w:fldCharType="end"/>
+      </w:r>
+    </w:p>
+    <w:p/>
+    <w:p>
+      <w:pPr>
+        <w:tabs>
+          <w:tab w:val="left" w:pos="2076"/>
+          <w:tab w:val="left" w:pos="2869"/>
+        </w:tabs>
+        <w:rPr>
+          <w:rFonts w:cs="Times New Roman"/>
+          <w:b/>
+          <w:bCs/>
+          <w:sz w:val="40"/>
+          <w:szCs w:val="40"/>
+        </w:rPr>
+      </w:pPr>
+      <w:bookmarkStart w:id="3" w:name="_Toc224030651"/>
+    </w:p>
+    <w:p>
+      <w:pPr>
+        <w:tabs>
+          <w:tab w:val="left" w:pos="2076"/>
+          <w:tab w:val="left" w:pos="2869"/>
+        </w:tabs>
+        <w:rPr>
+          <w:rFonts w:cs="Times New Roman"/>
+          <w:b/>
+          <w:bCs/>
+          <w:sz w:val="40"/>
+          <w:szCs w:val="40"/>
+        </w:rPr>
+      </w:pPr>
+    </w:p>
+    <w:p>
+      <w:pPr>
+        <w:tabs>
+          <w:tab w:val="left" w:pos="2076"/>
+          <w:tab w:val="left" w:pos="2869"/>
+        </w:tabs>
+        <w:rPr>
+          <w:rFonts w:cs="Times New Roman"/>
+          <w:b/>
+          <w:bCs/>
+          <w:sz w:val="40"/>
+          <w:szCs w:val="40"/>
+        </w:rPr>
+      </w:pPr>
+    </w:p>
+    <w:p>
+      <w:pPr>
+        <w:tabs>
+          <w:tab w:val="left" w:pos="2076"/>
+          <w:tab w:val="left" w:pos="2869"/>
+        </w:tabs>
+        <w:rPr>
+          <w:rFonts w:cs="Times New Roman"/>
+          <w:b/>
+          <w:bCs/>
+          <w:sz w:val="40"/>
+          <w:szCs w:val="40"/>
+        </w:rPr>
+      </w:pPr>
+    </w:p>
+    <w:p>
+      <w:pPr>
+        <w:tabs>
+          <w:tab w:val="left" w:pos="2076"/>
+          <w:tab w:val="left" w:pos="2869"/>
+        </w:tabs>
+        <w:rPr>
+          <w:rFonts w:cs="Times New Roman"/>
+          <w:b/>
+          <w:bCs/>
+          <w:sz w:val="40"/>
+          <w:szCs w:val="40"/>
+        </w:rPr>
+      </w:pPr>
+    </w:p>
+    <w:p>
+      <w:pPr>
+        <w:tabs>
+          <w:tab w:val="left" w:pos="2076"/>
+          <w:tab w:val="left" w:pos="2869"/>
+        </w:tabs>
+        <w:rPr>
+          <w:rFonts w:cs="Times New Roman"/>
+          <w:b/>
+          <w:bCs/>
+          <w:sz w:val="40"/>
+          <w:szCs w:val="40"/>
+        </w:rPr>
+      </w:pPr>
+    </w:p>
+    <w:p>
+      <w:pPr>
+        <w:tabs>
+          <w:tab w:val="left" w:pos="2076"/>
+          <w:tab w:val="left" w:pos="2869"/>
+        </w:tabs>
+        <w:rPr>
+          <w:rFonts w:cs="Times New Roman"/>
+          <w:b/>
+          <w:bCs/>
+          <w:sz w:val="40"/>
+          <w:szCs w:val="40"/>
+        </w:rPr>
+      </w:pPr>
+    </w:p>
+    <w:p>
+      <w:pPr>
+        <w:tabs>
+          <w:tab w:val="left" w:pos="2076"/>
+          <w:tab w:val="left" w:pos="2869"/>
+        </w:tabs>
+        <w:rPr>
+          <w:rFonts w:cs="Times New Roman"/>
+          <w:b/>
+          <w:bCs/>
+          <w:sz w:val="40"/>
+          <w:szCs w:val="40"/>
+        </w:rPr>
+      </w:pPr>
+      <w:r>
+        <w:rPr>
+          <w:rFonts w:cs="Times New Roman"/>
+          <w:b/>
+          <w:bCs/>
+          <w:sz w:val="48"/>
+          <w:szCs w:val="48"/>
+        </w:rPr>
+        <w:lastRenderedPageBreak/>
+        <w:t>Elenco delle figure</w:t>
+      </w:r>
+    </w:p>
+    <w:p>
+      <w:pPr>
+        <w:pStyle w:val="Indicedellefigure"/>
         <w:tabs>
           <w:tab w:val="right" w:leader="dot" w:pos="8494"/>
         </w:tabs>
@@ -3498,13 +3566,43 @@
           <w:lang w:eastAsia="it-IT"/>
         </w:rPr>
       </w:pPr>
-      <w:hyperlink w:anchor="_Toc224386840" w:history="1">
+      <w:r>
+        <w:rPr>
+          <w:rFonts w:cs="Times New Roman"/>
+          <w:b/>
+          <w:bCs/>
+          <w:sz w:val="40"/>
+          <w:szCs w:val="40"/>
+        </w:rPr>
+        <w:fldChar w:fldCharType="begin"/>
+      </w:r>
+      <w:r>
+        <w:rPr>
+          <w:rFonts w:cs="Times New Roman"/>
+          <w:b/>
+          <w:bCs/>
+          <w:sz w:val="40"/>
+          <w:szCs w:val="40"/>
+        </w:rPr>
+        <w:instrText xml:space="preserve"> TOC \h \z \t "Didascalia" \c </w:instrText>
+      </w:r>
+      <w:r>
+        <w:rPr>
+          <w:rFonts w:cs="Times New Roman"/>
+          <w:b/>
+          <w:bCs/>
+          <w:sz w:val="40"/>
+          <w:szCs w:val="40"/>
+        </w:rPr>
+        <w:fldChar w:fldCharType="separate"/>
+      </w:r>
+      <w:hyperlink w:anchor="_Toc224390682" w:history="1">
         <w:r>
           <w:rPr>
             <w:rStyle w:val="Collegamentoipertestuale"/>
             <w:noProof/>
           </w:rPr>
-          <w:t>7.1 Conclusione</w:t>
+          <w:t>Figura 2.1: Schema a blocchi del sistema</w:t>
         </w:r>
         <w:r>
           <w:rPr>
@@ -3525,7 +3623,7 @@
             <w:noProof/>
             <w:webHidden/>
           </w:rPr>
-          <w:instrText xml:space="preserve"> PAGEREF _Toc224386840 \h </w:instrText>
+          <w:instrText xml:space="preserve"> PAGEREF _Toc224390682 \h </w:instrText>
         </w:r>
         <w:r>
           <w:rPr>
@@ -3545,7 +3643,7 @@
             <w:noProof/>
             <w:webHidden/>
           </w:rPr>
-          <w:t>35</w:t>
+          <w:t>5</w:t>
         </w:r>
         <w:r>
           <w:rPr>
@@ -3558,7 +3656,7 @@
     </w:p>
     <w:p>
       <w:pPr>
-        <w:pStyle w:val="Sommario2"/>
+        <w:pStyle w:val="Indicedellefigure"/>
         <w:tabs>
           <w:tab w:val="right" w:leader="dot" w:pos="8494"/>
         </w:tabs>
@@ -3569,13 +3667,13 @@
           <w:lang w:eastAsia="it-IT"/>
         </w:rPr>
       </w:pPr>
-      <w:hyperlink w:anchor="_Toc224386841" w:history="1">
+      <w:hyperlink w:anchor="_Toc224390683" w:history="1">
         <w:r>
           <w:rPr>
             <w:rStyle w:val="Collegamentoipertestuale"/>
             <w:noProof/>
           </w:rPr>
-          <w:t>7.2 Sviluppi futuri</w:t>
+          <w:t>Figura 3.1: Sensore DHT22</w:t>
         </w:r>
         <w:r>
           <w:rPr>
@@ -3596,7 +3694,7 @@
             <w:noProof/>
             <w:webHidden/>
           </w:rPr>
-          <w:instrText xml:space="preserve"> PAGEREF _Toc224386841 \h </w:instrText>
+          <w:instrText xml:space="preserve"> PAGEREF _Toc224390683 \h </w:instrText>
         </w:r>
         <w:r>
           <w:rPr>
@@ -3616,7 +3714,7 @@
             <w:noProof/>
             <w:webHidden/>
           </w:rPr>
-          <w:t>35</w:t>
+          <w:t>8</w:t>
         </w:r>
         <w:r>
           <w:rPr>
@@ -3628,11 +3726,1497 @@
       </w:hyperlink>
     </w:p>
     <w:p>
-      <w:r>
-        <w:fldChar w:fldCharType="end"/>
-      </w:r>
-    </w:p>
-    <w:p/>
+      <w:pPr>
+        <w:pStyle w:val="Indicedellefigure"/>
+        <w:tabs>
+          <w:tab w:val="right" w:leader="dot" w:pos="8494"/>
+        </w:tabs>
+        <w:rPr>
+          <w:rFonts w:asciiTheme="minorHAnsi" w:eastAsiaTheme="minorEastAsia" w:hAnsiTheme="minorHAnsi"/>
+          <w:noProof/>
+          <w:szCs w:val="24"/>
+          <w:lang w:eastAsia="it-IT"/>
+        </w:rPr>
+      </w:pPr>
+      <w:hyperlink w:anchor="_Toc224390684" w:history="1">
+        <w:r>
+          <w:rPr>
+            <w:rStyle w:val="Collegamentoipertestuale"/>
+            <w:noProof/>
+          </w:rPr>
+          <w:t>Figura 3.2: Display Nextion NX4832K035</w:t>
+        </w:r>
+        <w:r>
+          <w:rPr>
+            <w:noProof/>
+            <w:webHidden/>
+          </w:rPr>
+          <w:tab/>
+        </w:r>
+        <w:r>
+          <w:rPr>
+            <w:noProof/>
+            <w:webHidden/>
+          </w:rPr>
+          <w:fldChar w:fldCharType="begin"/>
+        </w:r>
+        <w:r>
+          <w:rPr>
+            <w:noProof/>
+            <w:webHidden/>
+          </w:rPr>
+          <w:instrText xml:space="preserve"> PAGEREF _Toc224390684 \h </w:instrText>
+        </w:r>
+        <w:r>
+          <w:rPr>
+            <w:noProof/>
+            <w:webHidden/>
+          </w:rPr>
+        </w:r>
+        <w:r>
+          <w:rPr>
+            <w:noProof/>
+            <w:webHidden/>
+          </w:rPr>
+          <w:fldChar w:fldCharType="separate"/>
+        </w:r>
+        <w:r>
+          <w:rPr>
+            <w:noProof/>
+            <w:webHidden/>
+          </w:rPr>
+          <w:t>9</w:t>
+        </w:r>
+        <w:r>
+          <w:rPr>
+            <w:noProof/>
+            <w:webHidden/>
+          </w:rPr>
+          <w:fldChar w:fldCharType="end"/>
+        </w:r>
+      </w:hyperlink>
+    </w:p>
+    <w:p>
+      <w:pPr>
+        <w:pStyle w:val="Indicedellefigure"/>
+        <w:tabs>
+          <w:tab w:val="right" w:leader="dot" w:pos="8494"/>
+        </w:tabs>
+        <w:rPr>
+          <w:rFonts w:asciiTheme="minorHAnsi" w:eastAsiaTheme="minorEastAsia" w:hAnsiTheme="minorHAnsi"/>
+          <w:noProof/>
+          <w:szCs w:val="24"/>
+          <w:lang w:eastAsia="it-IT"/>
+        </w:rPr>
+      </w:pPr>
+      <w:hyperlink w:anchor="_Toc224390685" w:history="1">
+        <w:r>
+          <w:rPr>
+            <w:rStyle w:val="Collegamentoipertestuale"/>
+            <w:noProof/>
+          </w:rPr>
+          <w:t>Figura 3.3: Attuatore Lineare 12VDC</w:t>
+        </w:r>
+        <w:r>
+          <w:rPr>
+            <w:noProof/>
+            <w:webHidden/>
+          </w:rPr>
+          <w:tab/>
+        </w:r>
+        <w:r>
+          <w:rPr>
+            <w:noProof/>
+            <w:webHidden/>
+          </w:rPr>
+          <w:fldChar w:fldCharType="begin"/>
+        </w:r>
+        <w:r>
+          <w:rPr>
+            <w:noProof/>
+            <w:webHidden/>
+          </w:rPr>
+          <w:instrText xml:space="preserve"> PAGEREF _Toc224390685 \h </w:instrText>
+        </w:r>
+        <w:r>
+          <w:rPr>
+            <w:noProof/>
+            <w:webHidden/>
+          </w:rPr>
+        </w:r>
+        <w:r>
+          <w:rPr>
+            <w:noProof/>
+            <w:webHidden/>
+          </w:rPr>
+          <w:fldChar w:fldCharType="separate"/>
+        </w:r>
+        <w:r>
+          <w:rPr>
+            <w:noProof/>
+            <w:webHidden/>
+          </w:rPr>
+          <w:t>10</w:t>
+        </w:r>
+        <w:r>
+          <w:rPr>
+            <w:noProof/>
+            <w:webHidden/>
+          </w:rPr>
+          <w:fldChar w:fldCharType="end"/>
+        </w:r>
+      </w:hyperlink>
+    </w:p>
+    <w:p>
+      <w:pPr>
+        <w:pStyle w:val="Indicedellefigure"/>
+        <w:tabs>
+          <w:tab w:val="right" w:leader="dot" w:pos="8494"/>
+        </w:tabs>
+        <w:rPr>
+          <w:rFonts w:asciiTheme="minorHAnsi" w:eastAsiaTheme="minorEastAsia" w:hAnsiTheme="minorHAnsi"/>
+          <w:noProof/>
+          <w:szCs w:val="24"/>
+          <w:lang w:eastAsia="it-IT"/>
+        </w:rPr>
+      </w:pPr>
+      <w:hyperlink w:anchor="_Toc224390686" w:history="1">
+        <w:r>
+          <w:rPr>
+            <w:rStyle w:val="Collegamentoipertestuale"/>
+            <w:noProof/>
+          </w:rPr>
+          <w:t>Figura 4.1: Schema elettrico dello Stadio di Alimentazione</w:t>
+        </w:r>
+        <w:r>
+          <w:rPr>
+            <w:noProof/>
+            <w:webHidden/>
+          </w:rPr>
+          <w:tab/>
+        </w:r>
+        <w:r>
+          <w:rPr>
+            <w:noProof/>
+            <w:webHidden/>
+          </w:rPr>
+          <w:fldChar w:fldCharType="begin"/>
+        </w:r>
+        <w:r>
+          <w:rPr>
+            <w:noProof/>
+            <w:webHidden/>
+          </w:rPr>
+          <w:instrText xml:space="preserve"> PAGEREF _Toc224390686 \h </w:instrText>
+        </w:r>
+        <w:r>
+          <w:rPr>
+            <w:noProof/>
+            <w:webHidden/>
+          </w:rPr>
+        </w:r>
+        <w:r>
+          <w:rPr>
+            <w:noProof/>
+            <w:webHidden/>
+          </w:rPr>
+          <w:fldChar w:fldCharType="separate"/>
+        </w:r>
+        <w:r>
+          <w:rPr>
+            <w:noProof/>
+            <w:webHidden/>
+          </w:rPr>
+          <w:t>14</w:t>
+        </w:r>
+        <w:r>
+          <w:rPr>
+            <w:noProof/>
+            <w:webHidden/>
+          </w:rPr>
+          <w:fldChar w:fldCharType="end"/>
+        </w:r>
+      </w:hyperlink>
+    </w:p>
+    <w:p>
+      <w:pPr>
+        <w:pStyle w:val="Indicedellefigure"/>
+        <w:tabs>
+          <w:tab w:val="right" w:leader="dot" w:pos="8494"/>
+        </w:tabs>
+        <w:rPr>
+          <w:rFonts w:asciiTheme="minorHAnsi" w:eastAsiaTheme="minorEastAsia" w:hAnsiTheme="minorHAnsi"/>
+          <w:noProof/>
+          <w:szCs w:val="24"/>
+          <w:lang w:eastAsia="it-IT"/>
+        </w:rPr>
+      </w:pPr>
+      <w:hyperlink w:anchor="_Toc224390687" w:history="1">
+        <w:r>
+          <w:rPr>
+            <w:rStyle w:val="Collegamentoipertestuale"/>
+            <w:noProof/>
+          </w:rPr>
+          <w:t>Figura 4.2: Schema circuitale del microcontrollore ATmega328P</w:t>
+        </w:r>
+        <w:r>
+          <w:rPr>
+            <w:noProof/>
+            <w:webHidden/>
+          </w:rPr>
+          <w:tab/>
+        </w:r>
+        <w:r>
+          <w:rPr>
+            <w:noProof/>
+            <w:webHidden/>
+          </w:rPr>
+          <w:fldChar w:fldCharType="begin"/>
+        </w:r>
+        <w:r>
+          <w:rPr>
+            <w:noProof/>
+            <w:webHidden/>
+          </w:rPr>
+          <w:instrText xml:space="preserve"> PAGEREF _Toc224390687 \h </w:instrText>
+        </w:r>
+        <w:r>
+          <w:rPr>
+            <w:noProof/>
+            <w:webHidden/>
+          </w:rPr>
+        </w:r>
+        <w:r>
+          <w:rPr>
+            <w:noProof/>
+            <w:webHidden/>
+          </w:rPr>
+          <w:fldChar w:fldCharType="separate"/>
+        </w:r>
+        <w:r>
+          <w:rPr>
+            <w:noProof/>
+            <w:webHidden/>
+          </w:rPr>
+          <w:t>15</w:t>
+        </w:r>
+        <w:r>
+          <w:rPr>
+            <w:noProof/>
+            <w:webHidden/>
+          </w:rPr>
+          <w:fldChar w:fldCharType="end"/>
+        </w:r>
+      </w:hyperlink>
+    </w:p>
+    <w:p>
+      <w:pPr>
+        <w:pStyle w:val="Indicedellefigure"/>
+        <w:tabs>
+          <w:tab w:val="right" w:leader="dot" w:pos="8494"/>
+        </w:tabs>
+        <w:rPr>
+          <w:rFonts w:asciiTheme="minorHAnsi" w:eastAsiaTheme="minorEastAsia" w:hAnsiTheme="minorHAnsi"/>
+          <w:noProof/>
+          <w:szCs w:val="24"/>
+          <w:lang w:eastAsia="it-IT"/>
+        </w:rPr>
+      </w:pPr>
+      <w:hyperlink w:anchor="_Toc224390688" w:history="1">
+        <w:r>
+          <w:rPr>
+            <w:rStyle w:val="Collegamentoipertestuale"/>
+            <w:noProof/>
+          </w:rPr>
+          <w:t>Figura 4.3: Schema dell'interfaccia di comunicazione USB-Seriale.</w:t>
+        </w:r>
+        <w:r>
+          <w:rPr>
+            <w:noProof/>
+            <w:webHidden/>
+          </w:rPr>
+          <w:tab/>
+        </w:r>
+        <w:r>
+          <w:rPr>
+            <w:noProof/>
+            <w:webHidden/>
+          </w:rPr>
+          <w:fldChar w:fldCharType="begin"/>
+        </w:r>
+        <w:r>
+          <w:rPr>
+            <w:noProof/>
+            <w:webHidden/>
+          </w:rPr>
+          <w:instrText xml:space="preserve"> PAGEREF _Toc224390688 \h </w:instrText>
+        </w:r>
+        <w:r>
+          <w:rPr>
+            <w:noProof/>
+            <w:webHidden/>
+          </w:rPr>
+        </w:r>
+        <w:r>
+          <w:rPr>
+            <w:noProof/>
+            <w:webHidden/>
+          </w:rPr>
+          <w:fldChar w:fldCharType="separate"/>
+        </w:r>
+        <w:r>
+          <w:rPr>
+            <w:noProof/>
+            <w:webHidden/>
+          </w:rPr>
+          <w:t>16</w:t>
+        </w:r>
+        <w:r>
+          <w:rPr>
+            <w:noProof/>
+            <w:webHidden/>
+          </w:rPr>
+          <w:fldChar w:fldCharType="end"/>
+        </w:r>
+      </w:hyperlink>
+    </w:p>
+    <w:p>
+      <w:pPr>
+        <w:pStyle w:val="Indicedellefigure"/>
+        <w:tabs>
+          <w:tab w:val="right" w:leader="dot" w:pos="8494"/>
+        </w:tabs>
+        <w:rPr>
+          <w:rFonts w:asciiTheme="minorHAnsi" w:eastAsiaTheme="minorEastAsia" w:hAnsiTheme="minorHAnsi"/>
+          <w:noProof/>
+          <w:szCs w:val="24"/>
+          <w:lang w:eastAsia="it-IT"/>
+        </w:rPr>
+      </w:pPr>
+      <w:hyperlink w:anchor="_Toc224390689" w:history="1">
+        <w:r>
+          <w:rPr>
+            <w:rStyle w:val="Collegamentoipertestuale"/>
+            <w:noProof/>
+          </w:rPr>
+          <w:t>Figura 4.4: Scheda di Espansione</w:t>
+        </w:r>
+        <w:r>
+          <w:rPr>
+            <w:noProof/>
+            <w:webHidden/>
+          </w:rPr>
+          <w:tab/>
+        </w:r>
+        <w:r>
+          <w:rPr>
+            <w:noProof/>
+            <w:webHidden/>
+          </w:rPr>
+          <w:fldChar w:fldCharType="begin"/>
+        </w:r>
+        <w:r>
+          <w:rPr>
+            <w:noProof/>
+            <w:webHidden/>
+          </w:rPr>
+          <w:instrText xml:space="preserve"> PAGEREF _Toc224390689 \h </w:instrText>
+        </w:r>
+        <w:r>
+          <w:rPr>
+            <w:noProof/>
+            <w:webHidden/>
+          </w:rPr>
+        </w:r>
+        <w:r>
+          <w:rPr>
+            <w:noProof/>
+            <w:webHidden/>
+          </w:rPr>
+          <w:fldChar w:fldCharType="separate"/>
+        </w:r>
+        <w:r>
+          <w:rPr>
+            <w:noProof/>
+            <w:webHidden/>
+          </w:rPr>
+          <w:t>17</w:t>
+        </w:r>
+        <w:r>
+          <w:rPr>
+            <w:noProof/>
+            <w:webHidden/>
+          </w:rPr>
+          <w:fldChar w:fldCharType="end"/>
+        </w:r>
+      </w:hyperlink>
+    </w:p>
+    <w:p>
+      <w:pPr>
+        <w:pStyle w:val="Indicedellefigure"/>
+        <w:tabs>
+          <w:tab w:val="right" w:leader="dot" w:pos="8494"/>
+        </w:tabs>
+        <w:rPr>
+          <w:rFonts w:asciiTheme="minorHAnsi" w:eastAsiaTheme="minorEastAsia" w:hAnsiTheme="minorHAnsi"/>
+          <w:noProof/>
+          <w:szCs w:val="24"/>
+          <w:lang w:eastAsia="it-IT"/>
+        </w:rPr>
+      </w:pPr>
+      <w:hyperlink w:anchor="_Toc224390690" w:history="1">
+        <w:r>
+          <w:rPr>
+            <w:rStyle w:val="Collegamentoipertestuale"/>
+            <w:noProof/>
+          </w:rPr>
+          <w:t>Figura 4.5: Retro Scheda di Espansione</w:t>
+        </w:r>
+        <w:r>
+          <w:rPr>
+            <w:noProof/>
+            <w:webHidden/>
+          </w:rPr>
+          <w:tab/>
+        </w:r>
+        <w:r>
+          <w:rPr>
+            <w:noProof/>
+            <w:webHidden/>
+          </w:rPr>
+          <w:fldChar w:fldCharType="begin"/>
+        </w:r>
+        <w:r>
+          <w:rPr>
+            <w:noProof/>
+            <w:webHidden/>
+          </w:rPr>
+          <w:instrText xml:space="preserve"> PAGEREF _Toc224390690 \h </w:instrText>
+        </w:r>
+        <w:r>
+          <w:rPr>
+            <w:noProof/>
+            <w:webHidden/>
+          </w:rPr>
+        </w:r>
+        <w:r>
+          <w:rPr>
+            <w:noProof/>
+            <w:webHidden/>
+          </w:rPr>
+          <w:fldChar w:fldCharType="separate"/>
+        </w:r>
+        <w:r>
+          <w:rPr>
+            <w:noProof/>
+            <w:webHidden/>
+          </w:rPr>
+          <w:t>17</w:t>
+        </w:r>
+        <w:r>
+          <w:rPr>
+            <w:noProof/>
+            <w:webHidden/>
+          </w:rPr>
+          <w:fldChar w:fldCharType="end"/>
+        </w:r>
+      </w:hyperlink>
+    </w:p>
+    <w:p>
+      <w:pPr>
+        <w:pStyle w:val="Indicedellefigure"/>
+        <w:tabs>
+          <w:tab w:val="right" w:leader="dot" w:pos="8494"/>
+        </w:tabs>
+        <w:rPr>
+          <w:rFonts w:asciiTheme="minorHAnsi" w:eastAsiaTheme="minorEastAsia" w:hAnsiTheme="minorHAnsi"/>
+          <w:noProof/>
+          <w:szCs w:val="24"/>
+          <w:lang w:eastAsia="it-IT"/>
+        </w:rPr>
+      </w:pPr>
+      <w:hyperlink w:anchor="_Toc224390691" w:history="1">
+        <w:r>
+          <w:rPr>
+            <w:rStyle w:val="Collegamentoipertestuale"/>
+            <w:noProof/>
+          </w:rPr>
+          <w:t>Figura 4.6: Schema connettori I/O</w:t>
+        </w:r>
+        <w:r>
+          <w:rPr>
+            <w:noProof/>
+            <w:webHidden/>
+          </w:rPr>
+          <w:tab/>
+        </w:r>
+        <w:r>
+          <w:rPr>
+            <w:noProof/>
+            <w:webHidden/>
+          </w:rPr>
+          <w:fldChar w:fldCharType="begin"/>
+        </w:r>
+        <w:r>
+          <w:rPr>
+            <w:noProof/>
+            <w:webHidden/>
+          </w:rPr>
+          <w:instrText xml:space="preserve"> PAGEREF _Toc224390691 \h </w:instrText>
+        </w:r>
+        <w:r>
+          <w:rPr>
+            <w:noProof/>
+            <w:webHidden/>
+          </w:rPr>
+        </w:r>
+        <w:r>
+          <w:rPr>
+            <w:noProof/>
+            <w:webHidden/>
+          </w:rPr>
+          <w:fldChar w:fldCharType="separate"/>
+        </w:r>
+        <w:r>
+          <w:rPr>
+            <w:noProof/>
+            <w:webHidden/>
+          </w:rPr>
+          <w:t>18</w:t>
+        </w:r>
+        <w:r>
+          <w:rPr>
+            <w:noProof/>
+            <w:webHidden/>
+          </w:rPr>
+          <w:fldChar w:fldCharType="end"/>
+        </w:r>
+      </w:hyperlink>
+    </w:p>
+    <w:p>
+      <w:pPr>
+        <w:pStyle w:val="Indicedellefigure"/>
+        <w:tabs>
+          <w:tab w:val="right" w:leader="dot" w:pos="8494"/>
+        </w:tabs>
+        <w:rPr>
+          <w:rFonts w:asciiTheme="minorHAnsi" w:eastAsiaTheme="minorEastAsia" w:hAnsiTheme="minorHAnsi"/>
+          <w:noProof/>
+          <w:szCs w:val="24"/>
+          <w:lang w:eastAsia="it-IT"/>
+        </w:rPr>
+      </w:pPr>
+      <w:hyperlink w:anchor="_Toc224390692" w:history="1">
+        <w:r>
+          <w:rPr>
+            <w:rStyle w:val="Collegamentoipertestuale"/>
+            <w:noProof/>
+          </w:rPr>
+          <w:t>Figura 4.7: Diagramma di flusso dello Switching UART</w:t>
+        </w:r>
+        <w:r>
+          <w:rPr>
+            <w:noProof/>
+            <w:webHidden/>
+          </w:rPr>
+          <w:tab/>
+        </w:r>
+        <w:r>
+          <w:rPr>
+            <w:noProof/>
+            <w:webHidden/>
+          </w:rPr>
+          <w:fldChar w:fldCharType="begin"/>
+        </w:r>
+        <w:r>
+          <w:rPr>
+            <w:noProof/>
+            <w:webHidden/>
+          </w:rPr>
+          <w:instrText xml:space="preserve"> PAGEREF _Toc224390692 \h </w:instrText>
+        </w:r>
+        <w:r>
+          <w:rPr>
+            <w:noProof/>
+            <w:webHidden/>
+          </w:rPr>
+        </w:r>
+        <w:r>
+          <w:rPr>
+            <w:noProof/>
+            <w:webHidden/>
+          </w:rPr>
+          <w:fldChar w:fldCharType="separate"/>
+        </w:r>
+        <w:r>
+          <w:rPr>
+            <w:noProof/>
+            <w:webHidden/>
+          </w:rPr>
+          <w:t>19</w:t>
+        </w:r>
+        <w:r>
+          <w:rPr>
+            <w:noProof/>
+            <w:webHidden/>
+          </w:rPr>
+          <w:fldChar w:fldCharType="end"/>
+        </w:r>
+      </w:hyperlink>
+    </w:p>
+    <w:p>
+      <w:pPr>
+        <w:pStyle w:val="Indicedellefigure"/>
+        <w:tabs>
+          <w:tab w:val="right" w:leader="dot" w:pos="8494"/>
+        </w:tabs>
+        <w:rPr>
+          <w:rFonts w:asciiTheme="minorHAnsi" w:eastAsiaTheme="minorEastAsia" w:hAnsiTheme="minorHAnsi"/>
+          <w:noProof/>
+          <w:szCs w:val="24"/>
+          <w:lang w:eastAsia="it-IT"/>
+        </w:rPr>
+      </w:pPr>
+      <w:hyperlink w:anchor="_Toc224390693" w:history="1">
+        <w:r>
+          <w:rPr>
+            <w:rStyle w:val="Collegamentoipertestuale"/>
+            <w:noProof/>
+          </w:rPr>
+          <w:t>Figura 4.8: Schema del circuito switching UART</w:t>
+        </w:r>
+        <w:r>
+          <w:rPr>
+            <w:noProof/>
+            <w:webHidden/>
+          </w:rPr>
+          <w:tab/>
+        </w:r>
+        <w:r>
+          <w:rPr>
+            <w:noProof/>
+            <w:webHidden/>
+          </w:rPr>
+          <w:fldChar w:fldCharType="begin"/>
+        </w:r>
+        <w:r>
+          <w:rPr>
+            <w:noProof/>
+            <w:webHidden/>
+          </w:rPr>
+          <w:instrText xml:space="preserve"> PAGEREF _Toc224390693 \h </w:instrText>
+        </w:r>
+        <w:r>
+          <w:rPr>
+            <w:noProof/>
+            <w:webHidden/>
+          </w:rPr>
+        </w:r>
+        <w:r>
+          <w:rPr>
+            <w:noProof/>
+            <w:webHidden/>
+          </w:rPr>
+          <w:fldChar w:fldCharType="separate"/>
+        </w:r>
+        <w:r>
+          <w:rPr>
+            <w:noProof/>
+            <w:webHidden/>
+          </w:rPr>
+          <w:t>19</w:t>
+        </w:r>
+        <w:r>
+          <w:rPr>
+            <w:noProof/>
+            <w:webHidden/>
+          </w:rPr>
+          <w:fldChar w:fldCharType="end"/>
+        </w:r>
+      </w:hyperlink>
+    </w:p>
+    <w:p>
+      <w:pPr>
+        <w:pStyle w:val="Indicedellefigure"/>
+        <w:tabs>
+          <w:tab w:val="right" w:leader="dot" w:pos="8494"/>
+        </w:tabs>
+        <w:rPr>
+          <w:rFonts w:asciiTheme="minorHAnsi" w:eastAsiaTheme="minorEastAsia" w:hAnsiTheme="minorHAnsi"/>
+          <w:noProof/>
+          <w:szCs w:val="24"/>
+          <w:lang w:eastAsia="it-IT"/>
+        </w:rPr>
+      </w:pPr>
+      <w:hyperlink w:anchor="_Toc224390694" w:history="1">
+        <w:r>
+          <w:rPr>
+            <w:rStyle w:val="Collegamentoipertestuale"/>
+            <w:noProof/>
+          </w:rPr>
+          <w:t>Figura 4.9: Schema dello stadio di Potenza</w:t>
+        </w:r>
+        <w:r>
+          <w:rPr>
+            <w:noProof/>
+            <w:webHidden/>
+          </w:rPr>
+          <w:tab/>
+        </w:r>
+        <w:r>
+          <w:rPr>
+            <w:noProof/>
+            <w:webHidden/>
+          </w:rPr>
+          <w:fldChar w:fldCharType="begin"/>
+        </w:r>
+        <w:r>
+          <w:rPr>
+            <w:noProof/>
+            <w:webHidden/>
+          </w:rPr>
+          <w:instrText xml:space="preserve"> PAGEREF _Toc224390694 \h </w:instrText>
+        </w:r>
+        <w:r>
+          <w:rPr>
+            <w:noProof/>
+            <w:webHidden/>
+          </w:rPr>
+        </w:r>
+        <w:r>
+          <w:rPr>
+            <w:noProof/>
+            <w:webHidden/>
+          </w:rPr>
+          <w:fldChar w:fldCharType="separate"/>
+        </w:r>
+        <w:r>
+          <w:rPr>
+            <w:noProof/>
+            <w:webHidden/>
+          </w:rPr>
+          <w:t>21</w:t>
+        </w:r>
+        <w:r>
+          <w:rPr>
+            <w:noProof/>
+            <w:webHidden/>
+          </w:rPr>
+          <w:fldChar w:fldCharType="end"/>
+        </w:r>
+      </w:hyperlink>
+    </w:p>
+    <w:p>
+      <w:pPr>
+        <w:pStyle w:val="Indicedellefigure"/>
+        <w:tabs>
+          <w:tab w:val="right" w:leader="dot" w:pos="8494"/>
+        </w:tabs>
+        <w:rPr>
+          <w:rFonts w:asciiTheme="minorHAnsi" w:eastAsiaTheme="minorEastAsia" w:hAnsiTheme="minorHAnsi"/>
+          <w:noProof/>
+          <w:szCs w:val="24"/>
+          <w:lang w:eastAsia="it-IT"/>
+        </w:rPr>
+      </w:pPr>
+      <w:hyperlink w:anchor="_Toc224390695" w:history="1">
+        <w:r>
+          <w:rPr>
+            <w:rStyle w:val="Collegamentoipertestuale"/>
+            <w:noProof/>
+          </w:rPr>
+          <w:t>Figura 4.10: PCB layout</w:t>
+        </w:r>
+        <w:r>
+          <w:rPr>
+            <w:noProof/>
+            <w:webHidden/>
+          </w:rPr>
+          <w:tab/>
+        </w:r>
+        <w:r>
+          <w:rPr>
+            <w:noProof/>
+            <w:webHidden/>
+          </w:rPr>
+          <w:fldChar w:fldCharType="begin"/>
+        </w:r>
+        <w:r>
+          <w:rPr>
+            <w:noProof/>
+            <w:webHidden/>
+          </w:rPr>
+          <w:instrText xml:space="preserve"> PAGEREF _Toc224390695 \h </w:instrText>
+        </w:r>
+        <w:r>
+          <w:rPr>
+            <w:noProof/>
+            <w:webHidden/>
+          </w:rPr>
+        </w:r>
+        <w:r>
+          <w:rPr>
+            <w:noProof/>
+            <w:webHidden/>
+          </w:rPr>
+          <w:fldChar w:fldCharType="separate"/>
+        </w:r>
+        <w:r>
+          <w:rPr>
+            <w:noProof/>
+            <w:webHidden/>
+          </w:rPr>
+          <w:t>23</w:t>
+        </w:r>
+        <w:r>
+          <w:rPr>
+            <w:noProof/>
+            <w:webHidden/>
+          </w:rPr>
+          <w:fldChar w:fldCharType="end"/>
+        </w:r>
+      </w:hyperlink>
+    </w:p>
+    <w:p>
+      <w:pPr>
+        <w:pStyle w:val="Indicedellefigure"/>
+        <w:tabs>
+          <w:tab w:val="right" w:leader="dot" w:pos="8494"/>
+        </w:tabs>
+        <w:rPr>
+          <w:rFonts w:asciiTheme="minorHAnsi" w:eastAsiaTheme="minorEastAsia" w:hAnsiTheme="minorHAnsi"/>
+          <w:noProof/>
+          <w:szCs w:val="24"/>
+          <w:lang w:eastAsia="it-IT"/>
+        </w:rPr>
+      </w:pPr>
+      <w:hyperlink w:anchor="_Toc224390696" w:history="1">
+        <w:r>
+          <w:rPr>
+            <w:rStyle w:val="Collegamentoipertestuale"/>
+            <w:noProof/>
+          </w:rPr>
+          <w:t>Figura 4.11: PCB con componenti saldati</w:t>
+        </w:r>
+        <w:r>
+          <w:rPr>
+            <w:noProof/>
+            <w:webHidden/>
+          </w:rPr>
+          <w:tab/>
+        </w:r>
+        <w:r>
+          <w:rPr>
+            <w:noProof/>
+            <w:webHidden/>
+          </w:rPr>
+          <w:fldChar w:fldCharType="begin"/>
+        </w:r>
+        <w:r>
+          <w:rPr>
+            <w:noProof/>
+            <w:webHidden/>
+          </w:rPr>
+          <w:instrText xml:space="preserve"> PAGEREF _Toc224390696 \h </w:instrText>
+        </w:r>
+        <w:r>
+          <w:rPr>
+            <w:noProof/>
+            <w:webHidden/>
+          </w:rPr>
+        </w:r>
+        <w:r>
+          <w:rPr>
+            <w:noProof/>
+            <w:webHidden/>
+          </w:rPr>
+          <w:fldChar w:fldCharType="separate"/>
+        </w:r>
+        <w:r>
+          <w:rPr>
+            <w:noProof/>
+            <w:webHidden/>
+          </w:rPr>
+          <w:t>24</w:t>
+        </w:r>
+        <w:r>
+          <w:rPr>
+            <w:noProof/>
+            <w:webHidden/>
+          </w:rPr>
+          <w:fldChar w:fldCharType="end"/>
+        </w:r>
+      </w:hyperlink>
+    </w:p>
+    <w:p>
+      <w:pPr>
+        <w:pStyle w:val="Indicedellefigure"/>
+        <w:tabs>
+          <w:tab w:val="right" w:leader="dot" w:pos="8494"/>
+        </w:tabs>
+        <w:rPr>
+          <w:rFonts w:asciiTheme="minorHAnsi" w:eastAsiaTheme="minorEastAsia" w:hAnsiTheme="minorHAnsi"/>
+          <w:noProof/>
+          <w:szCs w:val="24"/>
+          <w:lang w:eastAsia="it-IT"/>
+        </w:rPr>
+      </w:pPr>
+      <w:hyperlink w:anchor="_Toc224390697" w:history="1">
+        <w:r>
+          <w:rPr>
+            <w:rStyle w:val="Collegamentoipertestuale"/>
+            <w:noProof/>
+          </w:rPr>
+          <w:t>Figura 4.12: Retro PCB con componenti saldati</w:t>
+        </w:r>
+        <w:r>
+          <w:rPr>
+            <w:noProof/>
+            <w:webHidden/>
+          </w:rPr>
+          <w:tab/>
+        </w:r>
+        <w:r>
+          <w:rPr>
+            <w:noProof/>
+            <w:webHidden/>
+          </w:rPr>
+          <w:fldChar w:fldCharType="begin"/>
+        </w:r>
+        <w:r>
+          <w:rPr>
+            <w:noProof/>
+            <w:webHidden/>
+          </w:rPr>
+          <w:instrText xml:space="preserve"> PAGEREF _Toc224390697 \h </w:instrText>
+        </w:r>
+        <w:r>
+          <w:rPr>
+            <w:noProof/>
+            <w:webHidden/>
+          </w:rPr>
+        </w:r>
+        <w:r>
+          <w:rPr>
+            <w:noProof/>
+            <w:webHidden/>
+          </w:rPr>
+          <w:fldChar w:fldCharType="separate"/>
+        </w:r>
+        <w:r>
+          <w:rPr>
+            <w:noProof/>
+            <w:webHidden/>
+          </w:rPr>
+          <w:t>25</w:t>
+        </w:r>
+        <w:r>
+          <w:rPr>
+            <w:noProof/>
+            <w:webHidden/>
+          </w:rPr>
+          <w:fldChar w:fldCharType="end"/>
+        </w:r>
+      </w:hyperlink>
+    </w:p>
+    <w:p>
+      <w:pPr>
+        <w:pStyle w:val="Indicedellefigure"/>
+        <w:tabs>
+          <w:tab w:val="right" w:leader="dot" w:pos="8494"/>
+        </w:tabs>
+        <w:rPr>
+          <w:rFonts w:asciiTheme="minorHAnsi" w:eastAsiaTheme="minorEastAsia" w:hAnsiTheme="minorHAnsi"/>
+          <w:noProof/>
+          <w:szCs w:val="24"/>
+          <w:lang w:eastAsia="it-IT"/>
+        </w:rPr>
+      </w:pPr>
+      <w:hyperlink w:anchor="_Toc224390698" w:history="1">
+        <w:r>
+          <w:rPr>
+            <w:rStyle w:val="Collegamentoipertestuale"/>
+            <w:noProof/>
+          </w:rPr>
+          <w:t>Figura 4.13: PCB con scheda di Espansione all’interno dell’enclosure</w:t>
+        </w:r>
+        <w:r>
+          <w:rPr>
+            <w:noProof/>
+            <w:webHidden/>
+          </w:rPr>
+          <w:tab/>
+        </w:r>
+        <w:r>
+          <w:rPr>
+            <w:noProof/>
+            <w:webHidden/>
+          </w:rPr>
+          <w:fldChar w:fldCharType="begin"/>
+        </w:r>
+        <w:r>
+          <w:rPr>
+            <w:noProof/>
+            <w:webHidden/>
+          </w:rPr>
+          <w:instrText xml:space="preserve"> PAGEREF _Toc224390698 \h </w:instrText>
+        </w:r>
+        <w:r>
+          <w:rPr>
+            <w:noProof/>
+            <w:webHidden/>
+          </w:rPr>
+        </w:r>
+        <w:r>
+          <w:rPr>
+            <w:noProof/>
+            <w:webHidden/>
+          </w:rPr>
+          <w:fldChar w:fldCharType="separate"/>
+        </w:r>
+        <w:r>
+          <w:rPr>
+            <w:noProof/>
+            <w:webHidden/>
+          </w:rPr>
+          <w:t>26</w:t>
+        </w:r>
+        <w:r>
+          <w:rPr>
+            <w:noProof/>
+            <w:webHidden/>
+          </w:rPr>
+          <w:fldChar w:fldCharType="end"/>
+        </w:r>
+      </w:hyperlink>
+    </w:p>
+    <w:p>
+      <w:pPr>
+        <w:pStyle w:val="Indicedellefigure"/>
+        <w:tabs>
+          <w:tab w:val="right" w:leader="dot" w:pos="8494"/>
+        </w:tabs>
+        <w:rPr>
+          <w:rFonts w:asciiTheme="minorHAnsi" w:eastAsiaTheme="minorEastAsia" w:hAnsiTheme="minorHAnsi"/>
+          <w:noProof/>
+          <w:szCs w:val="24"/>
+          <w:lang w:eastAsia="it-IT"/>
+        </w:rPr>
+      </w:pPr>
+      <w:hyperlink w:anchor="_Toc224390699" w:history="1">
+        <w:r>
+          <w:rPr>
+            <w:rStyle w:val="Collegamentoipertestuale"/>
+            <w:noProof/>
+          </w:rPr>
+          <w:t>Figura 5.1: Schermata Menù Nextion</w:t>
+        </w:r>
+        <w:r>
+          <w:rPr>
+            <w:noProof/>
+            <w:webHidden/>
+          </w:rPr>
+          <w:tab/>
+        </w:r>
+        <w:r>
+          <w:rPr>
+            <w:noProof/>
+            <w:webHidden/>
+          </w:rPr>
+          <w:fldChar w:fldCharType="begin"/>
+        </w:r>
+        <w:r>
+          <w:rPr>
+            <w:noProof/>
+            <w:webHidden/>
+          </w:rPr>
+          <w:instrText xml:space="preserve"> PAGEREF _Toc224390699 \h </w:instrText>
+        </w:r>
+        <w:r>
+          <w:rPr>
+            <w:noProof/>
+            <w:webHidden/>
+          </w:rPr>
+        </w:r>
+        <w:r>
+          <w:rPr>
+            <w:noProof/>
+            <w:webHidden/>
+          </w:rPr>
+          <w:fldChar w:fldCharType="separate"/>
+        </w:r>
+        <w:r>
+          <w:rPr>
+            <w:noProof/>
+            <w:webHidden/>
+          </w:rPr>
+          <w:t>28</w:t>
+        </w:r>
+        <w:r>
+          <w:rPr>
+            <w:noProof/>
+            <w:webHidden/>
+          </w:rPr>
+          <w:fldChar w:fldCharType="end"/>
+        </w:r>
+      </w:hyperlink>
+    </w:p>
+    <w:p>
+      <w:pPr>
+        <w:pStyle w:val="Indicedellefigure"/>
+        <w:tabs>
+          <w:tab w:val="right" w:leader="dot" w:pos="8494"/>
+        </w:tabs>
+        <w:rPr>
+          <w:rFonts w:asciiTheme="minorHAnsi" w:eastAsiaTheme="minorEastAsia" w:hAnsiTheme="minorHAnsi"/>
+          <w:noProof/>
+          <w:szCs w:val="24"/>
+          <w:lang w:eastAsia="it-IT"/>
+        </w:rPr>
+      </w:pPr>
+      <w:hyperlink w:anchor="_Toc224390700" w:history="1">
+        <w:r>
+          <w:rPr>
+            <w:rStyle w:val="Collegamentoipertestuale"/>
+            <w:noProof/>
+          </w:rPr>
+          <w:t>Figura 5.2: Schermata Dati Nextion</w:t>
+        </w:r>
+        <w:r>
+          <w:rPr>
+            <w:noProof/>
+            <w:webHidden/>
+          </w:rPr>
+          <w:tab/>
+        </w:r>
+        <w:r>
+          <w:rPr>
+            <w:noProof/>
+            <w:webHidden/>
+          </w:rPr>
+          <w:fldChar w:fldCharType="begin"/>
+        </w:r>
+        <w:r>
+          <w:rPr>
+            <w:noProof/>
+            <w:webHidden/>
+          </w:rPr>
+          <w:instrText xml:space="preserve"> PAGEREF _Toc224390700 \h </w:instrText>
+        </w:r>
+        <w:r>
+          <w:rPr>
+            <w:noProof/>
+            <w:webHidden/>
+          </w:rPr>
+        </w:r>
+        <w:r>
+          <w:rPr>
+            <w:noProof/>
+            <w:webHidden/>
+          </w:rPr>
+          <w:fldChar w:fldCharType="separate"/>
+        </w:r>
+        <w:r>
+          <w:rPr>
+            <w:noProof/>
+            <w:webHidden/>
+          </w:rPr>
+          <w:t>29</w:t>
+        </w:r>
+        <w:r>
+          <w:rPr>
+            <w:noProof/>
+            <w:webHidden/>
+          </w:rPr>
+          <w:fldChar w:fldCharType="end"/>
+        </w:r>
+      </w:hyperlink>
+    </w:p>
+    <w:p>
+      <w:pPr>
+        <w:pStyle w:val="Indicedellefigure"/>
+        <w:tabs>
+          <w:tab w:val="right" w:leader="dot" w:pos="8494"/>
+        </w:tabs>
+        <w:rPr>
+          <w:rFonts w:asciiTheme="minorHAnsi" w:eastAsiaTheme="minorEastAsia" w:hAnsiTheme="minorHAnsi"/>
+          <w:noProof/>
+          <w:szCs w:val="24"/>
+          <w:lang w:eastAsia="it-IT"/>
+        </w:rPr>
+      </w:pPr>
+      <w:hyperlink w:anchor="_Toc224390701" w:history="1">
+        <w:r>
+          <w:rPr>
+            <w:rStyle w:val="Collegamentoipertestuale"/>
+            <w:noProof/>
+          </w:rPr>
+          <w:t>Figura 5.3: Schermata Colture Nextion</w:t>
+        </w:r>
+        <w:r>
+          <w:rPr>
+            <w:noProof/>
+            <w:webHidden/>
+          </w:rPr>
+          <w:tab/>
+        </w:r>
+        <w:r>
+          <w:rPr>
+            <w:noProof/>
+            <w:webHidden/>
+          </w:rPr>
+          <w:fldChar w:fldCharType="begin"/>
+        </w:r>
+        <w:r>
+          <w:rPr>
+            <w:noProof/>
+            <w:webHidden/>
+          </w:rPr>
+          <w:instrText xml:space="preserve"> PAGEREF _Toc224390701 \h </w:instrText>
+        </w:r>
+        <w:r>
+          <w:rPr>
+            <w:noProof/>
+            <w:webHidden/>
+          </w:rPr>
+        </w:r>
+        <w:r>
+          <w:rPr>
+            <w:noProof/>
+            <w:webHidden/>
+          </w:rPr>
+          <w:fldChar w:fldCharType="separate"/>
+        </w:r>
+        <w:r>
+          <w:rPr>
+            <w:noProof/>
+            <w:webHidden/>
+          </w:rPr>
+          <w:t>29</w:t>
+        </w:r>
+        <w:r>
+          <w:rPr>
+            <w:noProof/>
+            <w:webHidden/>
+          </w:rPr>
+          <w:fldChar w:fldCharType="end"/>
+        </w:r>
+      </w:hyperlink>
+    </w:p>
+    <w:p>
+      <w:pPr>
+        <w:pStyle w:val="Indicedellefigure"/>
+        <w:tabs>
+          <w:tab w:val="right" w:leader="dot" w:pos="8494"/>
+        </w:tabs>
+        <w:rPr>
+          <w:rFonts w:asciiTheme="minorHAnsi" w:eastAsiaTheme="minorEastAsia" w:hAnsiTheme="minorHAnsi"/>
+          <w:noProof/>
+          <w:szCs w:val="24"/>
+          <w:lang w:eastAsia="it-IT"/>
+        </w:rPr>
+      </w:pPr>
+      <w:hyperlink w:anchor="_Toc224390702" w:history="1">
+        <w:r>
+          <w:rPr>
+            <w:rStyle w:val="Collegamentoipertestuale"/>
+            <w:noProof/>
+          </w:rPr>
+          <w:t>Figura 5.4: Schermata Manuale Nextion</w:t>
+        </w:r>
+        <w:r>
+          <w:rPr>
+            <w:noProof/>
+            <w:webHidden/>
+          </w:rPr>
+          <w:tab/>
+        </w:r>
+        <w:r>
+          <w:rPr>
+            <w:noProof/>
+            <w:webHidden/>
+          </w:rPr>
+          <w:fldChar w:fldCharType="begin"/>
+        </w:r>
+        <w:r>
+          <w:rPr>
+            <w:noProof/>
+            <w:webHidden/>
+          </w:rPr>
+          <w:instrText xml:space="preserve"> PAGEREF _Toc224390702 \h </w:instrText>
+        </w:r>
+        <w:r>
+          <w:rPr>
+            <w:noProof/>
+            <w:webHidden/>
+          </w:rPr>
+        </w:r>
+        <w:r>
+          <w:rPr>
+            <w:noProof/>
+            <w:webHidden/>
+          </w:rPr>
+          <w:fldChar w:fldCharType="separate"/>
+        </w:r>
+        <w:r>
+          <w:rPr>
+            <w:noProof/>
+            <w:webHidden/>
+          </w:rPr>
+          <w:t>30</w:t>
+        </w:r>
+        <w:r>
+          <w:rPr>
+            <w:noProof/>
+            <w:webHidden/>
+          </w:rPr>
+          <w:fldChar w:fldCharType="end"/>
+        </w:r>
+      </w:hyperlink>
+    </w:p>
+    <w:p>
+      <w:pPr>
+        <w:pStyle w:val="Indicedellefigure"/>
+        <w:tabs>
+          <w:tab w:val="right" w:leader="dot" w:pos="8494"/>
+        </w:tabs>
+        <w:rPr>
+          <w:rFonts w:asciiTheme="minorHAnsi" w:eastAsiaTheme="minorEastAsia" w:hAnsiTheme="minorHAnsi"/>
+          <w:noProof/>
+          <w:szCs w:val="24"/>
+          <w:lang w:eastAsia="it-IT"/>
+        </w:rPr>
+      </w:pPr>
+      <w:hyperlink w:anchor="_Toc224390703" w:history="1">
+        <w:r>
+          <w:rPr>
+            <w:rStyle w:val="Collegamentoipertestuale"/>
+            <w:noProof/>
+          </w:rPr>
+          <w:t>Figura 5.5: Codice parsing Seriale</w:t>
+        </w:r>
+        <w:r>
+          <w:rPr>
+            <w:noProof/>
+            <w:webHidden/>
+          </w:rPr>
+          <w:tab/>
+        </w:r>
+        <w:r>
+          <w:rPr>
+            <w:noProof/>
+            <w:webHidden/>
+          </w:rPr>
+          <w:fldChar w:fldCharType="begin"/>
+        </w:r>
+        <w:r>
+          <w:rPr>
+            <w:noProof/>
+            <w:webHidden/>
+          </w:rPr>
+          <w:instrText xml:space="preserve"> PAGEREF _Toc224390703 \h </w:instrText>
+        </w:r>
+        <w:r>
+          <w:rPr>
+            <w:noProof/>
+            <w:webHidden/>
+          </w:rPr>
+        </w:r>
+        <w:r>
+          <w:rPr>
+            <w:noProof/>
+            <w:webHidden/>
+          </w:rPr>
+          <w:fldChar w:fldCharType="separate"/>
+        </w:r>
+        <w:r>
+          <w:rPr>
+            <w:noProof/>
+            <w:webHidden/>
+          </w:rPr>
+          <w:t>31</w:t>
+        </w:r>
+        <w:r>
+          <w:rPr>
+            <w:noProof/>
+            <w:webHidden/>
+          </w:rPr>
+          <w:fldChar w:fldCharType="end"/>
+        </w:r>
+      </w:hyperlink>
+    </w:p>
+    <w:p>
+      <w:pPr>
+        <w:pStyle w:val="Indicedellefigure"/>
+        <w:tabs>
+          <w:tab w:val="left" w:pos="1416"/>
+          <w:tab w:val="right" w:leader="dot" w:pos="8494"/>
+        </w:tabs>
+        <w:rPr>
+          <w:rFonts w:asciiTheme="minorHAnsi" w:eastAsiaTheme="minorEastAsia" w:hAnsiTheme="minorHAnsi"/>
+          <w:noProof/>
+          <w:szCs w:val="24"/>
+          <w:lang w:eastAsia="it-IT"/>
+        </w:rPr>
+      </w:pPr>
+      <w:hyperlink w:anchor="_Toc224390704" w:history="1">
+        <w:r>
+          <w:rPr>
+            <w:rStyle w:val="Collegamentoipertestuale"/>
+            <w:noProof/>
+          </w:rPr>
+          <w:t>Figura 5.6: Codice funzioni per inviare dati al Nextion</w:t>
+        </w:r>
+        <w:r>
+          <w:rPr>
+            <w:noProof/>
+            <w:webHidden/>
+          </w:rPr>
+          <w:tab/>
+        </w:r>
+        <w:r>
+          <w:rPr>
+            <w:noProof/>
+            <w:webHidden/>
+          </w:rPr>
+          <w:fldChar w:fldCharType="begin"/>
+        </w:r>
+        <w:r>
+          <w:rPr>
+            <w:noProof/>
+            <w:webHidden/>
+          </w:rPr>
+          <w:instrText xml:space="preserve"> PAGEREF _Toc224390704 \h </w:instrText>
+        </w:r>
+        <w:r>
+          <w:rPr>
+            <w:noProof/>
+            <w:webHidden/>
+          </w:rPr>
+        </w:r>
+        <w:r>
+          <w:rPr>
+            <w:noProof/>
+            <w:webHidden/>
+          </w:rPr>
+          <w:fldChar w:fldCharType="separate"/>
+        </w:r>
+        <w:r>
+          <w:rPr>
+            <w:noProof/>
+            <w:webHidden/>
+          </w:rPr>
+          <w:t>32</w:t>
+        </w:r>
+        <w:r>
+          <w:rPr>
+            <w:noProof/>
+            <w:webHidden/>
+          </w:rPr>
+          <w:fldChar w:fldCharType="end"/>
+        </w:r>
+      </w:hyperlink>
+    </w:p>
     <w:p>
       <w:pPr>
         <w:tabs>
@@ -3647,14 +5231,7 @@
           <w:szCs w:val="40"/>
         </w:rPr>
       </w:pPr>
-      <w:bookmarkStart w:id="2" w:name="_Toc224030651"/>
-    </w:p>
-    <w:p>
-      <w:pPr>
-        <w:tabs>
-          <w:tab w:val="left" w:pos="2076"/>
-          <w:tab w:val="left" w:pos="2869"/>
-        </w:tabs>
+      <w:r>
         <w:rPr>
           <w:rFonts w:cs="Times New Roman"/>
           <w:b/>
@@ -3662,344 +5239,8 @@
           <w:sz w:val="40"/>
           <w:szCs w:val="40"/>
         </w:rPr>
-      </w:pPr>
-    </w:p>
-    <w:p>
-      <w:pPr>
-        <w:tabs>
-          <w:tab w:val="left" w:pos="2076"/>
-          <w:tab w:val="left" w:pos="2869"/>
-        </w:tabs>
-        <w:rPr>
-          <w:rFonts w:cs="Times New Roman"/>
-          <w:b/>
-          <w:bCs/>
-          <w:sz w:val="40"/>
-          <w:szCs w:val="40"/>
-        </w:rPr>
-      </w:pPr>
-    </w:p>
-    <w:p>
-      <w:pPr>
-        <w:tabs>
-          <w:tab w:val="left" w:pos="2076"/>
-          <w:tab w:val="left" w:pos="2869"/>
-        </w:tabs>
-        <w:rPr>
-          <w:rFonts w:cs="Times New Roman"/>
-          <w:b/>
-          <w:bCs/>
-          <w:sz w:val="40"/>
-          <w:szCs w:val="40"/>
-        </w:rPr>
-      </w:pPr>
-    </w:p>
-    <w:p>
-      <w:pPr>
-        <w:tabs>
-          <w:tab w:val="left" w:pos="2076"/>
-          <w:tab w:val="left" w:pos="2869"/>
-        </w:tabs>
-        <w:rPr>
-          <w:rFonts w:cs="Times New Roman"/>
-          <w:b/>
-          <w:bCs/>
-          <w:sz w:val="40"/>
-          <w:szCs w:val="40"/>
-        </w:rPr>
-      </w:pPr>
-    </w:p>
-    <w:p>
-      <w:pPr>
-        <w:tabs>
-          <w:tab w:val="left" w:pos="2076"/>
-          <w:tab w:val="left" w:pos="2869"/>
-        </w:tabs>
-        <w:rPr>
-          <w:rFonts w:cs="Times New Roman"/>
-          <w:b/>
-          <w:bCs/>
-          <w:sz w:val="40"/>
-          <w:szCs w:val="40"/>
-        </w:rPr>
-      </w:pPr>
-    </w:p>
-    <w:p>
-      <w:pPr>
-        <w:tabs>
-          <w:tab w:val="left" w:pos="2076"/>
-          <w:tab w:val="left" w:pos="2869"/>
-        </w:tabs>
-        <w:rPr>
-          <w:rFonts w:cs="Times New Roman"/>
-          <w:b/>
-          <w:bCs/>
-          <w:sz w:val="40"/>
-          <w:szCs w:val="40"/>
-        </w:rPr>
-      </w:pPr>
-    </w:p>
-    <w:p>
-      <w:pPr>
-        <w:tabs>
-          <w:tab w:val="left" w:pos="2076"/>
-          <w:tab w:val="left" w:pos="2869"/>
-        </w:tabs>
-        <w:rPr>
-          <w:rFonts w:cs="Times New Roman"/>
-          <w:b/>
-          <w:bCs/>
-          <w:sz w:val="40"/>
-          <w:szCs w:val="40"/>
-        </w:rPr>
-      </w:pPr>
-    </w:p>
-    <w:p>
-      <w:pPr>
-        <w:tabs>
-          <w:tab w:val="left" w:pos="2076"/>
-          <w:tab w:val="left" w:pos="2869"/>
-        </w:tabs>
-        <w:rPr>
-          <w:rFonts w:cs="Times New Roman"/>
-          <w:b/>
-          <w:bCs/>
-          <w:sz w:val="40"/>
-          <w:szCs w:val="40"/>
-        </w:rPr>
-      </w:pPr>
-    </w:p>
-    <w:p>
-      <w:pPr>
-        <w:rPr>
-          <w:rFonts w:cs="Times New Roman"/>
-          <w:b/>
-          <w:bCs/>
-          <w:sz w:val="48"/>
-          <w:szCs w:val="48"/>
-        </w:rPr>
-      </w:pPr>
-      <w:r>
-        <w:rPr>
-          <w:rFonts w:cs="Times New Roman"/>
-          <w:b/>
-          <w:bCs/>
-          <w:sz w:val="48"/>
-          <w:szCs w:val="48"/>
-        </w:rPr>
-        <w:lastRenderedPageBreak/>
-        <w:t>Elenco delle figure</w:t>
-      </w:r>
-    </w:p>
-    <w:p>
-      <w:pPr>
-        <w:tabs>
-          <w:tab w:val="left" w:pos="2076"/>
-          <w:tab w:val="left" w:pos="2869"/>
-        </w:tabs>
-        <w:rPr>
-          <w:rFonts w:cs="Times New Roman"/>
-          <w:b/>
-          <w:bCs/>
-          <w:sz w:val="40"/>
-          <w:szCs w:val="40"/>
-        </w:rPr>
-      </w:pPr>
-    </w:p>
-    <w:p>
-      <w:pPr>
-        <w:tabs>
-          <w:tab w:val="left" w:pos="2076"/>
-          <w:tab w:val="left" w:pos="2869"/>
-        </w:tabs>
-        <w:rPr>
-          <w:rFonts w:cs="Times New Roman"/>
-          <w:b/>
-          <w:bCs/>
-          <w:sz w:val="40"/>
-          <w:szCs w:val="40"/>
-        </w:rPr>
-      </w:pPr>
-    </w:p>
-    <w:p>
-      <w:pPr>
-        <w:tabs>
-          <w:tab w:val="left" w:pos="2076"/>
-          <w:tab w:val="left" w:pos="2869"/>
-        </w:tabs>
-        <w:rPr>
-          <w:rFonts w:cs="Times New Roman"/>
-          <w:b/>
-          <w:bCs/>
-          <w:sz w:val="40"/>
-          <w:szCs w:val="40"/>
-        </w:rPr>
-      </w:pPr>
-    </w:p>
-    <w:p>
-      <w:pPr>
-        <w:tabs>
-          <w:tab w:val="left" w:pos="2076"/>
-          <w:tab w:val="left" w:pos="2869"/>
-        </w:tabs>
-        <w:rPr>
-          <w:rFonts w:cs="Times New Roman"/>
-          <w:b/>
-          <w:bCs/>
-          <w:sz w:val="40"/>
-          <w:szCs w:val="40"/>
-        </w:rPr>
-      </w:pPr>
-    </w:p>
-    <w:p>
-      <w:pPr>
-        <w:tabs>
-          <w:tab w:val="left" w:pos="2076"/>
-          <w:tab w:val="left" w:pos="2869"/>
-        </w:tabs>
-        <w:rPr>
-          <w:rFonts w:cs="Times New Roman"/>
-          <w:b/>
-          <w:bCs/>
-          <w:sz w:val="40"/>
-          <w:szCs w:val="40"/>
-        </w:rPr>
-      </w:pPr>
-    </w:p>
-    <w:p>
-      <w:pPr>
-        <w:tabs>
-          <w:tab w:val="left" w:pos="2076"/>
-          <w:tab w:val="left" w:pos="2869"/>
-        </w:tabs>
-        <w:rPr>
-          <w:rFonts w:cs="Times New Roman"/>
-          <w:b/>
-          <w:bCs/>
-          <w:sz w:val="40"/>
-          <w:szCs w:val="40"/>
-        </w:rPr>
-      </w:pPr>
-    </w:p>
-    <w:p>
-      <w:pPr>
-        <w:tabs>
-          <w:tab w:val="left" w:pos="2076"/>
-          <w:tab w:val="left" w:pos="2869"/>
-        </w:tabs>
-        <w:rPr>
-          <w:rFonts w:cs="Times New Roman"/>
-          <w:b/>
-          <w:bCs/>
-          <w:sz w:val="40"/>
-          <w:szCs w:val="40"/>
-        </w:rPr>
-      </w:pPr>
-    </w:p>
-    <w:p>
-      <w:pPr>
-        <w:tabs>
-          <w:tab w:val="left" w:pos="2076"/>
-          <w:tab w:val="left" w:pos="2869"/>
-        </w:tabs>
-        <w:rPr>
-          <w:rFonts w:cs="Times New Roman"/>
-          <w:b/>
-          <w:bCs/>
-          <w:sz w:val="40"/>
-          <w:szCs w:val="40"/>
-        </w:rPr>
-      </w:pPr>
-    </w:p>
-    <w:p>
-      <w:pPr>
-        <w:tabs>
-          <w:tab w:val="left" w:pos="2076"/>
-          <w:tab w:val="left" w:pos="2869"/>
-        </w:tabs>
-        <w:rPr>
-          <w:rFonts w:cs="Times New Roman"/>
-          <w:b/>
-          <w:bCs/>
-          <w:sz w:val="40"/>
-          <w:szCs w:val="40"/>
-        </w:rPr>
-      </w:pPr>
-    </w:p>
-    <w:p>
-      <w:pPr>
-        <w:tabs>
-          <w:tab w:val="left" w:pos="2076"/>
-          <w:tab w:val="left" w:pos="2869"/>
-        </w:tabs>
-        <w:rPr>
-          <w:rFonts w:cs="Times New Roman"/>
-          <w:b/>
-          <w:bCs/>
-          <w:sz w:val="40"/>
-          <w:szCs w:val="40"/>
-        </w:rPr>
-      </w:pPr>
-    </w:p>
-    <w:p>
-      <w:pPr>
-        <w:tabs>
-          <w:tab w:val="left" w:pos="2076"/>
-          <w:tab w:val="left" w:pos="2869"/>
-        </w:tabs>
-        <w:rPr>
-          <w:rFonts w:cs="Times New Roman"/>
-          <w:b/>
-          <w:bCs/>
-          <w:sz w:val="40"/>
-          <w:szCs w:val="40"/>
-        </w:rPr>
-      </w:pPr>
-    </w:p>
-    <w:p>
-      <w:pPr>
-        <w:tabs>
-          <w:tab w:val="left" w:pos="2076"/>
-          <w:tab w:val="left" w:pos="2869"/>
-        </w:tabs>
-        <w:rPr>
-          <w:rFonts w:cs="Times New Roman"/>
-          <w:b/>
-          <w:bCs/>
-          <w:sz w:val="40"/>
-          <w:szCs w:val="40"/>
-        </w:rPr>
-      </w:pPr>
-    </w:p>
-    <w:p>
-      <w:pPr>
-        <w:tabs>
-          <w:tab w:val="left" w:pos="2076"/>
-          <w:tab w:val="left" w:pos="2869"/>
-        </w:tabs>
-        <w:rPr>
-          <w:rFonts w:cs="Times New Roman"/>
-          <w:b/>
-          <w:bCs/>
-          <w:sz w:val="40"/>
-          <w:szCs w:val="40"/>
-        </w:rPr>
-      </w:pPr>
-    </w:p>
-    <w:p>
-      <w:pPr>
-        <w:tabs>
-          <w:tab w:val="left" w:pos="2076"/>
-          <w:tab w:val="left" w:pos="2869"/>
-        </w:tabs>
-        <w:rPr>
-          <w:rFonts w:cs="Times New Roman"/>
-          <w:b/>
-          <w:bCs/>
-          <w:sz w:val="40"/>
-          <w:szCs w:val="40"/>
-        </w:rPr>
-      </w:pPr>
+        <w:fldChar w:fldCharType="end"/>
+      </w:r>
     </w:p>
     <w:p>
       <w:pPr>
@@ -4243,7 +5484,7 @@
           <w:footerReference w:type="first" r:id="rId11"/>
           <w:pgSz w:w="11906" w:h="16838"/>
           <w:pgMar w:top="1701" w:right="1701" w:bottom="1701" w:left="1701" w:header="709" w:footer="709" w:gutter="0"/>
-          <w:pgNumType w:fmt="lowerRoman" w:start="1"/>
+          <w:pgNumType w:fmt="lowerRoman" w:start="2"/>
           <w:cols w:space="708"/>
           <w:titlePg/>
           <w:docGrid w:linePitch="360"/>
@@ -4259,7 +5500,13 @@
         </w:rPr>
         <w:tab/>
       </w:r>
-      <w:r>
+    </w:p>
+    <w:p>
+      <w:pPr>
+        <w:tabs>
+          <w:tab w:val="left" w:pos="2076"/>
+          <w:tab w:val="left" w:pos="2869"/>
+        </w:tabs>
         <w:rPr>
           <w:rFonts w:cs="Times New Roman"/>
           <w:b/>
@@ -4267,15 +5514,10 @@
           <w:sz w:val="40"/>
           <w:szCs w:val="40"/>
         </w:rPr>
-        <w:tab/>
-      </w:r>
-    </w:p>
-    <w:p>
-      <w:pPr>
-        <w:tabs>
-          <w:tab w:val="left" w:pos="2076"/>
-          <w:tab w:val="left" w:pos="2869"/>
-        </w:tabs>
+      </w:pPr>
+    </w:p>
+    <w:p>
+      <w:pPr>
         <w:rPr>
           <w:rFonts w:cs="Times New Roman"/>
           <w:b/>
@@ -4284,9 +5526,7 @@
           <w:szCs w:val="40"/>
         </w:rPr>
       </w:pPr>
-    </w:p>
-    <w:p>
-      <w:pPr>
+      <w:r>
         <w:rPr>
           <w:rFonts w:cs="Times New Roman"/>
           <w:b/>
@@ -4294,18 +5534,9 @@
           <w:sz w:val="40"/>
           <w:szCs w:val="40"/>
         </w:rPr>
-      </w:pPr>
-      <w:r>
-        <w:rPr>
-          <w:rFonts w:cs="Times New Roman"/>
-          <w:b/>
-          <w:bCs/>
-          <w:sz w:val="40"/>
-          <w:szCs w:val="40"/>
-        </w:rPr>
         <w:t>Capitolo 1</w:t>
       </w:r>
-      <w:bookmarkEnd w:id="2"/>
+      <w:bookmarkEnd w:id="3"/>
     </w:p>
     <w:p>
       <w:pPr>
@@ -4314,10 +5545,10 @@
           <w:tab w:val="center" w:pos="4819"/>
         </w:tabs>
       </w:pPr>
-      <w:bookmarkStart w:id="3" w:name="_Toc224030652"/>
-      <w:bookmarkStart w:id="4" w:name="_Toc224031304"/>
-      <w:bookmarkStart w:id="5" w:name="_Toc224036991"/>
-      <w:bookmarkStart w:id="6" w:name="_Toc224386810"/>
+      <w:bookmarkStart w:id="4" w:name="_Toc224030652"/>
+      <w:bookmarkStart w:id="5" w:name="_Toc224031304"/>
+      <w:bookmarkStart w:id="6" w:name="_Toc224036991"/>
+      <w:bookmarkStart w:id="7" w:name="_Toc224393502"/>
       <w:r>
         <w:rPr>
           <w:color w:val="FFFFFF" w:themeColor="background1"/>
@@ -4329,10 +5560,10 @@
       <w:r>
         <w:t>Introduzione</w:t>
       </w:r>
-      <w:bookmarkEnd w:id="3"/>
       <w:bookmarkEnd w:id="4"/>
       <w:bookmarkEnd w:id="5"/>
       <w:bookmarkEnd w:id="6"/>
+      <w:bookmarkEnd w:id="7"/>
       <w:r>
         <w:tab/>
       </w:r>
@@ -4447,8 +5678,8 @@
           <w:szCs w:val="40"/>
         </w:rPr>
       </w:pPr>
-      <w:bookmarkStart w:id="7" w:name="_Toc224031305"/>
-      <w:bookmarkStart w:id="8" w:name="_Toc224036992"/>
+      <w:bookmarkStart w:id="8" w:name="_Toc224031305"/>
+      <w:bookmarkStart w:id="9" w:name="_Toc224036992"/>
       <w:r>
         <w:rPr>
           <w:rFonts w:cs="Times New Roman"/>
@@ -4459,14 +5690,14 @@
         </w:rPr>
         <w:t>Capitolo 2</w:t>
       </w:r>
-      <w:bookmarkEnd w:id="7"/>
       <w:bookmarkEnd w:id="8"/>
+      <w:bookmarkEnd w:id="9"/>
     </w:p>
     <w:p>
       <w:pPr>
         <w:pStyle w:val="Titolo1"/>
       </w:pPr>
-      <w:bookmarkStart w:id="9" w:name="_Toc224386811"/>
+      <w:bookmarkStart w:id="10" w:name="_Toc224393503"/>
       <w:r>
         <w:rPr>
           <w:color w:val="FFFFFF" w:themeColor="background1"/>
@@ -4478,7 +5709,7 @@
       <w:r>
         <w:t>Obiettivi di progetto</w:t>
       </w:r>
-      <w:bookmarkEnd w:id="9"/>
+      <w:bookmarkEnd w:id="10"/>
     </w:p>
     <w:p>
       <w:r>
@@ -4490,11 +5721,11 @@
       <w:pPr>
         <w:pStyle w:val="Titolo2"/>
       </w:pPr>
-      <w:bookmarkStart w:id="10" w:name="_Toc224386812"/>
+      <w:bookmarkStart w:id="11" w:name="_Toc224393504"/>
       <w:r>
         <w:t>2.1 Contesto applicativo</w:t>
       </w:r>
-      <w:bookmarkEnd w:id="10"/>
+      <w:bookmarkEnd w:id="11"/>
     </w:p>
     <w:p>
       <w:r>
@@ -4510,11 +5741,11 @@
       <w:pPr>
         <w:pStyle w:val="Titolo2"/>
       </w:pPr>
-      <w:bookmarkStart w:id="11" w:name="_Toc224386813"/>
+      <w:bookmarkStart w:id="12" w:name="_Toc224393505"/>
       <w:r>
         <w:t>2.2 Scopo del progetto</w:t>
       </w:r>
-      <w:bookmarkEnd w:id="11"/>
+      <w:bookmarkEnd w:id="12"/>
     </w:p>
     <w:p>
       <w:r>
@@ -4627,12 +5858,12 @@
       <w:pPr>
         <w:pStyle w:val="Titolo2"/>
       </w:pPr>
-      <w:bookmarkStart w:id="12" w:name="_Toc224386814"/>
+      <w:bookmarkStart w:id="13" w:name="_Toc224393506"/>
       <w:r>
         <w:lastRenderedPageBreak/>
         <w:t>2.3 Schema a blocchi del sistema</w:t>
       </w:r>
-      <w:bookmarkEnd w:id="12"/>
+      <w:bookmarkEnd w:id="13"/>
     </w:p>
     <w:p>
       <w:r>
@@ -4693,15 +5924,14 @@
     </w:p>
     <w:p>
       <w:pPr>
-        <w:jc w:val="center"/>
-      </w:pPr>
-      <w:bookmarkStart w:id="13" w:name="_Toc224036997"/>
-      <w:r>
-        <w:t>Figura 2.1</w:t>
-      </w:r>
-      <w:r>
-        <w:t>: Schema a blocchi del sistema</w:t>
-      </w:r>
+        <w:pStyle w:val="Didascalia"/>
+      </w:pPr>
+      <w:bookmarkStart w:id="14" w:name="_Toc224390682"/>
+      <w:bookmarkStart w:id="15" w:name="_Toc224036997"/>
+      <w:r>
+        <w:t>Figura 2.1: Schema a blocchi del sistema</w:t>
+      </w:r>
+      <w:bookmarkEnd w:id="14"/>
     </w:p>
     <w:p>
       <w:r>
@@ -4981,13 +6211,13 @@
         </w:rPr>
         <w:t>Capitolo 3</w:t>
       </w:r>
-      <w:bookmarkEnd w:id="13"/>
+      <w:bookmarkEnd w:id="15"/>
     </w:p>
     <w:p>
       <w:pPr>
         <w:pStyle w:val="Titolo1"/>
       </w:pPr>
-      <w:bookmarkStart w:id="14" w:name="_Toc224386815"/>
+      <w:bookmarkStart w:id="16" w:name="_Toc224393507"/>
       <w:r>
         <w:rPr>
           <w:b w:val="0"/>
@@ -5001,7 +6231,7 @@
       <w:r>
         <w:t>Scelta dell’hardware e dei componenti</w:t>
       </w:r>
-      <w:bookmarkEnd w:id="14"/>
+      <w:bookmarkEnd w:id="16"/>
     </w:p>
     <w:p>
       <w:r>
@@ -5012,11 +6242,11 @@
       <w:pPr>
         <w:pStyle w:val="Titolo2"/>
       </w:pPr>
-      <w:bookmarkStart w:id="15" w:name="_Toc224386816"/>
+      <w:bookmarkStart w:id="17" w:name="_Toc224393508"/>
       <w:r>
         <w:t>3.1 Microcontrollore</w:t>
       </w:r>
-      <w:bookmarkEnd w:id="15"/>
+      <w:bookmarkEnd w:id="17"/>
     </w:p>
     <w:p>
       <w:r>
@@ -5031,6 +6261,9 @@
       </w:r>
       <w:r>
         <w:t>, prodotto da Microchip Technology (ex Atmel). Si tratta di un microcontrollore con architettura AVR a 8-bit, operante a frequenze fino a 20 MHz, dotato di 32 KB di memoria Flash programmabile, 2 KB di SRAM e 1 KB di EEPROM.</w:t>
+      </w:r>
+      <w:r>
+        <w:t xml:space="preserve"> [1]</w:t>
       </w:r>
     </w:p>
     <w:p>
@@ -5099,11 +6332,11 @@
       <w:pPr>
         <w:pStyle w:val="Titolo2"/>
       </w:pPr>
-      <w:bookmarkStart w:id="16" w:name="_Toc224386817"/>
+      <w:bookmarkStart w:id="18" w:name="_Toc224393509"/>
       <w:r>
         <w:t>3.2 Sensori</w:t>
       </w:r>
-      <w:bookmarkEnd w:id="16"/>
+      <w:bookmarkEnd w:id="18"/>
       <w:r>
         <w:t xml:space="preserve"> </w:t>
       </w:r>
@@ -5176,14 +6409,16 @@
     </w:p>
     <w:p>
       <w:pPr>
-        <w:jc w:val="center"/>
-      </w:pPr>
+        <w:pStyle w:val="Didascalia"/>
+      </w:pPr>
+      <w:bookmarkStart w:id="19" w:name="_Toc224390683"/>
       <w:r>
         <w:t>Figur</w:t>
       </w:r>
       <w:r>
         <w:t>a 3.1: Sensore DHT22</w:t>
       </w:r>
+      <w:bookmarkEnd w:id="19"/>
     </w:p>
     <w:p>
       <w:r>
@@ -5199,7 +6434,13 @@
         <w:t>2</w:t>
       </w:r>
       <w:r>
-        <w:t xml:space="preserve">%). La scelta di questo componente è stata dettata dalla sua capacità di fornire letture stabili e </w:t>
+        <w:t>%)</w:t>
+      </w:r>
+      <w:r>
+        <w:t xml:space="preserve"> [8]</w:t>
+      </w:r>
+      <w:r>
+        <w:t xml:space="preserve">. La scelta di questo componente è stata dettata dalla sua capacità di fornire letture stabili e </w:t>
       </w:r>
       <w:proofErr w:type="spellStart"/>
       <w:r>
@@ -5229,7 +6470,7 @@
       <w:pPr>
         <w:pStyle w:val="Titolo2"/>
       </w:pPr>
-      <w:bookmarkStart w:id="17" w:name="_Toc224386818"/>
+      <w:bookmarkStart w:id="20" w:name="_Toc224393510"/>
       <w:r>
         <w:lastRenderedPageBreak/>
         <w:t xml:space="preserve">3.3 Display </w:t>
@@ -5238,7 +6479,7 @@
       <w:r>
         <w:t>Nextion</w:t>
       </w:r>
-      <w:bookmarkEnd w:id="17"/>
+      <w:bookmarkEnd w:id="20"/>
       <w:proofErr w:type="spellEnd"/>
     </w:p>
     <w:p>
@@ -5354,8 +6595,9 @@
     </w:p>
     <w:p>
       <w:pPr>
-        <w:jc w:val="center"/>
-      </w:pPr>
+        <w:pStyle w:val="Didascalia"/>
+      </w:pPr>
+      <w:bookmarkStart w:id="21" w:name="_Toc224390684"/>
       <w:r>
         <w:t>Figura</w:t>
       </w:r>
@@ -5373,6 +6615,7 @@
       <w:r>
         <w:t>NX4832K035</w:t>
       </w:r>
+      <w:bookmarkEnd w:id="21"/>
     </w:p>
     <w:p>
       <w:r>
@@ -5411,7 +6654,13 @@
         <w:t>Real-Time Clock</w:t>
       </w:r>
       <w:r>
-        <w:t>) hardware, il supporto per il salvataggio dei dati su EEPROM interna e un processore più rapido rispetto alla serie base. Tutta la grafica, le interfacce e le logiche dei pulsanti vengono elaborate localmente dal display. Il microcontrollore centrale è tenuto unicamente a scambiare brevi stringhe di testo o comandi esadecimali tramite il protocollo di comunicazione seriale asincrona (UART). Questa scelta architetturale ha permesso di sollevare l'unità logica dal pesante onere della gestione grafica.</w:t>
+        <w:t>) hardware, il supporto per il salvataggio dei dati su EEPROM interna e un processore più rapido rispetto alla serie base</w:t>
+      </w:r>
+      <w:r>
+        <w:t xml:space="preserve"> [9]</w:t>
+      </w:r>
+      <w:r>
+        <w:t>. Tutta la grafica, le interfacce e le logiche dei pulsanti vengono elaborate localmente dal display. Il microcontrollore centrale è tenuto unicamente a scambiare brevi stringhe di testo o comandi esadecimali tramite il protocollo di comunicazione seriale asincrona (UART). Questa scelta architetturale ha permesso di sollevare l'unità logica dal pesante onere della gestione grafica.</w:t>
       </w:r>
     </w:p>
     <w:p/>
@@ -5420,12 +6669,12 @@
       <w:pPr>
         <w:pStyle w:val="Titolo2"/>
       </w:pPr>
-      <w:bookmarkStart w:id="18" w:name="_Toc224386819"/>
+      <w:bookmarkStart w:id="22" w:name="_Toc224393511"/>
       <w:r>
         <w:lastRenderedPageBreak/>
         <w:t>3.4 Sezione di potenza e attuatori</w:t>
       </w:r>
-      <w:bookmarkEnd w:id="18"/>
+      <w:bookmarkEnd w:id="22"/>
     </w:p>
     <w:p>
       <w:r>
@@ -5495,14 +6744,16 @@
     </w:p>
     <w:p>
       <w:pPr>
-        <w:jc w:val="center"/>
-      </w:pPr>
+        <w:pStyle w:val="Didascalia"/>
+      </w:pPr>
+      <w:bookmarkStart w:id="23" w:name="_Toc224390685"/>
       <w:r>
         <w:t>Figura</w:t>
       </w:r>
       <w:r>
         <w:t xml:space="preserve"> 3.3: Attuatore Lineare 12VDC</w:t>
       </w:r>
+      <w:bookmarkEnd w:id="23"/>
     </w:p>
     <w:p>
       <w:r>
@@ -5543,12 +6794,12 @@
       <w:pPr>
         <w:pStyle w:val="Titolo2"/>
       </w:pPr>
-      <w:bookmarkStart w:id="19" w:name="_Toc224386820"/>
+      <w:bookmarkStart w:id="24" w:name="_Toc224393512"/>
       <w:r>
         <w:lastRenderedPageBreak/>
         <w:t>3.5 Alimentazione</w:t>
       </w:r>
-      <w:bookmarkEnd w:id="19"/>
+      <w:bookmarkEnd w:id="24"/>
     </w:p>
     <w:p>
       <w:r>
@@ -5595,7 +6846,13 @@
     </w:p>
     <w:p>
       <w:r>
-        <w:t>Questo componente di fascia industriale supporta ingressi fino a 36 V ed è in grado di erogare correnti fino a 4 A, garantendo un eccellente margine di sicurezza per le temperature della scheda. Operando a una frequenza fissa di 400 kHz e integrando al suo interno i MOSFET di commutazione, assicura un'efficienza molto elevata. Questa topologia, unita a un adeguato filtro LC d'uscita, fornisce alla logica di controllo una tensione a 5V pulita e del tutto immune ai cali di tensione (</w:t>
+        <w:t>Questo componente di fascia industriale supporta ingressi fino a 36 V ed è in grado di erogare correnti fino a 4 A, garantendo un eccellente margine di sicurezza per le temperature della scheda. Operando a una frequenza fissa di 400 kHz e integrando al suo interno i MOSFET di commutazione, assicura un'efficienza molto elevata</w:t>
+      </w:r>
+      <w:r>
+        <w:t xml:space="preserve"> [2]</w:t>
+      </w:r>
+      <w:r>
+        <w:t>. Questa topologia, unita a un adeguato filtro LC d'uscita, fornisce alla logica di controllo una tensione a 5V pulita e del tutto immune ai cali di tensione (</w:t>
       </w:r>
       <w:proofErr w:type="spellStart"/>
       <w:r>
@@ -5653,7 +6910,7 @@
           <w:szCs w:val="40"/>
         </w:rPr>
       </w:pPr>
-      <w:bookmarkStart w:id="20" w:name="_Toc224037004"/>
+      <w:bookmarkStart w:id="25" w:name="_Toc224037004"/>
       <w:r>
         <w:rPr>
           <w:rFonts w:cs="Times New Roman"/>
@@ -5664,13 +6921,13 @@
         </w:rPr>
         <w:t>Capitolo 4</w:t>
       </w:r>
-      <w:bookmarkEnd w:id="20"/>
+      <w:bookmarkEnd w:id="25"/>
     </w:p>
     <w:p>
       <w:pPr>
         <w:pStyle w:val="Titolo1"/>
       </w:pPr>
-      <w:bookmarkStart w:id="21" w:name="_Toc224386821"/>
+      <w:bookmarkStart w:id="26" w:name="_Toc224393513"/>
       <w:r>
         <w:rPr>
           <w:color w:val="FFFFFF" w:themeColor="background1"/>
@@ -5682,7 +6939,7 @@
       <w:r>
         <w:t>Progettazione Hardware e Realizzazione PCB</w:t>
       </w:r>
-      <w:bookmarkEnd w:id="21"/>
+      <w:bookmarkEnd w:id="26"/>
     </w:p>
     <w:p>
       <w:r>
@@ -5728,11 +6985,11 @@
       <w:pPr>
         <w:pStyle w:val="Titolo2"/>
       </w:pPr>
-      <w:bookmarkStart w:id="22" w:name="_Toc224386822"/>
+      <w:bookmarkStart w:id="27" w:name="_Toc224393514"/>
       <w:r>
         <w:t>4.1 Schema elettrico</w:t>
       </w:r>
-      <w:bookmarkEnd w:id="22"/>
+      <w:bookmarkEnd w:id="27"/>
     </w:p>
     <w:p>
       <w:r>
@@ -5748,7 +7005,7 @@
           <w:bCs/>
         </w:rPr>
       </w:pPr>
-      <w:bookmarkStart w:id="23" w:name="_Toc224386823"/>
+      <w:bookmarkStart w:id="28" w:name="_Toc224393515"/>
       <w:r>
         <w:rPr>
           <w:b/>
@@ -5763,7 +7020,7 @@
         </w:rPr>
         <w:t>Alimentazione</w:t>
       </w:r>
-      <w:bookmarkEnd w:id="23"/>
+      <w:bookmarkEnd w:id="28"/>
     </w:p>
     <w:p>
       <w:r>
@@ -5780,6 +7037,16 @@
           <w:bCs/>
         </w:rPr>
         <w:t>LMR33640ADDAR</w:t>
+      </w:r>
+      <w:r>
+        <w:rPr>
+          <w:b/>
+          <w:bCs/>
+        </w:rPr>
+        <w:t xml:space="preserve"> </w:t>
+      </w:r>
+      <w:r>
+        <w:t>[2]</w:t>
       </w:r>
       <w:r>
         <w:t xml:space="preserve">. Il partitore resistivo di </w:t>
@@ -5850,7 +7117,7 @@
           <w:noProof/>
         </w:rPr>
         <w:drawing>
-          <wp:inline distT="0" distB="0" distL="0" distR="0" wp14:anchorId="730017E7" wp14:editId="61C25C00">
+          <wp:inline distT="0" distB="0" distL="0" distR="0" wp14:anchorId="730017E7" wp14:editId="586CA172">
             <wp:extent cx="5400040" cy="1844040"/>
             <wp:effectExtent l="0" t="0" r="0" b="3810"/>
             <wp:docPr id="1494819099" name="Immagine 3"/>
@@ -5894,25 +7161,27 @@
     </w:p>
     <w:p>
       <w:pPr>
+        <w:pStyle w:val="Didascalia"/>
+      </w:pPr>
+      <w:bookmarkStart w:id="29" w:name="_Toc224390686"/>
+      <w:r>
+        <w:t>Figura</w:t>
+      </w:r>
+      <w:r>
+        <w:t xml:space="preserve"> 4.1: Schema elettrico </w:t>
+      </w:r>
+      <w:r>
+        <w:t xml:space="preserve">dello </w:t>
+      </w:r>
+      <w:r>
+        <w:t>Stadio di Alimentazione</w:t>
+      </w:r>
+      <w:bookmarkEnd w:id="29"/>
+    </w:p>
+    <w:p>
+      <w:pPr>
         <w:jc w:val="center"/>
       </w:pPr>
-      <w:r>
-        <w:t>Figura</w:t>
-      </w:r>
-      <w:r>
-        <w:t xml:space="preserve"> 4.1: Schema elettrico </w:t>
-      </w:r>
-      <w:r>
-        <w:t xml:space="preserve">dello </w:t>
-      </w:r>
-      <w:r>
-        <w:t>Stadio di Alimentazione</w:t>
-      </w:r>
-    </w:p>
-    <w:p>
-      <w:pPr>
-        <w:jc w:val="center"/>
-      </w:pPr>
     </w:p>
     <w:p>
       <w:pPr>
@@ -5920,15 +7189,13 @@
         <w:rPr>
           <w:b/>
           <w:bCs/>
-          <w:lang w:val="en-US"/>
-        </w:rPr>
-      </w:pPr>
-      <w:bookmarkStart w:id="24" w:name="_Toc224386824"/>
-      <w:r>
-        <w:rPr>
-          <w:b/>
-          <w:bCs/>
-          <w:lang w:val="en-US"/>
+        </w:rPr>
+      </w:pPr>
+      <w:bookmarkStart w:id="30" w:name="_Toc224393516"/>
+      <w:r>
+        <w:rPr>
+          <w:b/>
+          <w:bCs/>
         </w:rPr>
         <w:t xml:space="preserve">4.1.2 </w:t>
       </w:r>
@@ -5936,11 +7203,10 @@
         <w:rPr>
           <w:b/>
           <w:bCs/>
-          <w:lang w:val="en-US"/>
         </w:rPr>
         <w:t>USB to UART e ATMEGA</w:t>
       </w:r>
-      <w:bookmarkEnd w:id="24"/>
+      <w:bookmarkEnd w:id="30"/>
     </w:p>
     <w:p>
       <w:r>
@@ -5952,6 +7218,16 @@
           <w:bCs/>
         </w:rPr>
         <w:t>ATmega328P-MU</w:t>
+      </w:r>
+      <w:r>
+        <w:rPr>
+          <w:b/>
+          <w:bCs/>
+        </w:rPr>
+        <w:t xml:space="preserve"> </w:t>
+      </w:r>
+      <w:r>
+        <w:t>[1]</w:t>
       </w:r>
       <w:r>
         <w:t xml:space="preserve">. Attorno ad esso è stato progettato il circuito vitale </w:t>
@@ -6013,6 +7289,16 @@
           <w:bCs/>
         </w:rPr>
         <w:t>FT232RL</w:t>
+      </w:r>
+      <w:r>
+        <w:rPr>
+          <w:b/>
+          <w:bCs/>
+        </w:rPr>
+        <w:t xml:space="preserve"> </w:t>
+      </w:r>
+      <w:r>
+        <w:t>[3]</w:t>
       </w:r>
       <w:r>
         <w:t xml:space="preserve">. L'ingresso fisico sulla scheda è stato modernizzato utilizzando un connettore </w:t>
@@ -6225,8 +7511,9 @@
     </w:p>
     <w:p>
       <w:pPr>
-        <w:jc w:val="center"/>
-      </w:pPr>
+        <w:pStyle w:val="Didascalia"/>
+      </w:pPr>
+      <w:bookmarkStart w:id="31" w:name="_Toc224390687"/>
       <w:r>
         <w:t>Figur</w:t>
       </w:r>
@@ -6236,6 +7523,7 @@
       <w:r>
         <w:t>Schema circuitale del microcontrollore ATmega328P</w:t>
       </w:r>
+      <w:bookmarkEnd w:id="31"/>
     </w:p>
     <w:p>
       <w:pPr>
@@ -6291,25 +7579,24 @@
     </w:p>
     <w:p>
       <w:pPr>
+        <w:pStyle w:val="Didascalia"/>
+      </w:pPr>
+      <w:bookmarkStart w:id="32" w:name="_Toc224390688"/>
+      <w:r>
+        <w:t>Figura</w:t>
+      </w:r>
+      <w:r>
+        <w:t xml:space="preserve"> 4.3:</w:t>
+      </w:r>
+      <w:r>
+        <w:t xml:space="preserve"> Schema dell'interfaccia di comunicazione USB-Seriale.</w:t>
+      </w:r>
+      <w:bookmarkEnd w:id="32"/>
+    </w:p>
+    <w:p>
+      <w:pPr>
         <w:jc w:val="center"/>
       </w:pPr>
-      <w:r>
-        <w:t>Figura</w:t>
-      </w:r>
-      <w:r>
-        <w:t xml:space="preserve"> 4.3:</w:t>
-      </w:r>
-      <w:r>
-        <w:t xml:space="preserve"> </w:t>
-      </w:r>
-      <w:r>
-        <w:t>Schema dell'interfaccia di comunicazione USB-Seriale.</w:t>
-      </w:r>
-    </w:p>
-    <w:p>
-      <w:pPr>
-        <w:jc w:val="center"/>
-      </w:pPr>
     </w:p>
     <w:p>
       <w:pPr>
@@ -6319,7 +7606,7 @@
           <w:bCs/>
         </w:rPr>
       </w:pPr>
-      <w:bookmarkStart w:id="25" w:name="_Toc224386825"/>
+      <w:bookmarkStart w:id="33" w:name="_Toc224393517"/>
       <w:r>
         <w:rPr>
           <w:b/>
@@ -6334,7 +7621,7 @@
         </w:rPr>
         <w:t>I/O</w:t>
       </w:r>
-      <w:bookmarkEnd w:id="25"/>
+      <w:bookmarkEnd w:id="33"/>
     </w:p>
     <w:p>
       <w:r>
@@ -6531,14 +7818,16 @@
     </w:p>
     <w:p>
       <w:pPr>
-        <w:jc w:val="center"/>
-      </w:pPr>
+        <w:pStyle w:val="Didascalia"/>
+      </w:pPr>
+      <w:bookmarkStart w:id="34" w:name="_Toc224390689"/>
       <w:r>
         <w:t>Figura</w:t>
       </w:r>
       <w:r>
         <w:t xml:space="preserve"> 4.4: Scheda di Espansione</w:t>
       </w:r>
+      <w:bookmarkEnd w:id="34"/>
     </w:p>
     <w:p>
       <w:pPr>
@@ -6605,26 +7894,25 @@
     </w:p>
     <w:p>
       <w:pPr>
-        <w:jc w:val="center"/>
-      </w:pPr>
+        <w:pStyle w:val="Didascalia"/>
+      </w:pPr>
+      <w:bookmarkStart w:id="35" w:name="_Toc224390690"/>
       <w:r>
         <w:t>Figura</w:t>
       </w:r>
       <w:r>
         <w:t xml:space="preserve"> 4.5: Retro Scheda di Espansione</w:t>
       </w:r>
-    </w:p>
-    <w:p>
-      <w:pPr>
-        <w:jc w:val="center"/>
-      </w:pPr>
+      <w:bookmarkEnd w:id="35"/>
+    </w:p>
+    <w:p>
       <w:r>
         <w:rPr>
           <w:noProof/>
         </w:rPr>
         <w:lastRenderedPageBreak/>
         <w:drawing>
-          <wp:inline distT="0" distB="0" distL="0" distR="0" wp14:anchorId="60EF3933" wp14:editId="06E030F2">
+          <wp:inline distT="0" distB="0" distL="0" distR="0" wp14:anchorId="60EF3933" wp14:editId="59ACE226">
             <wp:extent cx="5400040" cy="1175940"/>
             <wp:effectExtent l="0" t="0" r="0" b="5715"/>
             <wp:docPr id="1182115301" name="Immagine 7"/>
@@ -6665,12 +7953,19 @@
           </wp:inline>
         </w:drawing>
       </w:r>
+    </w:p>
+    <w:p>
+      <w:pPr>
+        <w:pStyle w:val="Didascalia"/>
+      </w:pPr>
+      <w:bookmarkStart w:id="36" w:name="_Toc224390691"/>
       <w:r>
         <w:t>Figura</w:t>
       </w:r>
       <w:r>
         <w:t xml:space="preserve"> 4.6: Schema connettori I/O</w:t>
       </w:r>
+      <w:bookmarkEnd w:id="36"/>
     </w:p>
     <w:p>
       <w:pPr>
@@ -6685,7 +7980,7 @@
           <w:bCs/>
         </w:rPr>
       </w:pPr>
-      <w:bookmarkStart w:id="26" w:name="_Toc224386826"/>
+      <w:bookmarkStart w:id="37" w:name="_Toc224393518"/>
       <w:r>
         <w:rPr>
           <w:b/>
@@ -6700,7 +7995,7 @@
         </w:rPr>
         <w:t>Switching UART</w:t>
       </w:r>
-      <w:bookmarkEnd w:id="26"/>
+      <w:bookmarkEnd w:id="37"/>
     </w:p>
     <w:p>
       <w:r>
@@ -6735,6 +8030,16 @@
           <w:bCs/>
         </w:rPr>
         <w:t>SN74HC4066DR</w:t>
+      </w:r>
+      <w:r>
+        <w:rPr>
+          <w:b/>
+          <w:bCs/>
+        </w:rPr>
+        <w:t xml:space="preserve"> </w:t>
+      </w:r>
+      <w:r>
+        <w:t>[4]</w:t>
       </w:r>
       <w:r>
         <w:t>. I percorsi di segnale di questi integrati sono governati meccanicamente tramite un selettore a scorrimento a 3 posizioni (MSK-23D18G3).</w:t>
@@ -6833,6 +8138,7 @@
           <w:b/>
           <w:bCs/>
         </w:rPr>
+        <w:lastRenderedPageBreak/>
         <w:t xml:space="preserve">Stato 2 - Programmazione </w:t>
       </w:r>
       <w:proofErr w:type="spellStart"/>
@@ -6860,11 +8166,7 @@
       </w:r>
       <w:proofErr w:type="spellEnd"/>
       <w:r>
-        <w:t xml:space="preserve"> e connette il convertitore USB direttamente al display intelligente. Questa intuizione </w:t>
-      </w:r>
-      <w:r>
-        <w:lastRenderedPageBreak/>
-        <w:t xml:space="preserve">progettuale permette di aggiornare l'interfaccia grafica (HMI) dal PC, inviando il file </w:t>
+        <w:t xml:space="preserve"> e connette il convertitore USB direttamente al display intelligente. Questa intuizione progettuale permette di aggiornare l'interfaccia grafica (HMI) dal PC, inviando il file </w:t>
       </w:r>
       <w:r>
         <w:rPr>
@@ -6971,28 +8273,30 @@
     </w:p>
     <w:p>
       <w:pPr>
+        <w:pStyle w:val="Didascalia"/>
+      </w:pPr>
+      <w:bookmarkStart w:id="38" w:name="_Toc224390692"/>
+      <w:r>
+        <w:t>Figura 4.</w:t>
+      </w:r>
+      <w:r>
+        <w:t>7</w:t>
+      </w:r>
+      <w:r>
+        <w:t>: Diagramma di flusso dello Switching UART</w:t>
+      </w:r>
+      <w:bookmarkEnd w:id="38"/>
+    </w:p>
+    <w:p>
+      <w:pPr>
         <w:jc w:val="center"/>
       </w:pPr>
       <w:r>
-        <w:t>Figura 4.</w:t>
-      </w:r>
-      <w:r>
-        <w:t>7</w:t>
-      </w:r>
-      <w:r>
-        <w:t>: Diagramma di flusso dello Switching UART</w:t>
-      </w:r>
-    </w:p>
-    <w:p>
-      <w:pPr>
-        <w:jc w:val="center"/>
-      </w:pPr>
-      <w:r>
         <w:rPr>
           <w:noProof/>
         </w:rPr>
         <w:drawing>
-          <wp:inline distT="0" distB="0" distL="0" distR="0" wp14:anchorId="47BE37BB" wp14:editId="374255BE">
+          <wp:inline distT="0" distB="0" distL="0" distR="0" wp14:anchorId="47BE37BB" wp14:editId="1D26197F">
             <wp:extent cx="5400040" cy="1730375"/>
             <wp:effectExtent l="0" t="0" r="0" b="3175"/>
             <wp:docPr id="745384932" name="Immagine 8"/>
@@ -7036,19 +8340,21 @@
     </w:p>
     <w:p>
       <w:pPr>
+        <w:pStyle w:val="Didascalia"/>
+      </w:pPr>
+      <w:bookmarkStart w:id="39" w:name="_Toc224390693"/>
+      <w:r>
+        <w:t>Figura</w:t>
+      </w:r>
+      <w:r>
+        <w:t xml:space="preserve"> 4.8: Schema del circuito switching UART</w:t>
+      </w:r>
+      <w:bookmarkEnd w:id="39"/>
+    </w:p>
+    <w:p>
+      <w:pPr>
         <w:jc w:val="center"/>
       </w:pPr>
-      <w:r>
-        <w:t>Figura</w:t>
-      </w:r>
-      <w:r>
-        <w:t xml:space="preserve"> 4.8: Schema del circuito switching UART</w:t>
-      </w:r>
-    </w:p>
-    <w:p>
-      <w:pPr>
-        <w:jc w:val="center"/>
-      </w:pPr>
     </w:p>
     <w:p>
       <w:pPr>
@@ -7058,7 +8364,7 @@
           <w:bCs/>
         </w:rPr>
       </w:pPr>
-      <w:bookmarkStart w:id="27" w:name="_Toc224386827"/>
+      <w:bookmarkStart w:id="40" w:name="_Toc224393519"/>
       <w:r>
         <w:rPr>
           <w:b/>
@@ -7067,7 +8373,7 @@
         <w:lastRenderedPageBreak/>
         <w:t>4.1.5 Uscite di Potenza</w:t>
       </w:r>
-      <w:bookmarkEnd w:id="27"/>
+      <w:bookmarkEnd w:id="40"/>
       <w:r>
         <w:rPr>
           <w:b/>
@@ -7111,6 +8417,16 @@
         <w:t>PC817C</w:t>
       </w:r>
       <w:r>
+        <w:rPr>
+          <w:b/>
+          <w:bCs/>
+        </w:rPr>
+        <w:t xml:space="preserve"> </w:t>
+      </w:r>
+      <w:r>
+        <w:t>[5]</w:t>
+      </w:r>
+      <w:r>
         <w:t xml:space="preserve">, limitati da resistenze in serie da </w:t>
       </w:r>
       <w:r>
@@ -7128,7 +8444,13 @@
     </w:p>
     <w:p>
       <w:r>
-        <w:t xml:space="preserve">A valle dell'isolamento, il circuito si divide in due sezioni funzionali: la rete di abilitazione generale e il Ponte ad H vero e proprio. Per garantire la massima sicurezza ed evitare azionamenti accidentali, l'intera tensione a 12V diretta ai rami del ponte è interrotta da un relè elettromeccanico (SRA-12VDC-AL). La bobina del relè è comandata dal segnale COMENMOT che polarizza la base di un transistor NPN </w:t>
+        <w:t>A valle dell'isolamento, il circuito si divide in due sezioni funzionali: la rete di abilitazione generale e il Ponte ad H vero e proprio. Per garantire la massima sicurezza ed evitare azionamenti accidentali, l'intera tensione a 12V diretta ai rami del ponte è interrotta da un relè elettromeccanico (SRA-12VDC-AL</w:t>
+      </w:r>
+      <w:r>
+        <w:t xml:space="preserve"> [10]</w:t>
+      </w:r>
+      <w:r>
+        <w:t xml:space="preserve">). La bobina del relè è comandata dal segnale COMENMOT che polarizza la base di un transistor NPN </w:t>
       </w:r>
       <w:r>
         <w:rPr>
@@ -7211,6 +8533,16 @@
         <w:t>20P03</w:t>
       </w:r>
       <w:r>
+        <w:rPr>
+          <w:b/>
+          <w:bCs/>
+        </w:rPr>
+        <w:t xml:space="preserve"> </w:t>
+      </w:r>
+      <w:r>
+        <w:t>[7]</w:t>
+      </w:r>
+      <w:r>
         <w:t>, mentre per i rami inferiori (</w:t>
       </w:r>
       <w:r>
@@ -7231,6 +8563,16 @@
         <w:t>20N03</w:t>
       </w:r>
       <w:r>
+        <w:rPr>
+          <w:b/>
+          <w:bCs/>
+        </w:rPr>
+        <w:t xml:space="preserve"> </w:t>
+      </w:r>
+      <w:r>
+        <w:t>[6]</w:t>
+      </w:r>
+      <w:r>
         <w:t>. Entrambi i modelli, in package TO-252 a montaggio superficiale, presentano caratteristiche eccellenti per la commutazione di potenza, tollerando tensioni fino a</w:t>
       </w:r>
       <w:r>
@@ -7266,11 +8608,11 @@
       </w:r>
       <w:proofErr w:type="gramEnd"/>
       <w:r>
-        <w:t xml:space="preserve"> Avendo rilevato un assorbimento di carico nominale di 3A per singolo motore, l'impiego di transistor da 20A garantisce un eccezionale margine di sovradimensionamento termico. Inoltre, la tecnologia costruttiva ad alta densità garantisce una bassissima resistenza di conduzione </w:t>
+        <w:t xml:space="preserve"> Avendo rilevato un assorbimento di carico nominale di 3A per singolo motore, l'impiego di transistor da 20A garantisce un eccezionale margine di sovradimensionamento termico. Inoltre, la tecnologia costruttiva ad alta densità garantisce una bassissima resistenza di </w:t>
       </w:r>
       <w:r>
         <w:lastRenderedPageBreak/>
-        <w:t>(</w:t>
+        <w:t>conduzione (</w:t>
       </w:r>
       <w:r>
         <w:t>R</w:t>
@@ -7353,7 +8695,7 @@
           <w:noProof/>
         </w:rPr>
         <w:drawing>
-          <wp:inline distT="0" distB="0" distL="0" distR="0" wp14:anchorId="6DD0956B" wp14:editId="13A4E06C">
+          <wp:inline distT="0" distB="0" distL="0" distR="0" wp14:anchorId="6DD0956B" wp14:editId="0215E606">
             <wp:extent cx="5400040" cy="2259330"/>
             <wp:effectExtent l="0" t="0" r="0" b="7620"/>
             <wp:docPr id="208256769" name="Immagine 6"/>
@@ -7397,24 +8739,26 @@
     </w:p>
     <w:p>
       <w:pPr>
-        <w:jc w:val="center"/>
-      </w:pPr>
+        <w:pStyle w:val="Didascalia"/>
+      </w:pPr>
+      <w:bookmarkStart w:id="41" w:name="_Toc224390694"/>
       <w:r>
         <w:t>Figura</w:t>
       </w:r>
       <w:r>
         <w:t xml:space="preserve"> 4.9: Schema dello stadio di Potenza</w:t>
       </w:r>
+      <w:bookmarkEnd w:id="41"/>
     </w:p>
     <w:p>
       <w:pPr>
         <w:pStyle w:val="Titolo2"/>
       </w:pPr>
-      <w:bookmarkStart w:id="28" w:name="_Toc224386828"/>
+      <w:bookmarkStart w:id="42" w:name="_Toc224393520"/>
       <w:r>
         <w:t>4.2 Progettazione PCB</w:t>
       </w:r>
-      <w:bookmarkEnd w:id="28"/>
+      <w:bookmarkEnd w:id="42"/>
     </w:p>
     <w:p>
       <w:r>
@@ -7600,7 +8944,19 @@
         <w:t>:</w:t>
       </w:r>
       <w:r>
-        <w:t xml:space="preserve"> I MOSFET di potenza 20N03 e 20P03 selezionati si presentano in un package a montaggio superficiale (SMD) di tipo TO-252. In questa tipologia costruttiva, lo smaltimento del calore generato dalla giunzione non avviene tramite dissipatori alettati esterni, ma sfruttando la superficie della PCB stessa. Come visibile dal progetto, sui </w:t>
+        <w:t xml:space="preserve"> I MOSFET di potenza 20N03</w:t>
+      </w:r>
+      <w:r>
+        <w:t xml:space="preserve"> [6]</w:t>
+      </w:r>
+      <w:r>
+        <w:t xml:space="preserve"> e 20P03</w:t>
+      </w:r>
+      <w:r>
+        <w:t xml:space="preserve"> [7]</w:t>
+      </w:r>
+      <w:r>
+        <w:t xml:space="preserve"> selezionati si presentano in un package a montaggio superficiale (SMD) di tipo TO-252. In questa tipologia costruttiva, lo smaltimento del calore generato dalla giunzione non avviene tramite dissipatori alettati esterni, ma sfruttando la superficie della PCB stessa. Come visibile dal progetto, sui </w:t>
       </w:r>
       <w:proofErr w:type="spellStart"/>
       <w:r>
@@ -7798,12 +9154,13 @@
     </w:p>
     <w:p>
       <w:pPr>
-        <w:ind w:left="720"/>
-        <w:jc w:val="center"/>
-      </w:pPr>
+        <w:pStyle w:val="Didascalia"/>
+      </w:pPr>
+      <w:bookmarkStart w:id="43" w:name="_Toc224390695"/>
       <w:r>
         <w:t>Figura 4.10: PCB layout</w:t>
       </w:r>
+      <w:bookmarkEnd w:id="43"/>
     </w:p>
     <w:p/>
     <w:p/>
@@ -7814,12 +9171,12 @@
       <w:pPr>
         <w:pStyle w:val="Titolo2"/>
       </w:pPr>
-      <w:bookmarkStart w:id="29" w:name="_Toc224386829"/>
+      <w:bookmarkStart w:id="44" w:name="_Toc224393521"/>
       <w:r>
         <w:lastRenderedPageBreak/>
         <w:t>4.3 Realizzazione finale</w:t>
       </w:r>
-      <w:bookmarkEnd w:id="29"/>
+      <w:bookmarkEnd w:id="44"/>
     </w:p>
     <w:p>
       <w:pPr>
@@ -7829,7 +9186,7 @@
           <w:bCs/>
         </w:rPr>
       </w:pPr>
-      <w:bookmarkStart w:id="30" w:name="_Toc224386830"/>
+      <w:bookmarkStart w:id="45" w:name="_Toc224393522"/>
       <w:r>
         <w:rPr>
           <w:b/>
@@ -7837,7 +9194,7 @@
         </w:rPr>
         <w:t>4.3.1 Assemblaggio della scheda</w:t>
       </w:r>
-      <w:bookmarkEnd w:id="30"/>
+      <w:bookmarkEnd w:id="45"/>
     </w:p>
     <w:p>
       <w:r>
@@ -7878,7 +9235,13 @@
     </w:p>
     <w:p>
       <w:r>
-        <w:t xml:space="preserve">Per il montaggio dei dispositivi a montaggio superficiale (SMD) si è fatto largo uso di flussante per agevolare la bagnabilità delle piazzole. I componenti più critici e privi di reofori esposti — in particolare il microcontrollore ATmega328P in package QFN, il convertitore LMR33640 e i </w:t>
+        <w:t>Per il montaggio dei dispositivi a montaggio superficiale (SMD) si è fatto largo uso di flussante per agevolare la bagnabilità delle piazzole. I componenti più critici e privi di reofori esposti — in particolare il microcontrollore ATmega328P in package QFN, il convertitore LMR33640</w:t>
+      </w:r>
+      <w:r>
+        <w:t xml:space="preserve"> [2]</w:t>
+      </w:r>
+      <w:r>
+        <w:t xml:space="preserve"> e i </w:t>
       </w:r>
       <w:proofErr w:type="spellStart"/>
       <w:r>
@@ -7964,14 +9327,16 @@
     </w:p>
     <w:p>
       <w:pPr>
-        <w:jc w:val="center"/>
-      </w:pPr>
+        <w:pStyle w:val="Didascalia"/>
+      </w:pPr>
+      <w:bookmarkStart w:id="46" w:name="_Toc224390696"/>
       <w:r>
         <w:t>Figura</w:t>
       </w:r>
       <w:r>
         <w:t xml:space="preserve"> 4.11: PCB con componenti saldati</w:t>
       </w:r>
+      <w:bookmarkEnd w:id="46"/>
     </w:p>
     <w:p>
       <w:r>
@@ -8036,22 +9401,22 @@
     </w:p>
     <w:p>
       <w:pPr>
-        <w:jc w:val="center"/>
-      </w:pPr>
+        <w:pStyle w:val="Didascalia"/>
+      </w:pPr>
+      <w:bookmarkStart w:id="47" w:name="_Toc224390697"/>
       <w:r>
         <w:t>Figura</w:t>
       </w:r>
       <w:r>
         <w:t xml:space="preserve"> 4.12: </w:t>
       </w:r>
-      <w:proofErr w:type="gramStart"/>
-      <w:r>
-        <w:t>retro PCB</w:t>
-      </w:r>
-      <w:proofErr w:type="gramEnd"/>
-      <w:r>
-        <w:t xml:space="preserve"> con componenti saldati</w:t>
-      </w:r>
+      <w:r>
+        <w:t>R</w:t>
+      </w:r>
+      <w:r>
+        <w:t>etro PCB con componenti saldati</w:t>
+      </w:r>
+      <w:bookmarkEnd w:id="47"/>
     </w:p>
     <w:p/>
     <w:p>
@@ -8062,7 +9427,7 @@
           <w:bCs/>
         </w:rPr>
       </w:pPr>
-      <w:bookmarkStart w:id="31" w:name="_Toc224386831"/>
+      <w:bookmarkStart w:id="48" w:name="_Toc224393523"/>
       <w:r>
         <w:rPr>
           <w:b/>
@@ -8070,7 +9435,7 @@
         </w:rPr>
         <w:t>4.3.2 Collaudo e integrazione meccanica</w:t>
       </w:r>
-      <w:bookmarkEnd w:id="31"/>
+      <w:bookmarkEnd w:id="48"/>
     </w:p>
     <w:p>
       <w:r>
@@ -8189,8 +9554,9 @@
     </w:p>
     <w:p>
       <w:pPr>
-        <w:jc w:val="center"/>
-      </w:pPr>
+        <w:pStyle w:val="Didascalia"/>
+      </w:pPr>
+      <w:bookmarkStart w:id="49" w:name="_Toc224390698"/>
       <w:r>
         <w:t>Figura</w:t>
       </w:r>
@@ -8201,6 +9567,7 @@
       <w:r>
         <w:t>enclosure</w:t>
       </w:r>
+      <w:bookmarkEnd w:id="49"/>
       <w:proofErr w:type="spellEnd"/>
     </w:p>
     <w:p/>
@@ -8228,7 +9595,7 @@
           <w:szCs w:val="40"/>
         </w:rPr>
       </w:pPr>
-      <w:bookmarkStart w:id="32" w:name="_Toc224037014"/>
+      <w:bookmarkStart w:id="50" w:name="_Toc224037014"/>
       <w:r>
         <w:rPr>
           <w:rFonts w:cs="Times New Roman"/>
@@ -8239,13 +9606,13 @@
         </w:rPr>
         <w:t>Capitolo 5</w:t>
       </w:r>
-      <w:bookmarkEnd w:id="32"/>
+      <w:bookmarkEnd w:id="50"/>
     </w:p>
     <w:p>
       <w:pPr>
         <w:pStyle w:val="Titolo1"/>
       </w:pPr>
-      <w:bookmarkStart w:id="33" w:name="_Toc224386832"/>
+      <w:bookmarkStart w:id="51" w:name="_Toc224393524"/>
       <w:r>
         <w:rPr>
           <w:color w:val="FFFFFF" w:themeColor="background1"/>
@@ -8257,7 +9624,7 @@
       <w:r>
         <w:t>Sviluppo Software e Logica di Controllo</w:t>
       </w:r>
-      <w:bookmarkEnd w:id="33"/>
+      <w:bookmarkEnd w:id="51"/>
     </w:p>
     <w:p>
       <w:r>
@@ -8276,7 +9643,7 @@
       <w:pPr>
         <w:pStyle w:val="Titolo2"/>
       </w:pPr>
-      <w:bookmarkStart w:id="34" w:name="_Toc224386833"/>
+      <w:bookmarkStart w:id="52" w:name="_Toc224393525"/>
       <w:r>
         <w:t xml:space="preserve">5.1 </w:t>
       </w:r>
@@ -8291,7 +9658,7 @@
       <w:r>
         <w:t xml:space="preserve"> e HMI e logiche di regolazione</w:t>
       </w:r>
-      <w:bookmarkEnd w:id="34"/>
+      <w:bookmarkEnd w:id="52"/>
     </w:p>
     <w:p>
       <w:r>
@@ -8439,7 +9806,7 @@
       <w:pPr>
         <w:pStyle w:val="Titolo2"/>
       </w:pPr>
-      <w:bookmarkStart w:id="35" w:name="_Toc224386834"/>
+      <w:bookmarkStart w:id="53" w:name="_Toc224393526"/>
       <w:r>
         <w:t xml:space="preserve">5.2 </w:t>
       </w:r>
@@ -8453,7 +9820,7 @@
       <w:r>
         <w:t>Nextion</w:t>
       </w:r>
-      <w:bookmarkEnd w:id="35"/>
+      <w:bookmarkEnd w:id="53"/>
       <w:proofErr w:type="spellEnd"/>
     </w:p>
     <w:p>
@@ -8582,9 +9949,9 @@
     </w:p>
     <w:p>
       <w:pPr>
-        <w:ind w:left="720"/>
-        <w:jc w:val="center"/>
-      </w:pPr>
+        <w:pStyle w:val="Didascalia"/>
+      </w:pPr>
+      <w:bookmarkStart w:id="54" w:name="_Toc224390699"/>
       <w:r>
         <w:t>Figura</w:t>
       </w:r>
@@ -8595,6 +9962,7 @@
       <w:r>
         <w:t>Nextion</w:t>
       </w:r>
+      <w:bookmarkEnd w:id="54"/>
       <w:proofErr w:type="spellEnd"/>
     </w:p>
     <w:p>
@@ -8621,7 +9989,6 @@
     </w:p>
     <w:p>
       <w:pPr>
-        <w:ind w:left="720"/>
         <w:jc w:val="center"/>
       </w:pPr>
       <w:r>
@@ -8629,7 +9996,7 @@
           <w:noProof/>
         </w:rPr>
         <w:drawing>
-          <wp:inline distT="0" distB="0" distL="0" distR="0" wp14:anchorId="6FBBF25A" wp14:editId="36D9CB8F">
+          <wp:inline distT="0" distB="0" distL="0" distR="0" wp14:anchorId="4F5E89B9" wp14:editId="78D64F6D">
             <wp:extent cx="2880000" cy="1920000"/>
             <wp:effectExtent l="0" t="0" r="0" b="4445"/>
             <wp:docPr id="773008941" name="Immagine 10"/>
@@ -8673,9 +10040,9 @@
     </w:p>
     <w:p>
       <w:pPr>
-        <w:ind w:left="720"/>
-        <w:jc w:val="center"/>
-      </w:pPr>
+        <w:pStyle w:val="Didascalia"/>
+      </w:pPr>
+      <w:bookmarkStart w:id="55" w:name="_Toc224390700"/>
       <w:r>
         <w:t>Figura</w:t>
       </w:r>
@@ -8686,6 +10053,7 @@
       <w:r>
         <w:t>Nextion</w:t>
       </w:r>
+      <w:bookmarkEnd w:id="55"/>
       <w:proofErr w:type="spellEnd"/>
     </w:p>
     <w:p>
@@ -8726,7 +10094,7 @@
     </w:p>
     <w:p>
       <w:pPr>
-        <w:ind w:left="720"/>
+        <w:ind w:left="360"/>
         <w:jc w:val="center"/>
       </w:pPr>
       <w:r>
@@ -8778,9 +10146,9 @@
     </w:p>
     <w:p>
       <w:pPr>
-        <w:ind w:left="720"/>
-        <w:jc w:val="center"/>
-      </w:pPr>
+        <w:pStyle w:val="Didascalia"/>
+      </w:pPr>
+      <w:bookmarkStart w:id="56" w:name="_Toc224390701"/>
       <w:r>
         <w:t>Figura</w:t>
       </w:r>
@@ -8791,6 +10159,7 @@
       <w:r>
         <w:t>Nextion</w:t>
       </w:r>
+      <w:bookmarkEnd w:id="56"/>
       <w:proofErr w:type="spellEnd"/>
     </w:p>
     <w:p>
@@ -8811,7 +10180,6 @@
           <w:b/>
           <w:bCs/>
         </w:rPr>
-        <w:lastRenderedPageBreak/>
         <w:t>Modalità Manuale:</w:t>
       </w:r>
       <w:r>
@@ -8865,10 +10233,13 @@
     </w:p>
     <w:p>
       <w:pPr>
-        <w:ind w:left="720"/>
+        <w:ind w:left="360"/>
         <w:jc w:val="center"/>
       </w:pPr>
       <w:r>
+        <w:rPr>
+          <w:noProof/>
+        </w:rPr>
         <w:drawing>
           <wp:inline distT="0" distB="0" distL="0" distR="0" wp14:anchorId="6616AF1D" wp14:editId="744FEF98">
             <wp:extent cx="2880000" cy="1926421"/>
@@ -8908,9 +10279,9 @@
     </w:p>
     <w:p>
       <w:pPr>
-        <w:ind w:left="720"/>
-        <w:jc w:val="center"/>
-      </w:pPr>
+        <w:pStyle w:val="Didascalia"/>
+      </w:pPr>
+      <w:bookmarkStart w:id="57" w:name="_Toc224390702"/>
       <w:r>
         <w:t>Figura</w:t>
       </w:r>
@@ -8927,6 +10298,7 @@
       <w:r>
         <w:t>Nextion</w:t>
       </w:r>
+      <w:bookmarkEnd w:id="57"/>
       <w:proofErr w:type="spellEnd"/>
     </w:p>
     <w:p/>
@@ -8934,7 +10306,7 @@
       <w:pPr>
         <w:pStyle w:val="Titolo2"/>
       </w:pPr>
-      <w:bookmarkStart w:id="36" w:name="_Toc224386835"/>
+      <w:bookmarkStart w:id="58" w:name="_Toc224393527"/>
       <w:r>
         <w:t xml:space="preserve">5.3 Software </w:t>
       </w:r>
@@ -8942,7 +10314,7 @@
       <w:r>
         <w:t>Atmega</w:t>
       </w:r>
-      <w:bookmarkEnd w:id="36"/>
+      <w:bookmarkEnd w:id="58"/>
       <w:proofErr w:type="spellEnd"/>
     </w:p>
     <w:p>
@@ -9211,8 +10583,9 @@
     </w:p>
     <w:p>
       <w:pPr>
-        <w:jc w:val="center"/>
-      </w:pPr>
+        <w:pStyle w:val="Didascalia"/>
+      </w:pPr>
+      <w:bookmarkStart w:id="59" w:name="_Toc224390703"/>
       <w:r>
         <w:t>Figura</w:t>
       </w:r>
@@ -9227,6 +10600,7 @@
       <w:r>
         <w:t xml:space="preserve"> Seriale</w:t>
       </w:r>
+      <w:bookmarkEnd w:id="59"/>
     </w:p>
     <w:p>
       <w:r>
@@ -9395,8 +10769,9 @@
     </w:p>
     <w:p>
       <w:pPr>
-        <w:jc w:val="center"/>
-      </w:pPr>
+        <w:pStyle w:val="Didascalia"/>
+      </w:pPr>
+      <w:bookmarkStart w:id="60" w:name="_Toc224390704"/>
       <w:r>
         <w:t>Figura</w:t>
       </w:r>
@@ -9413,6 +10788,7 @@
       <w:r>
         <w:t>Nextion</w:t>
       </w:r>
+      <w:bookmarkEnd w:id="60"/>
       <w:proofErr w:type="spellEnd"/>
     </w:p>
     <w:p/>
@@ -9439,7 +10815,7 @@
           <w:szCs w:val="40"/>
         </w:rPr>
       </w:pPr>
-      <w:bookmarkStart w:id="37" w:name="_Toc224037019"/>
+      <w:bookmarkStart w:id="61" w:name="_Toc224037019"/>
       <w:r>
         <w:rPr>
           <w:rFonts w:cs="Times New Roman"/>
@@ -9451,13 +10827,13 @@
         <w:lastRenderedPageBreak/>
         <w:t>Capitolo 6</w:t>
       </w:r>
-      <w:bookmarkEnd w:id="37"/>
+      <w:bookmarkEnd w:id="61"/>
     </w:p>
     <w:p>
       <w:pPr>
         <w:pStyle w:val="Titolo1"/>
       </w:pPr>
-      <w:bookmarkStart w:id="38" w:name="_Toc224386836"/>
+      <w:bookmarkStart w:id="62" w:name="_Toc224393528"/>
       <w:r>
         <w:rPr>
           <w:color w:val="FFFFFF" w:themeColor="background1"/>
@@ -9469,17 +10845,17 @@
       <w:r>
         <w:t>Collaudo, test e Risultati</w:t>
       </w:r>
-      <w:bookmarkEnd w:id="38"/>
+      <w:bookmarkEnd w:id="62"/>
     </w:p>
     <w:p>
       <w:pPr>
         <w:pStyle w:val="Titolo2"/>
       </w:pPr>
-      <w:bookmarkStart w:id="39" w:name="_Toc224386837"/>
+      <w:bookmarkStart w:id="63" w:name="_Toc224393529"/>
       <w:r>
         <w:t>6.1 Setup di Test</w:t>
       </w:r>
-      <w:bookmarkEnd w:id="39"/>
+      <w:bookmarkEnd w:id="63"/>
     </w:p>
     <w:p>
       <w:r>
@@ -9676,11 +11052,11 @@
       <w:pPr>
         <w:pStyle w:val="Titolo2"/>
       </w:pPr>
-      <w:bookmarkStart w:id="40" w:name="_Toc224386838"/>
+      <w:bookmarkStart w:id="64" w:name="_Toc224393530"/>
       <w:r>
         <w:t>6.2 Applicazione Finale</w:t>
       </w:r>
-      <w:bookmarkEnd w:id="40"/>
+      <w:bookmarkEnd w:id="64"/>
     </w:p>
     <w:p>
       <w:r>
@@ -9811,7 +11187,7 @@
           <w:szCs w:val="40"/>
         </w:rPr>
       </w:pPr>
-      <w:bookmarkStart w:id="41" w:name="_Toc224037023"/>
+      <w:bookmarkStart w:id="65" w:name="_Toc224037023"/>
       <w:r>
         <w:rPr>
           <w:rFonts w:cs="Times New Roman"/>
@@ -9823,13 +11199,13 @@
         <w:lastRenderedPageBreak/>
         <w:t>Capitolo 7</w:t>
       </w:r>
-      <w:bookmarkEnd w:id="41"/>
+      <w:bookmarkEnd w:id="65"/>
     </w:p>
     <w:p>
       <w:pPr>
         <w:pStyle w:val="Titolo1"/>
       </w:pPr>
-      <w:bookmarkStart w:id="42" w:name="_Toc224386839"/>
+      <w:bookmarkStart w:id="66" w:name="_Toc224393531"/>
       <w:r>
         <w:rPr>
           <w:color w:val="FFFFFF" w:themeColor="background1"/>
@@ -9849,17 +11225,17 @@
       <w:r>
         <w:t>Conclusione e sviluppi futuri</w:t>
       </w:r>
-      <w:bookmarkEnd w:id="42"/>
+      <w:bookmarkEnd w:id="66"/>
     </w:p>
     <w:p>
       <w:pPr>
         <w:pStyle w:val="Titolo2"/>
       </w:pPr>
-      <w:bookmarkStart w:id="43" w:name="_Toc224386840"/>
+      <w:bookmarkStart w:id="67" w:name="_Toc224393532"/>
       <w:r>
         <w:t>7.1 Conclusione</w:t>
       </w:r>
-      <w:bookmarkEnd w:id="43"/>
+      <w:bookmarkEnd w:id="67"/>
     </w:p>
     <w:p>
       <w:r>
@@ -9888,11 +11264,11 @@
       <w:pPr>
         <w:pStyle w:val="Titolo2"/>
       </w:pPr>
-      <w:bookmarkStart w:id="44" w:name="_Toc224386841"/>
+      <w:bookmarkStart w:id="68" w:name="_Toc224393533"/>
       <w:r>
         <w:t>7.2 Sviluppi futuri</w:t>
       </w:r>
-      <w:bookmarkEnd w:id="44"/>
+      <w:bookmarkEnd w:id="68"/>
     </w:p>
     <w:p>
       <w:r>
@@ -10075,33 +11451,578 @@
     <w:p/>
     <w:p>
       <w:pPr>
-        <w:rPr>
-          <w:rFonts w:cs="Times New Roman"/>
-          <w:b/>
-          <w:bCs/>
-          <w:sz w:val="40"/>
-          <w:szCs w:val="40"/>
-        </w:rPr>
-      </w:pPr>
-      <w:r>
-        <w:rPr>
-          <w:rFonts w:cs="Times New Roman"/>
-          <w:b/>
-          <w:bCs/>
-          <w:sz w:val="40"/>
-          <w:szCs w:val="40"/>
-        </w:rPr>
+        <w:pStyle w:val="Titolo1"/>
+      </w:pPr>
+      <w:bookmarkStart w:id="69" w:name="_Toc224393534"/>
+      <w:r>
         <w:lastRenderedPageBreak/>
         <w:t>Bibliografia e Sitografia</w:t>
       </w:r>
-    </w:p>
-    <w:p>
-      <w:pPr>
+      <w:bookmarkEnd w:id="69"/>
+    </w:p>
+    <w:p>
+      <w:pPr>
+        <w:pStyle w:val="Paragrafoelenco"/>
+        <w:numPr>
+          <w:ilvl w:val="0"/>
+          <w:numId w:val="13"/>
+        </w:numPr>
         <w:jc w:val="left"/>
+        <w:rPr>
+          <w:lang w:val="en-US"/>
+        </w:rPr>
+      </w:pPr>
+      <w:r>
+        <w:rPr>
+          <w:lang w:val="en-US"/>
+        </w:rPr>
+        <w:t xml:space="preserve">Microchip Technology Inc., </w:t>
+      </w:r>
+      <w:r>
+        <w:rPr>
+          <w:i/>
+          <w:iCs/>
+          <w:lang w:val="en-US"/>
+        </w:rPr>
+        <w:t xml:space="preserve">ATmega48A/PA/88A/PA/168A/PA/328/P </w:t>
+      </w:r>
+      <w:proofErr w:type="spellStart"/>
+      <w:r>
+        <w:rPr>
+          <w:i/>
+          <w:iCs/>
+          <w:lang w:val="en-US"/>
+        </w:rPr>
+        <w:t>megaAVR</w:t>
+      </w:r>
+      <w:proofErr w:type="spellEnd"/>
+      <w:r>
+        <w:rPr>
+          <w:i/>
+          <w:iCs/>
+          <w:lang w:val="en-US"/>
+        </w:rPr>
+        <w:t>® Data Sheet</w:t>
+      </w:r>
+      <w:r>
+        <w:rPr>
+          <w:lang w:val="en-US"/>
+        </w:rPr>
+        <w:t>, Datasheet.</w:t>
+      </w:r>
+    </w:p>
+    <w:p>
+      <w:pPr>
+        <w:pStyle w:val="Paragrafoelenco"/>
+        <w:jc w:val="left"/>
+        <w:rPr>
+          <w:lang w:val="en-US"/>
+        </w:rPr>
+      </w:pPr>
+    </w:p>
+    <w:p>
+      <w:pPr>
+        <w:pStyle w:val="Paragrafoelenco"/>
+        <w:numPr>
+          <w:ilvl w:val="0"/>
+          <w:numId w:val="13"/>
+        </w:numPr>
+        <w:jc w:val="left"/>
+        <w:rPr>
+          <w:lang w:val="en-US"/>
+        </w:rPr>
+      </w:pPr>
+      <w:r>
+        <w:rPr>
+          <w:lang w:val="en-US"/>
+        </w:rPr>
+        <w:t xml:space="preserve">Texas Instruments, </w:t>
+      </w:r>
+      <w:r>
+        <w:rPr>
+          <w:i/>
+          <w:iCs/>
+          <w:lang w:val="en-US"/>
+        </w:rPr>
+        <w:t>LMR33640 SIMPLE SWITCHER® 3.8-V to 36-V, 4-A Synchronous Step-down Converter</w:t>
+      </w:r>
+      <w:r>
+        <w:rPr>
+          <w:lang w:val="en-US"/>
+        </w:rPr>
+        <w:t>, Datasheet.</w:t>
+      </w:r>
+    </w:p>
+    <w:p>
+      <w:pPr>
+        <w:pStyle w:val="Paragrafoelenco"/>
+        <w:jc w:val="left"/>
+        <w:rPr>
+          <w:lang w:val="en-US"/>
+        </w:rPr>
+      </w:pPr>
+    </w:p>
+    <w:p>
+      <w:pPr>
+        <w:pStyle w:val="Paragrafoelenco"/>
+        <w:numPr>
+          <w:ilvl w:val="0"/>
+          <w:numId w:val="13"/>
+        </w:numPr>
+        <w:jc w:val="left"/>
+        <w:rPr>
+          <w:lang w:val="en-US"/>
+        </w:rPr>
+      </w:pPr>
+      <w:r>
+        <w:rPr>
+          <w:lang w:val="en-US"/>
+        </w:rPr>
+        <w:t xml:space="preserve">Future Technology Devices International Ltd. (FTDI), </w:t>
+      </w:r>
+      <w:r>
+        <w:rPr>
+          <w:i/>
+          <w:iCs/>
+          <w:lang w:val="en-US"/>
+        </w:rPr>
+        <w:t>FT232R USB UART I.C.</w:t>
+      </w:r>
+      <w:r>
+        <w:rPr>
+          <w:lang w:val="en-US"/>
+        </w:rPr>
+        <w:t>, Datasheet.</w:t>
+      </w:r>
+    </w:p>
+    <w:p>
+      <w:pPr>
+        <w:pStyle w:val="Paragrafoelenco"/>
+        <w:jc w:val="left"/>
+        <w:rPr>
+          <w:lang w:val="en-US"/>
+        </w:rPr>
+      </w:pPr>
+    </w:p>
+    <w:p>
+      <w:pPr>
+        <w:pStyle w:val="Paragrafoelenco"/>
+        <w:numPr>
+          <w:ilvl w:val="0"/>
+          <w:numId w:val="13"/>
+        </w:numPr>
+        <w:jc w:val="left"/>
+        <w:rPr>
+          <w:lang w:val="en-US"/>
+        </w:rPr>
+      </w:pPr>
+      <w:r>
+        <w:rPr>
+          <w:lang w:val="en-US"/>
+        </w:rPr>
+        <w:t xml:space="preserve">Texas Instruments, </w:t>
+      </w:r>
+      <w:r>
+        <w:rPr>
+          <w:i/>
+          <w:iCs/>
+          <w:lang w:val="en-US"/>
+        </w:rPr>
+        <w:t>SN74HC4066 Quadruple Bilateral Analog Switches</w:t>
+      </w:r>
+      <w:r>
+        <w:rPr>
+          <w:lang w:val="en-US"/>
+        </w:rPr>
+        <w:t>, Datasheet.</w:t>
+      </w:r>
+    </w:p>
+    <w:p>
+      <w:pPr>
+        <w:pStyle w:val="Paragrafoelenco"/>
+        <w:jc w:val="left"/>
+        <w:rPr>
+          <w:lang w:val="en-US"/>
+        </w:rPr>
+      </w:pPr>
+    </w:p>
+    <w:p>
+      <w:pPr>
+        <w:pStyle w:val="Paragrafoelenco"/>
+        <w:numPr>
+          <w:ilvl w:val="0"/>
+          <w:numId w:val="13"/>
+        </w:numPr>
+        <w:jc w:val="left"/>
+        <w:rPr>
+          <w:lang w:val="en-US"/>
+        </w:rPr>
+      </w:pPr>
+      <w:proofErr w:type="spellStart"/>
+      <w:r>
+        <w:rPr>
+          <w:lang w:val="en-US"/>
+        </w:rPr>
+        <w:t>Huaxuanyang</w:t>
+      </w:r>
+      <w:proofErr w:type="spellEnd"/>
+      <w:r>
+        <w:rPr>
+          <w:lang w:val="en-US"/>
+        </w:rPr>
+        <w:t xml:space="preserve"> Electronics, </w:t>
+      </w:r>
+      <w:r>
+        <w:rPr>
+          <w:i/>
+          <w:iCs/>
+          <w:lang w:val="en-US"/>
+        </w:rPr>
+        <w:t>PC817 PHOTO to TRANSISTOR PHOTOCOUPLER</w:t>
+      </w:r>
+      <w:r>
+        <w:rPr>
+          <w:lang w:val="en-US"/>
+        </w:rPr>
+        <w:t>, Datasheet.</w:t>
+      </w:r>
+    </w:p>
+    <w:p>
+      <w:pPr>
+        <w:pStyle w:val="Paragrafoelenco"/>
+        <w:jc w:val="left"/>
+        <w:rPr>
+          <w:lang w:val="en-US"/>
+        </w:rPr>
+      </w:pPr>
+    </w:p>
+    <w:p>
+      <w:pPr>
+        <w:pStyle w:val="Paragrafoelenco"/>
+        <w:numPr>
+          <w:ilvl w:val="0"/>
+          <w:numId w:val="13"/>
+        </w:numPr>
+        <w:jc w:val="left"/>
+        <w:rPr>
+          <w:lang w:val="en-US"/>
+        </w:rPr>
+      </w:pPr>
+      <w:proofErr w:type="spellStart"/>
+      <w:r>
+        <w:rPr>
+          <w:lang w:val="en-US"/>
+        </w:rPr>
+        <w:t>Ruichips</w:t>
+      </w:r>
+      <w:proofErr w:type="spellEnd"/>
+      <w:r>
+        <w:rPr>
+          <w:lang w:val="en-US"/>
+        </w:rPr>
+        <w:t xml:space="preserve"> (o </w:t>
+      </w:r>
+      <w:proofErr w:type="spellStart"/>
+      <w:r>
+        <w:rPr>
+          <w:lang w:val="en-US"/>
+        </w:rPr>
+        <w:t>produttori</w:t>
+      </w:r>
+      <w:proofErr w:type="spellEnd"/>
+      <w:r>
+        <w:rPr>
+          <w:lang w:val="en-US"/>
+        </w:rPr>
+        <w:t xml:space="preserve"> </w:t>
+      </w:r>
+      <w:proofErr w:type="spellStart"/>
+      <w:r>
+        <w:rPr>
+          <w:lang w:val="en-US"/>
+        </w:rPr>
+        <w:t>equivalenti</w:t>
+      </w:r>
+      <w:proofErr w:type="spellEnd"/>
+      <w:r>
+        <w:rPr>
+          <w:lang w:val="en-US"/>
+        </w:rPr>
+        <w:t xml:space="preserve">), </w:t>
+      </w:r>
+      <w:r>
+        <w:rPr>
+          <w:i/>
+          <w:iCs/>
+          <w:lang w:val="en-US"/>
+        </w:rPr>
+        <w:t>20N03 N-Ch 30V Fast Switching MOSFETs</w:t>
+      </w:r>
+      <w:r>
+        <w:rPr>
+          <w:lang w:val="en-US"/>
+        </w:rPr>
+        <w:t>, Datasheet.</w:t>
+      </w:r>
+    </w:p>
+    <w:p>
+      <w:pPr>
+        <w:pStyle w:val="Paragrafoelenco"/>
+        <w:jc w:val="left"/>
+        <w:rPr>
+          <w:lang w:val="en-US"/>
+        </w:rPr>
+      </w:pPr>
+    </w:p>
+    <w:p>
+      <w:pPr>
+        <w:pStyle w:val="Paragrafoelenco"/>
+        <w:numPr>
+          <w:ilvl w:val="0"/>
+          <w:numId w:val="13"/>
+        </w:numPr>
+        <w:jc w:val="left"/>
+        <w:rPr>
+          <w:lang w:val="en-US"/>
+        </w:rPr>
+      </w:pPr>
+      <w:proofErr w:type="spellStart"/>
+      <w:r>
+        <w:rPr>
+          <w:lang w:val="en-US"/>
+        </w:rPr>
+        <w:t>Ruichips</w:t>
+      </w:r>
+      <w:proofErr w:type="spellEnd"/>
+      <w:r>
+        <w:rPr>
+          <w:lang w:val="en-US"/>
+        </w:rPr>
+        <w:t xml:space="preserve"> (o </w:t>
+      </w:r>
+      <w:proofErr w:type="spellStart"/>
+      <w:r>
+        <w:rPr>
+          <w:lang w:val="en-US"/>
+        </w:rPr>
+        <w:t>produttori</w:t>
+      </w:r>
+      <w:proofErr w:type="spellEnd"/>
+      <w:r>
+        <w:rPr>
+          <w:lang w:val="en-US"/>
+        </w:rPr>
+        <w:t xml:space="preserve"> </w:t>
+      </w:r>
+      <w:proofErr w:type="spellStart"/>
+      <w:r>
+        <w:rPr>
+          <w:lang w:val="en-US"/>
+        </w:rPr>
+        <w:t>equivalenti</w:t>
+      </w:r>
+      <w:proofErr w:type="spellEnd"/>
+      <w:r>
+        <w:rPr>
+          <w:lang w:val="en-US"/>
+        </w:rPr>
+        <w:t xml:space="preserve">), </w:t>
+      </w:r>
+      <w:r>
+        <w:rPr>
+          <w:i/>
+          <w:iCs/>
+          <w:lang w:val="en-US"/>
+        </w:rPr>
+        <w:t>20P03 P-CH 20V Fast Switching MOSFETs</w:t>
+      </w:r>
+      <w:r>
+        <w:rPr>
+          <w:lang w:val="en-US"/>
+        </w:rPr>
+        <w:t>, Datasheet.</w:t>
+      </w:r>
+    </w:p>
+    <w:p>
+      <w:pPr>
+        <w:pStyle w:val="Paragrafoelenco"/>
+        <w:jc w:val="left"/>
+        <w:rPr>
+          <w:lang w:val="en-US"/>
+        </w:rPr>
+      </w:pPr>
+    </w:p>
+    <w:p>
+      <w:pPr>
+        <w:pStyle w:val="Paragrafoelenco"/>
+        <w:numPr>
+          <w:ilvl w:val="0"/>
+          <w:numId w:val="13"/>
+        </w:numPr>
+        <w:jc w:val="left"/>
+        <w:rPr>
+          <w:lang w:val="en-US"/>
+        </w:rPr>
+      </w:pPr>
+      <w:proofErr w:type="spellStart"/>
+      <w:r>
+        <w:rPr>
+          <w:lang w:val="en-US"/>
+        </w:rPr>
+        <w:t>Aosong</w:t>
+      </w:r>
+      <w:proofErr w:type="spellEnd"/>
+      <w:r>
+        <w:rPr>
+          <w:lang w:val="en-US"/>
+        </w:rPr>
+        <w:t xml:space="preserve"> Electronics, </w:t>
+      </w:r>
+      <w:r>
+        <w:rPr>
+          <w:i/>
+          <w:iCs/>
+          <w:lang w:val="en-US"/>
+        </w:rPr>
+        <w:t>DHT22 (AM2302) Digital Temperature and Humidity Sensor</w:t>
+      </w:r>
+      <w:r>
+        <w:rPr>
+          <w:lang w:val="en-US"/>
+        </w:rPr>
+        <w:t xml:space="preserve">, </w:t>
+      </w:r>
+      <w:proofErr w:type="gramStart"/>
+      <w:r>
+        <w:rPr>
+          <w:lang w:val="en-US"/>
+        </w:rPr>
+        <w:t>Datasheet.</w:t>
+      </w:r>
+      <w:r>
+        <w:rPr>
+          <w:lang w:val="en-US"/>
+        </w:rPr>
+        <w:t>.</w:t>
+      </w:r>
+      <w:proofErr w:type="gramEnd"/>
+    </w:p>
+    <w:p>
+      <w:pPr>
+        <w:pStyle w:val="Paragrafoelenco"/>
+        <w:jc w:val="left"/>
+        <w:rPr>
+          <w:lang w:val="en-US"/>
+        </w:rPr>
+      </w:pPr>
+    </w:p>
+    <w:p>
+      <w:pPr>
+        <w:pStyle w:val="Paragrafoelenco"/>
+        <w:numPr>
+          <w:ilvl w:val="0"/>
+          <w:numId w:val="13"/>
+        </w:numPr>
+        <w:jc w:val="left"/>
+      </w:pPr>
+      <w:proofErr w:type="spellStart"/>
+      <w:r>
+        <w:rPr>
+          <w:lang w:val="en-US"/>
+        </w:rPr>
+        <w:t>Nextion</w:t>
+      </w:r>
+      <w:proofErr w:type="spellEnd"/>
+      <w:r>
+        <w:rPr>
+          <w:lang w:val="en-US"/>
+        </w:rPr>
+        <w:t xml:space="preserve">, </w:t>
+      </w:r>
+      <w:proofErr w:type="spellStart"/>
+      <w:r>
+        <w:rPr>
+          <w:i/>
+          <w:iCs/>
+          <w:lang w:val="en-US"/>
+        </w:rPr>
+        <w:t>Nextion</w:t>
+      </w:r>
+      <w:proofErr w:type="spellEnd"/>
+      <w:r>
+        <w:rPr>
+          <w:i/>
+          <w:iCs/>
+          <w:lang w:val="en-US"/>
+        </w:rPr>
+        <w:t xml:space="preserve"> HMI Display - Instruction Set &amp; Editor Guide</w:t>
+      </w:r>
+      <w:r>
+        <w:rPr>
+          <w:lang w:val="en-US"/>
+        </w:rPr>
+        <w:t xml:space="preserve">. </w:t>
+      </w:r>
+      <w:r>
+        <w:t xml:space="preserve">[Online]. Disponibile su: </w:t>
+      </w:r>
+      <w:hyperlink r:id="rId35" w:history="1">
+        <w:r>
+          <w:rPr>
+            <w:rStyle w:val="Collegamentoipertestuale"/>
+          </w:rPr>
+          <w:t>https://nextion.tech/instruction-set/</w:t>
+        </w:r>
+      </w:hyperlink>
+    </w:p>
+    <w:p>
+      <w:pPr>
+        <w:pStyle w:val="Paragrafoelenco"/>
+      </w:pPr>
+    </w:p>
+    <w:p>
+      <w:pPr>
+        <w:ind w:firstLine="360"/>
+        <w:jc w:val="left"/>
+      </w:pPr>
+      <w:r>
+        <w:t xml:space="preserve">[10] </w:t>
+      </w:r>
+      <w:proofErr w:type="spellStart"/>
+      <w:r>
+        <w:t>Songle</w:t>
+      </w:r>
+      <w:proofErr w:type="spellEnd"/>
+      <w:r>
+        <w:t xml:space="preserve">, </w:t>
+      </w:r>
+      <w:r>
+        <w:rPr>
+          <w:i/>
+          <w:iCs/>
+        </w:rPr>
+        <w:t xml:space="preserve">SRA-12VDC-AL </w:t>
+      </w:r>
+      <w:proofErr w:type="spellStart"/>
+      <w:r>
+        <w:rPr>
+          <w:i/>
+          <w:iCs/>
+        </w:rPr>
+        <w:t>Relay</w:t>
+      </w:r>
+      <w:proofErr w:type="spellEnd"/>
+      <w:r>
+        <w:t>, Datasheet tecnico.</w:t>
+      </w:r>
+    </w:p>
+    <w:p>
+      <w:pPr>
+        <w:jc w:val="left"/>
       </w:pPr>
     </w:p>
     <w:sectPr>
-      <w:footerReference w:type="first" r:id="rId35"/>
+      <w:footerReference w:type="first" r:id="rId36"/>
       <w:pgSz w:w="11906" w:h="16838"/>
       <w:pgMar w:top="1701" w:right="1701" w:bottom="1701" w:left="1701" w:header="709" w:footer="709" w:gutter="0"/>
       <w:pgNumType w:start="1"/>
@@ -10142,7 +12063,7 @@
 <w:ftr xmlns:wpc="http://schemas.microsoft.com/office/word/2010/wordprocessingCanvas" xmlns:cx="http://schemas.microsoft.com/office/drawing/2014/chartex" xmlns:cx1="http://schemas.microsoft.com/office/drawing/2015/9/8/chartex" xmlns:cx2="http://schemas.microsoft.com/office/drawing/2015/10/21/chartex" xmlns:cx3="http://schemas.microsoft.com/office/drawing/2016/5/9/chartex" xmlns:cx4="http://schemas.microsoft.com/office/drawing/2016/5/10/chartex" xmlns:cx5="http://schemas.microsoft.com/office/drawing/2016/5/11/chartex" xmlns:cx6="http://schemas.microsoft.com/office/drawing/2016/5/12/chartex" xmlns:cx7="http://schemas.microsoft.com/office/drawing/2016/5/13/chartex" xmlns:cx8="http://schemas.microsoft.com/office/drawing/2016/5/14/chartex" xmlns:mc="http://schemas.openxmlformats.org/markup-compatibility/2006" xmlns:aink="http://schemas.microsoft.com/office/drawing/2016/ink" xmlns:am3d="http://schemas.microsoft.com/office/drawing/2017/model3d" xmlns:o="urn:schemas-microsoft-com:office:office" xmlns:oel="http://schemas.microsoft.com/office/2019/extlst" xmlns:r="http://schemas.openxmlformats.org/officeDocument/2006/relationships" xmlns:m="http://schemas.openxmlformats.org/officeDocument/2006/math" xmlns:v="urn:schemas-microsoft-com:vml" xmlns:wp14="http://schemas.microsoft.com/office/word/2010/wordprocessingDrawing" xmlns:wp="http://schemas.openxmlformats.org/drawingml/2006/wordprocessingDrawing" xmlns:w10="urn:schemas-microsoft-com:office:word" xmlns:w="http://schemas.openxmlformats.org/wordprocessingml/2006/main" xmlns:w14="http://schemas.microsoft.com/office/word/2010/wordml" xmlns:w15="http://schemas.microsoft.com/office/word/2012/wordml" xmlns:w16cex="http://schemas.microsoft.com/office/word/2018/wordml/cex" xmlns:w16cid="http://schemas.microsoft.com/office/word/2016/wordml/cid" xmlns:w16="http://schemas.microsoft.com/office/word/2018/wordml" xmlns:w16du="http://schemas.microsoft.com/office/word/2023/wordml/word16du" xmlns:w16sdtdh="http://schemas.microsoft.com/office/word/2020/wordml/sdtdatahash" xmlns:w16sdtfl="http://schemas.microsoft.com/office/word/2024/wordml/sdtformatlock" xmlns:w16se="http://schemas.microsoft.com/office/word/2015/wordml/symex" xmlns:wpg="http://schemas.microsoft.com/office/word/2010/wordprocessingGroup" xmlns:wpi="http://schemas.microsoft.com/office/word/2010/wordprocessingInk" xmlns:wne="http://schemas.microsoft.com/office/word/2006/wordml" xmlns:wps="http://schemas.microsoft.com/office/word/2010/wordprocessingShape" mc:Ignorable="w14 w15 w16se w16cid w16 w16cex w16sdtdh w16sdtfl w16du wp14">
   <w:sdt>
     <w:sdtPr>
-      <w:id w:val="581805062"/>
+      <w:id w:val="458305280"/>
       <w:docPartObj>
         <w:docPartGallery w:val="Page Numbers (Bottom of Page)"/>
         <w:docPartUnique/>
@@ -10184,7 +12105,7 @@
 <w:ftr xmlns:wpc="http://schemas.microsoft.com/office/word/2010/wordprocessingCanvas" xmlns:cx="http://schemas.microsoft.com/office/drawing/2014/chartex" xmlns:cx1="http://schemas.microsoft.com/office/drawing/2015/9/8/chartex" xmlns:cx2="http://schemas.microsoft.com/office/drawing/2015/10/21/chartex" xmlns:cx3="http://schemas.microsoft.com/office/drawing/2016/5/9/chartex" xmlns:cx4="http://schemas.microsoft.com/office/drawing/2016/5/10/chartex" xmlns:cx5="http://schemas.microsoft.com/office/drawing/2016/5/11/chartex" xmlns:cx6="http://schemas.microsoft.com/office/drawing/2016/5/12/chartex" xmlns:cx7="http://schemas.microsoft.com/office/drawing/2016/5/13/chartex" xmlns:cx8="http://schemas.microsoft.com/office/drawing/2016/5/14/chartex" xmlns:mc="http://schemas.openxmlformats.org/markup-compatibility/2006" xmlns:aink="http://schemas.microsoft.com/office/drawing/2016/ink" xmlns:am3d="http://schemas.microsoft.com/office/drawing/2017/model3d" xmlns:o="urn:schemas-microsoft-com:office:office" xmlns:oel="http://schemas.microsoft.com/office/2019/extlst" xmlns:r="http://schemas.openxmlformats.org/officeDocument/2006/relationships" xmlns:m="http://schemas.openxmlformats.org/officeDocument/2006/math" xmlns:v="urn:schemas-microsoft-com:vml" xmlns:wp14="http://schemas.microsoft.com/office/word/2010/wordprocessingDrawing" xmlns:wp="http://schemas.openxmlformats.org/drawingml/2006/wordprocessingDrawing" xmlns:w10="urn:schemas-microsoft-com:office:word" xmlns:w="http://schemas.openxmlformats.org/wordprocessingml/2006/main" xmlns:w14="http://schemas.microsoft.com/office/word/2010/wordml" xmlns:w15="http://schemas.microsoft.com/office/word/2012/wordml" xmlns:w16cex="http://schemas.microsoft.com/office/word/2018/wordml/cex" xmlns:w16cid="http://schemas.microsoft.com/office/word/2016/wordml/cid" xmlns:w16="http://schemas.microsoft.com/office/word/2018/wordml" xmlns:w16du="http://schemas.microsoft.com/office/word/2023/wordml/word16du" xmlns:w16sdtdh="http://schemas.microsoft.com/office/word/2020/wordml/sdtdatahash" xmlns:w16sdtfl="http://schemas.microsoft.com/office/word/2024/wordml/sdtformatlock" xmlns:w16se="http://schemas.microsoft.com/office/word/2015/wordml/symex" xmlns:wpg="http://schemas.microsoft.com/office/word/2010/wordprocessingGroup" xmlns:wpi="http://schemas.microsoft.com/office/word/2010/wordprocessingInk" xmlns:wne="http://schemas.microsoft.com/office/word/2006/wordml" xmlns:wps="http://schemas.microsoft.com/office/word/2010/wordprocessingShape" mc:Ignorable="w14 w15 w16se w16cid w16 w16cex w16sdtdh w16sdtfl w16du wp14">
   <w:sdt>
     <w:sdtPr>
-      <w:id w:val="1668050835"/>
+      <w:id w:val="432403191"/>
       <w:docPartObj>
         <w:docPartGallery w:val="Page Numbers (Bottom of Page)"/>
         <w:docPartUnique/>
@@ -10226,7 +12147,7 @@
 <w:ftr xmlns:wpc="http://schemas.microsoft.com/office/word/2010/wordprocessingCanvas" xmlns:cx="http://schemas.microsoft.com/office/drawing/2014/chartex" xmlns:cx1="http://schemas.microsoft.com/office/drawing/2015/9/8/chartex" xmlns:cx2="http://schemas.microsoft.com/office/drawing/2015/10/21/chartex" xmlns:cx3="http://schemas.microsoft.com/office/drawing/2016/5/9/chartex" xmlns:cx4="http://schemas.microsoft.com/office/drawing/2016/5/10/chartex" xmlns:cx5="http://schemas.microsoft.com/office/drawing/2016/5/11/chartex" xmlns:cx6="http://schemas.microsoft.com/office/drawing/2016/5/12/chartex" xmlns:cx7="http://schemas.microsoft.com/office/drawing/2016/5/13/chartex" xmlns:cx8="http://schemas.microsoft.com/office/drawing/2016/5/14/chartex" xmlns:mc="http://schemas.openxmlformats.org/markup-compatibility/2006" xmlns:aink="http://schemas.microsoft.com/office/drawing/2016/ink" xmlns:am3d="http://schemas.microsoft.com/office/drawing/2017/model3d" xmlns:o="urn:schemas-microsoft-com:office:office" xmlns:oel="http://schemas.microsoft.com/office/2019/extlst" xmlns:r="http://schemas.openxmlformats.org/officeDocument/2006/relationships" xmlns:m="http://schemas.openxmlformats.org/officeDocument/2006/math" xmlns:v="urn:schemas-microsoft-com:vml" xmlns:wp14="http://schemas.microsoft.com/office/word/2010/wordprocessingDrawing" xmlns:wp="http://schemas.openxmlformats.org/drawingml/2006/wordprocessingDrawing" xmlns:w10="urn:schemas-microsoft-com:office:word" xmlns:w="http://schemas.openxmlformats.org/wordprocessingml/2006/main" xmlns:w14="http://schemas.microsoft.com/office/word/2010/wordml" xmlns:w15="http://schemas.microsoft.com/office/word/2012/wordml" xmlns:w16cex="http://schemas.microsoft.com/office/word/2018/wordml/cex" xmlns:w16cid="http://schemas.microsoft.com/office/word/2016/wordml/cid" xmlns:w16="http://schemas.microsoft.com/office/word/2018/wordml" xmlns:w16du="http://schemas.microsoft.com/office/word/2023/wordml/word16du" xmlns:w16sdtdh="http://schemas.microsoft.com/office/word/2020/wordml/sdtdatahash" xmlns:w16sdtfl="http://schemas.microsoft.com/office/word/2024/wordml/sdtformatlock" xmlns:w16se="http://schemas.microsoft.com/office/word/2015/wordml/symex" xmlns:wpg="http://schemas.microsoft.com/office/word/2010/wordprocessingGroup" xmlns:wpi="http://schemas.microsoft.com/office/word/2010/wordprocessingInk" xmlns:wne="http://schemas.microsoft.com/office/word/2006/wordml" xmlns:wps="http://schemas.microsoft.com/office/word/2010/wordprocessingShape" mc:Ignorable="w14 w15 w16se w16cid w16 w16cex w16sdtdh w16sdtfl w16du wp14">
   <w:sdt>
     <w:sdtPr>
-      <w:id w:val="-16468388"/>
+      <w:id w:val="-101657920"/>
       <w:docPartObj>
         <w:docPartGallery w:val="Page Numbers (Bottom of Page)"/>
         <w:docPartUnique/>
@@ -10852,6 +12773,95 @@
     </w:lvl>
   </w:abstractNum>
   <w:abstractNum w:abstractNumId="4" w15:restartNumberingAfterBreak="0">
+    <w:nsid w:val="2F4A78CF"/>
+    <w:multiLevelType w:val="hybridMultilevel"/>
+    <w:tmpl w:val="24BC8DE4"/>
+    <w:lvl w:ilvl="0" w:tplc="F67CB4E2">
+      <w:start w:val="1"/>
+      <w:numFmt w:val="decimal"/>
+      <w:lvlText w:val="[%1]"/>
+      <w:lvlJc w:val="left"/>
+      <w:pPr>
+        <w:ind w:left="720" w:hanging="360"/>
+      </w:pPr>
+      <w:rPr>
+        <w:rFonts w:hint="default"/>
+      </w:rPr>
+    </w:lvl>
+    <w:lvl w:ilvl="1" w:tplc="04100019" w:tentative="1">
+      <w:start w:val="1"/>
+      <w:numFmt w:val="lowerLetter"/>
+      <w:lvlText w:val="%2."/>
+      <w:lvlJc w:val="left"/>
+      <w:pPr>
+        <w:ind w:left="1440" w:hanging="360"/>
+      </w:pPr>
+    </w:lvl>
+    <w:lvl w:ilvl="2" w:tplc="0410001B" w:tentative="1">
+      <w:start w:val="1"/>
+      <w:numFmt w:val="lowerRoman"/>
+      <w:lvlText w:val="%3."/>
+      <w:lvlJc w:val="right"/>
+      <w:pPr>
+        <w:ind w:left="2160" w:hanging="180"/>
+      </w:pPr>
+    </w:lvl>
+    <w:lvl w:ilvl="3" w:tplc="0410000F" w:tentative="1">
+      <w:start w:val="1"/>
+      <w:numFmt w:val="decimal"/>
+      <w:lvlText w:val="%4."/>
+      <w:lvlJc w:val="left"/>
+      <w:pPr>
+        <w:ind w:left="2880" w:hanging="360"/>
+      </w:pPr>
+    </w:lvl>
+    <w:lvl w:ilvl="4" w:tplc="04100019" w:tentative="1">
+      <w:start w:val="1"/>
+      <w:numFmt w:val="lowerLetter"/>
+      <w:lvlText w:val="%5."/>
+      <w:lvlJc w:val="left"/>
+      <w:pPr>
+        <w:ind w:left="3600" w:hanging="360"/>
+      </w:pPr>
+    </w:lvl>
+    <w:lvl w:ilvl="5" w:tplc="0410001B" w:tentative="1">
+      <w:start w:val="1"/>
+      <w:numFmt w:val="lowerRoman"/>
+      <w:lvlText w:val="%6."/>
+      <w:lvlJc w:val="right"/>
+      <w:pPr>
+        <w:ind w:left="4320" w:hanging="180"/>
+      </w:pPr>
+    </w:lvl>
+    <w:lvl w:ilvl="6" w:tplc="0410000F" w:tentative="1">
+      <w:start w:val="1"/>
+      <w:numFmt w:val="decimal"/>
+      <w:lvlText w:val="%7."/>
+      <w:lvlJc w:val="left"/>
+      <w:pPr>
+        <w:ind w:left="5040" w:hanging="360"/>
+      </w:pPr>
+    </w:lvl>
+    <w:lvl w:ilvl="7" w:tplc="04100019" w:tentative="1">
+      <w:start w:val="1"/>
+      <w:numFmt w:val="lowerLetter"/>
+      <w:lvlText w:val="%8."/>
+      <w:lvlJc w:val="left"/>
+      <w:pPr>
+        <w:ind w:left="5760" w:hanging="360"/>
+      </w:pPr>
+    </w:lvl>
+    <w:lvl w:ilvl="8" w:tplc="0410001B" w:tentative="1">
+      <w:start w:val="1"/>
+      <w:numFmt w:val="lowerRoman"/>
+      <w:lvlText w:val="%9."/>
+      <w:lvlJc w:val="right"/>
+      <w:pPr>
+        <w:ind w:left="6480" w:hanging="180"/>
+      </w:pPr>
+    </w:lvl>
+  </w:abstractNum>
+  <w:abstractNum w:abstractNumId="5" w15:restartNumberingAfterBreak="0">
     <w:nsid w:val="37F210A1"/>
     <w:multiLevelType w:val="multilevel"/>
     <w:tmpl w:val="21AE8CF4"/>
@@ -11000,7 +13010,7 @@
       </w:rPr>
     </w:lvl>
   </w:abstractNum>
-  <w:abstractNum w:abstractNumId="5" w15:restartNumberingAfterBreak="0">
+  <w:abstractNum w:abstractNumId="6" w15:restartNumberingAfterBreak="0">
     <w:nsid w:val="3C6B1CDF"/>
     <w:multiLevelType w:val="multilevel"/>
     <w:tmpl w:val="7F02FA96"/>
@@ -11149,7 +13159,7 @@
       </w:rPr>
     </w:lvl>
   </w:abstractNum>
-  <w:abstractNum w:abstractNumId="6" w15:restartNumberingAfterBreak="0">
+  <w:abstractNum w:abstractNumId="7" w15:restartNumberingAfterBreak="0">
     <w:nsid w:val="470663DA"/>
     <w:multiLevelType w:val="multilevel"/>
     <w:tmpl w:val="D52C8D62"/>
@@ -11298,7 +13308,7 @@
       </w:rPr>
     </w:lvl>
   </w:abstractNum>
-  <w:abstractNum w:abstractNumId="7" w15:restartNumberingAfterBreak="0">
+  <w:abstractNum w:abstractNumId="8" w15:restartNumberingAfterBreak="0">
     <w:nsid w:val="720C0518"/>
     <w:multiLevelType w:val="multilevel"/>
     <w:tmpl w:val="52B08C0A"/>
@@ -11411,7 +13421,7 @@
       </w:rPr>
     </w:lvl>
   </w:abstractNum>
-  <w:abstractNum w:abstractNumId="8" w15:restartNumberingAfterBreak="0">
+  <w:abstractNum w:abstractNumId="9" w15:restartNumberingAfterBreak="0">
     <w:nsid w:val="72A60BB5"/>
     <w:multiLevelType w:val="multilevel"/>
     <w:tmpl w:val="7E3C40FE"/>
@@ -11524,7 +13534,7 @@
       </w:pPr>
     </w:lvl>
   </w:abstractNum>
-  <w:abstractNum w:abstractNumId="9" w15:restartNumberingAfterBreak="0">
+  <w:abstractNum w:abstractNumId="10" w15:restartNumberingAfterBreak="0">
     <w:nsid w:val="75AB61AC"/>
     <w:multiLevelType w:val="multilevel"/>
     <w:tmpl w:val="9B4670EA"/>
@@ -11673,7 +13683,7 @@
       </w:rPr>
     </w:lvl>
   </w:abstractNum>
-  <w:abstractNum w:abstractNumId="10" w15:restartNumberingAfterBreak="0">
+  <w:abstractNum w:abstractNumId="11" w15:restartNumberingAfterBreak="0">
     <w:nsid w:val="799A58DF"/>
     <w:multiLevelType w:val="multilevel"/>
     <w:tmpl w:val="73608E9C"/>
@@ -11822,7 +13832,7 @@
       </w:rPr>
     </w:lvl>
   </w:abstractNum>
-  <w:abstractNum w:abstractNumId="11" w15:restartNumberingAfterBreak="0">
+  <w:abstractNum w:abstractNumId="12" w15:restartNumberingAfterBreak="0">
     <w:nsid w:val="7DD121A0"/>
     <w:multiLevelType w:val="multilevel"/>
     <w:tmpl w:val="515C90FC"/>
@@ -11972,31 +13982,31 @@
     </w:lvl>
   </w:abstractNum>
   <w:num w:numId="1" w16cid:durableId="1788044375">
-    <w:abstractNumId w:val="7"/>
+    <w:abstractNumId w:val="8"/>
   </w:num>
   <w:num w:numId="2" w16cid:durableId="2071802192">
-    <w:abstractNumId w:val="4"/>
+    <w:abstractNumId w:val="5"/>
   </w:num>
   <w:num w:numId="3" w16cid:durableId="110370560">
-    <w:abstractNumId w:val="5"/>
+    <w:abstractNumId w:val="6"/>
   </w:num>
   <w:num w:numId="4" w16cid:durableId="1516073199">
     <w:abstractNumId w:val="0"/>
   </w:num>
   <w:num w:numId="5" w16cid:durableId="1873610782">
-    <w:abstractNumId w:val="8"/>
+    <w:abstractNumId w:val="9"/>
   </w:num>
   <w:num w:numId="6" w16cid:durableId="1476020312">
-    <w:abstractNumId w:val="11"/>
+    <w:abstractNumId w:val="12"/>
   </w:num>
   <w:num w:numId="7" w16cid:durableId="96095721">
     <w:abstractNumId w:val="2"/>
   </w:num>
   <w:num w:numId="8" w16cid:durableId="1054816903">
-    <w:abstractNumId w:val="6"/>
+    <w:abstractNumId w:val="7"/>
   </w:num>
   <w:num w:numId="9" w16cid:durableId="1161504397">
-    <w:abstractNumId w:val="10"/>
+    <w:abstractNumId w:val="11"/>
   </w:num>
   <w:num w:numId="10" w16cid:durableId="380248762">
     <w:abstractNumId w:val="3"/>
@@ -12005,7 +14015,10 @@
     <w:abstractNumId w:val="1"/>
   </w:num>
   <w:num w:numId="12" w16cid:durableId="619263993">
-    <w:abstractNumId w:val="9"/>
+    <w:abstractNumId w:val="10"/>
+  </w:num>
+  <w:num w:numId="13" w16cid:durableId="1647080273">
+    <w:abstractNumId w:val="4"/>
   </w:num>
 </w:numbering>
 </file>
@@ -12410,7 +14423,7 @@
   <w:style w:type="paragraph" w:default="1" w:styleId="Normale">
     <w:name w:val="Normal"/>
     <w:qFormat/>
-    <w:rsid w:val="009A6383"/>
+    <w:rsid w:val="005D33AC"/>
     <w:pPr>
       <w:spacing w:line="360" w:lineRule="auto"/>
       <w:jc w:val="both"/>
@@ -12619,6 +14632,7 @@
   <w:style w:type="character" w:default="1" w:styleId="Carpredefinitoparagrafo">
     <w:name w:val="Default Paragraph Font"/>
     <w:uiPriority w:val="1"/>
+    <w:semiHidden/>
     <w:unhideWhenUsed/>
   </w:style>
   <w:style w:type="table" w:default="1" w:styleId="Tabellanormale">
@@ -13086,16 +15100,38 @@
     <w:uiPriority w:val="35"/>
     <w:unhideWhenUsed/>
     <w:qFormat/>
-    <w:rsid w:val="001A214E"/>
+    <w:rsid w:val="005D33AC"/>
     <w:pPr>
-      <w:spacing w:after="200" w:line="240" w:lineRule="auto"/>
+      <w:spacing w:before="120" w:after="320" w:line="240" w:lineRule="auto"/>
+      <w:jc w:val="center"/>
     </w:pPr>
     <w:rPr>
-      <w:i/>
       <w:iCs/>
-      <w:color w:val="0E2841" w:themeColor="text2"/>
-      <w:sz w:val="18"/>
+      <w:color w:val="000000" w:themeColor="text1"/>
       <w:szCs w:val="18"/>
+    </w:rPr>
+  </w:style>
+  <w:style w:type="paragraph" w:styleId="Indicedellefigure">
+    <w:name w:val="table of figures"/>
+    <w:basedOn w:val="Normale"/>
+    <w:next w:val="Normale"/>
+    <w:uiPriority w:val="99"/>
+    <w:unhideWhenUsed/>
+    <w:rsid w:val="005D33AC"/>
+    <w:pPr>
+      <w:spacing w:after="0"/>
+    </w:pPr>
+  </w:style>
+  <w:style w:type="character" w:styleId="Menzionenonrisolta">
+    <w:name w:val="Unresolved Mention"/>
+    <w:basedOn w:val="Carpredefinitoparagrafo"/>
+    <w:uiPriority w:val="99"/>
+    <w:semiHidden/>
+    <w:unhideWhenUsed/>
+    <w:rsid w:val="006956FE"/>
+    <w:rPr>
+      <w:color w:val="605E5C"/>
+      <w:shd w:val="clear" w:color="auto" w:fill="E1DFDD"/>
     </w:rPr>
   </w:style>
 </w:styles>
